--- a/downloads/卷11 记忆篇：记忆系统与状态持久化.docx
+++ b/downloads/卷11 记忆篇：记忆系统与状态持久化.docx
@@ -883,7 +883,7 @@
               <w:fldChar w:fldCharType="separate"/>
             </w:r>
             <w:r>
-              <w:t>6</w:t>
+              <w:t>7</w:t>
             </w:r>
             <w:r>
               <w:fldChar w:fldCharType="end"/>
@@ -991,7 +991,7 @@
               <w:fldChar w:fldCharType="separate"/>
             </w:r>
             <w:r>
-              <w:t>17</w:t>
+              <w:t>18</w:t>
             </w:r>
             <w:r>
               <w:fldChar w:fldCharType="end"/>
@@ -1026,7 +1026,7 @@
               <w:fldChar w:fldCharType="separate"/>
             </w:r>
             <w:r>
-              <w:t>18</w:t>
+              <w:t>19</w:t>
             </w:r>
             <w:r>
               <w:fldChar w:fldCharType="end"/>
@@ -1062,7 +1062,7 @@
               <w:fldChar w:fldCharType="separate"/>
             </w:r>
             <w:r>
-              <w:t>18</w:t>
+              <w:t>19</w:t>
             </w:r>
             <w:r>
               <w:fldChar w:fldCharType="end"/>
@@ -1134,7 +1134,7 @@
               <w:fldChar w:fldCharType="separate"/>
             </w:r>
             <w:r>
-              <w:t>19</w:t>
+              <w:t>20</w:t>
             </w:r>
             <w:r>
               <w:fldChar w:fldCharType="end"/>
@@ -1170,7 +1170,7 @@
               <w:fldChar w:fldCharType="separate"/>
             </w:r>
             <w:r>
-              <w:t>20</w:t>
+              <w:t>21</w:t>
             </w:r>
             <w:r>
               <w:fldChar w:fldCharType="end"/>
@@ -1242,7 +1242,7 @@
               <w:fldChar w:fldCharType="separate"/>
             </w:r>
             <w:r>
-              <w:t>21</w:t>
+              <w:t>22</w:t>
             </w:r>
             <w:r>
               <w:fldChar w:fldCharType="end"/>
@@ -1277,7 +1277,7 @@
               <w:fldChar w:fldCharType="separate"/>
             </w:r>
             <w:r>
-              <w:t>22</w:t>
+              <w:t>23</w:t>
             </w:r>
             <w:r>
               <w:fldChar w:fldCharType="end"/>
@@ -1313,7 +1313,7 @@
               <w:fldChar w:fldCharType="separate"/>
             </w:r>
             <w:r>
-              <w:t>22</w:t>
+              <w:t>23</w:t>
             </w:r>
             <w:r>
               <w:fldChar w:fldCharType="end"/>
@@ -1385,7 +1385,7 @@
               <w:fldChar w:fldCharType="separate"/>
             </w:r>
             <w:r>
-              <w:t>23</w:t>
+              <w:t>24</w:t>
             </w:r>
             <w:r>
               <w:fldChar w:fldCharType="end"/>
@@ -1421,7 +1421,7 @@
               <w:fldChar w:fldCharType="separate"/>
             </w:r>
             <w:r>
-              <w:t>27</w:t>
+              <w:t>28</w:t>
             </w:r>
             <w:r>
               <w:fldChar w:fldCharType="end"/>
@@ -1457,7 +1457,7 @@
               <w:fldChar w:fldCharType="separate"/>
             </w:r>
             <w:r>
-              <w:t>27</w:t>
+              <w:t>28</w:t>
             </w:r>
             <w:r>
               <w:fldChar w:fldCharType="end"/>
@@ -1492,7 +1492,7 @@
               <w:fldChar w:fldCharType="separate"/>
             </w:r>
             <w:r>
-              <w:t>28</w:t>
+              <w:t>29</w:t>
             </w:r>
             <w:r>
               <w:fldChar w:fldCharType="end"/>
@@ -1528,7 +1528,7 @@
               <w:fldChar w:fldCharType="separate"/>
             </w:r>
             <w:r>
-              <w:t>28</w:t>
+              <w:t>29</w:t>
             </w:r>
             <w:r>
               <w:fldChar w:fldCharType="end"/>
@@ -1636,7 +1636,7 @@
               <w:fldChar w:fldCharType="separate"/>
             </w:r>
             <w:r>
-              <w:t>30</w:t>
+              <w:t>31</w:t>
             </w:r>
             <w:r>
               <w:fldChar w:fldCharType="end"/>
@@ -1672,7 +1672,7 @@
               <w:fldChar w:fldCharType="separate"/>
             </w:r>
             <w:r>
-              <w:t>37</w:t>
+              <w:t>38</w:t>
             </w:r>
             <w:r>
               <w:fldChar w:fldCharType="end"/>
@@ -1744,7 +1744,7 @@
               <w:fldChar w:fldCharType="separate"/>
             </w:r>
             <w:r>
-              <w:t>38</w:t>
+              <w:t>39</w:t>
             </w:r>
             <w:r>
               <w:fldChar w:fldCharType="end"/>
@@ -1780,7 +1780,7 @@
               <w:fldChar w:fldCharType="separate"/>
             </w:r>
             <w:r>
-              <w:t>38</w:t>
+              <w:t>39</w:t>
             </w:r>
             <w:r>
               <w:fldChar w:fldCharType="end"/>
@@ -1815,7 +1815,7 @@
               <w:fldChar w:fldCharType="separate"/>
             </w:r>
             <w:r>
-              <w:t>39</w:t>
+              <w:t>40</w:t>
             </w:r>
             <w:r>
               <w:fldChar w:fldCharType="end"/>
@@ -1851,7 +1851,7 @@
               <w:fldChar w:fldCharType="separate"/>
             </w:r>
             <w:r>
-              <w:t>39</w:t>
+              <w:t>40</w:t>
             </w:r>
             <w:r>
               <w:fldChar w:fldCharType="end"/>
@@ -1923,7 +1923,7 @@
               <w:fldChar w:fldCharType="separate"/>
             </w:r>
             <w:r>
-              <w:t>41</w:t>
+              <w:t>42</w:t>
             </w:r>
             <w:r>
               <w:fldChar w:fldCharType="end"/>
@@ -1995,7 +1995,7 @@
               <w:fldChar w:fldCharType="separate"/>
             </w:r>
             <w:r>
-              <w:t>49</w:t>
+              <w:t>50</w:t>
             </w:r>
             <w:r>
               <w:fldChar w:fldCharType="end"/>
@@ -2031,7 +2031,7 @@
               <w:fldChar w:fldCharType="separate"/>
             </w:r>
             <w:r>
-              <w:t>50</w:t>
+              <w:t>51</w:t>
             </w:r>
             <w:r>
               <w:fldChar w:fldCharType="end"/>
@@ -2101,7 +2101,7 @@
               <w:fldChar w:fldCharType="separate"/>
             </w:r>
             <w:r>
-              <w:t>52</w:t>
+              <w:t>53</w:t>
             </w:r>
             <w:r>
               <w:fldChar w:fldCharType="end"/>
@@ -2136,7 +2136,7 @@
               <w:fldChar w:fldCharType="separate"/>
             </w:r>
             <w:r>
-              <w:t>53</w:t>
+              <w:t>54</w:t>
             </w:r>
             <w:r>
               <w:fldChar w:fldCharType="end"/>
@@ -3486,26 +3486,6 @@
     </w:p>
     <w:p>
       <w:pPr>
-        <w:pStyle w:val="Heading2"/>
-        <w:keepNext/>
-        <w:spacing w:after="140" w:before="280" w:line="360" w:lineRule="atLeast"/>
-      </w:pPr>
-      <w:bookmarkStart w:id="100009" w:name="_Toc100009"/>
-      <w:r>
-        <w:rPr>
-          <w:rFonts w:ascii="Calibri" w:eastAsia="SimHei"/>
-          <w:b/>
-          <w:bCs/>
-          <w:color w:val="1B4A5C"/>
-          <w:sz w:val="28"/>
-          <w:szCs w:val="28"/>
-        </w:rPr>
-        <w:t xml:space="preserve">2.2 滑动窗口：最简单有效的上下文管理</w:t>
-      </w:r>
-      <w:bookmarkEnd w:id="100009"/>
-    </w:p>
-    <w:p>
-      <w:pPr>
         <w:spacing w:line="312"/>
         <w:ind w:firstLine="480"/>
         <w:jc w:val="both"/>
@@ -3517,39 +3497,7 @@
           <w:sz w:val="24"/>
           <w:szCs w:val="24"/>
         </w:rPr>
-        <w:t xml:space="preserve">滑动窗口是最基础也最常用的短期记忆管理策略。核心思想极其朴素：只保留最近 N 轮对话，超出部分直接丢弃。这种方法实现简单、Token 消耗可控、行为可预测，适用于大多数对话型 Agent——尤其是每轮相对独立的客服、问答、咨询场景。</w:t>
-      </w:r>
-    </w:p>
-    <w:p>
-      <w:pPr>
-        <w:spacing w:line="312"/>
-        <w:ind w:firstLine="480"/>
-        <w:jc w:val="both"/>
-      </w:pPr>
-      <w:r>
-        <w:rPr>
-          <w:rFonts w:ascii="Calibri" w:eastAsia="Microsoft YaHei"/>
-          <w:color w:val="1A2B33"/>
-          <w:sz w:val="24"/>
-          <w:szCs w:val="24"/>
-        </w:rPr>
-        <w:t xml:space="preserve">一个生产级的滑动窗口实现需要同时考虑两个维度：消息轮数上限与 Token 数量上限。只限制轮数可能导致单轮消息过长而溢出窗口；只限制 Token 数可能保留过多轮数但每轮内容不足。生产实践通常采用双约束策略：先按 Token 数裁剪，再按轮数兜底；两者任一超过阈值即触发裁剪。</w:t>
-      </w:r>
-    </w:p>
-    <w:p>
-      <w:pPr>
-        <w:spacing w:line="312"/>
-        <w:ind w:firstLine="480"/>
-        <w:jc w:val="both"/>
-      </w:pPr>
-      <w:r>
-        <w:rPr>
-          <w:rFonts w:ascii="Calibri" w:eastAsia="Microsoft YaHei"/>
-          <w:color w:val="1A2B33"/>
-          <w:sz w:val="24"/>
-          <w:szCs w:val="24"/>
-        </w:rPr>
-        <w:t xml:space="preserve">滑动窗口的优势是实现极简、Token 消耗可预测，特别适合对成本敏感的生产环境。但它的缺点也很明显：如果用户在对话早期设定了重要约束（"我对坚果过敏"、"项目预算上限 50 万"、"使用 TypeScript 而不是 JavaScript"），而后续对话轮数超过了窗口限制，这些关键信息就会丢失。为了缓解这个问题，需要引入更高级的摘要压缩机制——或者把这类硬约束提升到长期记忆中。第四章讨论的 Mem0 框架，正是通过自动识别这类硬约束并写入长期记忆，来解决滑动窗口的暴力遗忘问题。</w:t>
+        <w:t xml:space="preserve">图2-1 给这一节一个受用终身的比喻：上下文窗口就是一块擦了就忘的白板。白板面积有限，写满就必须擦——擦掉什么、保住什么，正是本节与下一节所有策略的出发点。用户早期说的「花生过敏」如果被擦掉，后面推荐零食时 Agent 就会犯错。</w:t>
       </w:r>
     </w:p>
     <w:p>
@@ -3561,7 +3509,7 @@
       <w:r>
         <w:drawing>
           <wp:inline distT="0" distB="0" distL="0" distR="0">
-            <wp:extent cx="5305425" cy="3181350"/>
+            <wp:extent cx="5486400" cy="3295650"/>
             <wp:effectExtent t="0" r="0" b="0" l="0"/>
             <wp:docPr id="1" name="" descr="" title=""/>
             <wp:cNvGraphicFramePr>
@@ -3586,7 +3534,7 @@
                   <pic:spPr bwMode="auto">
                     <a:xfrm>
                       <a:off x="0" y="0"/>
-                      <a:ext cx="5305425" cy="3181350"/>
+                      <a:ext cx="5486400" cy="3295650"/>
                     </a:xfrm>
                     <a:prstGeom prst="rect">
                       <a:avLst/>
@@ -3614,7 +3562,7 @@
           <w:sz w:val="21"/>
           <w:szCs w:val="21"/>
         </w:rPr>
-        <w:t xml:space="preserve">图2-1 滑动窗口 vs 摘要压缩对比</w:t>
+        <w:t xml:space="preserve">图2-1 上下文窗口的白板比喻：写满就要擦，三种腾地方策略各有取舍</w:t>
       </w:r>
     </w:p>
     <w:p>
@@ -3623,7 +3571,7 @@
         <w:keepNext/>
         <w:spacing w:after="140" w:before="280" w:line="360" w:lineRule="atLeast"/>
       </w:pPr>
-      <w:bookmarkStart w:id="100010" w:name="_Toc100010"/>
+      <w:bookmarkStart w:id="100009" w:name="_Toc100009"/>
       <w:r>
         <w:rPr>
           <w:rFonts w:ascii="Calibri" w:eastAsia="SimHei"/>
@@ -3633,9 +3581,9 @@
           <w:sz w:val="28"/>
           <w:szCs w:val="28"/>
         </w:rPr>
-        <w:t xml:space="preserve">2.3 摘要压缩：用精华替代全文</w:t>
-      </w:r>
-      <w:bookmarkEnd w:id="100010"/>
+        <w:t xml:space="preserve">2.2 滑动窗口：最简单有效的上下文管理</w:t>
+      </w:r>
+      <w:bookmarkEnd w:id="100009"/>
     </w:p>
     <w:p>
       <w:pPr>
@@ -3650,7 +3598,7 @@
           <w:sz w:val="24"/>
           <w:szCs w:val="24"/>
         </w:rPr>
-        <w:t xml:space="preserve">摘要压缩是滑动窗口的高级补充策略。当对话历史过长时，不是简单丢弃旧消息，而是让 LLM 对旧消息生成摘要，用几百 Token 的摘要替代几千 Token 的原始对话。这样既能保留关键信息，又能控制上下文大小。摘要压缩的本质是"信息的有损压缩"——换 Token 节省率来换信息保真度。</w:t>
+        <w:t xml:space="preserve">滑动窗口是最基础也最常用的短期记忆管理策略。核心思想极其朴素：只保留最近 N 轮对话，超出部分直接丢弃。这种方法实现简单、Token 消耗可控、行为可预测，适用于大多数对话型 Agent——尤其是每轮相对独立的客服、问答、咨询场景。</w:t>
       </w:r>
     </w:p>
     <w:p>
@@ -3666,7 +3614,7 @@
           <w:sz w:val="24"/>
           <w:szCs w:val="24"/>
         </w:rPr>
-        <w:t xml:space="preserve">一个典型的分层摘要策略是这样的：当对话历史超过阈值（如上下文预算的 60%）时，把早期的对话送入一个专门的摘要模型（可以是主 LLM 或更轻量的模型），生成一段结构化的摘要。这个摘要会被作为一个特殊的系统消息插入到对话历史的最前面，后续对话继续追加。当再次达到阈值时再次压缩。结构化的摘要模板应明确告诉模型需要提取哪些维度：用户原始需求、已做出的关键决策、待办事项、硬性约束、用户偏好等。不应包含寒暄客套、重复确认、中间过程的试错。</w:t>
+        <w:t xml:space="preserve">一个生产级的滑动窗口实现需要同时考虑两个维度：消息轮数上限与 Token 数量上限。只限制轮数可能导致单轮消息过长而溢出窗口；只限制 Token 数可能保留过多轮数但每轮内容不足。生产实践通常采用双约束策略：先按 Token 数裁剪，再按轮数兜底；两者任一超过阈值即触发裁剪。</w:t>
       </w:r>
     </w:p>
     <w:p>
@@ -3682,2037 +3630,7 @@
           <w:sz w:val="24"/>
           <w:szCs w:val="24"/>
         </w:rPr>
-        <w:t xml:space="preserve">摘要压缩的实现要点有四个。第一，摘要触发采用双阈值：预警阈值（如 60% 容量）触发轻量级压缩（如移除低价值消息），强制压缩阈值（如 80%）触发完整摘要。第二，保留关键消息：系统提示和最近一轮用户消息永不裁剪，前者决定 Agent 的人格，后者决定当前意图。第三，摘要模型选择影响保真度：推荐使用主 LLM 自身或 GPT-4o-mini 级别模型，过弱的模型会产生幻觉或遗漏关键细节。第四，增量摘要 vs 全量摘要：增量模式把"已有摘要+新对话"作为输入生成更新版本，避免重复计算但可能累积偏差；建议每 50 轮做一次全量重新摘要作为校准。</w:t>
-      </w:r>
-    </w:p>
-    <w:p>
-      <w:pPr>
-        <w:pStyle w:val="Heading2"/>
-        <w:keepNext/>
-        <w:spacing w:after="140" w:before="280" w:line="360" w:lineRule="atLeast"/>
-      </w:pPr>
-      <w:bookmarkStart w:id="100011" w:name="_Toc100011"/>
-      <w:r>
-        <w:rPr>
-          <w:rFonts w:ascii="Calibri" w:eastAsia="SimHei"/>
-          <w:b/>
-          <w:bCs/>
-          <w:color w:val="1B4A5C"/>
-          <w:sz w:val="28"/>
-          <w:szCs w:val="28"/>
-        </w:rPr>
-        <w:t xml:space="preserve">2.4 Token 预算分配实践</w:t>
-      </w:r>
-      <w:bookmarkEnd w:id="100011"/>
-    </w:p>
-    <w:p>
-      <w:pPr>
-        <w:spacing w:line="312"/>
-        <w:ind w:firstLine="480"/>
-        <w:jc w:val="both"/>
-      </w:pPr>
-      <w:r>
-        <w:rPr>
-          <w:rFonts w:ascii="Calibri" w:eastAsia="Microsoft YaHei"/>
-          <w:color w:val="1A2B33"/>
-          <w:sz w:val="24"/>
-          <w:szCs w:val="24"/>
-        </w:rPr>
-        <w:t xml:space="preserve">在生产环境中管理短期记忆，最核心的工程动作是 Token 预算分配。一个典型的分配方案如下：以 128K 上下文窗口为例，系统提示预留 5%（约 6K），对话历史 50%（约 60K），RAG 检索记忆 20%（约 24K），工具调用结果 15%（约 18K），输出预留 8%（约 10K），安全裕量 2%（约 2K）。这个分配不是死规定，可以根据任务特征调整——对话密集场景增加历史预算，工具调用密集场景增加工具结果预算。</w:t>
-      </w:r>
-    </w:p>
-    <w:p>
-      <w:pPr>
-        <w:spacing w:line="312"/>
-        <w:ind w:firstLine="480"/>
-        <w:jc w:val="both"/>
-      </w:pPr>
-      <w:r>
-        <w:rPr>
-          <w:rFonts w:ascii="Calibri" w:eastAsia="Microsoft YaHei"/>
-          <w:color w:val="1A2B33"/>
-          <w:sz w:val="24"/>
-          <w:szCs w:val="24"/>
-        </w:rPr>
-        <w:t xml:space="preserve">预算分配的核心原则是"系统提示与当前用户消息不可触碰，其他部分都有明确上限"。当某个部分超出预算时，按优先级顺序裁剪：先裁剪工具结果（通常冗余度高、可重生成），再裁剪历史消息（可结合摘要压缩），最后裁剪检索记忆（保留分数最高的几条）。系统提示和当前用户消息永远不会被丢弃，因为它们是理解当前任务的基础。</w:t>
-      </w:r>
-    </w:p>
-    <w:p>
-      <w:pPr>
-        <w:spacing w:line="312"/>
-        <w:ind w:firstLine="480"/>
-        <w:jc w:val="both"/>
-      </w:pPr>
-      <w:r>
-        <w:rPr>
-          <w:rFonts w:ascii="Calibri" w:eastAsia="Microsoft YaHei"/>
-          <w:color w:val="1A2B33"/>
-          <w:sz w:val="24"/>
-          <w:szCs w:val="24"/>
-        </w:rPr>
-        <w:t xml:space="preserve">一个关键设计是为记忆注入保留专属窗口。建议将对话历史预算的 20% 划给检索到的记忆注入，剩余 80% 给原始对话消息。如果记忆和对话混用同一个预算池，当对话变长时记忆会被挤压到几乎没有空间，Agent 在对话后期将完全失去长期记忆能力，变成只能看到最近几轮的金鱼。专属窗口的设计确保了无论对话多长，Agent 始终有一定量的记忆可用。</w:t>
-      </w:r>
-    </w:p>
-    <w:p>
-      <w:pPr>
-        <w:pBdr>
-          <w:left w:val="single" w:color="8FA6AD" w:sz="10" w:space="8"/>
-        </w:pBdr>
-        <w:shd w:fill="F4F6F7" w:val="clear"/>
-        <w:spacing w:after="0" w:before="0" w:line="276" w:lineRule="atLeast"/>
-        <w:ind w:left="240"/>
-        <w:jc w:val="left"/>
-      </w:pPr>
-      <w:r>
-        <w:rPr>
-          <w:rFonts w:ascii="Courier New" w:cs="Courier New" w:eastAsia="Microsoft YaHei" w:hAnsi="Courier New"/>
-          <w:color w:val="24343C"/>
-          <w:sz w:val="18"/>
-          <w:szCs w:val="18"/>
-        </w:rPr>
-        <w:t xml:space="preserve">import tiktoken</w:t>
-      </w:r>
-    </w:p>
-    <w:p>
-      <w:pPr>
-        <w:pBdr>
-          <w:left w:val="single" w:color="8FA6AD" w:sz="10" w:space="8"/>
-        </w:pBdr>
-        <w:shd w:fill="F4F6F7" w:val="clear"/>
-        <w:spacing w:after="0" w:before="0" w:line="276" w:lineRule="atLeast"/>
-        <w:ind w:left="240"/>
-        <w:jc w:val="left"/>
-      </w:pPr>
-      <w:r>
-        <w:rPr>
-          <w:rFonts w:ascii="Courier New" w:cs="Courier New" w:eastAsia="Microsoft YaHei" w:hAnsi="Courier New"/>
-          <w:color w:val="24343C"/>
-          <w:sz w:val="18"/>
-          <w:szCs w:val="18"/>
-        </w:rPr>
-        <w:t xml:space="preserve">from dataclasses import dataclass</w:t>
-      </w:r>
-    </w:p>
-    <w:p>
-      <w:pPr>
-        <w:pBdr>
-          <w:left w:val="single" w:color="8FA6AD" w:sz="10" w:space="8"/>
-        </w:pBdr>
-        <w:shd w:fill="F4F6F7" w:val="clear"/>
-        <w:spacing w:after="0" w:before="0" w:line="276" w:lineRule="atLeast"/>
-        <w:ind w:left="240"/>
-        <w:jc w:val="left"/>
-      </w:pPr>
-      <w:r>
-        <w:rPr>
-          <w:rFonts w:ascii="Courier New" w:cs="Courier New" w:eastAsia="Microsoft YaHei" w:hAnsi="Courier New"/>
-          <w:color w:val="24343C"/>
-          <w:sz w:val="18"/>
-          <w:szCs w:val="18"/>
-        </w:rPr>
-        <w:t xml:space="preserve">from typing import List, Dict</w:t>
-      </w:r>
-    </w:p>
-    <w:p>
-      <w:pPr>
-        <w:pBdr>
-          <w:left w:val="single" w:color="8FA6AD" w:sz="10" w:space="8"/>
-        </w:pBdr>
-        <w:shd w:fill="F4F6F7" w:val="clear"/>
-        <w:spacing w:after="0" w:before="0" w:line="276" w:lineRule="atLeast"/>
-        <w:ind w:left="240"/>
-        <w:jc w:val="left"/>
-      </w:pPr>
-      <w:r>
-        <w:rPr>
-          <w:rFonts w:ascii="Courier New" w:cs="Courier New" w:eastAsia="Microsoft YaHei" w:hAnsi="Courier New"/>
-          <w:color w:val="24343C"/>
-          <w:sz w:val="18"/>
-          <w:szCs w:val="18"/>
-        </w:rPr>
-        <w:t xml:space="preserve"> </w:t>
-      </w:r>
-    </w:p>
-    <w:p>
-      <w:pPr>
-        <w:pBdr>
-          <w:left w:val="single" w:color="8FA6AD" w:sz="10" w:space="8"/>
-        </w:pBdr>
-        <w:shd w:fill="F4F6F7" w:val="clear"/>
-        <w:spacing w:after="0" w:before="0" w:line="276" w:lineRule="atLeast"/>
-        <w:ind w:left="240"/>
-        <w:jc w:val="left"/>
-      </w:pPr>
-      <w:r>
-        <w:rPr>
-          <w:rFonts w:ascii="Courier New" w:cs="Courier New" w:eastAsia="Microsoft YaHei" w:hAnsi="Courier New"/>
-          <w:color w:val="24343C"/>
-          <w:sz w:val="18"/>
-          <w:szCs w:val="18"/>
-        </w:rPr>
-        <w:t xml:space="preserve">@dataclass</w:t>
-      </w:r>
-    </w:p>
-    <w:p>
-      <w:pPr>
-        <w:pBdr>
-          <w:left w:val="single" w:color="8FA6AD" w:sz="10" w:space="8"/>
-        </w:pBdr>
-        <w:shd w:fill="F4F6F7" w:val="clear"/>
-        <w:spacing w:after="0" w:before="0" w:line="276" w:lineRule="atLeast"/>
-        <w:ind w:left="240"/>
-        <w:jc w:val="left"/>
-      </w:pPr>
-      <w:r>
-        <w:rPr>
-          <w:rFonts w:ascii="Courier New" w:cs="Courier New" w:eastAsia="Microsoft YaHei" w:hAnsi="Courier New"/>
-          <w:color w:val="24343C"/>
-          <w:sz w:val="18"/>
-          <w:szCs w:val="18"/>
-        </w:rPr>
-        <w:t xml:space="preserve">class ContextBudget:</w:t>
-      </w:r>
-    </w:p>
-    <w:p>
-      <w:pPr>
-        <w:pBdr>
-          <w:left w:val="single" w:color="8FA6AD" w:sz="10" w:space="8"/>
-        </w:pBdr>
-        <w:shd w:fill="F4F6F7" w:val="clear"/>
-        <w:spacing w:after="0" w:before="0" w:line="276" w:lineRule="atLeast"/>
-        <w:ind w:left="240"/>
-        <w:jc w:val="left"/>
-      </w:pPr>
-      <w:r>
-        <w:rPr>
-          <w:rFonts w:ascii="Courier New" w:cs="Courier New" w:eastAsia="Microsoft YaHei" w:hAnsi="Courier New"/>
-          <w:color w:val="24343C"/>
-          <w:sz w:val="18"/>
-          <w:szCs w:val="18"/>
-        </w:rPr>
-        <w:t xml:space="preserve">    """上下文 Token 预算分配器"""</w:t>
-      </w:r>
-    </w:p>
-    <w:p>
-      <w:pPr>
-        <w:pBdr>
-          <w:left w:val="single" w:color="8FA6AD" w:sz="10" w:space="8"/>
-        </w:pBdr>
-        <w:shd w:fill="F4F6F7" w:val="clear"/>
-        <w:spacing w:after="0" w:before="0" w:line="276" w:lineRule="atLeast"/>
-        <w:ind w:left="240"/>
-        <w:jc w:val="left"/>
-      </w:pPr>
-      <w:r>
-        <w:rPr>
-          <w:rFonts w:ascii="Courier New" w:cs="Courier New" w:eastAsia="Microsoft YaHei" w:hAnsi="Courier New"/>
-          <w:color w:val="24343C"/>
-          <w:sz w:val="18"/>
-          <w:szCs w:val="18"/>
-        </w:rPr>
-        <w:t xml:space="preserve">    model_max: int           # 模型上下文窗口上限</w:t>
-      </w:r>
-    </w:p>
-    <w:p>
-      <w:pPr>
-        <w:pBdr>
-          <w:left w:val="single" w:color="8FA6AD" w:sz="10" w:space="8"/>
-        </w:pBdr>
-        <w:shd w:fill="F4F6F7" w:val="clear"/>
-        <w:spacing w:after="0" w:before="0" w:line="276" w:lineRule="atLeast"/>
-        <w:ind w:left="240"/>
-        <w:jc w:val="left"/>
-      </w:pPr>
-      <w:r>
-        <w:rPr>
-          <w:rFonts w:ascii="Courier New" w:cs="Courier New" w:eastAsia="Microsoft YaHei" w:hAnsi="Courier New"/>
-          <w:color w:val="24343C"/>
-          <w:sz w:val="18"/>
-          <w:szCs w:val="18"/>
-        </w:rPr>
-        <w:t xml:space="preserve">    system_reserve: int      # 系统提示预留</w:t>
-      </w:r>
-    </w:p>
-    <w:p>
-      <w:pPr>
-        <w:pBdr>
-          <w:left w:val="single" w:color="8FA6AD" w:sz="10" w:space="8"/>
-        </w:pBdr>
-        <w:shd w:fill="F4F6F7" w:val="clear"/>
-        <w:spacing w:after="0" w:before="0" w:line="276" w:lineRule="atLeast"/>
-        <w:ind w:left="240"/>
-        <w:jc w:val="left"/>
-      </w:pPr>
-      <w:r>
-        <w:rPr>
-          <w:rFonts w:ascii="Courier New" w:cs="Courier New" w:eastAsia="Microsoft YaHei" w:hAnsi="Courier New"/>
-          <w:color w:val="24343C"/>
-          <w:sz w:val="18"/>
-          <w:szCs w:val="18"/>
-        </w:rPr>
-        <w:t xml:space="preserve">    output_reserve: int      # 输出预留</w:t>
-      </w:r>
-    </w:p>
-    <w:p>
-      <w:pPr>
-        <w:pBdr>
-          <w:left w:val="single" w:color="8FA6AD" w:sz="10" w:space="8"/>
-        </w:pBdr>
-        <w:shd w:fill="F4F6F7" w:val="clear"/>
-        <w:spacing w:after="0" w:before="0" w:line="276" w:lineRule="atLeast"/>
-        <w:ind w:left="240"/>
-        <w:jc w:val="left"/>
-      </w:pPr>
-      <w:r>
-        <w:rPr>
-          <w:rFonts w:ascii="Courier New" w:cs="Courier New" w:eastAsia="Microsoft YaHei" w:hAnsi="Courier New"/>
-          <w:color w:val="24343C"/>
-          <w:sz w:val="18"/>
-          <w:szCs w:val="18"/>
-        </w:rPr>
-        <w:t xml:space="preserve">    rag_reserve: int         # RAG 检索结果预留</w:t>
-      </w:r>
-    </w:p>
-    <w:p>
-      <w:pPr>
-        <w:pBdr>
-          <w:left w:val="single" w:color="8FA6AD" w:sz="10" w:space="8"/>
-        </w:pBdr>
-        <w:shd w:fill="F4F6F7" w:val="clear"/>
-        <w:spacing w:after="0" w:before="0" w:line="276" w:lineRule="atLeast"/>
-        <w:ind w:left="240"/>
-        <w:jc w:val="left"/>
-      </w:pPr>
-      <w:r>
-        <w:rPr>
-          <w:rFonts w:ascii="Courier New" w:cs="Courier New" w:eastAsia="Microsoft YaHei" w:hAnsi="Courier New"/>
-          <w:color w:val="24343C"/>
-          <w:sz w:val="18"/>
-          <w:szCs w:val="18"/>
-        </w:rPr>
-        <w:t xml:space="preserve">    tool_reserve: int        # 工具结果预留</w:t>
-      </w:r>
-    </w:p>
-    <w:p>
-      <w:pPr>
-        <w:pBdr>
-          <w:left w:val="single" w:color="8FA6AD" w:sz="10" w:space="8"/>
-        </w:pBdr>
-        <w:shd w:fill="F4F6F7" w:val="clear"/>
-        <w:spacing w:after="0" w:before="0" w:line="276" w:lineRule="atLeast"/>
-        <w:ind w:left="240"/>
-        <w:jc w:val="left"/>
-      </w:pPr>
-      <w:r>
-        <w:rPr>
-          <w:rFonts w:ascii="Courier New" w:cs="Courier New" w:eastAsia="Microsoft YaHei" w:hAnsi="Courier New"/>
-          <w:color w:val="24343C"/>
-          <w:sz w:val="18"/>
-          <w:szCs w:val="18"/>
-        </w:rPr>
-        <w:t xml:space="preserve">    safety_margin: int = 2000</w:t>
-      </w:r>
-    </w:p>
-    <w:p>
-      <w:pPr>
-        <w:pBdr>
-          <w:left w:val="single" w:color="8FA6AD" w:sz="10" w:space="8"/>
-        </w:pBdr>
-        <w:shd w:fill="F4F6F7" w:val="clear"/>
-        <w:spacing w:after="0" w:before="0" w:line="276" w:lineRule="atLeast"/>
-        <w:ind w:left="240"/>
-        <w:jc w:val="left"/>
-      </w:pPr>
-      <w:r>
-        <w:rPr>
-          <w:rFonts w:ascii="Courier New" w:cs="Courier New" w:eastAsia="Microsoft YaHei" w:hAnsi="Courier New"/>
-          <w:color w:val="24343C"/>
-          <w:sz w:val="18"/>
-          <w:szCs w:val="18"/>
-        </w:rPr>
-        <w:t xml:space="preserve"> </w:t>
-      </w:r>
-    </w:p>
-    <w:p>
-      <w:pPr>
-        <w:pBdr>
-          <w:left w:val="single" w:color="8FA6AD" w:sz="10" w:space="8"/>
-        </w:pBdr>
-        <w:shd w:fill="F4F6F7" w:val="clear"/>
-        <w:spacing w:after="0" w:before="0" w:line="276" w:lineRule="atLeast"/>
-        <w:ind w:left="240"/>
-        <w:jc w:val="left"/>
-      </w:pPr>
-      <w:r>
-        <w:rPr>
-          <w:rFonts w:ascii="Courier New" w:cs="Courier New" w:eastAsia="Microsoft YaHei" w:hAnsi="Courier New"/>
-          <w:color w:val="24343C"/>
-          <w:sz w:val="18"/>
-          <w:szCs w:val="18"/>
-        </w:rPr>
-        <w:t xml:space="preserve">    @property</w:t>
-      </w:r>
-    </w:p>
-    <w:p>
-      <w:pPr>
-        <w:pBdr>
-          <w:left w:val="single" w:color="8FA6AD" w:sz="10" w:space="8"/>
-        </w:pBdr>
-        <w:shd w:fill="F4F6F7" w:val="clear"/>
-        <w:spacing w:after="0" w:before="0" w:line="276" w:lineRule="atLeast"/>
-        <w:ind w:left="240"/>
-        <w:jc w:val="left"/>
-      </w:pPr>
-      <w:r>
-        <w:rPr>
-          <w:rFonts w:ascii="Courier New" w:cs="Courier New" w:eastAsia="Microsoft YaHei" w:hAnsi="Courier New"/>
-          <w:color w:val="24343C"/>
-          <w:sz w:val="18"/>
-          <w:szCs w:val="18"/>
-        </w:rPr>
-        <w:t xml:space="preserve">    def history_budget(self) -&gt; int:</w:t>
-      </w:r>
-    </w:p>
-    <w:p>
-      <w:pPr>
-        <w:pBdr>
-          <w:left w:val="single" w:color="8FA6AD" w:sz="10" w:space="8"/>
-        </w:pBdr>
-        <w:shd w:fill="F4F6F7" w:val="clear"/>
-        <w:spacing w:after="0" w:before="0" w:line="276" w:lineRule="atLeast"/>
-        <w:ind w:left="240"/>
-        <w:jc w:val="left"/>
-      </w:pPr>
-      <w:r>
-        <w:rPr>
-          <w:rFonts w:ascii="Courier New" w:cs="Courier New" w:eastAsia="Microsoft YaHei" w:hAnsi="Courier New"/>
-          <w:color w:val="24343C"/>
-          <w:sz w:val="18"/>
-          <w:szCs w:val="18"/>
-        </w:rPr>
-        <w:t xml:space="preserve">        return (self.model_max - self.system_reserve - self.output_reserve</w:t>
-      </w:r>
-    </w:p>
-    <w:p>
-      <w:pPr>
-        <w:pBdr>
-          <w:left w:val="single" w:color="8FA6AD" w:sz="10" w:space="8"/>
-        </w:pBdr>
-        <w:shd w:fill="F4F6F7" w:val="clear"/>
-        <w:spacing w:after="0" w:before="0" w:line="276" w:lineRule="atLeast"/>
-        <w:ind w:left="240"/>
-        <w:jc w:val="left"/>
-      </w:pPr>
-      <w:r>
-        <w:rPr>
-          <w:rFonts w:ascii="Courier New" w:cs="Courier New" w:eastAsia="Microsoft YaHei" w:hAnsi="Courier New"/>
-          <w:color w:val="24343C"/>
-          <w:sz w:val="18"/>
-          <w:szCs w:val="18"/>
-        </w:rPr>
-        <w:t xml:space="preserve">                - self.rag_reserve - self.tool_reserve - self.safety_margin)</w:t>
-      </w:r>
-    </w:p>
-    <w:p>
-      <w:pPr>
-        <w:pBdr>
-          <w:left w:val="single" w:color="8FA6AD" w:sz="10" w:space="8"/>
-        </w:pBdr>
-        <w:shd w:fill="F4F6F7" w:val="clear"/>
-        <w:spacing w:after="0" w:before="0" w:line="276" w:lineRule="atLeast"/>
-        <w:ind w:left="240"/>
-        <w:jc w:val="left"/>
-      </w:pPr>
-      <w:r>
-        <w:rPr>
-          <w:rFonts w:ascii="Courier New" w:cs="Courier New" w:eastAsia="Microsoft YaHei" w:hAnsi="Courier New"/>
-          <w:color w:val="24343C"/>
-          <w:sz w:val="18"/>
-          <w:szCs w:val="18"/>
-        </w:rPr>
-        <w:t xml:space="preserve"> </w:t>
-      </w:r>
-    </w:p>
-    <w:p>
-      <w:pPr>
-        <w:pBdr>
-          <w:left w:val="single" w:color="8FA6AD" w:sz="10" w:space="8"/>
-        </w:pBdr>
-        <w:shd w:fill="F4F6F7" w:val="clear"/>
-        <w:spacing w:after="0" w:before="0" w:line="276" w:lineRule="atLeast"/>
-        <w:ind w:left="240"/>
-        <w:jc w:val="left"/>
-      </w:pPr>
-      <w:r>
-        <w:rPr>
-          <w:rFonts w:ascii="Courier New" w:cs="Courier New" w:eastAsia="Microsoft YaHei" w:hAnsi="Courier New"/>
-          <w:color w:val="24343C"/>
-          <w:sz w:val="18"/>
-          <w:szCs w:val="18"/>
-        </w:rPr>
-        <w:t xml:space="preserve"> </w:t>
-      </w:r>
-    </w:p>
-    <w:p>
-      <w:pPr>
-        <w:pBdr>
-          <w:left w:val="single" w:color="8FA6AD" w:sz="10" w:space="8"/>
-        </w:pBdr>
-        <w:shd w:fill="F4F6F7" w:val="clear"/>
-        <w:spacing w:after="0" w:before="0" w:line="276" w:lineRule="atLeast"/>
-        <w:ind w:left="240"/>
-        <w:jc w:val="left"/>
-      </w:pPr>
-      <w:r>
-        <w:rPr>
-          <w:rFonts w:ascii="Courier New" w:cs="Courier New" w:eastAsia="Microsoft YaHei" w:hAnsi="Courier New"/>
-          <w:color w:val="24343C"/>
-          <w:sz w:val="18"/>
-          <w:szCs w:val="18"/>
-        </w:rPr>
-        <w:t xml:space="preserve">BUDGET_128K = ContextBudget(</w:t>
-      </w:r>
-    </w:p>
-    <w:p>
-      <w:pPr>
-        <w:pBdr>
-          <w:left w:val="single" w:color="8FA6AD" w:sz="10" w:space="8"/>
-        </w:pBdr>
-        <w:shd w:fill="F4F6F7" w:val="clear"/>
-        <w:spacing w:after="0" w:before="0" w:line="276" w:lineRule="atLeast"/>
-        <w:ind w:left="240"/>
-        <w:jc w:val="left"/>
-      </w:pPr>
-      <w:r>
-        <w:rPr>
-          <w:rFonts w:ascii="Courier New" w:cs="Courier New" w:eastAsia="Microsoft YaHei" w:hAnsi="Courier New"/>
-          <w:color w:val="24343C"/>
-          <w:sz w:val="18"/>
-          <w:szCs w:val="18"/>
-        </w:rPr>
-        <w:t xml:space="preserve">    model_max=128_000,</w:t>
-      </w:r>
-    </w:p>
-    <w:p>
-      <w:pPr>
-        <w:pBdr>
-          <w:left w:val="single" w:color="8FA6AD" w:sz="10" w:space="8"/>
-        </w:pBdr>
-        <w:shd w:fill="F4F6F7" w:val="clear"/>
-        <w:spacing w:after="0" w:before="0" w:line="276" w:lineRule="atLeast"/>
-        <w:ind w:left="240"/>
-        <w:jc w:val="left"/>
-      </w:pPr>
-      <w:r>
-        <w:rPr>
-          <w:rFonts w:ascii="Courier New" w:cs="Courier New" w:eastAsia="Microsoft YaHei" w:hAnsi="Courier New"/>
-          <w:color w:val="24343C"/>
-          <w:sz w:val="18"/>
-          <w:szCs w:val="18"/>
-        </w:rPr>
-        <w:t xml:space="preserve">    system_reserve=6_000,</w:t>
-      </w:r>
-    </w:p>
-    <w:p>
-      <w:pPr>
-        <w:pBdr>
-          <w:left w:val="single" w:color="8FA6AD" w:sz="10" w:space="8"/>
-        </w:pBdr>
-        <w:shd w:fill="F4F6F7" w:val="clear"/>
-        <w:spacing w:after="0" w:before="0" w:line="276" w:lineRule="atLeast"/>
-        <w:ind w:left="240"/>
-        <w:jc w:val="left"/>
-      </w:pPr>
-      <w:r>
-        <w:rPr>
-          <w:rFonts w:ascii="Courier New" w:cs="Courier New" w:eastAsia="Microsoft YaHei" w:hAnsi="Courier New"/>
-          <w:color w:val="24343C"/>
-          <w:sz w:val="18"/>
-          <w:szCs w:val="18"/>
-        </w:rPr>
-        <w:t xml:space="preserve">    output_reserve=10_000,</w:t>
-      </w:r>
-    </w:p>
-    <w:p>
-      <w:pPr>
-        <w:pBdr>
-          <w:left w:val="single" w:color="8FA6AD" w:sz="10" w:space="8"/>
-        </w:pBdr>
-        <w:shd w:fill="F4F6F7" w:val="clear"/>
-        <w:spacing w:after="0" w:before="0" w:line="276" w:lineRule="atLeast"/>
-        <w:ind w:left="240"/>
-        <w:jc w:val="left"/>
-      </w:pPr>
-      <w:r>
-        <w:rPr>
-          <w:rFonts w:ascii="Courier New" w:cs="Courier New" w:eastAsia="Microsoft YaHei" w:hAnsi="Courier New"/>
-          <w:color w:val="24343C"/>
-          <w:sz w:val="18"/>
-          <w:szCs w:val="18"/>
-        </w:rPr>
-        <w:t xml:space="preserve">    rag_reserve=24_000,</w:t>
-      </w:r>
-    </w:p>
-    <w:p>
-      <w:pPr>
-        <w:pBdr>
-          <w:left w:val="single" w:color="8FA6AD" w:sz="10" w:space="8"/>
-        </w:pBdr>
-        <w:shd w:fill="F4F6F7" w:val="clear"/>
-        <w:spacing w:after="0" w:before="0" w:line="276" w:lineRule="atLeast"/>
-        <w:ind w:left="240"/>
-        <w:jc w:val="left"/>
-      </w:pPr>
-      <w:r>
-        <w:rPr>
-          <w:rFonts w:ascii="Courier New" w:cs="Courier New" w:eastAsia="Microsoft YaHei" w:hAnsi="Courier New"/>
-          <w:color w:val="24343C"/>
-          <w:sz w:val="18"/>
-          <w:szCs w:val="18"/>
-        </w:rPr>
-        <w:t xml:space="preserve">    tool_reserve=18_000,</w:t>
-      </w:r>
-    </w:p>
-    <w:p>
-      <w:pPr>
-        <w:pBdr>
-          <w:left w:val="single" w:color="8FA6AD" w:sz="10" w:space="8"/>
-        </w:pBdr>
-        <w:shd w:fill="F4F6F7" w:val="clear"/>
-        <w:spacing w:after="0" w:before="0" w:line="276" w:lineRule="atLeast"/>
-        <w:ind w:left="240"/>
-        <w:jc w:val="left"/>
-      </w:pPr>
-      <w:r>
-        <w:rPr>
-          <w:rFonts w:ascii="Courier New" w:cs="Courier New" w:eastAsia="Microsoft YaHei" w:hAnsi="Courier New"/>
-          <w:color w:val="24343C"/>
-          <w:sz w:val="18"/>
-          <w:szCs w:val="18"/>
-        </w:rPr>
-        <w:t xml:space="preserve">)</w:t>
-      </w:r>
-    </w:p>
-    <w:p>
-      <w:pPr>
-        <w:pBdr>
-          <w:left w:val="single" w:color="8FA6AD" w:sz="10" w:space="8"/>
-        </w:pBdr>
-        <w:shd w:fill="F4F6F7" w:val="clear"/>
-        <w:spacing w:after="0" w:before="0" w:line="276" w:lineRule="atLeast"/>
-        <w:ind w:left="240"/>
-        <w:jc w:val="left"/>
-      </w:pPr>
-      <w:r>
-        <w:rPr>
-          <w:rFonts w:ascii="Courier New" w:cs="Courier New" w:eastAsia="Microsoft YaHei" w:hAnsi="Courier New"/>
-          <w:color w:val="24343C"/>
-          <w:sz w:val="18"/>
-          <w:szCs w:val="18"/>
-        </w:rPr>
-        <w:t xml:space="preserve"> </w:t>
-      </w:r>
-    </w:p>
-    <w:p>
-      <w:pPr>
-        <w:pBdr>
-          <w:left w:val="single" w:color="8FA6AD" w:sz="10" w:space="8"/>
-        </w:pBdr>
-        <w:shd w:fill="F4F6F7" w:val="clear"/>
-        <w:spacing w:after="0" w:before="0" w:line="276" w:lineRule="atLeast"/>
-        <w:ind w:left="240"/>
-        <w:jc w:val="left"/>
-      </w:pPr>
-      <w:r>
-        <w:rPr>
-          <w:rFonts w:ascii="Courier New" w:cs="Courier New" w:eastAsia="Microsoft YaHei" w:hAnsi="Courier New"/>
-          <w:color w:val="24343C"/>
-          <w:sz w:val="18"/>
-          <w:szCs w:val="18"/>
-        </w:rPr>
-        <w:t xml:space="preserve"> </w:t>
-      </w:r>
-    </w:p>
-    <w:p>
-      <w:pPr>
-        <w:pBdr>
-          <w:left w:val="single" w:color="8FA6AD" w:sz="10" w:space="8"/>
-        </w:pBdr>
-        <w:shd w:fill="F4F6F7" w:val="clear"/>
-        <w:spacing w:after="0" w:before="0" w:line="276" w:lineRule="atLeast"/>
-        <w:ind w:left="240"/>
-        <w:jc w:val="left"/>
-      </w:pPr>
-      <w:r>
-        <w:rPr>
-          <w:rFonts w:ascii="Courier New" w:cs="Courier New" w:eastAsia="Microsoft YaHei" w:hAnsi="Courier New"/>
-          <w:color w:val="24343C"/>
-          <w:sz w:val="18"/>
-          <w:szCs w:val="18"/>
-        </w:rPr>
-        <w:t xml:space="preserve">class TokenBudgetManager:</w:t>
-      </w:r>
-    </w:p>
-    <w:p>
-      <w:pPr>
-        <w:pBdr>
-          <w:left w:val="single" w:color="8FA6AD" w:sz="10" w:space="8"/>
-        </w:pBdr>
-        <w:shd w:fill="F4F6F7" w:val="clear"/>
-        <w:spacing w:after="0" w:before="0" w:line="276" w:lineRule="atLeast"/>
-        <w:ind w:left="240"/>
-        <w:jc w:val="left"/>
-      </w:pPr>
-      <w:r>
-        <w:rPr>
-          <w:rFonts w:ascii="Courier New" w:cs="Courier New" w:eastAsia="Microsoft YaHei" w:hAnsi="Courier New"/>
-          <w:color w:val="24343C"/>
-          <w:sz w:val="18"/>
-          <w:szCs w:val="18"/>
-        </w:rPr>
-        <w:t xml:space="preserve">    """Token 预算管理器：确保每个组件都在预算内"""</w:t>
-      </w:r>
-    </w:p>
-    <w:p>
-      <w:pPr>
-        <w:pBdr>
-          <w:left w:val="single" w:color="8FA6AD" w:sz="10" w:space="8"/>
-        </w:pBdr>
-        <w:shd w:fill="F4F6F7" w:val="clear"/>
-        <w:spacing w:after="0" w:before="0" w:line="276" w:lineRule="atLeast"/>
-        <w:ind w:left="240"/>
-        <w:jc w:val="left"/>
-      </w:pPr>
-      <w:r>
-        <w:rPr>
-          <w:rFonts w:ascii="Courier New" w:cs="Courier New" w:eastAsia="Microsoft YaHei" w:hAnsi="Courier New"/>
-          <w:color w:val="24343C"/>
-          <w:sz w:val="18"/>
-          <w:szCs w:val="18"/>
-        </w:rPr>
-        <w:t xml:space="preserve"> </w:t>
-      </w:r>
-    </w:p>
-    <w:p>
-      <w:pPr>
-        <w:pBdr>
-          <w:left w:val="single" w:color="8FA6AD" w:sz="10" w:space="8"/>
-        </w:pBdr>
-        <w:shd w:fill="F4F6F7" w:val="clear"/>
-        <w:spacing w:after="0" w:before="0" w:line="276" w:lineRule="atLeast"/>
-        <w:ind w:left="240"/>
-        <w:jc w:val="left"/>
-      </w:pPr>
-      <w:r>
-        <w:rPr>
-          <w:rFonts w:ascii="Courier New" w:cs="Courier New" w:eastAsia="Microsoft YaHei" w:hAnsi="Courier New"/>
-          <w:color w:val="24343C"/>
-          <w:sz w:val="18"/>
-          <w:szCs w:val="18"/>
-        </w:rPr>
-        <w:t xml:space="preserve">    def __init__(self, budget: ContextBudget, model: str = "gpt-5"):</w:t>
-      </w:r>
-    </w:p>
-    <w:p>
-      <w:pPr>
-        <w:pBdr>
-          <w:left w:val="single" w:color="8FA6AD" w:sz="10" w:space="8"/>
-        </w:pBdr>
-        <w:shd w:fill="F4F6F7" w:val="clear"/>
-        <w:spacing w:after="0" w:before="0" w:line="276" w:lineRule="atLeast"/>
-        <w:ind w:left="240"/>
-        <w:jc w:val="left"/>
-      </w:pPr>
-      <w:r>
-        <w:rPr>
-          <w:rFonts w:ascii="Courier New" w:cs="Courier New" w:eastAsia="Microsoft YaHei" w:hAnsi="Courier New"/>
-          <w:color w:val="24343C"/>
-          <w:sz w:val="18"/>
-          <w:szCs w:val="18"/>
-        </w:rPr>
-        <w:t xml:space="preserve">        self.budget = budget</w:t>
-      </w:r>
-    </w:p>
-    <w:p>
-      <w:pPr>
-        <w:pBdr>
-          <w:left w:val="single" w:color="8FA6AD" w:sz="10" w:space="8"/>
-        </w:pBdr>
-        <w:shd w:fill="F4F6F7" w:val="clear"/>
-        <w:spacing w:after="0" w:before="0" w:line="276" w:lineRule="atLeast"/>
-        <w:ind w:left="240"/>
-        <w:jc w:val="left"/>
-      </w:pPr>
-      <w:r>
-        <w:rPr>
-          <w:rFonts w:ascii="Courier New" w:cs="Courier New" w:eastAsia="Microsoft YaHei" w:hAnsi="Courier New"/>
-          <w:color w:val="24343C"/>
-          <w:sz w:val="18"/>
-          <w:szCs w:val="18"/>
-        </w:rPr>
-        <w:t xml:space="preserve">        self.encoder = tiktoken.encoding_for_model(model)</w:t>
-      </w:r>
-    </w:p>
-    <w:p>
-      <w:pPr>
-        <w:pBdr>
-          <w:left w:val="single" w:color="8FA6AD" w:sz="10" w:space="8"/>
-        </w:pBdr>
-        <w:shd w:fill="F4F6F7" w:val="clear"/>
-        <w:spacing w:after="0" w:before="0" w:line="276" w:lineRule="atLeast"/>
-        <w:ind w:left="240"/>
-        <w:jc w:val="left"/>
-      </w:pPr>
-      <w:r>
-        <w:rPr>
-          <w:rFonts w:ascii="Courier New" w:cs="Courier New" w:eastAsia="Microsoft YaHei" w:hAnsi="Courier New"/>
-          <w:color w:val="24343C"/>
-          <w:sz w:val="18"/>
-          <w:szCs w:val="18"/>
-        </w:rPr>
-        <w:t xml:space="preserve"> </w:t>
-      </w:r>
-    </w:p>
-    <w:p>
-      <w:pPr>
-        <w:pBdr>
-          <w:left w:val="single" w:color="8FA6AD" w:sz="10" w:space="8"/>
-        </w:pBdr>
-        <w:shd w:fill="F4F6F7" w:val="clear"/>
-        <w:spacing w:after="0" w:before="0" w:line="276" w:lineRule="atLeast"/>
-        <w:ind w:left="240"/>
-        <w:jc w:val="left"/>
-      </w:pPr>
-      <w:r>
-        <w:rPr>
-          <w:rFonts w:ascii="Courier New" w:cs="Courier New" w:eastAsia="Microsoft YaHei" w:hAnsi="Courier New"/>
-          <w:color w:val="24343C"/>
-          <w:sz w:val="18"/>
-          <w:szCs w:val="18"/>
-        </w:rPr>
-        <w:t xml:space="preserve">    def count_tokens(self, text: str) -&gt; int:</w:t>
-      </w:r>
-    </w:p>
-    <w:p>
-      <w:pPr>
-        <w:pBdr>
-          <w:left w:val="single" w:color="8FA6AD" w:sz="10" w:space="8"/>
-        </w:pBdr>
-        <w:shd w:fill="F4F6F7" w:val="clear"/>
-        <w:spacing w:after="0" w:before="0" w:line="276" w:lineRule="atLeast"/>
-        <w:ind w:left="240"/>
-        <w:jc w:val="left"/>
-      </w:pPr>
-      <w:r>
-        <w:rPr>
-          <w:rFonts w:ascii="Courier New" w:cs="Courier New" w:eastAsia="Microsoft YaHei" w:hAnsi="Courier New"/>
-          <w:color w:val="24343C"/>
-          <w:sz w:val="18"/>
-          <w:szCs w:val="18"/>
-        </w:rPr>
-        <w:t xml:space="preserve">        return len(self.encoder.encode(text))</w:t>
-      </w:r>
-    </w:p>
-    <w:p>
-      <w:pPr>
-        <w:pBdr>
-          <w:left w:val="single" w:color="8FA6AD" w:sz="10" w:space="8"/>
-        </w:pBdr>
-        <w:shd w:fill="F4F6F7" w:val="clear"/>
-        <w:spacing w:after="0" w:before="0" w:line="276" w:lineRule="atLeast"/>
-        <w:ind w:left="240"/>
-        <w:jc w:val="left"/>
-      </w:pPr>
-      <w:r>
-        <w:rPr>
-          <w:rFonts w:ascii="Courier New" w:cs="Courier New" w:eastAsia="Microsoft YaHei" w:hAnsi="Courier New"/>
-          <w:color w:val="24343C"/>
-          <w:sz w:val="18"/>
-          <w:szCs w:val="18"/>
-        </w:rPr>
-        <w:t xml:space="preserve"> </w:t>
-      </w:r>
-    </w:p>
-    <w:p>
-      <w:pPr>
-        <w:pBdr>
-          <w:left w:val="single" w:color="8FA6AD" w:sz="10" w:space="8"/>
-        </w:pBdr>
-        <w:shd w:fill="F4F6F7" w:val="clear"/>
-        <w:spacing w:after="0" w:before="0" w:line="276" w:lineRule="atLeast"/>
-        <w:ind w:left="240"/>
-        <w:jc w:val="left"/>
-      </w:pPr>
-      <w:r>
-        <w:rPr>
-          <w:rFonts w:ascii="Courier New" w:cs="Courier New" w:eastAsia="Microsoft YaHei" w:hAnsi="Courier New"/>
-          <w:color w:val="24343C"/>
-          <w:sz w:val="18"/>
-          <w:szCs w:val="18"/>
-        </w:rPr>
-        <w:t xml:space="preserve">    def enforce_budget(self, system_prompt: str, history: List[Dict],</w:t>
-      </w:r>
-    </w:p>
-    <w:p>
-      <w:pPr>
-        <w:pBdr>
-          <w:left w:val="single" w:color="8FA6AD" w:sz="10" w:space="8"/>
-        </w:pBdr>
-        <w:shd w:fill="F4F6F7" w:val="clear"/>
-        <w:spacing w:after="0" w:before="0" w:line="276" w:lineRule="atLeast"/>
-        <w:ind w:left="240"/>
-        <w:jc w:val="left"/>
-      </w:pPr>
-      <w:r>
-        <w:rPr>
-          <w:rFonts w:ascii="Courier New" w:cs="Courier New" w:eastAsia="Microsoft YaHei" w:hAnsi="Courier New"/>
-          <w:color w:val="24343C"/>
-          <w:sz w:val="18"/>
-          <w:szCs w:val="18"/>
-        </w:rPr>
-        <w:t xml:space="preserve">                       rag_context: str, tool_results: str) -&gt; Dict:</w:t>
-      </w:r>
-    </w:p>
-    <w:p>
-      <w:pPr>
-        <w:pBdr>
-          <w:left w:val="single" w:color="8FA6AD" w:sz="10" w:space="8"/>
-        </w:pBdr>
-        <w:shd w:fill="F4F6F7" w:val="clear"/>
-        <w:spacing w:after="0" w:before="0" w:line="276" w:lineRule="atLeast"/>
-        <w:ind w:left="240"/>
-        <w:jc w:val="left"/>
-      </w:pPr>
-      <w:r>
-        <w:rPr>
-          <w:rFonts w:ascii="Courier New" w:cs="Courier New" w:eastAsia="Microsoft YaHei" w:hAnsi="Courier New"/>
-          <w:color w:val="24343C"/>
-          <w:sz w:val="18"/>
-          <w:szCs w:val="18"/>
-        </w:rPr>
-        <w:t xml:space="preserve">        sys_t = self.count_tokens(system_prompt)</w:t>
-      </w:r>
-    </w:p>
-    <w:p>
-      <w:pPr>
-        <w:pBdr>
-          <w:left w:val="single" w:color="8FA6AD" w:sz="10" w:space="8"/>
-        </w:pBdr>
-        <w:shd w:fill="F4F6F7" w:val="clear"/>
-        <w:spacing w:after="0" w:before="0" w:line="276" w:lineRule="atLeast"/>
-        <w:ind w:left="240"/>
-        <w:jc w:val="left"/>
-      </w:pPr>
-      <w:r>
-        <w:rPr>
-          <w:rFonts w:ascii="Courier New" w:cs="Courier New" w:eastAsia="Microsoft YaHei" w:hAnsi="Courier New"/>
-          <w:color w:val="24343C"/>
-          <w:sz w:val="18"/>
-          <w:szCs w:val="18"/>
-        </w:rPr>
-        <w:t xml:space="preserve">        rag_t = self.count_tokens(rag_context)</w:t>
-      </w:r>
-    </w:p>
-    <w:p>
-      <w:pPr>
-        <w:pBdr>
-          <w:left w:val="single" w:color="8FA6AD" w:sz="10" w:space="8"/>
-        </w:pBdr>
-        <w:shd w:fill="F4F6F7" w:val="clear"/>
-        <w:spacing w:after="0" w:before="0" w:line="276" w:lineRule="atLeast"/>
-        <w:ind w:left="240"/>
-        <w:jc w:val="left"/>
-      </w:pPr>
-      <w:r>
-        <w:rPr>
-          <w:rFonts w:ascii="Courier New" w:cs="Courier New" w:eastAsia="Microsoft YaHei" w:hAnsi="Courier New"/>
-          <w:color w:val="24343C"/>
-          <w:sz w:val="18"/>
-          <w:szCs w:val="18"/>
-        </w:rPr>
-        <w:t xml:space="preserve">        tool_t = self.count_tokens(tool_results)</w:t>
-      </w:r>
-    </w:p>
-    <w:p>
-      <w:pPr>
-        <w:pBdr>
-          <w:left w:val="single" w:color="8FA6AD" w:sz="10" w:space="8"/>
-        </w:pBdr>
-        <w:shd w:fill="F4F6F7" w:val="clear"/>
-        <w:spacing w:after="0" w:before="0" w:line="276" w:lineRule="atLeast"/>
-        <w:ind w:left="240"/>
-        <w:jc w:val="left"/>
-      </w:pPr>
-      <w:r>
-        <w:rPr>
-          <w:rFonts w:ascii="Courier New" w:cs="Courier New" w:eastAsia="Microsoft YaHei" w:hAnsi="Courier New"/>
-          <w:color w:val="24343C"/>
-          <w:sz w:val="18"/>
-          <w:szCs w:val="18"/>
-        </w:rPr>
-        <w:t xml:space="preserve"> </w:t>
-      </w:r>
-    </w:p>
-    <w:p>
-      <w:pPr>
-        <w:pBdr>
-          <w:left w:val="single" w:color="8FA6AD" w:sz="10" w:space="8"/>
-        </w:pBdr>
-        <w:shd w:fill="F4F6F7" w:val="clear"/>
-        <w:spacing w:after="0" w:before="0" w:line="276" w:lineRule="atLeast"/>
-        <w:ind w:left="240"/>
-        <w:jc w:val="left"/>
-      </w:pPr>
-      <w:r>
-        <w:rPr>
-          <w:rFonts w:ascii="Courier New" w:cs="Courier New" w:eastAsia="Microsoft YaHei" w:hAnsi="Courier New"/>
-          <w:color w:val="24343C"/>
-          <w:sz w:val="18"/>
-          <w:szCs w:val="18"/>
-        </w:rPr>
-        <w:t xml:space="preserve">        if sys_t &gt; self.budget.system_reserve:</w:t>
-      </w:r>
-    </w:p>
-    <w:p>
-      <w:pPr>
-        <w:pBdr>
-          <w:left w:val="single" w:color="8FA6AD" w:sz="10" w:space="8"/>
-        </w:pBdr>
-        <w:shd w:fill="F4F6F7" w:val="clear"/>
-        <w:spacing w:after="0" w:before="0" w:line="276" w:lineRule="atLeast"/>
-        <w:ind w:left="240"/>
-        <w:jc w:val="left"/>
-      </w:pPr>
-      <w:r>
-        <w:rPr>
-          <w:rFonts w:ascii="Courier New" w:cs="Courier New" w:eastAsia="Microsoft YaHei" w:hAnsi="Courier New"/>
-          <w:color w:val="24343C"/>
-          <w:sz w:val="18"/>
-          <w:szCs w:val="18"/>
-        </w:rPr>
-        <w:t xml:space="preserve">            raise ValueError(f"系统提示 {sys_t} 超出预算 {self.budget.system_reserve}")</w:t>
-      </w:r>
-    </w:p>
-    <w:p>
-      <w:pPr>
-        <w:pBdr>
-          <w:left w:val="single" w:color="8FA6AD" w:sz="10" w:space="8"/>
-        </w:pBdr>
-        <w:shd w:fill="F4F6F7" w:val="clear"/>
-        <w:spacing w:after="0" w:before="0" w:line="276" w:lineRule="atLeast"/>
-        <w:ind w:left="240"/>
-        <w:jc w:val="left"/>
-      </w:pPr>
-      <w:r>
-        <w:rPr>
-          <w:rFonts w:ascii="Courier New" w:cs="Courier New" w:eastAsia="Microsoft YaHei" w:hAnsi="Courier New"/>
-          <w:color w:val="24343C"/>
-          <w:sz w:val="18"/>
-          <w:szCs w:val="18"/>
-        </w:rPr>
-        <w:t xml:space="preserve"> </w:t>
-      </w:r>
-    </w:p>
-    <w:p>
-      <w:pPr>
-        <w:pBdr>
-          <w:left w:val="single" w:color="8FA6AD" w:sz="10" w:space="8"/>
-        </w:pBdr>
-        <w:shd w:fill="F4F6F7" w:val="clear"/>
-        <w:spacing w:after="0" w:before="0" w:line="276" w:lineRule="atLeast"/>
-        <w:ind w:left="240"/>
-        <w:jc w:val="left"/>
-      </w:pPr>
-      <w:r>
-        <w:rPr>
-          <w:rFonts w:ascii="Courier New" w:cs="Courier New" w:eastAsia="Microsoft YaHei" w:hAnsi="Courier New"/>
-          <w:color w:val="24343C"/>
-          <w:sz w:val="18"/>
-          <w:szCs w:val="18"/>
-        </w:rPr>
-        <w:t xml:space="preserve">        # 裁剪顺序：工具结果 → RAG → 历史</w:t>
-      </w:r>
-    </w:p>
-    <w:p>
-      <w:pPr>
-        <w:pBdr>
-          <w:left w:val="single" w:color="8FA6AD" w:sz="10" w:space="8"/>
-        </w:pBdr>
-        <w:shd w:fill="F4F6F7" w:val="clear"/>
-        <w:spacing w:after="0" w:before="0" w:line="276" w:lineRule="atLeast"/>
-        <w:ind w:left="240"/>
-        <w:jc w:val="left"/>
-      </w:pPr>
-      <w:r>
-        <w:rPr>
-          <w:rFonts w:ascii="Courier New" w:cs="Courier New" w:eastAsia="Microsoft YaHei" w:hAnsi="Courier New"/>
-          <w:color w:val="24343C"/>
-          <w:sz w:val="18"/>
-          <w:szCs w:val="18"/>
-        </w:rPr>
-        <w:t xml:space="preserve">        if tool_t &gt; self.budget.tool_reserve:</w:t>
-      </w:r>
-    </w:p>
-    <w:p>
-      <w:pPr>
-        <w:pBdr>
-          <w:left w:val="single" w:color="8FA6AD" w:sz="10" w:space="8"/>
-        </w:pBdr>
-        <w:shd w:fill="F4F6F7" w:val="clear"/>
-        <w:spacing w:after="0" w:before="0" w:line="276" w:lineRule="atLeast"/>
-        <w:ind w:left="240"/>
-        <w:jc w:val="left"/>
-      </w:pPr>
-      <w:r>
-        <w:rPr>
-          <w:rFonts w:ascii="Courier New" w:cs="Courier New" w:eastAsia="Microsoft YaHei" w:hAnsi="Courier New"/>
-          <w:color w:val="24343C"/>
-          <w:sz w:val="18"/>
-          <w:szCs w:val="18"/>
-        </w:rPr>
-        <w:t xml:space="preserve">            tool_results = self._truncate(tool_results, self.budget.tool_reserve)</w:t>
-      </w:r>
-    </w:p>
-    <w:p>
-      <w:pPr>
-        <w:pBdr>
-          <w:left w:val="single" w:color="8FA6AD" w:sz="10" w:space="8"/>
-        </w:pBdr>
-        <w:shd w:fill="F4F6F7" w:val="clear"/>
-        <w:spacing w:after="0" w:before="0" w:line="276" w:lineRule="atLeast"/>
-        <w:ind w:left="240"/>
-        <w:jc w:val="left"/>
-      </w:pPr>
-      <w:r>
-        <w:rPr>
-          <w:rFonts w:ascii="Courier New" w:cs="Courier New" w:eastAsia="Microsoft YaHei" w:hAnsi="Courier New"/>
-          <w:color w:val="24343C"/>
-          <w:sz w:val="18"/>
-          <w:szCs w:val="18"/>
-        </w:rPr>
-        <w:t xml:space="preserve">        if rag_t &gt; self.budget.rag_reserve:</w:t>
-      </w:r>
-    </w:p>
-    <w:p>
-      <w:pPr>
-        <w:pBdr>
-          <w:left w:val="single" w:color="8FA6AD" w:sz="10" w:space="8"/>
-        </w:pBdr>
-        <w:shd w:fill="F4F6F7" w:val="clear"/>
-        <w:spacing w:after="0" w:before="0" w:line="276" w:lineRule="atLeast"/>
-        <w:ind w:left="240"/>
-        <w:jc w:val="left"/>
-      </w:pPr>
-      <w:r>
-        <w:rPr>
-          <w:rFonts w:ascii="Courier New" w:cs="Courier New" w:eastAsia="Microsoft YaHei" w:hAnsi="Courier New"/>
-          <w:color w:val="24343C"/>
-          <w:sz w:val="18"/>
-          <w:szCs w:val="18"/>
-        </w:rPr>
-        <w:t xml:space="preserve">            rag_context = self._truncate(rag_context, self.budget.rag_reserve)</w:t>
-      </w:r>
-    </w:p>
-    <w:p>
-      <w:pPr>
-        <w:pBdr>
-          <w:left w:val="single" w:color="8FA6AD" w:sz="10" w:space="8"/>
-        </w:pBdr>
-        <w:shd w:fill="F4F6F7" w:val="clear"/>
-        <w:spacing w:after="0" w:before="0" w:line="276" w:lineRule="atLeast"/>
-        <w:ind w:left="240"/>
-        <w:jc w:val="left"/>
-      </w:pPr>
-      <w:r>
-        <w:rPr>
-          <w:rFonts w:ascii="Courier New" w:cs="Courier New" w:eastAsia="Microsoft YaHei" w:hAnsi="Courier New"/>
-          <w:color w:val="24343C"/>
-          <w:sz w:val="18"/>
-          <w:szCs w:val="18"/>
-        </w:rPr>
-        <w:t xml:space="preserve"> </w:t>
-      </w:r>
-    </w:p>
-    <w:p>
-      <w:pPr>
-        <w:pBdr>
-          <w:left w:val="single" w:color="8FA6AD" w:sz="10" w:space="8"/>
-        </w:pBdr>
-        <w:shd w:fill="F4F6F7" w:val="clear"/>
-        <w:spacing w:after="0" w:before="0" w:line="276" w:lineRule="atLeast"/>
-        <w:ind w:left="240"/>
-        <w:jc w:val="left"/>
-      </w:pPr>
-      <w:r>
-        <w:rPr>
-          <w:rFonts w:ascii="Courier New" w:cs="Courier New" w:eastAsia="Microsoft YaHei" w:hAnsi="Courier New"/>
-          <w:color w:val="24343C"/>
-          <w:sz w:val="18"/>
-          <w:szCs w:val="18"/>
-        </w:rPr>
-        <w:t xml:space="preserve">        # 历史按预算裁剪</w:t>
-      </w:r>
-    </w:p>
-    <w:p>
-      <w:pPr>
-        <w:pBdr>
-          <w:left w:val="single" w:color="8FA6AD" w:sz="10" w:space="8"/>
-        </w:pBdr>
-        <w:shd w:fill="F4F6F7" w:val="clear"/>
-        <w:spacing w:after="0" w:before="0" w:line="276" w:lineRule="atLeast"/>
-        <w:ind w:left="240"/>
-        <w:jc w:val="left"/>
-      </w:pPr>
-      <w:r>
-        <w:rPr>
-          <w:rFonts w:ascii="Courier New" w:cs="Courier New" w:eastAsia="Microsoft YaHei" w:hAnsi="Courier New"/>
-          <w:color w:val="24343C"/>
-          <w:sz w:val="18"/>
-          <w:szCs w:val="18"/>
-        </w:rPr>
-        <w:t xml:space="preserve">        hist_budget = self.budget.history_budget</w:t>
-      </w:r>
-    </w:p>
-    <w:p>
-      <w:pPr>
-        <w:pBdr>
-          <w:left w:val="single" w:color="8FA6AD" w:sz="10" w:space="8"/>
-        </w:pBdr>
-        <w:shd w:fill="F4F6F7" w:val="clear"/>
-        <w:spacing w:after="0" w:before="0" w:line="276" w:lineRule="atLeast"/>
-        <w:ind w:left="240"/>
-        <w:jc w:val="left"/>
-      </w:pPr>
-      <w:r>
-        <w:rPr>
-          <w:rFonts w:ascii="Courier New" w:cs="Courier New" w:eastAsia="Microsoft YaHei" w:hAnsi="Courier New"/>
-          <w:color w:val="24343C"/>
-          <w:sz w:val="18"/>
-          <w:szCs w:val="18"/>
-        </w:rPr>
-        <w:t xml:space="preserve">        while self._count_history(history) &gt; hist_budget and len(history) &gt; 2:</w:t>
-      </w:r>
-    </w:p>
-    <w:p>
-      <w:pPr>
-        <w:pBdr>
-          <w:left w:val="single" w:color="8FA6AD" w:sz="10" w:space="8"/>
-        </w:pBdr>
-        <w:shd w:fill="F4F6F7" w:val="clear"/>
-        <w:spacing w:after="0" w:before="0" w:line="276" w:lineRule="atLeast"/>
-        <w:ind w:left="240"/>
-        <w:jc w:val="left"/>
-      </w:pPr>
-      <w:r>
-        <w:rPr>
-          <w:rFonts w:ascii="Courier New" w:cs="Courier New" w:eastAsia="Microsoft YaHei" w:hAnsi="Courier New"/>
-          <w:color w:val="24343C"/>
-          <w:sz w:val="18"/>
-          <w:szCs w:val="18"/>
-        </w:rPr>
-        <w:t xml:space="preserve">            history.pop(0)  # 删除最旧消息</w:t>
-      </w:r>
-    </w:p>
-    <w:p>
-      <w:pPr>
-        <w:pBdr>
-          <w:left w:val="single" w:color="8FA6AD" w:sz="10" w:space="8"/>
-        </w:pBdr>
-        <w:shd w:fill="F4F6F7" w:val="clear"/>
-        <w:spacing w:after="0" w:before="0" w:line="276" w:lineRule="atLeast"/>
-        <w:ind w:left="240"/>
-        <w:jc w:val="left"/>
-      </w:pPr>
-      <w:r>
-        <w:rPr>
-          <w:rFonts w:ascii="Courier New" w:cs="Courier New" w:eastAsia="Microsoft YaHei" w:hAnsi="Courier New"/>
-          <w:color w:val="24343C"/>
-          <w:sz w:val="18"/>
-          <w:szCs w:val="18"/>
-        </w:rPr>
-        <w:t xml:space="preserve"> </w:t>
-      </w:r>
-    </w:p>
-    <w:p>
-      <w:pPr>
-        <w:pBdr>
-          <w:left w:val="single" w:color="8FA6AD" w:sz="10" w:space="8"/>
-        </w:pBdr>
-        <w:shd w:fill="F4F6F7" w:val="clear"/>
-        <w:spacing w:after="0" w:before="0" w:line="276" w:lineRule="atLeast"/>
-        <w:ind w:left="240"/>
-        <w:jc w:val="left"/>
-      </w:pPr>
-      <w:r>
-        <w:rPr>
-          <w:rFonts w:ascii="Courier New" w:cs="Courier New" w:eastAsia="Microsoft YaHei" w:hAnsi="Courier New"/>
-          <w:color w:val="24343C"/>
-          <w:sz w:val="18"/>
-          <w:szCs w:val="18"/>
-        </w:rPr>
-        <w:t xml:space="preserve">        total = sys_t + self._count_history(history) + \</w:t>
-      </w:r>
-    </w:p>
-    <w:p>
-      <w:pPr>
-        <w:pBdr>
-          <w:left w:val="single" w:color="8FA6AD" w:sz="10" w:space="8"/>
-        </w:pBdr>
-        <w:shd w:fill="F4F6F7" w:val="clear"/>
-        <w:spacing w:after="0" w:before="0" w:line="276" w:lineRule="atLeast"/>
-        <w:ind w:left="240"/>
-        <w:jc w:val="left"/>
-      </w:pPr>
-      <w:r>
-        <w:rPr>
-          <w:rFonts w:ascii="Courier New" w:cs="Courier New" w:eastAsia="Microsoft YaHei" w:hAnsi="Courier New"/>
-          <w:color w:val="24343C"/>
-          <w:sz w:val="18"/>
-          <w:szCs w:val="18"/>
-        </w:rPr>
-        <w:t xml:space="preserve">            self.count_tokens(rag_context) + \</w:t>
-      </w:r>
-    </w:p>
-    <w:p>
-      <w:pPr>
-        <w:pBdr>
-          <w:left w:val="single" w:color="8FA6AD" w:sz="10" w:space="8"/>
-        </w:pBdr>
-        <w:shd w:fill="F4F6F7" w:val="clear"/>
-        <w:spacing w:after="0" w:before="0" w:line="276" w:lineRule="atLeast"/>
-        <w:ind w:left="240"/>
-        <w:jc w:val="left"/>
-      </w:pPr>
-      <w:r>
-        <w:rPr>
-          <w:rFonts w:ascii="Courier New" w:cs="Courier New" w:eastAsia="Microsoft YaHei" w:hAnsi="Courier New"/>
-          <w:color w:val="24343C"/>
-          <w:sz w:val="18"/>
-          <w:szCs w:val="18"/>
-        </w:rPr>
-        <w:t xml:space="preserve">            self.count_tokens(tool_results) + self.budget.output_reserve</w:t>
-      </w:r>
-    </w:p>
-    <w:p>
-      <w:pPr>
-        <w:pBdr>
-          <w:left w:val="single" w:color="8FA6AD" w:sz="10" w:space="8"/>
-        </w:pBdr>
-        <w:shd w:fill="F4F6F7" w:val="clear"/>
-        <w:spacing w:after="0" w:before="0" w:line="276" w:lineRule="atLeast"/>
-        <w:ind w:left="240"/>
-        <w:jc w:val="left"/>
-      </w:pPr>
-      <w:r>
-        <w:rPr>
-          <w:rFonts w:ascii="Courier New" w:cs="Courier New" w:eastAsia="Microsoft YaHei" w:hAnsi="Courier New"/>
-          <w:color w:val="24343C"/>
-          <w:sz w:val="18"/>
-          <w:szCs w:val="18"/>
-        </w:rPr>
-        <w:t xml:space="preserve">        return {</w:t>
-      </w:r>
-    </w:p>
-    <w:p>
-      <w:pPr>
-        <w:pBdr>
-          <w:left w:val="single" w:color="8FA6AD" w:sz="10" w:space="8"/>
-        </w:pBdr>
-        <w:shd w:fill="F4F6F7" w:val="clear"/>
-        <w:spacing w:after="0" w:before="0" w:line="276" w:lineRule="atLeast"/>
-        <w:ind w:left="240"/>
-        <w:jc w:val="left"/>
-      </w:pPr>
-      <w:r>
-        <w:rPr>
-          <w:rFonts w:ascii="Courier New" w:cs="Courier New" w:eastAsia="Microsoft YaHei" w:hAnsi="Courier New"/>
-          <w:color w:val="24343C"/>
-          <w:sz w:val="18"/>
-          <w:szCs w:val="18"/>
-        </w:rPr>
-        <w:t xml:space="preserve">            "total_tokens": total,</w:t>
-      </w:r>
-    </w:p>
-    <w:p>
-      <w:pPr>
-        <w:pBdr>
-          <w:left w:val="single" w:color="8FA6AD" w:sz="10" w:space="8"/>
-        </w:pBdr>
-        <w:shd w:fill="F4F6F7" w:val="clear"/>
-        <w:spacing w:after="0" w:before="0" w:line="276" w:lineRule="atLeast"/>
-        <w:ind w:left="240"/>
-        <w:jc w:val="left"/>
-      </w:pPr>
-      <w:r>
-        <w:rPr>
-          <w:rFonts w:ascii="Courier New" w:cs="Courier New" w:eastAsia="Microsoft YaHei" w:hAnsi="Courier New"/>
-          <w:color w:val="24343C"/>
-          <w:sz w:val="18"/>
-          <w:szCs w:val="18"/>
-        </w:rPr>
-        <w:t xml:space="preserve">            "budget_usage": total / self.budget.model_max,</w:t>
-      </w:r>
-    </w:p>
-    <w:p>
-      <w:pPr>
-        <w:pBdr>
-          <w:left w:val="single" w:color="8FA6AD" w:sz="10" w:space="8"/>
-        </w:pBdr>
-        <w:shd w:fill="F4F6F7" w:val="clear"/>
-        <w:spacing w:after="0" w:before="0" w:line="276" w:lineRule="atLeast"/>
-        <w:ind w:left="240"/>
-        <w:jc w:val="left"/>
-      </w:pPr>
-      <w:r>
-        <w:rPr>
-          <w:rFonts w:ascii="Courier New" w:cs="Courier New" w:eastAsia="Microsoft YaHei" w:hAnsi="Courier New"/>
-          <w:color w:val="24343C"/>
-          <w:sz w:val="18"/>
-          <w:szCs w:val="18"/>
-        </w:rPr>
-        <w:t xml:space="preserve">        }</w:t>
-      </w:r>
-    </w:p>
-    <w:p>
-      <w:pPr>
-        <w:pBdr>
-          <w:left w:val="single" w:color="8FA6AD" w:sz="10" w:space="8"/>
-        </w:pBdr>
-        <w:shd w:fill="F4F6F7" w:val="clear"/>
-        <w:spacing w:after="0" w:before="0" w:line="276" w:lineRule="atLeast"/>
-        <w:ind w:left="240"/>
-        <w:jc w:val="left"/>
-      </w:pPr>
-      <w:r>
-        <w:rPr>
-          <w:rFonts w:ascii="Courier New" w:cs="Courier New" w:eastAsia="Microsoft YaHei" w:hAnsi="Courier New"/>
-          <w:color w:val="24343C"/>
-          <w:sz w:val="18"/>
-          <w:szCs w:val="18"/>
-        </w:rPr>
-        <w:t xml:space="preserve"> </w:t>
-      </w:r>
-    </w:p>
-    <w:p>
-      <w:pPr>
-        <w:pBdr>
-          <w:left w:val="single" w:color="8FA6AD" w:sz="10" w:space="8"/>
-        </w:pBdr>
-        <w:shd w:fill="F4F6F7" w:val="clear"/>
-        <w:spacing w:after="0" w:before="0" w:line="276" w:lineRule="atLeast"/>
-        <w:ind w:left="240"/>
-        <w:jc w:val="left"/>
-      </w:pPr>
-      <w:r>
-        <w:rPr>
-          <w:rFonts w:ascii="Courier New" w:cs="Courier New" w:eastAsia="Microsoft YaHei" w:hAnsi="Courier New"/>
-          <w:color w:val="24343C"/>
-          <w:sz w:val="18"/>
-          <w:szCs w:val="18"/>
-        </w:rPr>
-        <w:t xml:space="preserve">    def _truncate(self, text: str, max_t: int) -&gt; str:</w:t>
-      </w:r>
-    </w:p>
-    <w:p>
-      <w:pPr>
-        <w:pBdr>
-          <w:left w:val="single" w:color="8FA6AD" w:sz="10" w:space="8"/>
-        </w:pBdr>
-        <w:shd w:fill="F4F6F7" w:val="clear"/>
-        <w:spacing w:after="0" w:before="0" w:line="276" w:lineRule="atLeast"/>
-        <w:ind w:left="240"/>
-        <w:jc w:val="left"/>
-      </w:pPr>
-      <w:r>
-        <w:rPr>
-          <w:rFonts w:ascii="Courier New" w:cs="Courier New" w:eastAsia="Microsoft YaHei" w:hAnsi="Courier New"/>
-          <w:color w:val="24343C"/>
-          <w:sz w:val="18"/>
-          <w:szCs w:val="18"/>
-        </w:rPr>
-        <w:t xml:space="preserve">        toks = self.encoder.encode(text)</w:t>
-      </w:r>
-    </w:p>
-    <w:p>
-      <w:pPr>
-        <w:pBdr>
-          <w:left w:val="single" w:color="8FA6AD" w:sz="10" w:space="8"/>
-        </w:pBdr>
-        <w:shd w:fill="F4F6F7" w:val="clear"/>
-        <w:spacing w:after="0" w:before="0" w:line="276" w:lineRule="atLeast"/>
-        <w:ind w:left="240"/>
-        <w:jc w:val="left"/>
-      </w:pPr>
-      <w:r>
-        <w:rPr>
-          <w:rFonts w:ascii="Courier New" w:cs="Courier New" w:eastAsia="Microsoft YaHei" w:hAnsi="Courier New"/>
-          <w:color w:val="24343C"/>
-          <w:sz w:val="18"/>
-          <w:szCs w:val="18"/>
-        </w:rPr>
-        <w:t xml:space="preserve">        if len(toks) &lt;= max_t:</w:t>
-      </w:r>
-    </w:p>
-    <w:p>
-      <w:pPr>
-        <w:pBdr>
-          <w:left w:val="single" w:color="8FA6AD" w:sz="10" w:space="8"/>
-        </w:pBdr>
-        <w:shd w:fill="F4F6F7" w:val="clear"/>
-        <w:spacing w:after="0" w:before="0" w:line="276" w:lineRule="atLeast"/>
-        <w:ind w:left="240"/>
-        <w:jc w:val="left"/>
-      </w:pPr>
-      <w:r>
-        <w:rPr>
-          <w:rFonts w:ascii="Courier New" w:cs="Courier New" w:eastAsia="Microsoft YaHei" w:hAnsi="Courier New"/>
-          <w:color w:val="24343C"/>
-          <w:sz w:val="18"/>
-          <w:szCs w:val="18"/>
-        </w:rPr>
-        <w:t xml:space="preserve">            return text</w:t>
-      </w:r>
-    </w:p>
-    <w:p>
-      <w:pPr>
-        <w:pBdr>
-          <w:left w:val="single" w:color="8FA6AD" w:sz="10" w:space="8"/>
-        </w:pBdr>
-        <w:shd w:fill="F4F6F7" w:val="clear"/>
-        <w:spacing w:after="0" w:before="0" w:line="276" w:lineRule="atLeast"/>
-        <w:ind w:left="240"/>
-        <w:jc w:val="left"/>
-      </w:pPr>
-      <w:r>
-        <w:rPr>
-          <w:rFonts w:ascii="Courier New" w:cs="Courier New" w:eastAsia="Microsoft YaHei" w:hAnsi="Courier New"/>
-          <w:color w:val="24343C"/>
-          <w:sz w:val="18"/>
-          <w:szCs w:val="18"/>
-        </w:rPr>
-        <w:t xml:space="preserve">        return self.encoder.decode(toks[:max_t])</w:t>
-      </w:r>
-    </w:p>
-    <w:p>
-      <w:pPr>
-        <w:pBdr>
-          <w:left w:val="single" w:color="8FA6AD" w:sz="10" w:space="8"/>
-        </w:pBdr>
-        <w:shd w:fill="F4F6F7" w:val="clear"/>
-        <w:spacing w:after="0" w:before="0" w:line="276" w:lineRule="atLeast"/>
-        <w:ind w:left="240"/>
-        <w:jc w:val="left"/>
-      </w:pPr>
-      <w:r>
-        <w:rPr>
-          <w:rFonts w:ascii="Courier New" w:cs="Courier New" w:eastAsia="Microsoft YaHei" w:hAnsi="Courier New"/>
-          <w:color w:val="24343C"/>
-          <w:sz w:val="18"/>
-          <w:szCs w:val="18"/>
-        </w:rPr>
-        <w:t xml:space="preserve"> </w:t>
-      </w:r>
-    </w:p>
-    <w:p>
-      <w:pPr>
-        <w:pBdr>
-          <w:left w:val="single" w:color="8FA6AD" w:sz="10" w:space="8"/>
-        </w:pBdr>
-        <w:shd w:fill="F4F6F7" w:val="clear"/>
-        <w:spacing w:after="0" w:before="0" w:line="276" w:lineRule="atLeast"/>
-        <w:ind w:left="240"/>
-        <w:jc w:val="left"/>
-      </w:pPr>
-      <w:r>
-        <w:rPr>
-          <w:rFonts w:ascii="Courier New" w:cs="Courier New" w:eastAsia="Microsoft YaHei" w:hAnsi="Courier New"/>
-          <w:color w:val="24343C"/>
-          <w:sz w:val="18"/>
-          <w:szCs w:val="18"/>
-        </w:rPr>
-        <w:t xml:space="preserve">    def _count_history(self, history: List[Dict]) -&gt; int:</w:t>
-      </w:r>
-    </w:p>
-    <w:p>
-      <w:pPr>
-        <w:pBdr>
-          <w:left w:val="single" w:color="8FA6AD" w:sz="10" w:space="8"/>
-        </w:pBdr>
-        <w:shd w:fill="F4F6F7" w:val="clear"/>
-        <w:spacing w:after="0" w:before="0" w:line="276" w:lineRule="atLeast"/>
-        <w:ind w:left="240"/>
-        <w:jc w:val="left"/>
-      </w:pPr>
-      <w:r>
-        <w:rPr>
-          <w:rFonts w:ascii="Courier New" w:cs="Courier New" w:eastAsia="Microsoft YaHei" w:hAnsi="Courier New"/>
-          <w:color w:val="24343C"/>
-          <w:sz w:val="18"/>
-          <w:szCs w:val="18"/>
-        </w:rPr>
-        <w:t xml:space="preserve">        return sum(self.count_tokens(m.get("content", "")) + 4 for m in history)</w:t>
-      </w:r>
-    </w:p>
-    <w:p>
-      <w:pPr>
-        <w:pStyle w:val="Heading2"/>
-        <w:keepNext/>
-        <w:spacing w:after="140" w:before="280" w:line="360" w:lineRule="atLeast"/>
-      </w:pPr>
-      <w:bookmarkStart w:id="100012" w:name="_Toc100012"/>
-      <w:r>
-        <w:rPr>
-          <w:rFonts w:ascii="Calibri" w:eastAsia="SimHei"/>
-          <w:b/>
-          <w:bCs/>
-          <w:color w:val="1B4A5C"/>
-          <w:sz w:val="28"/>
-          <w:szCs w:val="28"/>
-        </w:rPr>
-        <w:t xml:space="preserve">2.5 LangChain Memory 组件速览与 LangGraph 演进</w:t>
-      </w:r>
-      <w:bookmarkEnd w:id="100012"/>
-    </w:p>
-    <w:p>
-      <w:pPr>
-        <w:spacing w:line="312"/>
-        <w:ind w:firstLine="480"/>
-        <w:jc w:val="both"/>
-      </w:pPr>
-      <w:r>
-        <w:rPr>
-          <w:rFonts w:ascii="Calibri" w:eastAsia="Microsoft YaHei"/>
-          <w:color w:val="1A2B33"/>
-          <w:sz w:val="24"/>
-          <w:szCs w:val="24"/>
-        </w:rPr>
-        <w:t xml:space="preserve">LangChain 是最早将 LLM 应用工程化的框架，它提供了一套经过大量实战验证的记忆管理组件。在 LangChain 0.x 时代，记忆系统的核心是三个组件：ConversationBufferMemory（全量记忆，不做任何裁剪）、ConversationBufferWindowMemory（滑动窗口，保留最近 K 轮）、ConversationSummaryMemory（摘要压缩，调用 LLM 生成结构化摘要）。三者各有侧重：BufferMemory 适合短对话与精确依赖场景，WindowMemory 适合成本敏感的客服问答，SummaryMemory 适合长期伴侣式助手。</w:t>
-      </w:r>
-    </w:p>
-    <w:p>
-      <w:pPr>
-        <w:spacing w:line="312"/>
-        <w:ind w:firstLine="480"/>
-        <w:jc w:val="both"/>
-      </w:pPr>
-      <w:r>
-        <w:rPr>
-          <w:rFonts w:ascii="Calibri" w:eastAsia="Microsoft YaHei"/>
-          <w:color w:val="1A2B33"/>
-          <w:sz w:val="24"/>
-          <w:szCs w:val="24"/>
-        </w:rPr>
-        <w:t xml:space="preserve">三种组件可以组合使用形成更强大的混合架构。最常见的组合是窗口加摘要：近期对话用窗口保留原文以保证精确性，远期对话压缩为摘要以保留长期记忆。再叠加上长期向量存储，就构成了短期加长期、精确与持久并存的完整记忆栈。这种分层思路正是后续 Mem0、Letta 等框架的设计蓝本。</w:t>
-      </w:r>
-    </w:p>
-    <w:p>
-      <w:pPr>
-        <w:spacing w:line="312"/>
-        <w:ind w:firstLine="480"/>
-        <w:jc w:val="both"/>
-      </w:pPr>
-      <w:r>
-        <w:rPr>
-          <w:rFonts w:ascii="Calibri" w:eastAsia="Microsoft YaHei"/>
-          <w:color w:val="1A2B33"/>
-          <w:sz w:val="24"/>
-          <w:szCs w:val="24"/>
-        </w:rPr>
-        <w:t xml:space="preserve">然而，LangChain 1.x（当前稳定版 1.3.x）已不再主推独立的 Memory 组件，而是统一推荐使用 LangGraph 的 Checkpointer 机制来管理对话历史。这种"图优先"的设计哲学让记忆管理与工作流编排融为一体。迁移思路是：把"记忆管理"从组件层移到图节点层，用 LangGraph 的 Checkpointer 统一管理状态持久化。老 API（如 ConversationBufferMemory）已迁移至 langchain-classic 包，主线 langchain 1.x 推荐改用 BaseCheckpointSaver（如 MemorySaver、PostgresSaver）加 thread_id 来管理对话状态。新写法天然支持时间旅行回放、分支探索与 HITL 中断恢复，每个 thread_id 对应一个完整的对话会话。</w:t>
-      </w:r>
-    </w:p>
-    <w:tbl>
-      <w:tblPr>
-        <w:tblW w:type="dxa" w:w="8788"/>
-        <w:tblBorders>
-          <w:top w:val="single" w:color="C8DDE2" w:sz="4"/>
-          <w:left w:val="single" w:color="1B6B7A" w:sz="32"/>
-          <w:bottom w:val="single" w:color="C8DDE2" w:sz="4"/>
-          <w:right w:val="single" w:color="C8DDE2" w:sz="4"/>
-          <w:insideH w:val="none" w:color="FFFFFF" w:sz="0"/>
-          <w:insideV w:val="none" w:color="FFFFFF" w:sz="0"/>
-        </w:tblBorders>
-        <w:tblLayout w:type="fixed"/>
-      </w:tblPr>
-      <w:tblGrid>
-        <w:gridCol w:w="8788"/>
-      </w:tblGrid>
-      <w:tr>
-        <w:trPr>
-          <w:cantSplit/>
-        </w:trPr>
-        <w:tc>
-          <w:tcPr>
-            <w:shd w:fill="EEF5F7" w:val="clear"/>
-            <w:tcMar>
-              <w:top w:type="dxa" w:w="160"/>
-              <w:left w:type="dxa" w:w="240"/>
-              <w:bottom w:type="dxa" w:w="160"/>
-              <w:right w:type="dxa" w:w="200"/>
-            </w:tcMar>
-          </w:tcPr>
-          <w:p>
-            <w:pPr>
-              <w:spacing w:after="80" w:line="312"/>
-            </w:pPr>
-            <w:r>
-              <w:rPr>
-                <w:rFonts w:ascii="Calibri" w:eastAsia="SimHei"/>
-                <w:b/>
-                <w:bCs/>
-                <w:color w:val="1B6B7A"/>
-                <w:sz w:val="22"/>
-                <w:szCs w:val="22"/>
-              </w:rPr>
-              <w:t xml:space="preserve">◆ 工程经验</w:t>
-            </w:r>
-          </w:p>
-          <w:p>
-            <w:pPr>
-              <w:spacing w:line="312"/>
-              <w:jc w:val="both"/>
-            </w:pPr>
-            <w:r>
-              <w:rPr>
-                <w:rFonts w:ascii="Calibri" w:eastAsia="Microsoft YaHei"/>
-                <w:color w:val="1A2B33"/>
-                <w:sz w:val="22"/>
-                <w:szCs w:val="22"/>
-              </w:rPr>
-              <w:t xml:space="preserve">从 LangChain 老 API 迁移时，最常见的踩坑是把记忆组件当作"状态机外部的容器"继续使用。LangGraph 的范式完全不同：记忆不再是外部组件，而是图状态的一部分，每个节点的输入与输出都通过共享 State 流动。理解这个范式转变，比记住新 API 名称更重要。</w:t>
-            </w:r>
-          </w:p>
-        </w:tc>
-      </w:tr>
-    </w:tbl>
-    <w:p>
-      <w:pPr>
-        <w:spacing w:after="100"/>
-      </w:pPr>
-    </w:p>
-    <w:p>
-      <w:pPr>
-        <w:pStyle w:val="Heading1"/>
-        <w:keepNext/>
-        <w:pageBreakBefore/>
-        <w:spacing w:after="200" w:before="360" w:line="400" w:lineRule="atLeast"/>
-      </w:pPr>
-      <w:bookmarkStart w:id="100013" w:name="_Toc100013"/>
-      <w:r>
-        <w:rPr>
-          <w:rFonts w:ascii="Calibri" w:eastAsia="SimHei"/>
-          <w:b/>
-          <w:bCs/>
-          <w:color w:val="16324A"/>
-          <w:sz w:val="32"/>
-          <w:szCs w:val="32"/>
-        </w:rPr>
-        <w:t xml:space="preserve">第三章 长期记忆：跨越会话边界</w:t>
-      </w:r>
-      <w:bookmarkEnd w:id="100013"/>
-    </w:p>
-    <w:p>
-      <w:pPr>
-        <w:pStyle w:val="Heading2"/>
-        <w:keepNext/>
-        <w:spacing w:after="140" w:before="280" w:line="360" w:lineRule="atLeast"/>
-      </w:pPr>
-      <w:bookmarkStart w:id="100014" w:name="_Toc100014"/>
-      <w:r>
-        <w:rPr>
-          <w:rFonts w:ascii="Calibri" w:eastAsia="SimHei"/>
-          <w:b/>
-          <w:bCs/>
-          <w:color w:val="1B4A5C"/>
-          <w:sz w:val="28"/>
-          <w:szCs w:val="28"/>
-        </w:rPr>
-        <w:t xml:space="preserve">3.1 向量存储：语义记忆的基石</w:t>
-      </w:r>
-      <w:bookmarkEnd w:id="100014"/>
-    </w:p>
-    <w:p>
-      <w:pPr>
-        <w:spacing w:line="312"/>
-        <w:ind w:firstLine="480"/>
-        <w:jc w:val="both"/>
-      </w:pPr>
-      <w:r>
-        <w:rPr>
-          <w:rFonts w:ascii="Calibri" w:eastAsia="Microsoft YaHei"/>
-          <w:color w:val="1A2B33"/>
-          <w:sz w:val="24"/>
-          <w:szCs w:val="24"/>
-        </w:rPr>
-        <w:t xml:space="preserve">长期记忆解决了 Agent 最核心的问题：如何让信息跨越会话边界持久化保存。当用户今天关闭应用、明天再次打开时，Agent 能否记得用户是谁、喜欢什么、之前聊过什么？长期记忆由两件事构成：存储（把信息写到能持久化的介质）与检索（需要时把信息找回来）。</w:t>
-      </w:r>
-    </w:p>
-    <w:p>
-      <w:pPr>
-        <w:spacing w:line="312"/>
-        <w:ind w:firstLine="480"/>
-        <w:jc w:val="both"/>
-      </w:pPr>
-      <w:r>
-        <w:rPr>
-          <w:rFonts w:ascii="Calibri" w:eastAsia="Microsoft YaHei"/>
-          <w:color w:val="1A2B33"/>
-          <w:sz w:val="24"/>
-          <w:szCs w:val="24"/>
-        </w:rPr>
-        <w:t xml:space="preserve">向量数据库是长期记忆的基础设施。它的核心能力是把文本、图像等非结构数据转化为高维向量，并通过相似度计算实现语义检索。这与传统数据库的精确匹配截然不同——向量数据库找的是"意思相近"的内容，而非"字面相同"。例如，用户今天说"我喜欢吃辣的"，明天说"我偏好麻辣口味"，传统关键词搜索可能无法关联这两句话（"辣的"和"麻辣"不完全相同），但向量数据库能通过语义相似度把它们关联起来。</w:t>
-      </w:r>
-    </w:p>
-    <w:p>
-      <w:pPr>
-        <w:spacing w:line="312"/>
-        <w:ind w:firstLine="480"/>
-        <w:jc w:val="both"/>
-      </w:pPr>
-      <w:r>
-        <w:rPr>
-          <w:rFonts w:ascii="Calibri" w:eastAsia="Microsoft YaHei"/>
-          <w:color w:val="1A2B33"/>
-          <w:sz w:val="24"/>
-          <w:szCs w:val="24"/>
-        </w:rPr>
-        <w:t xml:space="preserve">当前主流向量数据库各有侧重：ChromaDB 轻量易用，适合原型开发与小团队；Qdrant 用 Rust 实现性能强劲，适合生产级应用；Weaviate 模块化、GraphQL 接口，适合复杂查询场景；Pinecone 全托管零运维，适合快速上线但不想运维的团队；Milvus/Zilliz 分布式超大规模，适合企业级海量数据；pgvector 是 PostgreSQL 扩展，适合已有 PG 基础设施的团队。选择标准包括数据规模（万级用 ChromaDB，千万级用 Milvus）、查询延迟要求、部署成本与运维复杂度。</w:t>
-      </w:r>
-    </w:p>
-    <w:p>
-      <w:pPr>
-        <w:pStyle w:val="Heading2"/>
-        <w:keepNext/>
-        <w:spacing w:after="140" w:before="280" w:line="360" w:lineRule="atLeast"/>
-      </w:pPr>
-      <w:bookmarkStart w:id="100015" w:name="_Toc100015"/>
-      <w:r>
-        <w:rPr>
-          <w:rFonts w:ascii="Calibri" w:eastAsia="SimHei"/>
-          <w:b/>
-          <w:bCs/>
-          <w:color w:val="1B4A5C"/>
-          <w:sz w:val="28"/>
-          <w:szCs w:val="28"/>
-        </w:rPr>
-        <w:t xml:space="preserve">3.2 Embedding 模型：记忆的编码器</w:t>
-      </w:r>
-      <w:bookmarkEnd w:id="100015"/>
-    </w:p>
-    <w:p>
-      <w:pPr>
-        <w:spacing w:line="312"/>
-        <w:ind w:firstLine="480"/>
-        <w:jc w:val="both"/>
-      </w:pPr>
-      <w:r>
-        <w:rPr>
-          <w:rFonts w:ascii="Calibri" w:eastAsia="Microsoft YaHei"/>
-          <w:color w:val="1A2B33"/>
-          <w:sz w:val="24"/>
-          <w:szCs w:val="24"/>
-        </w:rPr>
-        <w:t xml:space="preserve">向量数据库本身只是存储容器，真正决定记忆质量的是 Embedding 模型。它负责把文本转化为向量，不同模型在语义理解能力、支持语言、向量维度、推理速度等方面差异巨大。Embedding 模型的选择是记忆系统的第一道门槛——选错了模型，再好的向量库与检索策略也救不回来。</w:t>
-      </w:r>
-    </w:p>
-    <w:p>
-      <w:pPr>
-        <w:spacing w:line="312"/>
-        <w:ind w:firstLine="480"/>
-        <w:jc w:val="both"/>
-      </w:pPr>
-      <w:r>
-        <w:rPr>
-          <w:rFonts w:ascii="Calibri" w:eastAsia="Microsoft YaHei"/>
-          <w:color w:val="1A2B33"/>
-          <w:sz w:val="24"/>
-          <w:szCs w:val="24"/>
-        </w:rPr>
-        <w:t xml:space="preserve">2025 到 2026 年的主流 Embedding 模型可分为三类。闭源 API 标杆：OpenAI 的 text-embedding-3-small（1536 维，速度快成本低）与 text-embedding-3-large（3077 维，质量最高），仍是闭源场景的首选。开源多语 SOTA：Qwen3-Embedding-8B 在 C-MTEB（中文 73.84 分）与 MTEB Multilingual（70.58 分）双榜第一，是中文与多语场景的新王者；BGE-M3（1024 维，支持中英与多粒度）是另一成熟开源选择。边缘与本地化：mxbai-embed-large、voyage-3、cohere-embed-v4 等模型适合不同垂直场景。</w:t>
-      </w:r>
-    </w:p>
-    <w:p>
-      <w:pPr>
-        <w:spacing w:line="312"/>
-        <w:ind w:firstLine="480"/>
-        <w:jc w:val="both"/>
-      </w:pPr>
-      <w:r>
-        <w:rPr>
-          <w:rFonts w:ascii="Calibri" w:eastAsia="Microsoft YaHei"/>
-          <w:color w:val="1A2B33"/>
-          <w:sz w:val="24"/>
-          <w:szCs w:val="24"/>
-        </w:rPr>
-        <w:t xml:space="preserve">选型建议是：中文场景优先 Qwen3-Embedding-8B 或 BGE-large-zh-v1.5；多语场景优先 Qwen3-Embedding-8B；英文场景 text-embedding-3-large 仍是质量标杆；需要私有化部署时选择 Qwen3-Embedding 或 BGE 系列开源模型。向量维度的选择也有讲究：维度越高表达能力越强但存储与计算成本线性增加，可通过降维技术（如 OpenAI Embedding 支持的 dimensions 参数）压缩到 1024 维换取性价比。</w:t>
-      </w:r>
-    </w:p>
-    <w:p>
-      <w:pPr>
-        <w:pStyle w:val="Heading2"/>
-        <w:keepNext/>
-        <w:spacing w:after="140" w:before="280" w:line="360" w:lineRule="atLeast"/>
-      </w:pPr>
-      <w:bookmarkStart w:id="100016" w:name="_Toc100016"/>
-      <w:r>
-        <w:rPr>
-          <w:rFonts w:ascii="Calibri" w:eastAsia="SimHei"/>
-          <w:b/>
-          <w:bCs/>
-          <w:color w:val="1B4A5C"/>
-          <w:sz w:val="28"/>
-          <w:szCs w:val="28"/>
-        </w:rPr>
-        <w:t xml:space="preserve">3.3 写入-嵌入-检索管线</w:t>
-      </w:r>
-      <w:bookmarkEnd w:id="100016"/>
-    </w:p>
-    <w:p>
-      <w:pPr>
-        <w:spacing w:line="312"/>
-        <w:ind w:firstLine="480"/>
-        <w:jc w:val="both"/>
-      </w:pPr>
-      <w:r>
-        <w:rPr>
-          <w:rFonts w:ascii="Calibri" w:eastAsia="Microsoft YaHei"/>
-          <w:color w:val="1A2B33"/>
-          <w:sz w:val="24"/>
-          <w:szCs w:val="24"/>
-        </w:rPr>
-        <w:t xml:space="preserve">一个完整的长期记忆系统遵循五步 Pipeline：信息提取、向量化、存储、检索、注入。每一步都直接影响最终的记忆质量，任意一步出错都会让前面的努力付诸东流。</w:t>
-      </w:r>
-    </w:p>
-    <w:p>
-      <w:pPr>
-        <w:spacing w:line="312"/>
-        <w:ind w:firstLine="480"/>
-        <w:jc w:val="both"/>
-      </w:pPr>
-      <w:r>
-        <w:rPr>
-          <w:rFonts w:ascii="Calibri" w:eastAsia="Microsoft YaHei"/>
-          <w:color w:val="1A2B33"/>
-          <w:sz w:val="24"/>
-          <w:szCs w:val="24"/>
-        </w:rPr>
-        <w:t xml:space="preserve">第一步是信息提取。当用户输入新消息时，系统使用 LLM 分析内容，提取关键事实。这不是简单地存储原始文本，而是提炼出结构化的信息单元。例如，用户说"我明天要去北京出差，住希尔顿酒店"，提取的事实可能是"用户计划明天前往北京出差"、"用户偏好入住希尔顿酒店"。提取的质量决定了存储的是"知识"还是"噪声"。</w:t>
-      </w:r>
-    </w:p>
-    <w:p>
-      <w:pPr>
-        <w:spacing w:line="312"/>
-        <w:ind w:firstLine="480"/>
-        <w:jc w:val="both"/>
-      </w:pPr>
-      <w:r>
-        <w:rPr>
-          <w:rFonts w:ascii="Calibri" w:eastAsia="Microsoft YaHei"/>
-          <w:color w:val="1A2B33"/>
-          <w:sz w:val="24"/>
-          <w:szCs w:val="24"/>
-        </w:rPr>
-        <w:t xml:space="preserve">第二步是向量化。把提取的事实文本送入 Embedding 模型，生成高维向量。这是语义检索的基础——只有把文本转化为向量，才能在数据库中进行相似度计算。第三步是存储。将向量、原始文本、元数据（时间戳、用户 ID、重要性评分、来源等）一同写入向量数据库。如果启用了图记忆，还需要把实体与关系写入图数据库。</w:t>
-      </w:r>
-    </w:p>
-    <w:p>
-      <w:pPr>
-        <w:spacing w:line="312"/>
-        <w:ind w:firstLine="480"/>
-        <w:jc w:val="both"/>
-      </w:pPr>
-      <w:r>
-        <w:rPr>
-          <w:rFonts w:ascii="Calibri" w:eastAsia="Microsoft YaHei"/>
-          <w:color w:val="1A2B33"/>
-          <w:sz w:val="24"/>
-          <w:szCs w:val="24"/>
-        </w:rPr>
-        <w:t xml:space="preserve">第四步是检索。当用户发出新查询时，将查询向量化，在向量数据库中搜索相似度最高的 Top-K 条记忆。检索结果需要进一步排序、去重、过滤，最终选择最相关的记忆注入上下文。第五步是注入。将检索到的记忆格式化为提示词的一部分，插入到当前对话的上下文中。这一步需要控制注入的 Token 数量，避免占用过多窗口空间。</w:t>
-      </w:r>
-    </w:p>
-    <w:p>
-      <w:pPr>
-        <w:pStyle w:val="Heading2"/>
-        <w:keepNext/>
-        <w:spacing w:after="140" w:before="280" w:line="360" w:lineRule="atLeast"/>
-      </w:pPr>
-      <w:bookmarkStart w:id="100017" w:name="_Toc100017"/>
-      <w:r>
-        <w:rPr>
-          <w:rFonts w:ascii="Calibri" w:eastAsia="SimHei"/>
-          <w:b/>
-          <w:bCs/>
-          <w:color w:val="1B4A5C"/>
-          <w:sz w:val="28"/>
-          <w:szCs w:val="28"/>
-        </w:rPr>
-        <w:t xml:space="preserve">3.4 图记忆：超越向量的关系建模</w:t>
-      </w:r>
-      <w:bookmarkEnd w:id="100017"/>
-    </w:p>
-    <w:p>
-      <w:pPr>
-        <w:spacing w:line="312"/>
-        <w:ind w:firstLine="480"/>
-        <w:jc w:val="both"/>
-      </w:pPr>
-      <w:r>
-        <w:rPr>
-          <w:rFonts w:ascii="Calibri" w:eastAsia="Microsoft YaHei"/>
-          <w:color w:val="1A2B33"/>
-          <w:sz w:val="24"/>
-          <w:szCs w:val="24"/>
-        </w:rPr>
-        <w:t xml:space="preserve">向量数据库擅长回答"这段话和哪段话意思相近"，但不擅长回答"张三和这个项目是什么关系"。当记忆信息之间存在复杂的关联关系时，向量检索的局限性就显现了。图记忆通过引入图数据库（如 Neo4j、Memgraph）来显式建模实体之间的关系，弥补了向量检索的不足。</w:t>
-      </w:r>
-    </w:p>
-    <w:p>
-      <w:pPr>
-        <w:spacing w:line="312"/>
-        <w:ind w:firstLine="480"/>
-        <w:jc w:val="both"/>
-      </w:pPr>
-      <w:r>
-        <w:rPr>
-          <w:rFonts w:ascii="Calibri" w:eastAsia="Microsoft YaHei"/>
-          <w:color w:val="1A2B33"/>
-          <w:sz w:val="24"/>
-          <w:szCs w:val="24"/>
-        </w:rPr>
-        <w:t xml:space="preserve">用一个例子说明。用户提供以下信息：我叫张三，是 OpenAI 的工程师；我正在负责一个名为 Alpha 的项目；Alpha 项目的目标客户是教育机构。向量数据库会把三句话存为三个独立的向量，关联关系（张三负责 Alpha，Alpha 目标客户是教育机构）在向量空间中是隐式的。图记忆则显式存储这些关系，使查询"Alpha 项目的负责人是谁"时能沿着关系链直接定位答案，而不是依赖语义相似度的模糊匹配。</w:t>
-      </w:r>
-    </w:p>
-    <w:p>
-      <w:pPr>
-        <w:spacing w:line="312"/>
-        <w:ind w:firstLine="480"/>
-        <w:jc w:val="both"/>
-      </w:pPr>
-      <w:r>
-        <w:rPr>
-          <w:rFonts w:ascii="Calibri" w:eastAsia="Microsoft YaHei"/>
-          <w:color w:val="1A2B33"/>
-          <w:sz w:val="24"/>
-          <w:szCs w:val="24"/>
-        </w:rPr>
-        <w:t xml:space="preserve">Mem0 的图记忆实现示例很好地展示了工程模式：配置 Neo4j 作为图存储后，调用 m.add 添加消息时系统自动提取实体和关系；后续搜索"Alpha 项目的团队成员"时返回的是基于图关系推导的结果，而非文本匹配。图记忆的价值在于：它让 Agent 不仅能"记住事实"，还能"理解关系"。当用户问"我上次提到的那个项目的负责人邮箱是什么"时，图记忆可以通过实体链（项目→负责人→邮箱）精准定位答案。</w:t>
-      </w:r>
-    </w:p>
-    <w:p>
-      <w:pPr>
-        <w:spacing w:line="312"/>
-        <w:ind w:firstLine="480"/>
-        <w:jc w:val="both"/>
-      </w:pPr>
-      <w:r>
-        <w:rPr>
-          <w:rFonts w:ascii="Calibri" w:eastAsia="Microsoft YaHei"/>
-          <w:color w:val="1A2B33"/>
-          <w:sz w:val="24"/>
-          <w:szCs w:val="24"/>
-        </w:rPr>
-        <w:t xml:space="preserve">在实际工程中，向量记忆与图记忆通常是互补的——向量负责语义召回，图负责关系推理。一个常见的工程模式是用向量库做粗筛（按相似度召回 Top-50），再用图库做精排（沿实体链验证关系）。这种"向量+图"的双层架构已成为复杂 Agent 系统的标准做法。</w:t>
+        <w:t xml:space="preserve">滑动窗口的优势是实现极简、Token 消耗可预测，特别适合对成本敏感的生产环境。但它的缺点也很明显：如果用户在对话早期设定了重要约束（"我对坚果过敏"、"项目预算上限 50 万"、"使用 TypeScript 而不是 JavaScript"），而后续对话轮数超过了窗口限制，这些关键信息就会丢失。为了缓解这个问题，需要引入更高级的摘要压缩机制——或者把这类硬约束提升到长期记忆中。第四章讨论的 Mem0 框架，正是通过自动识别这类硬约束并写入长期记忆，来解决滑动窗口的暴力遗忘问题。</w:t>
       </w:r>
     </w:p>
     <w:p>
@@ -5777,7 +3695,7 @@
           <w:sz w:val="21"/>
           <w:szCs w:val="21"/>
         </w:rPr>
-        <w:t xml:space="preserve">图3-1 分层记忆架构（工作台/抽屉/档案室）</w:t>
+        <w:t xml:space="preserve">图2-2 滑动窗口 vs 摘要压缩对比</w:t>
       </w:r>
     </w:p>
     <w:p>
@@ -5786,7 +3704,7 @@
         <w:keepNext/>
         <w:spacing w:after="140" w:before="280" w:line="360" w:lineRule="atLeast"/>
       </w:pPr>
-      <w:bookmarkStart w:id="100018" w:name="_Toc100018"/>
+      <w:bookmarkStart w:id="100010" w:name="_Toc100010"/>
       <w:r>
         <w:rPr>
           <w:rFonts w:ascii="Calibri" w:eastAsia="SimHei"/>
@@ -5796,9 +3714,9 @@
           <w:sz w:val="28"/>
           <w:szCs w:val="28"/>
         </w:rPr>
-        <w:t xml:space="preserve">3.5 写入策略：什么值得记、去重、冲突更新</w:t>
-      </w:r>
-      <w:bookmarkEnd w:id="100018"/>
+        <w:t xml:space="preserve">2.3 摘要压缩：用精华替代全文</w:t>
+      </w:r>
+      <w:bookmarkEnd w:id="100010"/>
     </w:p>
     <w:p>
       <w:pPr>
@@ -5813,7 +3731,7 @@
           <w:sz w:val="24"/>
           <w:szCs w:val="24"/>
         </w:rPr>
-        <w:t xml:space="preserve">长期记忆系统最容易踩的坑不是存储不够大，而是写入太随意。如果每条对话、每个细节都被原样存入向量库，几周后记忆库就会膨胀成噪声海，检索质量急剧下降。设计写入策略需要回答三个核心问题。</w:t>
+        <w:t xml:space="preserve">摘要压缩是滑动窗口的高级补充策略。当对话历史过长时，不是简单丢弃旧消息，而是让 LLM 对旧消息生成摘要，用几百 Token 的摘要替代几千 Token 的原始对话。这样既能保留关键信息，又能控制上下文大小。摘要压缩的本质是"信息的有损压缩"——换 Token 节省率来换信息保真度。</w:t>
       </w:r>
     </w:p>
     <w:p>
@@ -5829,364 +3747,7 @@
           <w:sz w:val="24"/>
           <w:szCs w:val="24"/>
         </w:rPr>
-        <w:t xml:space="preserve">第一个问题是什么值得记。判断标准有三条：稳定性（这条信息未来还会用吗？比如"我最喜欢的颜色是蓝色"会持续相关，而"今天下午三点的会议"很快失效）、独特性（这条信息有别于已知记忆吗？重复存储同一事实是浪费）、可执行性（记住这条信息后能改变行为吗？如果不能则为噪声）。实践中常让 LLM 做一次筛选判断，对每条候选记忆给出 0 到 1 的重要性评分，低于阈值（如 0.3）则不写入。</w:t>
-      </w:r>
-    </w:p>
-    <w:p>
-      <w:pPr>
-        <w:spacing w:line="312"/>
-        <w:ind w:firstLine="480"/>
-        <w:jc w:val="both"/>
-      </w:pPr>
-      <w:r>
-        <w:rPr>
-          <w:rFonts w:ascii="Calibri" w:eastAsia="Microsoft YaHei"/>
-          <w:color w:val="1A2B33"/>
-          <w:sz w:val="24"/>
-          <w:szCs w:val="24"/>
-        </w:rPr>
-        <w:t xml:space="preserve">第二个问题是去重。当用户多次提到同一偏好时（"我喜欢 Python"、"Python 是我的首选语言"），系统应该识别为同一条记忆，而不是存储三条重复记录。常用方法是计算新记忆与现有记忆的余弦相似度，超过阈值（如 0.95）则合并或更新旧记忆，而非新增。去重阈值需要仔细调优：太高（如 0.99）会漏掉真正的重复；太低（如 0.85）会误合并不同的记忆。</w:t>
-      </w:r>
-    </w:p>
-    <w:p>
-      <w:pPr>
-        <w:spacing w:line="312"/>
-        <w:ind w:firstLine="480"/>
-        <w:jc w:val="both"/>
-      </w:pPr>
-      <w:r>
-        <w:rPr>
-          <w:rFonts w:ascii="Calibri" w:eastAsia="Microsoft YaHei"/>
-          <w:color w:val="1A2B33"/>
-          <w:sz w:val="24"/>
-          <w:szCs w:val="24"/>
-        </w:rPr>
-        <w:t xml:space="preserve">第三个问题是冲突解决。当新旧记忆矛盾时（"我喜欢红色"vs"我讨厌红色"），系统需要判断哪个是有效的。常见策略包括：时间优先（最新记忆覆盖旧记忆，是默认策略）、用户确认（检测到冲突时主动询问）、上下文推断（基于对话上下文判断哪个陈述更符合当前情境）、概率合并（保留两个观点但降低旧记忆置信度）。冲突解决策略的选择取决于业务风险等级——高风险场景宁可多问一句也不要盲目覆盖。</w:t>
-      </w:r>
-    </w:p>
-    <w:p>
-      <w:pPr>
-        <w:pStyle w:val="Heading2"/>
-        <w:keepNext/>
-        <w:spacing w:after="140" w:before="280" w:line="360" w:lineRule="atLeast"/>
-      </w:pPr>
-      <w:bookmarkStart w:id="100019" w:name="_Toc100019"/>
-      <w:r>
-        <w:rPr>
-          <w:rFonts w:ascii="Calibri" w:eastAsia="SimHei"/>
-          <w:b/>
-          <w:bCs/>
-          <w:color w:val="1B4A5C"/>
-          <w:sz w:val="28"/>
-          <w:szCs w:val="28"/>
-        </w:rPr>
-        <w:t xml:space="preserve">3.6 遗忘与衰减：主动遗忘是智慧</w:t>
-      </w:r>
-      <w:bookmarkEnd w:id="100019"/>
-    </w:p>
-    <w:p>
-      <w:pPr>
-        <w:spacing w:line="312"/>
-        <w:ind w:firstLine="480"/>
-        <w:jc w:val="both"/>
-      </w:pPr>
-      <w:r>
-        <w:rPr>
-          <w:rFonts w:ascii="Calibri" w:eastAsia="Microsoft YaHei"/>
-          <w:color w:val="1A2B33"/>
-          <w:sz w:val="24"/>
-          <w:szCs w:val="24"/>
-        </w:rPr>
-        <w:t xml:space="preserve">人类记忆的本质不是记住一切，而是选择性地记住重要的、遗忘不重要的。AI 记忆系统也应如此。一个没有遗忘机制的记忆库会不断膨胀，检索质量下降，存储成本飙升。遗忘策略应至少包含三种机制。</w:t>
-      </w:r>
-    </w:p>
-    <w:p>
-      <w:pPr>
-        <w:spacing w:line="312"/>
-        <w:ind w:firstLine="480"/>
-        <w:jc w:val="both"/>
-      </w:pPr>
-      <w:r>
-        <w:rPr>
-          <w:rFonts w:ascii="Calibri" w:eastAsia="Microsoft YaHei"/>
-          <w:color w:val="1A2B33"/>
-          <w:sz w:val="24"/>
-          <w:szCs w:val="24"/>
-        </w:rPr>
-        <w:t xml:space="preserve">第一种是基于时间的 TTL（Time To Live）：为每类记忆设置默认过期时间。语义记忆（用户偏好）TTL 30 到 90 天；情景记忆（某次对话）TTL 7 到 30 天；程序记忆（操作流程）永久保留。第二种是 LRU（Least Recently Used）：当记忆库达到容量上限时，删除最久未访问的记忆。这类似于操作系统的页面置换算法。第三种是重要性加权遗忘：低重要性记忆优先删除。但需注意，某些当前看似不重要的记忆未来可能变得重要，因此删除前最好让 LLM 做一次"重要性重评估"。</w:t>
-      </w:r>
-    </w:p>
-    <w:p>
-      <w:pPr>
-        <w:spacing w:line="312"/>
-        <w:ind w:firstLine="480"/>
-        <w:jc w:val="both"/>
-      </w:pPr>
-      <w:r>
-        <w:rPr>
-          <w:rFonts w:ascii="Calibri" w:eastAsia="Microsoft YaHei"/>
-          <w:color w:val="1A2B33"/>
-          <w:sz w:val="24"/>
-          <w:szCs w:val="24"/>
-        </w:rPr>
-        <w:t xml:space="preserve">遗忘调度的实现并不复杂，可以是后台定时任务，也可以是每次写入时触发。ForgettingScheduler 类封装了 TTL 与 LRU 两层判断：先按 TTL 删除过期记忆，再按 LRU 在仍超限时淘汰最旧访问的记忆。生产环境部署时建议结合"被遗忘权"合规要求，提供用户主动删除记忆的接口（Mem0 与 Zep 都提供 delete_all 接口），实现完整的数据治理闭环。</w:t>
-      </w:r>
-    </w:p>
-    <w:p>
-      <w:pPr>
-        <w:pStyle w:val="Heading1"/>
-        <w:keepNext/>
-        <w:pageBreakBefore/>
-        <w:spacing w:after="200" w:before="360" w:line="400" w:lineRule="atLeast"/>
-      </w:pPr>
-      <w:bookmarkStart w:id="100020" w:name="_Toc100020"/>
-      <w:r>
-        <w:rPr>
-          <w:rFonts w:ascii="Calibri" w:eastAsia="SimHei"/>
-          <w:b/>
-          <w:bCs/>
-          <w:color w:val="16324A"/>
-          <w:sz w:val="32"/>
-          <w:szCs w:val="32"/>
-        </w:rPr>
-        <w:t xml:space="preserve">第四章 自主记忆与记忆框架</w:t>
-      </w:r>
-      <w:bookmarkEnd w:id="100020"/>
-    </w:p>
-    <w:p>
-      <w:pPr>
-        <w:pStyle w:val="Heading2"/>
-        <w:keepNext/>
-        <w:spacing w:after="140" w:before="280" w:line="360" w:lineRule="atLeast"/>
-      </w:pPr>
-      <w:bookmarkStart w:id="100021" w:name="_Toc100021"/>
-      <w:r>
-        <w:rPr>
-          <w:rFonts w:ascii="Calibri" w:eastAsia="SimHei"/>
-          <w:b/>
-          <w:bCs/>
-          <w:color w:val="1B4A5C"/>
-          <w:sz w:val="28"/>
-          <w:szCs w:val="28"/>
-        </w:rPr>
-        <w:t xml:space="preserve">4.1 从被动到主动：记忆管理自主权</w:t>
-      </w:r>
-      <w:bookmarkEnd w:id="100021"/>
-    </w:p>
-    <w:p>
-      <w:pPr>
-        <w:spacing w:line="312"/>
-        <w:ind w:firstLine="480"/>
-        <w:jc w:val="both"/>
-      </w:pPr>
-      <w:r>
-        <w:rPr>
-          <w:rFonts w:ascii="Calibri" w:eastAsia="Microsoft YaHei"/>
-          <w:color w:val="1A2B33"/>
-          <w:sz w:val="24"/>
-          <w:szCs w:val="24"/>
-        </w:rPr>
-        <w:t xml:space="preserve">在传统记忆系统中，记忆的写入、更新、删除都是由开发者预先定义的规则控制。例如，每轮对话结束后提取关键信息并存入数据库；当记忆超过 100 条时删除最旧的一半。这种硬编码策略虽然简单，但缺乏灵活性——它无法根据对话内容的实际重要性做出动态决策。</w:t>
-      </w:r>
-    </w:p>
-    <w:p>
-      <w:pPr>
-        <w:spacing w:line="312"/>
-        <w:ind w:firstLine="480"/>
-        <w:jc w:val="both"/>
-      </w:pPr>
-      <w:r>
-        <w:rPr>
-          <w:rFonts w:ascii="Calibri" w:eastAsia="Microsoft YaHei"/>
-          <w:color w:val="1A2B33"/>
-          <w:sz w:val="24"/>
-          <w:szCs w:val="24"/>
-        </w:rPr>
-        <w:t xml:space="preserve">记忆管理自主权是一种更先进的范式：让 Agent 自己决定什么值得记住、什么应该更新、什么可以遗忘。Agent 通过 LLM 的函数调用能力主动操作自己的记忆系统，就像人类在笔记本上记录、划掉、整理一样。这种"自编辑记忆"是 Letta 等框架的核心理念，也是 Mem0 在后台实现的逻辑。</w:t>
-      </w:r>
-    </w:p>
-    <w:p>
-      <w:pPr>
-        <w:spacing w:line="312"/>
-        <w:ind w:firstLine="480"/>
-        <w:jc w:val="both"/>
-      </w:pPr>
-      <w:r>
-        <w:rPr>
-          <w:rFonts w:ascii="Calibri" w:eastAsia="Microsoft YaHei"/>
-          <w:color w:val="1A2B33"/>
-          <w:sz w:val="24"/>
-          <w:szCs w:val="24"/>
-        </w:rPr>
-        <w:t xml:space="preserve">自主记忆管理相对传统方案有三个核心优势。动态判断：Agent 可以根据对话上下文判断信息的重要性。同样的信息在不同场景下价值不同——"我对坚果过敏"在点餐场景至关重要，在讨论编程时无关紧要。主动更新：当用户说"我之前的说法有误，实际预算不是 10 万而是 15 万"时，Agent 应该定位并修改旧记忆而非简单新增。冲突解决：当新旧记忆矛盾时，Agent 使用时间戳、上下文线索来仲裁冲突，而非盲目保留所有信息。</w:t>
-      </w:r>
-    </w:p>
-    <w:p>
-      <w:pPr>
-        <w:spacing w:line="312"/>
-        <w:ind w:firstLine="480"/>
-        <w:jc w:val="both"/>
-      </w:pPr>
-      <w:r>
-        <w:rPr>
-          <w:rFonts w:ascii="Calibri" w:eastAsia="Microsoft YaHei"/>
-          <w:color w:val="1A2B33"/>
-          <w:sz w:val="24"/>
-          <w:szCs w:val="24"/>
-        </w:rPr>
-        <w:t xml:space="preserve">工程实现上，自主记忆管理通过 Tool Calling 完成：把 memory_add、memory_update、memory_delete、memory_search 等操作封装为工具，让 LLM 在推理过程中自主调用。系统提示中明确告诉 LLM 何时该用哪个工具、何时不该用（如临时性、情绪化的低价值信息不记忆）。这种设计把"记忆管理"的决策权从硬编码规则移交给模型的推理能力，比人工规则更 nuanced、更准确。</w:t>
-      </w:r>
-    </w:p>
-    <w:p>
-      <w:pPr>
-        <w:pStyle w:val="Heading2"/>
-        <w:keepNext/>
-        <w:spacing w:after="140" w:before="280" w:line="360" w:lineRule="atLeast"/>
-      </w:pPr>
-      <w:bookmarkStart w:id="100022" w:name="_Toc100022"/>
-      <w:r>
-        <w:rPr>
-          <w:rFonts w:ascii="Calibri" w:eastAsia="SimHei"/>
-          <w:b/>
-          <w:bCs/>
-          <w:color w:val="1B4A5C"/>
-          <w:sz w:val="28"/>
-          <w:szCs w:val="28"/>
-        </w:rPr>
-        <w:t xml:space="preserve">4.2 MemGPT 与 Letta 的分层分页思想</w:t>
-      </w:r>
-      <w:bookmarkEnd w:id="100022"/>
-    </w:p>
-    <w:p>
-      <w:pPr>
-        <w:spacing w:line="312"/>
-        <w:ind w:firstLine="480"/>
-        <w:jc w:val="both"/>
-      </w:pPr>
-      <w:r>
-        <w:rPr>
-          <w:rFonts w:ascii="Calibri" w:eastAsia="Microsoft YaHei"/>
-          <w:color w:val="1A2B33"/>
-          <w:sz w:val="24"/>
-          <w:szCs w:val="24"/>
-        </w:rPr>
-        <w:t xml:space="preserve">MemGPT（2023 年由 UC Berkeley 发布，2024 年融资后 rebranded 为 Letta）的核心理念是把 LLM 视为运行在有限内存约束下的操作系统进程，通过虚拟内存式的分页机制让 Agent 管理远超上下文窗口大小的记忆。它的设计哲学是：一个 Agent 应该能自主决定记住什么、忘记什么、何时从长期存储中检索信息，而不是被动接收开发者预设的记忆注入。</w:t>
-      </w:r>
-    </w:p>
-    <w:p>
-      <w:pPr>
-        <w:spacing w:line="312"/>
-        <w:ind w:firstLine="480"/>
-        <w:jc w:val="both"/>
-      </w:pPr>
-      <w:r>
-        <w:rPr>
-          <w:rFonts w:ascii="Calibri" w:eastAsia="Microsoft YaHei"/>
-          <w:color w:val="1A2B33"/>
-          <w:sz w:val="24"/>
-          <w:szCs w:val="24"/>
-        </w:rPr>
-        <w:t xml:space="preserve">Letta 的记忆架构分为三层，对应操作系统的 RAM、SSD、磁盘。核心记忆（Core Memory）是常驻上下文窗口内的记忆，由多个可编辑的记忆块（Memory Blocks）组成，每个块有标签（如 persona、human、system、task）和内容。核心记忆块可以被 Agent 自己修改——这就是自编辑能力。回忆记忆（Recall Memory）存储完整的对话历史，不在每次推理的上下文中，但 Agent 可以通过 conversation_search 工具按需检索。档案记忆（Archival Memory）是长期知识库，Agent 通过 archival_memory_search 进行语义检索，按需加载到核心记忆。</w:t>
-      </w:r>
-    </w:p>
-    <w:p>
-      <w:pPr>
-        <w:spacing w:line="312"/>
-        <w:ind w:firstLine="480"/>
-        <w:jc w:val="both"/>
-      </w:pPr>
-      <w:r>
-        <w:rPr>
-          <w:rFonts w:ascii="Calibri" w:eastAsia="Microsoft YaHei"/>
-          <w:color w:val="1A2B33"/>
-          <w:sz w:val="24"/>
-          <w:szCs w:val="24"/>
-        </w:rPr>
-        <w:t xml:space="preserve">Sleep-time Compute 是 Letta 在 2025 年的重大创新（自 v0.7.0 起 GA）。它模仿人类的睡眠记忆巩固过程，由一个后台 Agent 在主 Agent 空闲时执行记忆整理：处理对话记录提取长期事实、压缩核心记忆块、检测解决矛盾记忆、将详细信息归档到档案记忆、对档案去重归档。这种"实时推理+离线整理"的设计让记忆整理不占用主 Agent 的 Token 预算，且因不受延迟约束可使用更强大的模型，确保整理质量高于实时推理。</w:t>
-      </w:r>
-    </w:p>
-    <w:p>
-      <w:pPr>
-        <w:spacing w:line="312"/>
-        <w:ind w:firstLine="480"/>
-        <w:jc w:val="both"/>
-      </w:pPr>
-      <w:r>
-        <w:rPr>
-          <w:rFonts w:ascii="Calibri" w:eastAsia="Microsoft YaHei"/>
-          <w:color w:val="1A2B33"/>
-          <w:sz w:val="24"/>
-          <w:szCs w:val="24"/>
-        </w:rPr>
-        <w:t xml:space="preserve">Letta 的适用场景包括：长期个人助手（记住用户数月甚至数年的偏好与历史）、多会话客服（用户在不同时间通过不同渠道联系时能延续上下文）、知识积累型 Agent（需要持续学习的研助手）。不适合的场景：一次性问答（记忆管理是过度设计）、简单工作流（LangGraph 更合适）、低延迟要求（记忆管理开销不可接受）。</w:t>
-      </w:r>
-    </w:p>
-    <w:p>
-      <w:pPr>
-        <w:pStyle w:val="Heading2"/>
-        <w:keepNext/>
-        <w:spacing w:after="140" w:before="280" w:line="360" w:lineRule="atLeast"/>
-      </w:pPr>
-      <w:bookmarkStart w:id="100023" w:name="_Toc100023"/>
-      <w:r>
-        <w:rPr>
-          <w:rFonts w:ascii="Calibri" w:eastAsia="SimHei"/>
-          <w:b/>
-          <w:bCs/>
-          <w:color w:val="1B4A5C"/>
-          <w:sz w:val="28"/>
-          <w:szCs w:val="28"/>
-        </w:rPr>
-        <w:t xml:space="preserve">4.3 Mem0：三层模型与工作流程</w:t>
-      </w:r>
-      <w:bookmarkEnd w:id="100023"/>
-    </w:p>
-    <w:p>
-      <w:pPr>
-        <w:spacing w:line="312"/>
-        <w:ind w:firstLine="480"/>
-        <w:jc w:val="both"/>
-      </w:pPr>
-      <w:r>
-        <w:rPr>
-          <w:rFonts w:ascii="Calibri" w:eastAsia="Microsoft YaHei"/>
-          <w:color w:val="1A2B33"/>
-          <w:sz w:val="24"/>
-          <w:szCs w:val="24"/>
-        </w:rPr>
-        <w:t xml:space="preserve">Mem0 是 2024 年由来自 OpenAI、Google、Meta 的工程师创立的开源记忆层框架。它的定位是"记忆基础设施"——不是对话框架、不是 Agent 编排工具，而是专注解决"如何让 Agent 记住事情"这一单一问题的底层组件。这种单一职责的定位让它可以与任何 Agent 框架（LangChain、LangGraph、CrewAI 等）即插即用集成。</w:t>
-      </w:r>
-    </w:p>
-    <w:p>
-      <w:pPr>
-        <w:spacing w:line="312"/>
-        <w:ind w:firstLine="480"/>
-        <w:jc w:val="both"/>
-      </w:pPr>
-      <w:r>
-        <w:rPr>
-          <w:rFonts w:ascii="Calibri" w:eastAsia="Microsoft YaHei"/>
-          <w:color w:val="1A2B33"/>
-          <w:sz w:val="24"/>
-          <w:szCs w:val="24"/>
-        </w:rPr>
-        <w:t xml:space="preserve">Mem0 采用三层记忆架构：用户级记忆存储跨会话跨应用的个人档案，使用向量数据库与图数据库，容量几乎无限；会话级记忆存储当前对话的快照，会话结束后压缩并提炼到用户级；智能体级记忆是 Agent 自身的知识储备，对所有用户共享。用户级记忆是 Mem0 最核心的能力——它意味着如果用户在一个基于 Mem0 的聊天机器人里说了"我是素食主义者"，切换到另一个同样基于 Mem0 的助手时，新助手也会知道这一点。这种跨应用的统一记忆是 Mem0 区别于其他方案的关键。</w:t>
-      </w:r>
-    </w:p>
-    <w:p>
-      <w:pPr>
-        <w:spacing w:line="312"/>
-        <w:ind w:firstLine="480"/>
-        <w:jc w:val="both"/>
-      </w:pPr>
-      <w:r>
-        <w:rPr>
-          <w:rFonts w:ascii="Calibri" w:eastAsia="Microsoft YaHei"/>
-          <w:color w:val="1A2B33"/>
-          <w:sz w:val="24"/>
-          <w:szCs w:val="24"/>
-        </w:rPr>
-        <w:t xml:space="preserve">Mem0 的工作流程是一条完整的提取-存储-检索-注入管线。以用户输入"我怕辣，吃火锅只选清汤锅底，偏爱番茄味"为例：Mem0 用 LLM（默认 gpt-5-mini）深度分析对话内容，抓取关键事实；用 Embedding 模型（默认 text-embedding-3-small）将事实转为高维向量；存入向量数据库（Qdrant、Chroma 或 pgvector），同时将实体关系存入图数据库（Memgraph 或 Neo4j）。当用户再次提问"推荐适合我的火锅锅底"时，查询被向量化并在数据库中匹配到"怕辣、番茄清汤"等记忆，最终生成个性化回复。</w:t>
+        <w:t xml:space="preserve">图2-3 把摘要压缩类比成开会：三小时的原始记录没人看得完，但一页纪要人人能用——纪要省掉了九成篇幅，关键结论、硬约束、待办却都在。模型做摘要同理：用一次小成本调用换白板大面积腾空。</w:t>
       </w:r>
     </w:p>
     <w:p>
@@ -6198,7 +3759,7 @@
       <w:r>
         <w:drawing>
           <wp:inline distT="0" distB="0" distL="0" distR="0">
-            <wp:extent cx="5124450" cy="3076575"/>
+            <wp:extent cx="5486400" cy="3295650"/>
             <wp:effectExtent t="0" r="0" b="0" l="0"/>
             <wp:docPr id="1" name="" descr="" title=""/>
             <wp:cNvGraphicFramePr>
@@ -6223,7 +3784,7 @@
                   <pic:spPr bwMode="auto">
                     <a:xfrm>
                       <a:off x="0" y="0"/>
-                      <a:ext cx="5124450" cy="3076575"/>
+                      <a:ext cx="5486400" cy="3295650"/>
                     </a:xfrm>
                     <a:prstGeom prst="rect">
                       <a:avLst/>
@@ -6251,7 +3812,7 @@
           <w:sz w:val="21"/>
           <w:szCs w:val="21"/>
         </w:rPr>
-        <w:t xml:space="preserve">图4-1 Mem0 提取-存储-检索流程</w:t>
+        <w:t xml:space="preserve">图2-3 摘要压缩的会议纪要比喻：三小时记录压成一页要点，硬约束必须保留</w:t>
       </w:r>
     </w:p>
     <w:p>
@@ -6267,447 +3828,23 @@
           <w:sz w:val="24"/>
           <w:szCs w:val="24"/>
         </w:rPr>
-        <w:t xml:space="preserve">Mem0 的快速上手非常简洁：pip install mem0ai，配置 API Key，初始化 Memory 对象，即可调用 memory.add 添加记忆、memory.search 检索记忆、memory.get_all 获取全部记忆。高级配置允许深度自定义 LLM、Embedding、向量库、图数据库后端，实现完全私有化部署。Mem0 团队在 2025 年发表了技术报告（arXiv:2504.19413），并在 LoCoMo、LongMemEval、BEAM 三套基准上分别取得 92.5%、94.4%、64.1% 的成绩。</w:t>
-      </w:r>
-    </w:p>
-    <w:p>
-      <w:pPr>
-        <w:pBdr>
-          <w:left w:val="single" w:color="8FA6AD" w:sz="10" w:space="8"/>
-        </w:pBdr>
-        <w:shd w:fill="F4F6F7" w:val="clear"/>
-        <w:spacing w:after="0" w:before="0" w:line="276" w:lineRule="atLeast"/>
-        <w:ind w:left="240"/>
-        <w:jc w:val="left"/>
-      </w:pPr>
-      <w:r>
-        <w:rPr>
-          <w:rFonts w:ascii="Courier New" w:cs="Courier New" w:eastAsia="Microsoft YaHei" w:hAnsi="Courier New"/>
-          <w:color w:val="24343C"/>
-          <w:sz w:val="18"/>
-          <w:szCs w:val="18"/>
-        </w:rPr>
-        <w:t xml:space="preserve">import os</w:t>
-      </w:r>
-    </w:p>
-    <w:p>
-      <w:pPr>
-        <w:pBdr>
-          <w:left w:val="single" w:color="8FA6AD" w:sz="10" w:space="8"/>
-        </w:pBdr>
-        <w:shd w:fill="F4F6F7" w:val="clear"/>
-        <w:spacing w:after="0" w:before="0" w:line="276" w:lineRule="atLeast"/>
-        <w:ind w:left="240"/>
-        <w:jc w:val="left"/>
-      </w:pPr>
-      <w:r>
-        <w:rPr>
-          <w:rFonts w:ascii="Courier New" w:cs="Courier New" w:eastAsia="Microsoft YaHei" w:hAnsi="Courier New"/>
-          <w:color w:val="24343C"/>
-          <w:sz w:val="18"/>
-          <w:szCs w:val="18"/>
-        </w:rPr>
-        <w:t xml:space="preserve">from mem0 import Memory</w:t>
-      </w:r>
-    </w:p>
-    <w:p>
-      <w:pPr>
-        <w:pBdr>
-          <w:left w:val="single" w:color="8FA6AD" w:sz="10" w:space="8"/>
-        </w:pBdr>
-        <w:shd w:fill="F4F6F7" w:val="clear"/>
-        <w:spacing w:after="0" w:before="0" w:line="276" w:lineRule="atLeast"/>
-        <w:ind w:left="240"/>
-        <w:jc w:val="left"/>
-      </w:pPr>
-      <w:r>
-        <w:rPr>
-          <w:rFonts w:ascii="Courier New" w:cs="Courier New" w:eastAsia="Microsoft YaHei" w:hAnsi="Courier New"/>
-          <w:color w:val="24343C"/>
-          <w:sz w:val="18"/>
-          <w:szCs w:val="18"/>
-        </w:rPr>
-        <w:t xml:space="preserve"> </w:t>
-      </w:r>
-    </w:p>
-    <w:p>
-      <w:pPr>
-        <w:pBdr>
-          <w:left w:val="single" w:color="8FA6AD" w:sz="10" w:space="8"/>
-        </w:pBdr>
-        <w:shd w:fill="F4F6F7" w:val="clear"/>
-        <w:spacing w:after="0" w:before="0" w:line="276" w:lineRule="atLeast"/>
-        <w:ind w:left="240"/>
-        <w:jc w:val="left"/>
-      </w:pPr>
-      <w:r>
-        <w:rPr>
-          <w:rFonts w:ascii="Courier New" w:cs="Courier New" w:eastAsia="Microsoft YaHei" w:hAnsi="Courier New"/>
-          <w:color w:val="24343C"/>
-          <w:sz w:val="18"/>
-          <w:szCs w:val="18"/>
-        </w:rPr>
-        <w:t xml:space="preserve">os.environ["OPENAI_API_KEY"] = "sk-..."</w:t>
-      </w:r>
-    </w:p>
-    <w:p>
-      <w:pPr>
-        <w:pBdr>
-          <w:left w:val="single" w:color="8FA6AD" w:sz="10" w:space="8"/>
-        </w:pBdr>
-        <w:shd w:fill="F4F6F7" w:val="clear"/>
-        <w:spacing w:after="0" w:before="0" w:line="276" w:lineRule="atLeast"/>
-        <w:ind w:left="240"/>
-        <w:jc w:val="left"/>
-      </w:pPr>
-      <w:r>
-        <w:rPr>
-          <w:rFonts w:ascii="Courier New" w:cs="Courier New" w:eastAsia="Microsoft YaHei" w:hAnsi="Courier New"/>
-          <w:color w:val="24343C"/>
-          <w:sz w:val="18"/>
-          <w:szCs w:val="18"/>
-        </w:rPr>
-        <w:t xml:space="preserve"> </w:t>
-      </w:r>
-    </w:p>
-    <w:p>
-      <w:pPr>
-        <w:pBdr>
-          <w:left w:val="single" w:color="8FA6AD" w:sz="10" w:space="8"/>
-        </w:pBdr>
-        <w:shd w:fill="F4F6F7" w:val="clear"/>
-        <w:spacing w:after="0" w:before="0" w:line="276" w:lineRule="atLeast"/>
-        <w:ind w:left="240"/>
-        <w:jc w:val="left"/>
-      </w:pPr>
-      <w:r>
-        <w:rPr>
-          <w:rFonts w:ascii="Courier New" w:cs="Courier New" w:eastAsia="Microsoft YaHei" w:hAnsi="Courier New"/>
-          <w:color w:val="24343C"/>
-          <w:sz w:val="18"/>
-          <w:szCs w:val="18"/>
-        </w:rPr>
-        <w:t xml:space="preserve"># 默认配置：OpenAI Embedding + Qdrant 向量库</w:t>
-      </w:r>
-    </w:p>
-    <w:p>
-      <w:pPr>
-        <w:pBdr>
-          <w:left w:val="single" w:color="8FA6AD" w:sz="10" w:space="8"/>
-        </w:pBdr>
-        <w:shd w:fill="F4F6F7" w:val="clear"/>
-        <w:spacing w:after="0" w:before="0" w:line="276" w:lineRule="atLeast"/>
-        <w:ind w:left="240"/>
-        <w:jc w:val="left"/>
-      </w:pPr>
-      <w:r>
-        <w:rPr>
-          <w:rFonts w:ascii="Courier New" w:cs="Courier New" w:eastAsia="Microsoft YaHei" w:hAnsi="Courier New"/>
-          <w:color w:val="24343C"/>
-          <w:sz w:val="18"/>
-          <w:szCs w:val="18"/>
-        </w:rPr>
-        <w:t xml:space="preserve">memory = Memory()</w:t>
-      </w:r>
-    </w:p>
-    <w:p>
-      <w:pPr>
-        <w:pBdr>
-          <w:left w:val="single" w:color="8FA6AD" w:sz="10" w:space="8"/>
-        </w:pBdr>
-        <w:shd w:fill="F4F6F7" w:val="clear"/>
-        <w:spacing w:after="0" w:before="0" w:line="276" w:lineRule="atLeast"/>
-        <w:ind w:left="240"/>
-        <w:jc w:val="left"/>
-      </w:pPr>
-      <w:r>
-        <w:rPr>
-          <w:rFonts w:ascii="Courier New" w:cs="Courier New" w:eastAsia="Microsoft YaHei" w:hAnsi="Courier New"/>
-          <w:color w:val="24343C"/>
-          <w:sz w:val="18"/>
-          <w:szCs w:val="18"/>
-        </w:rPr>
-        <w:t xml:space="preserve"> </w:t>
-      </w:r>
-    </w:p>
-    <w:p>
-      <w:pPr>
-        <w:pBdr>
-          <w:left w:val="single" w:color="8FA6AD" w:sz="10" w:space="8"/>
-        </w:pBdr>
-        <w:shd w:fill="F4F6F7" w:val="clear"/>
-        <w:spacing w:after="0" w:before="0" w:line="276" w:lineRule="atLeast"/>
-        <w:ind w:left="240"/>
-        <w:jc w:val="left"/>
-      </w:pPr>
-      <w:r>
-        <w:rPr>
-          <w:rFonts w:ascii="Courier New" w:cs="Courier New" w:eastAsia="Microsoft YaHei" w:hAnsi="Courier New"/>
-          <w:color w:val="24343C"/>
-          <w:sz w:val="18"/>
-          <w:szCs w:val="18"/>
-        </w:rPr>
-        <w:t xml:space="preserve"># 添加记忆（自动提取关键事实）</w:t>
-      </w:r>
-    </w:p>
-    <w:p>
-      <w:pPr>
-        <w:pBdr>
-          <w:left w:val="single" w:color="8FA6AD" w:sz="10" w:space="8"/>
-        </w:pBdr>
-        <w:shd w:fill="F4F6F7" w:val="clear"/>
-        <w:spacing w:after="0" w:before="0" w:line="276" w:lineRule="atLeast"/>
-        <w:ind w:left="240"/>
-        <w:jc w:val="left"/>
-      </w:pPr>
-      <w:r>
-        <w:rPr>
-          <w:rFonts w:ascii="Courier New" w:cs="Courier New" w:eastAsia="Microsoft YaHei" w:hAnsi="Courier New"/>
-          <w:color w:val="24343C"/>
-          <w:sz w:val="18"/>
-          <w:szCs w:val="18"/>
-        </w:rPr>
-        <w:t xml:space="preserve">messages = [</w:t>
-      </w:r>
-    </w:p>
-    <w:p>
-      <w:pPr>
-        <w:pBdr>
-          <w:left w:val="single" w:color="8FA6AD" w:sz="10" w:space="8"/>
-        </w:pBdr>
-        <w:shd w:fill="F4F6F7" w:val="clear"/>
-        <w:spacing w:after="0" w:before="0" w:line="276" w:lineRule="atLeast"/>
-        <w:ind w:left="240"/>
-        <w:jc w:val="left"/>
-      </w:pPr>
-      <w:r>
-        <w:rPr>
-          <w:rFonts w:ascii="Courier New" w:cs="Courier New" w:eastAsia="Microsoft YaHei" w:hAnsi="Courier New"/>
-          <w:color w:val="24343C"/>
-          <w:sz w:val="18"/>
-          <w:szCs w:val="18"/>
-        </w:rPr>
-        <w:t xml:space="preserve">    {"role": "user", "content": "我叫张三，是 Python 开发者，平时喜欢 hiking"},</w:t>
-      </w:r>
-    </w:p>
-    <w:p>
-      <w:pPr>
-        <w:pBdr>
-          <w:left w:val="single" w:color="8FA6AD" w:sz="10" w:space="8"/>
-        </w:pBdr>
-        <w:shd w:fill="F4F6F7" w:val="clear"/>
-        <w:spacing w:after="0" w:before="0" w:line="276" w:lineRule="atLeast"/>
-        <w:ind w:left="240"/>
-        <w:jc w:val="left"/>
-      </w:pPr>
-      <w:r>
-        <w:rPr>
-          <w:rFonts w:ascii="Courier New" w:cs="Courier New" w:eastAsia="Microsoft YaHei" w:hAnsi="Courier New"/>
-          <w:color w:val="24343C"/>
-          <w:sz w:val="18"/>
-          <w:szCs w:val="18"/>
-        </w:rPr>
-        <w:t xml:space="preserve">    {"role": "assistant", "content": "很高兴认识你，张三！我会记住你的职业和爱好。"}</w:t>
-      </w:r>
-    </w:p>
-    <w:p>
-      <w:pPr>
-        <w:pBdr>
-          <w:left w:val="single" w:color="8FA6AD" w:sz="10" w:space="8"/>
-        </w:pBdr>
-        <w:shd w:fill="F4F6F7" w:val="clear"/>
-        <w:spacing w:after="0" w:before="0" w:line="276" w:lineRule="atLeast"/>
-        <w:ind w:left="240"/>
-        <w:jc w:val="left"/>
-      </w:pPr>
-      <w:r>
-        <w:rPr>
-          <w:rFonts w:ascii="Courier New" w:cs="Courier New" w:eastAsia="Microsoft YaHei" w:hAnsi="Courier New"/>
-          <w:color w:val="24343C"/>
-          <w:sz w:val="18"/>
-          <w:szCs w:val="18"/>
-        </w:rPr>
-        <w:t xml:space="preserve">]</w:t>
-      </w:r>
-    </w:p>
-    <w:p>
-      <w:pPr>
-        <w:pBdr>
-          <w:left w:val="single" w:color="8FA6AD" w:sz="10" w:space="8"/>
-        </w:pBdr>
-        <w:shd w:fill="F4F6F7" w:val="clear"/>
-        <w:spacing w:after="0" w:before="0" w:line="276" w:lineRule="atLeast"/>
-        <w:ind w:left="240"/>
-        <w:jc w:val="left"/>
-      </w:pPr>
-      <w:r>
-        <w:rPr>
-          <w:rFonts w:ascii="Courier New" w:cs="Courier New" w:eastAsia="Microsoft YaHei" w:hAnsi="Courier New"/>
-          <w:color w:val="24343C"/>
-          <w:sz w:val="18"/>
-          <w:szCs w:val="18"/>
-        </w:rPr>
-        <w:t xml:space="preserve">memory.add(messages, user_id="user_001")</w:t>
-      </w:r>
-    </w:p>
-    <w:p>
-      <w:pPr>
-        <w:pBdr>
-          <w:left w:val="single" w:color="8FA6AD" w:sz="10" w:space="8"/>
-        </w:pBdr>
-        <w:shd w:fill="F4F6F7" w:val="clear"/>
-        <w:spacing w:after="0" w:before="0" w:line="276" w:lineRule="atLeast"/>
-        <w:ind w:left="240"/>
-        <w:jc w:val="left"/>
-      </w:pPr>
-      <w:r>
-        <w:rPr>
-          <w:rFonts w:ascii="Courier New" w:cs="Courier New" w:eastAsia="Microsoft YaHei" w:hAnsi="Courier New"/>
-          <w:color w:val="24343C"/>
-          <w:sz w:val="18"/>
-          <w:szCs w:val="18"/>
-        </w:rPr>
-        <w:t xml:space="preserve"> </w:t>
-      </w:r>
-    </w:p>
-    <w:p>
-      <w:pPr>
-        <w:pBdr>
-          <w:left w:val="single" w:color="8FA6AD" w:sz="10" w:space="8"/>
-        </w:pBdr>
-        <w:shd w:fill="F4F6F7" w:val="clear"/>
-        <w:spacing w:after="0" w:before="0" w:line="276" w:lineRule="atLeast"/>
-        <w:ind w:left="240"/>
-        <w:jc w:val="left"/>
-      </w:pPr>
-      <w:r>
-        <w:rPr>
-          <w:rFonts w:ascii="Courier New" w:cs="Courier New" w:eastAsia="Microsoft YaHei" w:hAnsi="Courier New"/>
-          <w:color w:val="24343C"/>
-          <w:sz w:val="18"/>
-          <w:szCs w:val="18"/>
-        </w:rPr>
-        <w:t xml:space="preserve"># 语义检索：自然语言查询</w:t>
-      </w:r>
-    </w:p>
-    <w:p>
-      <w:pPr>
-        <w:pBdr>
-          <w:left w:val="single" w:color="8FA6AD" w:sz="10" w:space="8"/>
-        </w:pBdr>
-        <w:shd w:fill="F4F6F7" w:val="clear"/>
-        <w:spacing w:after="0" w:before="0" w:line="276" w:lineRule="atLeast"/>
-        <w:ind w:left="240"/>
-        <w:jc w:val="left"/>
-      </w:pPr>
-      <w:r>
-        <w:rPr>
-          <w:rFonts w:ascii="Courier New" w:cs="Courier New" w:eastAsia="Microsoft YaHei" w:hAnsi="Courier New"/>
-          <w:color w:val="24343C"/>
-          <w:sz w:val="18"/>
-          <w:szCs w:val="18"/>
-        </w:rPr>
-        <w:t xml:space="preserve">results = memory.search("用户的职业是什么？", user_id="user_001")</w:t>
-      </w:r>
-    </w:p>
-    <w:p>
-      <w:pPr>
-        <w:pBdr>
-          <w:left w:val="single" w:color="8FA6AD" w:sz="10" w:space="8"/>
-        </w:pBdr>
-        <w:shd w:fill="F4F6F7" w:val="clear"/>
-        <w:spacing w:after="0" w:before="0" w:line="276" w:lineRule="atLeast"/>
-        <w:ind w:left="240"/>
-        <w:jc w:val="left"/>
-      </w:pPr>
-      <w:r>
-        <w:rPr>
-          <w:rFonts w:ascii="Courier New" w:cs="Courier New" w:eastAsia="Microsoft YaHei" w:hAnsi="Courier New"/>
-          <w:color w:val="24343C"/>
-          <w:sz w:val="18"/>
-          <w:szCs w:val="18"/>
-        </w:rPr>
-        <w:t xml:space="preserve">print(results)</w:t>
-      </w:r>
-    </w:p>
-    <w:p>
-      <w:pPr>
-        <w:pBdr>
-          <w:left w:val="single" w:color="8FA6AD" w:sz="10" w:space="8"/>
-        </w:pBdr>
-        <w:shd w:fill="F4F6F7" w:val="clear"/>
-        <w:spacing w:after="0" w:before="0" w:line="276" w:lineRule="atLeast"/>
-        <w:ind w:left="240"/>
-        <w:jc w:val="left"/>
-      </w:pPr>
-      <w:r>
-        <w:rPr>
-          <w:rFonts w:ascii="Courier New" w:cs="Courier New" w:eastAsia="Microsoft YaHei" w:hAnsi="Courier New"/>
-          <w:color w:val="24343C"/>
-          <w:sz w:val="18"/>
-          <w:szCs w:val="18"/>
-        </w:rPr>
-        <w:t xml:space="preserve"> </w:t>
-      </w:r>
-    </w:p>
-    <w:p>
-      <w:pPr>
-        <w:pBdr>
-          <w:left w:val="single" w:color="8FA6AD" w:sz="10" w:space="8"/>
-        </w:pBdr>
-        <w:shd w:fill="F4F6F7" w:val="clear"/>
-        <w:spacing w:after="0" w:before="0" w:line="276" w:lineRule="atLeast"/>
-        <w:ind w:left="240"/>
-        <w:jc w:val="left"/>
-      </w:pPr>
-      <w:r>
-        <w:rPr>
-          <w:rFonts w:ascii="Courier New" w:cs="Courier New" w:eastAsia="Microsoft YaHei" w:hAnsi="Courier New"/>
-          <w:color w:val="24343C"/>
-          <w:sz w:val="18"/>
-          <w:szCs w:val="18"/>
-        </w:rPr>
-        <w:t xml:space="preserve"># 获取全部记忆</w:t>
-      </w:r>
-    </w:p>
-    <w:p>
-      <w:pPr>
-        <w:pBdr>
-          <w:left w:val="single" w:color="8FA6AD" w:sz="10" w:space="8"/>
-        </w:pBdr>
-        <w:shd w:fill="F4F6F7" w:val="clear"/>
-        <w:spacing w:after="0" w:before="0" w:line="276" w:lineRule="atLeast"/>
-        <w:ind w:left="240"/>
-        <w:jc w:val="left"/>
-      </w:pPr>
-      <w:r>
-        <w:rPr>
-          <w:rFonts w:ascii="Courier New" w:cs="Courier New" w:eastAsia="Microsoft YaHei" w:hAnsi="Courier New"/>
-          <w:color w:val="24343C"/>
-          <w:sz w:val="18"/>
-          <w:szCs w:val="18"/>
-        </w:rPr>
-        <w:t xml:space="preserve">all_memories = memory.get_all(user_id="user_001")</w:t>
-      </w:r>
-    </w:p>
-    <w:p>
-      <w:pPr>
-        <w:pBdr>
-          <w:left w:val="single" w:color="8FA6AD" w:sz="10" w:space="8"/>
-        </w:pBdr>
-        <w:shd w:fill="F4F6F7" w:val="clear"/>
-        <w:spacing w:after="0" w:before="0" w:line="276" w:lineRule="atLeast"/>
-        <w:ind w:left="240"/>
-        <w:jc w:val="left"/>
-      </w:pPr>
-      <w:r>
-        <w:rPr>
-          <w:rFonts w:ascii="Courier New" w:cs="Courier New" w:eastAsia="Microsoft YaHei" w:hAnsi="Courier New"/>
-          <w:color w:val="24343C"/>
-          <w:sz w:val="18"/>
-          <w:szCs w:val="18"/>
-        </w:rPr>
-        <w:t xml:space="preserve">print(all_memories)</w:t>
+        <w:t xml:space="preserve">一个典型的分层摘要策略是这样的：当对话历史超过阈值（如上下文预算的 60%）时，把早期的对话送入一个专门的摘要模型（可以是主 LLM 或更轻量的模型），生成一段结构化的摘要。这个摘要会被作为一个特殊的系统消息插入到对话历史的最前面，后续对话继续追加。当再次达到阈值时再次压缩。结构化的摘要模板应明确告诉模型需要提取哪些维度：用户原始需求、已做出的关键决策、待办事项、硬性约束、用户偏好等。不应包含寒暄客套、重复确认、中间过程的试错。</w:t>
+      </w:r>
+    </w:p>
+    <w:p>
+      <w:pPr>
+        <w:spacing w:line="312"/>
+        <w:ind w:firstLine="480"/>
+        <w:jc w:val="both"/>
+      </w:pPr>
+      <w:r>
+        <w:rPr>
+          <w:rFonts w:ascii="Calibri" w:eastAsia="Microsoft YaHei"/>
+          <w:color w:val="1A2B33"/>
+          <w:sz w:val="24"/>
+          <w:szCs w:val="24"/>
+        </w:rPr>
+        <w:t xml:space="preserve">摘要压缩的实现要点有四个。第一，摘要触发采用双阈值：预警阈值（如 60% 容量）触发轻量级压缩（如移除低价值消息），强制压缩阈值（如 80%）触发完整摘要。第二，保留关键消息：系统提示和最近一轮用户消息永不裁剪，前者决定 Agent 的人格，后者决定当前意图。第三，摘要模型选择影响保真度：推荐使用主 LLM 自身或 GPT-4o-mini 级别模型，过弱的模型会产生幻觉或遗漏关键细节。第四，增量摘要 vs 全量摘要：增量模式把"已有摘要+新对话"作为输入生成更新版本，避免重复计算但可能累积偏差；建议每 50 轮做一次全量重新摘要作为校准。</w:t>
       </w:r>
     </w:p>
     <w:p>
@@ -6716,7 +3853,7 @@
         <w:keepNext/>
         <w:spacing w:after="140" w:before="280" w:line="360" w:lineRule="atLeast"/>
       </w:pPr>
-      <w:bookmarkStart w:id="100024" w:name="_Toc100024"/>
+      <w:bookmarkStart w:id="100011" w:name="_Toc100011"/>
       <w:r>
         <w:rPr>
           <w:rFonts w:ascii="Calibri" w:eastAsia="SimHei"/>
@@ -6726,9 +3863,9 @@
           <w:sz w:val="28"/>
           <w:szCs w:val="28"/>
         </w:rPr>
-        <w:t xml:space="preserve">4.4 Mem0 的图记忆扩展</w:t>
-      </w:r>
-      <w:bookmarkEnd w:id="100024"/>
+        <w:t xml:space="preserve">2.4 Token 预算分配实践</w:t>
+      </w:r>
+      <w:bookmarkEnd w:id="100011"/>
     </w:p>
     <w:p>
       <w:pPr>
@@ -6743,7 +3880,7 @@
           <w:sz w:val="24"/>
           <w:szCs w:val="24"/>
         </w:rPr>
-        <w:t xml:space="preserve">传统向量记忆把每条信息存为独立向量，关联是隐式的；图记忆则显式存储实体与关系，使 Agent 能进行关系推理。Mem0 的图记忆功能是其最强大的特性之一，与向量记忆形成完美互补。配置图存储后，调用 m.add 时系统自动提取实体和关系，构建知识图谱。后续搜索不仅返回相似度匹配的记忆，还能沿实体链进行推理。</w:t>
+        <w:t xml:space="preserve">在生产环境中管理短期记忆，最核心的工程动作是 Token 预算分配。一个典型的分配方案如下：以 128K 上下文窗口为例，系统提示预留 5%（约 6K），对话历史 50%（约 60K），RAG 检索记忆 20%（约 24K），工具调用结果 15%（约 18K），输出预留 8%（约 10K），安全裕量 2%（约 2K）。这个分配不是死规定，可以根据任务特征调整——对话密集场景增加历史预算，工具调用密集场景增加工具结果预算。</w:t>
       </w:r>
     </w:p>
     <w:p>
@@ -6759,7 +3896,7 @@
           <w:sz w:val="24"/>
           <w:szCs w:val="24"/>
         </w:rPr>
-        <w:t xml:space="preserve">一个典型的图记忆应用是项目协作场景。用户陆续输入："我叫张三"、"我负责 Alpha 项目"、"Alpha 项目的目标客户是教育机构"、"李四是我的同事，也参与了 Alpha 项目"。Mem0 自动构建出图：节点（张三、李四、Alpha 项目、教育机构），关系（张三负责 Alpha、Alpha 目标客户教育机构、李四参与 Alpha）。当查询"Alpha 项目的团队成员有哪些"时，图记忆返回张三和李四——这是基于关系推理的结果，不是文本匹配。</w:t>
+        <w:t xml:space="preserve">预算分配的核心原则是"系统提示与当前用户消息不可触碰，其他部分都有明确上限"。当某个部分超出预算时，按优先级顺序裁剪：先裁剪工具结果（通常冗余度高、可重生成），再裁剪历史消息（可结合摘要压缩），最后裁剪检索记忆（保留分数最高的几条）。系统提示和当前用户消息永远不会被丢弃，因为它们是理解当前任务的基础。</w:t>
       </w:r>
     </w:p>
     <w:p>
@@ -6775,7 +3912,1507 @@
           <w:sz w:val="24"/>
           <w:szCs w:val="24"/>
         </w:rPr>
-        <w:t xml:space="preserve">图记忆的工程价值在两个场景特别突出。一是关系查询（如"我上次提到的那个项目的负责人邮箱是什么"），图记忆可沿实体链直接定位，而向量检索可能因文本表述差异失效。二是冲突更新（用户从"喜欢羽毛球"改为"讨厌羽毛球"），图记忆能精准定位旧节点并替换属性，向量检索则可能同时保留两条相互矛盾的记忆。建议同时启用向量记忆与图记忆：向量负责语义召回，图负责关系推理，两者互补。</w:t>
+        <w:t xml:space="preserve">一个关键设计是为记忆注入保留专属窗口。建议将对话历史预算的 20% 划给检索到的记忆注入，剩余 80% 给原始对话消息。如果记忆和对话混用同一个预算池，当对话变长时记忆会被挤压到几乎没有空间，Agent 在对话后期将完全失去长期记忆能力，变成只能看到最近几轮的金鱼。专属窗口的设计确保了无论对话多长，Agent 始终有一定量的记忆可用。</w:t>
+      </w:r>
+    </w:p>
+    <w:p>
+      <w:pPr>
+        <w:pBdr>
+          <w:left w:val="single" w:color="8FA6AD" w:sz="10" w:space="8"/>
+        </w:pBdr>
+        <w:shd w:fill="F4F6F7" w:val="clear"/>
+        <w:spacing w:after="0" w:before="0" w:line="276" w:lineRule="atLeast"/>
+        <w:ind w:left="240"/>
+        <w:jc w:val="left"/>
+      </w:pPr>
+      <w:r>
+        <w:rPr>
+          <w:rFonts w:ascii="Courier New" w:cs="Courier New" w:eastAsia="Microsoft YaHei" w:hAnsi="Courier New"/>
+          <w:color w:val="24343C"/>
+          <w:sz w:val="18"/>
+          <w:szCs w:val="18"/>
+        </w:rPr>
+        <w:t xml:space="preserve">import tiktoken</w:t>
+      </w:r>
+    </w:p>
+    <w:p>
+      <w:pPr>
+        <w:pBdr>
+          <w:left w:val="single" w:color="8FA6AD" w:sz="10" w:space="8"/>
+        </w:pBdr>
+        <w:shd w:fill="F4F6F7" w:val="clear"/>
+        <w:spacing w:after="0" w:before="0" w:line="276" w:lineRule="atLeast"/>
+        <w:ind w:left="240"/>
+        <w:jc w:val="left"/>
+      </w:pPr>
+      <w:r>
+        <w:rPr>
+          <w:rFonts w:ascii="Courier New" w:cs="Courier New" w:eastAsia="Microsoft YaHei" w:hAnsi="Courier New"/>
+          <w:color w:val="24343C"/>
+          <w:sz w:val="18"/>
+          <w:szCs w:val="18"/>
+        </w:rPr>
+        <w:t xml:space="preserve">from dataclasses import dataclass</w:t>
+      </w:r>
+    </w:p>
+    <w:p>
+      <w:pPr>
+        <w:pBdr>
+          <w:left w:val="single" w:color="8FA6AD" w:sz="10" w:space="8"/>
+        </w:pBdr>
+        <w:shd w:fill="F4F6F7" w:val="clear"/>
+        <w:spacing w:after="0" w:before="0" w:line="276" w:lineRule="atLeast"/>
+        <w:ind w:left="240"/>
+        <w:jc w:val="left"/>
+      </w:pPr>
+      <w:r>
+        <w:rPr>
+          <w:rFonts w:ascii="Courier New" w:cs="Courier New" w:eastAsia="Microsoft YaHei" w:hAnsi="Courier New"/>
+          <w:color w:val="24343C"/>
+          <w:sz w:val="18"/>
+          <w:szCs w:val="18"/>
+        </w:rPr>
+        <w:t xml:space="preserve">from typing import List, Dict</w:t>
+      </w:r>
+    </w:p>
+    <w:p>
+      <w:pPr>
+        <w:pBdr>
+          <w:left w:val="single" w:color="8FA6AD" w:sz="10" w:space="8"/>
+        </w:pBdr>
+        <w:shd w:fill="F4F6F7" w:val="clear"/>
+        <w:spacing w:after="0" w:before="0" w:line="276" w:lineRule="atLeast"/>
+        <w:ind w:left="240"/>
+        <w:jc w:val="left"/>
+      </w:pPr>
+      <w:r>
+        <w:rPr>
+          <w:rFonts w:ascii="Courier New" w:cs="Courier New" w:eastAsia="Microsoft YaHei" w:hAnsi="Courier New"/>
+          <w:color w:val="24343C"/>
+          <w:sz w:val="18"/>
+          <w:szCs w:val="18"/>
+        </w:rPr>
+        <w:t xml:space="preserve"> </w:t>
+      </w:r>
+    </w:p>
+    <w:p>
+      <w:pPr>
+        <w:pBdr>
+          <w:left w:val="single" w:color="8FA6AD" w:sz="10" w:space="8"/>
+        </w:pBdr>
+        <w:shd w:fill="F4F6F7" w:val="clear"/>
+        <w:spacing w:after="0" w:before="0" w:line="276" w:lineRule="atLeast"/>
+        <w:ind w:left="240"/>
+        <w:jc w:val="left"/>
+      </w:pPr>
+      <w:r>
+        <w:rPr>
+          <w:rFonts w:ascii="Courier New" w:cs="Courier New" w:eastAsia="Microsoft YaHei" w:hAnsi="Courier New"/>
+          <w:color w:val="24343C"/>
+          <w:sz w:val="18"/>
+          <w:szCs w:val="18"/>
+        </w:rPr>
+        <w:t xml:space="preserve">@dataclass</w:t>
+      </w:r>
+    </w:p>
+    <w:p>
+      <w:pPr>
+        <w:pBdr>
+          <w:left w:val="single" w:color="8FA6AD" w:sz="10" w:space="8"/>
+        </w:pBdr>
+        <w:shd w:fill="F4F6F7" w:val="clear"/>
+        <w:spacing w:after="0" w:before="0" w:line="276" w:lineRule="atLeast"/>
+        <w:ind w:left="240"/>
+        <w:jc w:val="left"/>
+      </w:pPr>
+      <w:r>
+        <w:rPr>
+          <w:rFonts w:ascii="Courier New" w:cs="Courier New" w:eastAsia="Microsoft YaHei" w:hAnsi="Courier New"/>
+          <w:color w:val="24343C"/>
+          <w:sz w:val="18"/>
+          <w:szCs w:val="18"/>
+        </w:rPr>
+        <w:t xml:space="preserve">class ContextBudget:</w:t>
+      </w:r>
+    </w:p>
+    <w:p>
+      <w:pPr>
+        <w:pBdr>
+          <w:left w:val="single" w:color="8FA6AD" w:sz="10" w:space="8"/>
+        </w:pBdr>
+        <w:shd w:fill="F4F6F7" w:val="clear"/>
+        <w:spacing w:after="0" w:before="0" w:line="276" w:lineRule="atLeast"/>
+        <w:ind w:left="240"/>
+        <w:jc w:val="left"/>
+      </w:pPr>
+      <w:r>
+        <w:rPr>
+          <w:rFonts w:ascii="Courier New" w:cs="Courier New" w:eastAsia="Microsoft YaHei" w:hAnsi="Courier New"/>
+          <w:color w:val="24343C"/>
+          <w:sz w:val="18"/>
+          <w:szCs w:val="18"/>
+        </w:rPr>
+        <w:t xml:space="preserve">    """上下文 Token 预算分配器"""</w:t>
+      </w:r>
+    </w:p>
+    <w:p>
+      <w:pPr>
+        <w:pBdr>
+          <w:left w:val="single" w:color="8FA6AD" w:sz="10" w:space="8"/>
+        </w:pBdr>
+        <w:shd w:fill="F4F6F7" w:val="clear"/>
+        <w:spacing w:after="0" w:before="0" w:line="276" w:lineRule="atLeast"/>
+        <w:ind w:left="240"/>
+        <w:jc w:val="left"/>
+      </w:pPr>
+      <w:r>
+        <w:rPr>
+          <w:rFonts w:ascii="Courier New" w:cs="Courier New" w:eastAsia="Microsoft YaHei" w:hAnsi="Courier New"/>
+          <w:color w:val="24343C"/>
+          <w:sz w:val="18"/>
+          <w:szCs w:val="18"/>
+        </w:rPr>
+        <w:t xml:space="preserve">    model_max: int           # 模型上下文窗口上限</w:t>
+      </w:r>
+    </w:p>
+    <w:p>
+      <w:pPr>
+        <w:pBdr>
+          <w:left w:val="single" w:color="8FA6AD" w:sz="10" w:space="8"/>
+        </w:pBdr>
+        <w:shd w:fill="F4F6F7" w:val="clear"/>
+        <w:spacing w:after="0" w:before="0" w:line="276" w:lineRule="atLeast"/>
+        <w:ind w:left="240"/>
+        <w:jc w:val="left"/>
+      </w:pPr>
+      <w:r>
+        <w:rPr>
+          <w:rFonts w:ascii="Courier New" w:cs="Courier New" w:eastAsia="Microsoft YaHei" w:hAnsi="Courier New"/>
+          <w:color w:val="24343C"/>
+          <w:sz w:val="18"/>
+          <w:szCs w:val="18"/>
+        </w:rPr>
+        <w:t xml:space="preserve">    system_reserve: int      # 系统提示预留</w:t>
+      </w:r>
+    </w:p>
+    <w:p>
+      <w:pPr>
+        <w:pBdr>
+          <w:left w:val="single" w:color="8FA6AD" w:sz="10" w:space="8"/>
+        </w:pBdr>
+        <w:shd w:fill="F4F6F7" w:val="clear"/>
+        <w:spacing w:after="0" w:before="0" w:line="276" w:lineRule="atLeast"/>
+        <w:ind w:left="240"/>
+        <w:jc w:val="left"/>
+      </w:pPr>
+      <w:r>
+        <w:rPr>
+          <w:rFonts w:ascii="Courier New" w:cs="Courier New" w:eastAsia="Microsoft YaHei" w:hAnsi="Courier New"/>
+          <w:color w:val="24343C"/>
+          <w:sz w:val="18"/>
+          <w:szCs w:val="18"/>
+        </w:rPr>
+        <w:t xml:space="preserve">    output_reserve: int      # 输出预留</w:t>
+      </w:r>
+    </w:p>
+    <w:p>
+      <w:pPr>
+        <w:pBdr>
+          <w:left w:val="single" w:color="8FA6AD" w:sz="10" w:space="8"/>
+        </w:pBdr>
+        <w:shd w:fill="F4F6F7" w:val="clear"/>
+        <w:spacing w:after="0" w:before="0" w:line="276" w:lineRule="atLeast"/>
+        <w:ind w:left="240"/>
+        <w:jc w:val="left"/>
+      </w:pPr>
+      <w:r>
+        <w:rPr>
+          <w:rFonts w:ascii="Courier New" w:cs="Courier New" w:eastAsia="Microsoft YaHei" w:hAnsi="Courier New"/>
+          <w:color w:val="24343C"/>
+          <w:sz w:val="18"/>
+          <w:szCs w:val="18"/>
+        </w:rPr>
+        <w:t xml:space="preserve">    rag_reserve: int         # RAG 检索结果预留</w:t>
+      </w:r>
+    </w:p>
+    <w:p>
+      <w:pPr>
+        <w:pBdr>
+          <w:left w:val="single" w:color="8FA6AD" w:sz="10" w:space="8"/>
+        </w:pBdr>
+        <w:shd w:fill="F4F6F7" w:val="clear"/>
+        <w:spacing w:after="0" w:before="0" w:line="276" w:lineRule="atLeast"/>
+        <w:ind w:left="240"/>
+        <w:jc w:val="left"/>
+      </w:pPr>
+      <w:r>
+        <w:rPr>
+          <w:rFonts w:ascii="Courier New" w:cs="Courier New" w:eastAsia="Microsoft YaHei" w:hAnsi="Courier New"/>
+          <w:color w:val="24343C"/>
+          <w:sz w:val="18"/>
+          <w:szCs w:val="18"/>
+        </w:rPr>
+        <w:t xml:space="preserve">    tool_reserve: int        # 工具结果预留</w:t>
+      </w:r>
+    </w:p>
+    <w:p>
+      <w:pPr>
+        <w:pBdr>
+          <w:left w:val="single" w:color="8FA6AD" w:sz="10" w:space="8"/>
+        </w:pBdr>
+        <w:shd w:fill="F4F6F7" w:val="clear"/>
+        <w:spacing w:after="0" w:before="0" w:line="276" w:lineRule="atLeast"/>
+        <w:ind w:left="240"/>
+        <w:jc w:val="left"/>
+      </w:pPr>
+      <w:r>
+        <w:rPr>
+          <w:rFonts w:ascii="Courier New" w:cs="Courier New" w:eastAsia="Microsoft YaHei" w:hAnsi="Courier New"/>
+          <w:color w:val="24343C"/>
+          <w:sz w:val="18"/>
+          <w:szCs w:val="18"/>
+        </w:rPr>
+        <w:t xml:space="preserve">    safety_margin: int = 2000</w:t>
+      </w:r>
+    </w:p>
+    <w:p>
+      <w:pPr>
+        <w:pBdr>
+          <w:left w:val="single" w:color="8FA6AD" w:sz="10" w:space="8"/>
+        </w:pBdr>
+        <w:shd w:fill="F4F6F7" w:val="clear"/>
+        <w:spacing w:after="0" w:before="0" w:line="276" w:lineRule="atLeast"/>
+        <w:ind w:left="240"/>
+        <w:jc w:val="left"/>
+      </w:pPr>
+      <w:r>
+        <w:rPr>
+          <w:rFonts w:ascii="Courier New" w:cs="Courier New" w:eastAsia="Microsoft YaHei" w:hAnsi="Courier New"/>
+          <w:color w:val="24343C"/>
+          <w:sz w:val="18"/>
+          <w:szCs w:val="18"/>
+        </w:rPr>
+        <w:t xml:space="preserve"> </w:t>
+      </w:r>
+    </w:p>
+    <w:p>
+      <w:pPr>
+        <w:pBdr>
+          <w:left w:val="single" w:color="8FA6AD" w:sz="10" w:space="8"/>
+        </w:pBdr>
+        <w:shd w:fill="F4F6F7" w:val="clear"/>
+        <w:spacing w:after="0" w:before="0" w:line="276" w:lineRule="atLeast"/>
+        <w:ind w:left="240"/>
+        <w:jc w:val="left"/>
+      </w:pPr>
+      <w:r>
+        <w:rPr>
+          <w:rFonts w:ascii="Courier New" w:cs="Courier New" w:eastAsia="Microsoft YaHei" w:hAnsi="Courier New"/>
+          <w:color w:val="24343C"/>
+          <w:sz w:val="18"/>
+          <w:szCs w:val="18"/>
+        </w:rPr>
+        <w:t xml:space="preserve">    @property</w:t>
+      </w:r>
+    </w:p>
+    <w:p>
+      <w:pPr>
+        <w:pBdr>
+          <w:left w:val="single" w:color="8FA6AD" w:sz="10" w:space="8"/>
+        </w:pBdr>
+        <w:shd w:fill="F4F6F7" w:val="clear"/>
+        <w:spacing w:after="0" w:before="0" w:line="276" w:lineRule="atLeast"/>
+        <w:ind w:left="240"/>
+        <w:jc w:val="left"/>
+      </w:pPr>
+      <w:r>
+        <w:rPr>
+          <w:rFonts w:ascii="Courier New" w:cs="Courier New" w:eastAsia="Microsoft YaHei" w:hAnsi="Courier New"/>
+          <w:color w:val="24343C"/>
+          <w:sz w:val="18"/>
+          <w:szCs w:val="18"/>
+        </w:rPr>
+        <w:t xml:space="preserve">    def history_budget(self) -&gt; int:</w:t>
+      </w:r>
+    </w:p>
+    <w:p>
+      <w:pPr>
+        <w:pBdr>
+          <w:left w:val="single" w:color="8FA6AD" w:sz="10" w:space="8"/>
+        </w:pBdr>
+        <w:shd w:fill="F4F6F7" w:val="clear"/>
+        <w:spacing w:after="0" w:before="0" w:line="276" w:lineRule="atLeast"/>
+        <w:ind w:left="240"/>
+        <w:jc w:val="left"/>
+      </w:pPr>
+      <w:r>
+        <w:rPr>
+          <w:rFonts w:ascii="Courier New" w:cs="Courier New" w:eastAsia="Microsoft YaHei" w:hAnsi="Courier New"/>
+          <w:color w:val="24343C"/>
+          <w:sz w:val="18"/>
+          <w:szCs w:val="18"/>
+        </w:rPr>
+        <w:t xml:space="preserve">        return (self.model_max - self.system_reserve - self.output_reserve</w:t>
+      </w:r>
+    </w:p>
+    <w:p>
+      <w:pPr>
+        <w:pBdr>
+          <w:left w:val="single" w:color="8FA6AD" w:sz="10" w:space="8"/>
+        </w:pBdr>
+        <w:shd w:fill="F4F6F7" w:val="clear"/>
+        <w:spacing w:after="0" w:before="0" w:line="276" w:lineRule="atLeast"/>
+        <w:ind w:left="240"/>
+        <w:jc w:val="left"/>
+      </w:pPr>
+      <w:r>
+        <w:rPr>
+          <w:rFonts w:ascii="Courier New" w:cs="Courier New" w:eastAsia="Microsoft YaHei" w:hAnsi="Courier New"/>
+          <w:color w:val="24343C"/>
+          <w:sz w:val="18"/>
+          <w:szCs w:val="18"/>
+        </w:rPr>
+        <w:t xml:space="preserve">                - self.rag_reserve - self.tool_reserve - self.safety_margin)</w:t>
+      </w:r>
+    </w:p>
+    <w:p>
+      <w:pPr>
+        <w:pBdr>
+          <w:left w:val="single" w:color="8FA6AD" w:sz="10" w:space="8"/>
+        </w:pBdr>
+        <w:shd w:fill="F4F6F7" w:val="clear"/>
+        <w:spacing w:after="0" w:before="0" w:line="276" w:lineRule="atLeast"/>
+        <w:ind w:left="240"/>
+        <w:jc w:val="left"/>
+      </w:pPr>
+      <w:r>
+        <w:rPr>
+          <w:rFonts w:ascii="Courier New" w:cs="Courier New" w:eastAsia="Microsoft YaHei" w:hAnsi="Courier New"/>
+          <w:color w:val="24343C"/>
+          <w:sz w:val="18"/>
+          <w:szCs w:val="18"/>
+        </w:rPr>
+        <w:t xml:space="preserve"> </w:t>
+      </w:r>
+    </w:p>
+    <w:p>
+      <w:pPr>
+        <w:pBdr>
+          <w:left w:val="single" w:color="8FA6AD" w:sz="10" w:space="8"/>
+        </w:pBdr>
+        <w:shd w:fill="F4F6F7" w:val="clear"/>
+        <w:spacing w:after="0" w:before="0" w:line="276" w:lineRule="atLeast"/>
+        <w:ind w:left="240"/>
+        <w:jc w:val="left"/>
+      </w:pPr>
+      <w:r>
+        <w:rPr>
+          <w:rFonts w:ascii="Courier New" w:cs="Courier New" w:eastAsia="Microsoft YaHei" w:hAnsi="Courier New"/>
+          <w:color w:val="24343C"/>
+          <w:sz w:val="18"/>
+          <w:szCs w:val="18"/>
+        </w:rPr>
+        <w:t xml:space="preserve"> </w:t>
+      </w:r>
+    </w:p>
+    <w:p>
+      <w:pPr>
+        <w:pBdr>
+          <w:left w:val="single" w:color="8FA6AD" w:sz="10" w:space="8"/>
+        </w:pBdr>
+        <w:shd w:fill="F4F6F7" w:val="clear"/>
+        <w:spacing w:after="0" w:before="0" w:line="276" w:lineRule="atLeast"/>
+        <w:ind w:left="240"/>
+        <w:jc w:val="left"/>
+      </w:pPr>
+      <w:r>
+        <w:rPr>
+          <w:rFonts w:ascii="Courier New" w:cs="Courier New" w:eastAsia="Microsoft YaHei" w:hAnsi="Courier New"/>
+          <w:color w:val="24343C"/>
+          <w:sz w:val="18"/>
+          <w:szCs w:val="18"/>
+        </w:rPr>
+        <w:t xml:space="preserve">BUDGET_128K = ContextBudget(</w:t>
+      </w:r>
+    </w:p>
+    <w:p>
+      <w:pPr>
+        <w:pBdr>
+          <w:left w:val="single" w:color="8FA6AD" w:sz="10" w:space="8"/>
+        </w:pBdr>
+        <w:shd w:fill="F4F6F7" w:val="clear"/>
+        <w:spacing w:after="0" w:before="0" w:line="276" w:lineRule="atLeast"/>
+        <w:ind w:left="240"/>
+        <w:jc w:val="left"/>
+      </w:pPr>
+      <w:r>
+        <w:rPr>
+          <w:rFonts w:ascii="Courier New" w:cs="Courier New" w:eastAsia="Microsoft YaHei" w:hAnsi="Courier New"/>
+          <w:color w:val="24343C"/>
+          <w:sz w:val="18"/>
+          <w:szCs w:val="18"/>
+        </w:rPr>
+        <w:t xml:space="preserve">    model_max=128_000,</w:t>
+      </w:r>
+    </w:p>
+    <w:p>
+      <w:pPr>
+        <w:pBdr>
+          <w:left w:val="single" w:color="8FA6AD" w:sz="10" w:space="8"/>
+        </w:pBdr>
+        <w:shd w:fill="F4F6F7" w:val="clear"/>
+        <w:spacing w:after="0" w:before="0" w:line="276" w:lineRule="atLeast"/>
+        <w:ind w:left="240"/>
+        <w:jc w:val="left"/>
+      </w:pPr>
+      <w:r>
+        <w:rPr>
+          <w:rFonts w:ascii="Courier New" w:cs="Courier New" w:eastAsia="Microsoft YaHei" w:hAnsi="Courier New"/>
+          <w:color w:val="24343C"/>
+          <w:sz w:val="18"/>
+          <w:szCs w:val="18"/>
+        </w:rPr>
+        <w:t xml:space="preserve">    system_reserve=6_000,</w:t>
+      </w:r>
+    </w:p>
+    <w:p>
+      <w:pPr>
+        <w:pBdr>
+          <w:left w:val="single" w:color="8FA6AD" w:sz="10" w:space="8"/>
+        </w:pBdr>
+        <w:shd w:fill="F4F6F7" w:val="clear"/>
+        <w:spacing w:after="0" w:before="0" w:line="276" w:lineRule="atLeast"/>
+        <w:ind w:left="240"/>
+        <w:jc w:val="left"/>
+      </w:pPr>
+      <w:r>
+        <w:rPr>
+          <w:rFonts w:ascii="Courier New" w:cs="Courier New" w:eastAsia="Microsoft YaHei" w:hAnsi="Courier New"/>
+          <w:color w:val="24343C"/>
+          <w:sz w:val="18"/>
+          <w:szCs w:val="18"/>
+        </w:rPr>
+        <w:t xml:space="preserve">    output_reserve=10_000,</w:t>
+      </w:r>
+    </w:p>
+    <w:p>
+      <w:pPr>
+        <w:pBdr>
+          <w:left w:val="single" w:color="8FA6AD" w:sz="10" w:space="8"/>
+        </w:pBdr>
+        <w:shd w:fill="F4F6F7" w:val="clear"/>
+        <w:spacing w:after="0" w:before="0" w:line="276" w:lineRule="atLeast"/>
+        <w:ind w:left="240"/>
+        <w:jc w:val="left"/>
+      </w:pPr>
+      <w:r>
+        <w:rPr>
+          <w:rFonts w:ascii="Courier New" w:cs="Courier New" w:eastAsia="Microsoft YaHei" w:hAnsi="Courier New"/>
+          <w:color w:val="24343C"/>
+          <w:sz w:val="18"/>
+          <w:szCs w:val="18"/>
+        </w:rPr>
+        <w:t xml:space="preserve">    rag_reserve=24_000,</w:t>
+      </w:r>
+    </w:p>
+    <w:p>
+      <w:pPr>
+        <w:pBdr>
+          <w:left w:val="single" w:color="8FA6AD" w:sz="10" w:space="8"/>
+        </w:pBdr>
+        <w:shd w:fill="F4F6F7" w:val="clear"/>
+        <w:spacing w:after="0" w:before="0" w:line="276" w:lineRule="atLeast"/>
+        <w:ind w:left="240"/>
+        <w:jc w:val="left"/>
+      </w:pPr>
+      <w:r>
+        <w:rPr>
+          <w:rFonts w:ascii="Courier New" w:cs="Courier New" w:eastAsia="Microsoft YaHei" w:hAnsi="Courier New"/>
+          <w:color w:val="24343C"/>
+          <w:sz w:val="18"/>
+          <w:szCs w:val="18"/>
+        </w:rPr>
+        <w:t xml:space="preserve">    tool_reserve=18_000,</w:t>
+      </w:r>
+    </w:p>
+    <w:p>
+      <w:pPr>
+        <w:pBdr>
+          <w:left w:val="single" w:color="8FA6AD" w:sz="10" w:space="8"/>
+        </w:pBdr>
+        <w:shd w:fill="F4F6F7" w:val="clear"/>
+        <w:spacing w:after="0" w:before="0" w:line="276" w:lineRule="atLeast"/>
+        <w:ind w:left="240"/>
+        <w:jc w:val="left"/>
+      </w:pPr>
+      <w:r>
+        <w:rPr>
+          <w:rFonts w:ascii="Courier New" w:cs="Courier New" w:eastAsia="Microsoft YaHei" w:hAnsi="Courier New"/>
+          <w:color w:val="24343C"/>
+          <w:sz w:val="18"/>
+          <w:szCs w:val="18"/>
+        </w:rPr>
+        <w:t xml:space="preserve">)</w:t>
+      </w:r>
+    </w:p>
+    <w:p>
+      <w:pPr>
+        <w:pBdr>
+          <w:left w:val="single" w:color="8FA6AD" w:sz="10" w:space="8"/>
+        </w:pBdr>
+        <w:shd w:fill="F4F6F7" w:val="clear"/>
+        <w:spacing w:after="0" w:before="0" w:line="276" w:lineRule="atLeast"/>
+        <w:ind w:left="240"/>
+        <w:jc w:val="left"/>
+      </w:pPr>
+      <w:r>
+        <w:rPr>
+          <w:rFonts w:ascii="Courier New" w:cs="Courier New" w:eastAsia="Microsoft YaHei" w:hAnsi="Courier New"/>
+          <w:color w:val="24343C"/>
+          <w:sz w:val="18"/>
+          <w:szCs w:val="18"/>
+        </w:rPr>
+        <w:t xml:space="preserve"> </w:t>
+      </w:r>
+    </w:p>
+    <w:p>
+      <w:pPr>
+        <w:pBdr>
+          <w:left w:val="single" w:color="8FA6AD" w:sz="10" w:space="8"/>
+        </w:pBdr>
+        <w:shd w:fill="F4F6F7" w:val="clear"/>
+        <w:spacing w:after="0" w:before="0" w:line="276" w:lineRule="atLeast"/>
+        <w:ind w:left="240"/>
+        <w:jc w:val="left"/>
+      </w:pPr>
+      <w:r>
+        <w:rPr>
+          <w:rFonts w:ascii="Courier New" w:cs="Courier New" w:eastAsia="Microsoft YaHei" w:hAnsi="Courier New"/>
+          <w:color w:val="24343C"/>
+          <w:sz w:val="18"/>
+          <w:szCs w:val="18"/>
+        </w:rPr>
+        <w:t xml:space="preserve"> </w:t>
+      </w:r>
+    </w:p>
+    <w:p>
+      <w:pPr>
+        <w:pBdr>
+          <w:left w:val="single" w:color="8FA6AD" w:sz="10" w:space="8"/>
+        </w:pBdr>
+        <w:shd w:fill="F4F6F7" w:val="clear"/>
+        <w:spacing w:after="0" w:before="0" w:line="276" w:lineRule="atLeast"/>
+        <w:ind w:left="240"/>
+        <w:jc w:val="left"/>
+      </w:pPr>
+      <w:r>
+        <w:rPr>
+          <w:rFonts w:ascii="Courier New" w:cs="Courier New" w:eastAsia="Microsoft YaHei" w:hAnsi="Courier New"/>
+          <w:color w:val="24343C"/>
+          <w:sz w:val="18"/>
+          <w:szCs w:val="18"/>
+        </w:rPr>
+        <w:t xml:space="preserve">class TokenBudgetManager:</w:t>
+      </w:r>
+    </w:p>
+    <w:p>
+      <w:pPr>
+        <w:pBdr>
+          <w:left w:val="single" w:color="8FA6AD" w:sz="10" w:space="8"/>
+        </w:pBdr>
+        <w:shd w:fill="F4F6F7" w:val="clear"/>
+        <w:spacing w:after="0" w:before="0" w:line="276" w:lineRule="atLeast"/>
+        <w:ind w:left="240"/>
+        <w:jc w:val="left"/>
+      </w:pPr>
+      <w:r>
+        <w:rPr>
+          <w:rFonts w:ascii="Courier New" w:cs="Courier New" w:eastAsia="Microsoft YaHei" w:hAnsi="Courier New"/>
+          <w:color w:val="24343C"/>
+          <w:sz w:val="18"/>
+          <w:szCs w:val="18"/>
+        </w:rPr>
+        <w:t xml:space="preserve">    """Token 预算管理器：确保每个组件都在预算内"""</w:t>
+      </w:r>
+    </w:p>
+    <w:p>
+      <w:pPr>
+        <w:pBdr>
+          <w:left w:val="single" w:color="8FA6AD" w:sz="10" w:space="8"/>
+        </w:pBdr>
+        <w:shd w:fill="F4F6F7" w:val="clear"/>
+        <w:spacing w:after="0" w:before="0" w:line="276" w:lineRule="atLeast"/>
+        <w:ind w:left="240"/>
+        <w:jc w:val="left"/>
+      </w:pPr>
+      <w:r>
+        <w:rPr>
+          <w:rFonts w:ascii="Courier New" w:cs="Courier New" w:eastAsia="Microsoft YaHei" w:hAnsi="Courier New"/>
+          <w:color w:val="24343C"/>
+          <w:sz w:val="18"/>
+          <w:szCs w:val="18"/>
+        </w:rPr>
+        <w:t xml:space="preserve"> </w:t>
+      </w:r>
+    </w:p>
+    <w:p>
+      <w:pPr>
+        <w:pBdr>
+          <w:left w:val="single" w:color="8FA6AD" w:sz="10" w:space="8"/>
+        </w:pBdr>
+        <w:shd w:fill="F4F6F7" w:val="clear"/>
+        <w:spacing w:after="0" w:before="0" w:line="276" w:lineRule="atLeast"/>
+        <w:ind w:left="240"/>
+        <w:jc w:val="left"/>
+      </w:pPr>
+      <w:r>
+        <w:rPr>
+          <w:rFonts w:ascii="Courier New" w:cs="Courier New" w:eastAsia="Microsoft YaHei" w:hAnsi="Courier New"/>
+          <w:color w:val="24343C"/>
+          <w:sz w:val="18"/>
+          <w:szCs w:val="18"/>
+        </w:rPr>
+        <w:t xml:space="preserve">    def __init__(self, budget: ContextBudget, model: str = "gpt-5"):</w:t>
+      </w:r>
+    </w:p>
+    <w:p>
+      <w:pPr>
+        <w:pBdr>
+          <w:left w:val="single" w:color="8FA6AD" w:sz="10" w:space="8"/>
+        </w:pBdr>
+        <w:shd w:fill="F4F6F7" w:val="clear"/>
+        <w:spacing w:after="0" w:before="0" w:line="276" w:lineRule="atLeast"/>
+        <w:ind w:left="240"/>
+        <w:jc w:val="left"/>
+      </w:pPr>
+      <w:r>
+        <w:rPr>
+          <w:rFonts w:ascii="Courier New" w:cs="Courier New" w:eastAsia="Microsoft YaHei" w:hAnsi="Courier New"/>
+          <w:color w:val="24343C"/>
+          <w:sz w:val="18"/>
+          <w:szCs w:val="18"/>
+        </w:rPr>
+        <w:t xml:space="preserve">        self.budget = budget</w:t>
+      </w:r>
+    </w:p>
+    <w:p>
+      <w:pPr>
+        <w:pBdr>
+          <w:left w:val="single" w:color="8FA6AD" w:sz="10" w:space="8"/>
+        </w:pBdr>
+        <w:shd w:fill="F4F6F7" w:val="clear"/>
+        <w:spacing w:after="0" w:before="0" w:line="276" w:lineRule="atLeast"/>
+        <w:ind w:left="240"/>
+        <w:jc w:val="left"/>
+      </w:pPr>
+      <w:r>
+        <w:rPr>
+          <w:rFonts w:ascii="Courier New" w:cs="Courier New" w:eastAsia="Microsoft YaHei" w:hAnsi="Courier New"/>
+          <w:color w:val="24343C"/>
+          <w:sz w:val="18"/>
+          <w:szCs w:val="18"/>
+        </w:rPr>
+        <w:t xml:space="preserve">        self.encoder = tiktoken.encoding_for_model(model)</w:t>
+      </w:r>
+    </w:p>
+    <w:p>
+      <w:pPr>
+        <w:pBdr>
+          <w:left w:val="single" w:color="8FA6AD" w:sz="10" w:space="8"/>
+        </w:pBdr>
+        <w:shd w:fill="F4F6F7" w:val="clear"/>
+        <w:spacing w:after="0" w:before="0" w:line="276" w:lineRule="atLeast"/>
+        <w:ind w:left="240"/>
+        <w:jc w:val="left"/>
+      </w:pPr>
+      <w:r>
+        <w:rPr>
+          <w:rFonts w:ascii="Courier New" w:cs="Courier New" w:eastAsia="Microsoft YaHei" w:hAnsi="Courier New"/>
+          <w:color w:val="24343C"/>
+          <w:sz w:val="18"/>
+          <w:szCs w:val="18"/>
+        </w:rPr>
+        <w:t xml:space="preserve"> </w:t>
+      </w:r>
+    </w:p>
+    <w:p>
+      <w:pPr>
+        <w:pBdr>
+          <w:left w:val="single" w:color="8FA6AD" w:sz="10" w:space="8"/>
+        </w:pBdr>
+        <w:shd w:fill="F4F6F7" w:val="clear"/>
+        <w:spacing w:after="0" w:before="0" w:line="276" w:lineRule="atLeast"/>
+        <w:ind w:left="240"/>
+        <w:jc w:val="left"/>
+      </w:pPr>
+      <w:r>
+        <w:rPr>
+          <w:rFonts w:ascii="Courier New" w:cs="Courier New" w:eastAsia="Microsoft YaHei" w:hAnsi="Courier New"/>
+          <w:color w:val="24343C"/>
+          <w:sz w:val="18"/>
+          <w:szCs w:val="18"/>
+        </w:rPr>
+        <w:t xml:space="preserve">    def count_tokens(self, text: str) -&gt; int:</w:t>
+      </w:r>
+    </w:p>
+    <w:p>
+      <w:pPr>
+        <w:pBdr>
+          <w:left w:val="single" w:color="8FA6AD" w:sz="10" w:space="8"/>
+        </w:pBdr>
+        <w:shd w:fill="F4F6F7" w:val="clear"/>
+        <w:spacing w:after="0" w:before="0" w:line="276" w:lineRule="atLeast"/>
+        <w:ind w:left="240"/>
+        <w:jc w:val="left"/>
+      </w:pPr>
+      <w:r>
+        <w:rPr>
+          <w:rFonts w:ascii="Courier New" w:cs="Courier New" w:eastAsia="Microsoft YaHei" w:hAnsi="Courier New"/>
+          <w:color w:val="24343C"/>
+          <w:sz w:val="18"/>
+          <w:szCs w:val="18"/>
+        </w:rPr>
+        <w:t xml:space="preserve">        return len(self.encoder.encode(text))</w:t>
+      </w:r>
+    </w:p>
+    <w:p>
+      <w:pPr>
+        <w:pBdr>
+          <w:left w:val="single" w:color="8FA6AD" w:sz="10" w:space="8"/>
+        </w:pBdr>
+        <w:shd w:fill="F4F6F7" w:val="clear"/>
+        <w:spacing w:after="0" w:before="0" w:line="276" w:lineRule="atLeast"/>
+        <w:ind w:left="240"/>
+        <w:jc w:val="left"/>
+      </w:pPr>
+      <w:r>
+        <w:rPr>
+          <w:rFonts w:ascii="Courier New" w:cs="Courier New" w:eastAsia="Microsoft YaHei" w:hAnsi="Courier New"/>
+          <w:color w:val="24343C"/>
+          <w:sz w:val="18"/>
+          <w:szCs w:val="18"/>
+        </w:rPr>
+        <w:t xml:space="preserve"> </w:t>
+      </w:r>
+    </w:p>
+    <w:p>
+      <w:pPr>
+        <w:pBdr>
+          <w:left w:val="single" w:color="8FA6AD" w:sz="10" w:space="8"/>
+        </w:pBdr>
+        <w:shd w:fill="F4F6F7" w:val="clear"/>
+        <w:spacing w:after="0" w:before="0" w:line="276" w:lineRule="atLeast"/>
+        <w:ind w:left="240"/>
+        <w:jc w:val="left"/>
+      </w:pPr>
+      <w:r>
+        <w:rPr>
+          <w:rFonts w:ascii="Courier New" w:cs="Courier New" w:eastAsia="Microsoft YaHei" w:hAnsi="Courier New"/>
+          <w:color w:val="24343C"/>
+          <w:sz w:val="18"/>
+          <w:szCs w:val="18"/>
+        </w:rPr>
+        <w:t xml:space="preserve">    def enforce_budget(self, system_prompt: str, history: List[Dict],</w:t>
+      </w:r>
+    </w:p>
+    <w:p>
+      <w:pPr>
+        <w:pBdr>
+          <w:left w:val="single" w:color="8FA6AD" w:sz="10" w:space="8"/>
+        </w:pBdr>
+        <w:shd w:fill="F4F6F7" w:val="clear"/>
+        <w:spacing w:after="0" w:before="0" w:line="276" w:lineRule="atLeast"/>
+        <w:ind w:left="240"/>
+        <w:jc w:val="left"/>
+      </w:pPr>
+      <w:r>
+        <w:rPr>
+          <w:rFonts w:ascii="Courier New" w:cs="Courier New" w:eastAsia="Microsoft YaHei" w:hAnsi="Courier New"/>
+          <w:color w:val="24343C"/>
+          <w:sz w:val="18"/>
+          <w:szCs w:val="18"/>
+        </w:rPr>
+        <w:t xml:space="preserve">                       rag_context: str, tool_results: str) -&gt; Dict:</w:t>
+      </w:r>
+    </w:p>
+    <w:p>
+      <w:pPr>
+        <w:pBdr>
+          <w:left w:val="single" w:color="8FA6AD" w:sz="10" w:space="8"/>
+        </w:pBdr>
+        <w:shd w:fill="F4F6F7" w:val="clear"/>
+        <w:spacing w:after="0" w:before="0" w:line="276" w:lineRule="atLeast"/>
+        <w:ind w:left="240"/>
+        <w:jc w:val="left"/>
+      </w:pPr>
+      <w:r>
+        <w:rPr>
+          <w:rFonts w:ascii="Courier New" w:cs="Courier New" w:eastAsia="Microsoft YaHei" w:hAnsi="Courier New"/>
+          <w:color w:val="24343C"/>
+          <w:sz w:val="18"/>
+          <w:szCs w:val="18"/>
+        </w:rPr>
+        <w:t xml:space="preserve">        sys_t = self.count_tokens(system_prompt)</w:t>
+      </w:r>
+    </w:p>
+    <w:p>
+      <w:pPr>
+        <w:pBdr>
+          <w:left w:val="single" w:color="8FA6AD" w:sz="10" w:space="8"/>
+        </w:pBdr>
+        <w:shd w:fill="F4F6F7" w:val="clear"/>
+        <w:spacing w:after="0" w:before="0" w:line="276" w:lineRule="atLeast"/>
+        <w:ind w:left="240"/>
+        <w:jc w:val="left"/>
+      </w:pPr>
+      <w:r>
+        <w:rPr>
+          <w:rFonts w:ascii="Courier New" w:cs="Courier New" w:eastAsia="Microsoft YaHei" w:hAnsi="Courier New"/>
+          <w:color w:val="24343C"/>
+          <w:sz w:val="18"/>
+          <w:szCs w:val="18"/>
+        </w:rPr>
+        <w:t xml:space="preserve">        rag_t = self.count_tokens(rag_context)</w:t>
+      </w:r>
+    </w:p>
+    <w:p>
+      <w:pPr>
+        <w:pBdr>
+          <w:left w:val="single" w:color="8FA6AD" w:sz="10" w:space="8"/>
+        </w:pBdr>
+        <w:shd w:fill="F4F6F7" w:val="clear"/>
+        <w:spacing w:after="0" w:before="0" w:line="276" w:lineRule="atLeast"/>
+        <w:ind w:left="240"/>
+        <w:jc w:val="left"/>
+      </w:pPr>
+      <w:r>
+        <w:rPr>
+          <w:rFonts w:ascii="Courier New" w:cs="Courier New" w:eastAsia="Microsoft YaHei" w:hAnsi="Courier New"/>
+          <w:color w:val="24343C"/>
+          <w:sz w:val="18"/>
+          <w:szCs w:val="18"/>
+        </w:rPr>
+        <w:t xml:space="preserve">        tool_t = self.count_tokens(tool_results)</w:t>
+      </w:r>
+    </w:p>
+    <w:p>
+      <w:pPr>
+        <w:pBdr>
+          <w:left w:val="single" w:color="8FA6AD" w:sz="10" w:space="8"/>
+        </w:pBdr>
+        <w:shd w:fill="F4F6F7" w:val="clear"/>
+        <w:spacing w:after="0" w:before="0" w:line="276" w:lineRule="atLeast"/>
+        <w:ind w:left="240"/>
+        <w:jc w:val="left"/>
+      </w:pPr>
+      <w:r>
+        <w:rPr>
+          <w:rFonts w:ascii="Courier New" w:cs="Courier New" w:eastAsia="Microsoft YaHei" w:hAnsi="Courier New"/>
+          <w:color w:val="24343C"/>
+          <w:sz w:val="18"/>
+          <w:szCs w:val="18"/>
+        </w:rPr>
+        <w:t xml:space="preserve"> </w:t>
+      </w:r>
+    </w:p>
+    <w:p>
+      <w:pPr>
+        <w:pBdr>
+          <w:left w:val="single" w:color="8FA6AD" w:sz="10" w:space="8"/>
+        </w:pBdr>
+        <w:shd w:fill="F4F6F7" w:val="clear"/>
+        <w:spacing w:after="0" w:before="0" w:line="276" w:lineRule="atLeast"/>
+        <w:ind w:left="240"/>
+        <w:jc w:val="left"/>
+      </w:pPr>
+      <w:r>
+        <w:rPr>
+          <w:rFonts w:ascii="Courier New" w:cs="Courier New" w:eastAsia="Microsoft YaHei" w:hAnsi="Courier New"/>
+          <w:color w:val="24343C"/>
+          <w:sz w:val="18"/>
+          <w:szCs w:val="18"/>
+        </w:rPr>
+        <w:t xml:space="preserve">        if sys_t &gt; self.budget.system_reserve:</w:t>
+      </w:r>
+    </w:p>
+    <w:p>
+      <w:pPr>
+        <w:pBdr>
+          <w:left w:val="single" w:color="8FA6AD" w:sz="10" w:space="8"/>
+        </w:pBdr>
+        <w:shd w:fill="F4F6F7" w:val="clear"/>
+        <w:spacing w:after="0" w:before="0" w:line="276" w:lineRule="atLeast"/>
+        <w:ind w:left="240"/>
+        <w:jc w:val="left"/>
+      </w:pPr>
+      <w:r>
+        <w:rPr>
+          <w:rFonts w:ascii="Courier New" w:cs="Courier New" w:eastAsia="Microsoft YaHei" w:hAnsi="Courier New"/>
+          <w:color w:val="24343C"/>
+          <w:sz w:val="18"/>
+          <w:szCs w:val="18"/>
+        </w:rPr>
+        <w:t xml:space="preserve">            raise ValueError(f"系统提示 {sys_t} 超出预算 {self.budget.system_reserve}")</w:t>
+      </w:r>
+    </w:p>
+    <w:p>
+      <w:pPr>
+        <w:pBdr>
+          <w:left w:val="single" w:color="8FA6AD" w:sz="10" w:space="8"/>
+        </w:pBdr>
+        <w:shd w:fill="F4F6F7" w:val="clear"/>
+        <w:spacing w:after="0" w:before="0" w:line="276" w:lineRule="atLeast"/>
+        <w:ind w:left="240"/>
+        <w:jc w:val="left"/>
+      </w:pPr>
+      <w:r>
+        <w:rPr>
+          <w:rFonts w:ascii="Courier New" w:cs="Courier New" w:eastAsia="Microsoft YaHei" w:hAnsi="Courier New"/>
+          <w:color w:val="24343C"/>
+          <w:sz w:val="18"/>
+          <w:szCs w:val="18"/>
+        </w:rPr>
+        <w:t xml:space="preserve"> </w:t>
+      </w:r>
+    </w:p>
+    <w:p>
+      <w:pPr>
+        <w:pBdr>
+          <w:left w:val="single" w:color="8FA6AD" w:sz="10" w:space="8"/>
+        </w:pBdr>
+        <w:shd w:fill="F4F6F7" w:val="clear"/>
+        <w:spacing w:after="0" w:before="0" w:line="276" w:lineRule="atLeast"/>
+        <w:ind w:left="240"/>
+        <w:jc w:val="left"/>
+      </w:pPr>
+      <w:r>
+        <w:rPr>
+          <w:rFonts w:ascii="Courier New" w:cs="Courier New" w:eastAsia="Microsoft YaHei" w:hAnsi="Courier New"/>
+          <w:color w:val="24343C"/>
+          <w:sz w:val="18"/>
+          <w:szCs w:val="18"/>
+        </w:rPr>
+        <w:t xml:space="preserve">        # 裁剪顺序：工具结果 → RAG → 历史</w:t>
+      </w:r>
+    </w:p>
+    <w:p>
+      <w:pPr>
+        <w:pBdr>
+          <w:left w:val="single" w:color="8FA6AD" w:sz="10" w:space="8"/>
+        </w:pBdr>
+        <w:shd w:fill="F4F6F7" w:val="clear"/>
+        <w:spacing w:after="0" w:before="0" w:line="276" w:lineRule="atLeast"/>
+        <w:ind w:left="240"/>
+        <w:jc w:val="left"/>
+      </w:pPr>
+      <w:r>
+        <w:rPr>
+          <w:rFonts w:ascii="Courier New" w:cs="Courier New" w:eastAsia="Microsoft YaHei" w:hAnsi="Courier New"/>
+          <w:color w:val="24343C"/>
+          <w:sz w:val="18"/>
+          <w:szCs w:val="18"/>
+        </w:rPr>
+        <w:t xml:space="preserve">        if tool_t &gt; self.budget.tool_reserve:</w:t>
+      </w:r>
+    </w:p>
+    <w:p>
+      <w:pPr>
+        <w:pBdr>
+          <w:left w:val="single" w:color="8FA6AD" w:sz="10" w:space="8"/>
+        </w:pBdr>
+        <w:shd w:fill="F4F6F7" w:val="clear"/>
+        <w:spacing w:after="0" w:before="0" w:line="276" w:lineRule="atLeast"/>
+        <w:ind w:left="240"/>
+        <w:jc w:val="left"/>
+      </w:pPr>
+      <w:r>
+        <w:rPr>
+          <w:rFonts w:ascii="Courier New" w:cs="Courier New" w:eastAsia="Microsoft YaHei" w:hAnsi="Courier New"/>
+          <w:color w:val="24343C"/>
+          <w:sz w:val="18"/>
+          <w:szCs w:val="18"/>
+        </w:rPr>
+        <w:t xml:space="preserve">            tool_results = self._truncate(tool_results, self.budget.tool_reserve)</w:t>
+      </w:r>
+    </w:p>
+    <w:p>
+      <w:pPr>
+        <w:pBdr>
+          <w:left w:val="single" w:color="8FA6AD" w:sz="10" w:space="8"/>
+        </w:pBdr>
+        <w:shd w:fill="F4F6F7" w:val="clear"/>
+        <w:spacing w:after="0" w:before="0" w:line="276" w:lineRule="atLeast"/>
+        <w:ind w:left="240"/>
+        <w:jc w:val="left"/>
+      </w:pPr>
+      <w:r>
+        <w:rPr>
+          <w:rFonts w:ascii="Courier New" w:cs="Courier New" w:eastAsia="Microsoft YaHei" w:hAnsi="Courier New"/>
+          <w:color w:val="24343C"/>
+          <w:sz w:val="18"/>
+          <w:szCs w:val="18"/>
+        </w:rPr>
+        <w:t xml:space="preserve">        if rag_t &gt; self.budget.rag_reserve:</w:t>
+      </w:r>
+    </w:p>
+    <w:p>
+      <w:pPr>
+        <w:pBdr>
+          <w:left w:val="single" w:color="8FA6AD" w:sz="10" w:space="8"/>
+        </w:pBdr>
+        <w:shd w:fill="F4F6F7" w:val="clear"/>
+        <w:spacing w:after="0" w:before="0" w:line="276" w:lineRule="atLeast"/>
+        <w:ind w:left="240"/>
+        <w:jc w:val="left"/>
+      </w:pPr>
+      <w:r>
+        <w:rPr>
+          <w:rFonts w:ascii="Courier New" w:cs="Courier New" w:eastAsia="Microsoft YaHei" w:hAnsi="Courier New"/>
+          <w:color w:val="24343C"/>
+          <w:sz w:val="18"/>
+          <w:szCs w:val="18"/>
+        </w:rPr>
+        <w:t xml:space="preserve">            rag_context = self._truncate(rag_context, self.budget.rag_reserve)</w:t>
+      </w:r>
+    </w:p>
+    <w:p>
+      <w:pPr>
+        <w:pBdr>
+          <w:left w:val="single" w:color="8FA6AD" w:sz="10" w:space="8"/>
+        </w:pBdr>
+        <w:shd w:fill="F4F6F7" w:val="clear"/>
+        <w:spacing w:after="0" w:before="0" w:line="276" w:lineRule="atLeast"/>
+        <w:ind w:left="240"/>
+        <w:jc w:val="left"/>
+      </w:pPr>
+      <w:r>
+        <w:rPr>
+          <w:rFonts w:ascii="Courier New" w:cs="Courier New" w:eastAsia="Microsoft YaHei" w:hAnsi="Courier New"/>
+          <w:color w:val="24343C"/>
+          <w:sz w:val="18"/>
+          <w:szCs w:val="18"/>
+        </w:rPr>
+        <w:t xml:space="preserve"> </w:t>
+      </w:r>
+    </w:p>
+    <w:p>
+      <w:pPr>
+        <w:pBdr>
+          <w:left w:val="single" w:color="8FA6AD" w:sz="10" w:space="8"/>
+        </w:pBdr>
+        <w:shd w:fill="F4F6F7" w:val="clear"/>
+        <w:spacing w:after="0" w:before="0" w:line="276" w:lineRule="atLeast"/>
+        <w:ind w:left="240"/>
+        <w:jc w:val="left"/>
+      </w:pPr>
+      <w:r>
+        <w:rPr>
+          <w:rFonts w:ascii="Courier New" w:cs="Courier New" w:eastAsia="Microsoft YaHei" w:hAnsi="Courier New"/>
+          <w:color w:val="24343C"/>
+          <w:sz w:val="18"/>
+          <w:szCs w:val="18"/>
+        </w:rPr>
+        <w:t xml:space="preserve">        # 历史按预算裁剪</w:t>
+      </w:r>
+    </w:p>
+    <w:p>
+      <w:pPr>
+        <w:pBdr>
+          <w:left w:val="single" w:color="8FA6AD" w:sz="10" w:space="8"/>
+        </w:pBdr>
+        <w:shd w:fill="F4F6F7" w:val="clear"/>
+        <w:spacing w:after="0" w:before="0" w:line="276" w:lineRule="atLeast"/>
+        <w:ind w:left="240"/>
+        <w:jc w:val="left"/>
+      </w:pPr>
+      <w:r>
+        <w:rPr>
+          <w:rFonts w:ascii="Courier New" w:cs="Courier New" w:eastAsia="Microsoft YaHei" w:hAnsi="Courier New"/>
+          <w:color w:val="24343C"/>
+          <w:sz w:val="18"/>
+          <w:szCs w:val="18"/>
+        </w:rPr>
+        <w:t xml:space="preserve">        hist_budget = self.budget.history_budget</w:t>
+      </w:r>
+    </w:p>
+    <w:p>
+      <w:pPr>
+        <w:pBdr>
+          <w:left w:val="single" w:color="8FA6AD" w:sz="10" w:space="8"/>
+        </w:pBdr>
+        <w:shd w:fill="F4F6F7" w:val="clear"/>
+        <w:spacing w:after="0" w:before="0" w:line="276" w:lineRule="atLeast"/>
+        <w:ind w:left="240"/>
+        <w:jc w:val="left"/>
+      </w:pPr>
+      <w:r>
+        <w:rPr>
+          <w:rFonts w:ascii="Courier New" w:cs="Courier New" w:eastAsia="Microsoft YaHei" w:hAnsi="Courier New"/>
+          <w:color w:val="24343C"/>
+          <w:sz w:val="18"/>
+          <w:szCs w:val="18"/>
+        </w:rPr>
+        <w:t xml:space="preserve">        while self._count_history(history) &gt; hist_budget and len(history) &gt; 2:</w:t>
+      </w:r>
+    </w:p>
+    <w:p>
+      <w:pPr>
+        <w:pBdr>
+          <w:left w:val="single" w:color="8FA6AD" w:sz="10" w:space="8"/>
+        </w:pBdr>
+        <w:shd w:fill="F4F6F7" w:val="clear"/>
+        <w:spacing w:after="0" w:before="0" w:line="276" w:lineRule="atLeast"/>
+        <w:ind w:left="240"/>
+        <w:jc w:val="left"/>
+      </w:pPr>
+      <w:r>
+        <w:rPr>
+          <w:rFonts w:ascii="Courier New" w:cs="Courier New" w:eastAsia="Microsoft YaHei" w:hAnsi="Courier New"/>
+          <w:color w:val="24343C"/>
+          <w:sz w:val="18"/>
+          <w:szCs w:val="18"/>
+        </w:rPr>
+        <w:t xml:space="preserve">            history.pop(0)  # 删除最旧消息</w:t>
+      </w:r>
+    </w:p>
+    <w:p>
+      <w:pPr>
+        <w:pBdr>
+          <w:left w:val="single" w:color="8FA6AD" w:sz="10" w:space="8"/>
+        </w:pBdr>
+        <w:shd w:fill="F4F6F7" w:val="clear"/>
+        <w:spacing w:after="0" w:before="0" w:line="276" w:lineRule="atLeast"/>
+        <w:ind w:left="240"/>
+        <w:jc w:val="left"/>
+      </w:pPr>
+      <w:r>
+        <w:rPr>
+          <w:rFonts w:ascii="Courier New" w:cs="Courier New" w:eastAsia="Microsoft YaHei" w:hAnsi="Courier New"/>
+          <w:color w:val="24343C"/>
+          <w:sz w:val="18"/>
+          <w:szCs w:val="18"/>
+        </w:rPr>
+        <w:t xml:space="preserve"> </w:t>
+      </w:r>
+    </w:p>
+    <w:p>
+      <w:pPr>
+        <w:pBdr>
+          <w:left w:val="single" w:color="8FA6AD" w:sz="10" w:space="8"/>
+        </w:pBdr>
+        <w:shd w:fill="F4F6F7" w:val="clear"/>
+        <w:spacing w:after="0" w:before="0" w:line="276" w:lineRule="atLeast"/>
+        <w:ind w:left="240"/>
+        <w:jc w:val="left"/>
+      </w:pPr>
+      <w:r>
+        <w:rPr>
+          <w:rFonts w:ascii="Courier New" w:cs="Courier New" w:eastAsia="Microsoft YaHei" w:hAnsi="Courier New"/>
+          <w:color w:val="24343C"/>
+          <w:sz w:val="18"/>
+          <w:szCs w:val="18"/>
+        </w:rPr>
+        <w:t xml:space="preserve">        total = sys_t + self._count_history(history) + \</w:t>
+      </w:r>
+    </w:p>
+    <w:p>
+      <w:pPr>
+        <w:pBdr>
+          <w:left w:val="single" w:color="8FA6AD" w:sz="10" w:space="8"/>
+        </w:pBdr>
+        <w:shd w:fill="F4F6F7" w:val="clear"/>
+        <w:spacing w:after="0" w:before="0" w:line="276" w:lineRule="atLeast"/>
+        <w:ind w:left="240"/>
+        <w:jc w:val="left"/>
+      </w:pPr>
+      <w:r>
+        <w:rPr>
+          <w:rFonts w:ascii="Courier New" w:cs="Courier New" w:eastAsia="Microsoft YaHei" w:hAnsi="Courier New"/>
+          <w:color w:val="24343C"/>
+          <w:sz w:val="18"/>
+          <w:szCs w:val="18"/>
+        </w:rPr>
+        <w:t xml:space="preserve">            self.count_tokens(rag_context) + \</w:t>
+      </w:r>
+    </w:p>
+    <w:p>
+      <w:pPr>
+        <w:pBdr>
+          <w:left w:val="single" w:color="8FA6AD" w:sz="10" w:space="8"/>
+        </w:pBdr>
+        <w:shd w:fill="F4F6F7" w:val="clear"/>
+        <w:spacing w:after="0" w:before="0" w:line="276" w:lineRule="atLeast"/>
+        <w:ind w:left="240"/>
+        <w:jc w:val="left"/>
+      </w:pPr>
+      <w:r>
+        <w:rPr>
+          <w:rFonts w:ascii="Courier New" w:cs="Courier New" w:eastAsia="Microsoft YaHei" w:hAnsi="Courier New"/>
+          <w:color w:val="24343C"/>
+          <w:sz w:val="18"/>
+          <w:szCs w:val="18"/>
+        </w:rPr>
+        <w:t xml:space="preserve">            self.count_tokens(tool_results) + self.budget.output_reserve</w:t>
+      </w:r>
+    </w:p>
+    <w:p>
+      <w:pPr>
+        <w:pBdr>
+          <w:left w:val="single" w:color="8FA6AD" w:sz="10" w:space="8"/>
+        </w:pBdr>
+        <w:shd w:fill="F4F6F7" w:val="clear"/>
+        <w:spacing w:after="0" w:before="0" w:line="276" w:lineRule="atLeast"/>
+        <w:ind w:left="240"/>
+        <w:jc w:val="left"/>
+      </w:pPr>
+      <w:r>
+        <w:rPr>
+          <w:rFonts w:ascii="Courier New" w:cs="Courier New" w:eastAsia="Microsoft YaHei" w:hAnsi="Courier New"/>
+          <w:color w:val="24343C"/>
+          <w:sz w:val="18"/>
+          <w:szCs w:val="18"/>
+        </w:rPr>
+        <w:t xml:space="preserve">        return {</w:t>
+      </w:r>
+    </w:p>
+    <w:p>
+      <w:pPr>
+        <w:pBdr>
+          <w:left w:val="single" w:color="8FA6AD" w:sz="10" w:space="8"/>
+        </w:pBdr>
+        <w:shd w:fill="F4F6F7" w:val="clear"/>
+        <w:spacing w:after="0" w:before="0" w:line="276" w:lineRule="atLeast"/>
+        <w:ind w:left="240"/>
+        <w:jc w:val="left"/>
+      </w:pPr>
+      <w:r>
+        <w:rPr>
+          <w:rFonts w:ascii="Courier New" w:cs="Courier New" w:eastAsia="Microsoft YaHei" w:hAnsi="Courier New"/>
+          <w:color w:val="24343C"/>
+          <w:sz w:val="18"/>
+          <w:szCs w:val="18"/>
+        </w:rPr>
+        <w:t xml:space="preserve">            "total_tokens": total,</w:t>
+      </w:r>
+    </w:p>
+    <w:p>
+      <w:pPr>
+        <w:pBdr>
+          <w:left w:val="single" w:color="8FA6AD" w:sz="10" w:space="8"/>
+        </w:pBdr>
+        <w:shd w:fill="F4F6F7" w:val="clear"/>
+        <w:spacing w:after="0" w:before="0" w:line="276" w:lineRule="atLeast"/>
+        <w:ind w:left="240"/>
+        <w:jc w:val="left"/>
+      </w:pPr>
+      <w:r>
+        <w:rPr>
+          <w:rFonts w:ascii="Courier New" w:cs="Courier New" w:eastAsia="Microsoft YaHei" w:hAnsi="Courier New"/>
+          <w:color w:val="24343C"/>
+          <w:sz w:val="18"/>
+          <w:szCs w:val="18"/>
+        </w:rPr>
+        <w:t xml:space="preserve">            "budget_usage": total / self.budget.model_max,</w:t>
+      </w:r>
+    </w:p>
+    <w:p>
+      <w:pPr>
+        <w:pBdr>
+          <w:left w:val="single" w:color="8FA6AD" w:sz="10" w:space="8"/>
+        </w:pBdr>
+        <w:shd w:fill="F4F6F7" w:val="clear"/>
+        <w:spacing w:after="0" w:before="0" w:line="276" w:lineRule="atLeast"/>
+        <w:ind w:left="240"/>
+        <w:jc w:val="left"/>
+      </w:pPr>
+      <w:r>
+        <w:rPr>
+          <w:rFonts w:ascii="Courier New" w:cs="Courier New" w:eastAsia="Microsoft YaHei" w:hAnsi="Courier New"/>
+          <w:color w:val="24343C"/>
+          <w:sz w:val="18"/>
+          <w:szCs w:val="18"/>
+        </w:rPr>
+        <w:t xml:space="preserve">        }</w:t>
+      </w:r>
+    </w:p>
+    <w:p>
+      <w:pPr>
+        <w:pBdr>
+          <w:left w:val="single" w:color="8FA6AD" w:sz="10" w:space="8"/>
+        </w:pBdr>
+        <w:shd w:fill="F4F6F7" w:val="clear"/>
+        <w:spacing w:after="0" w:before="0" w:line="276" w:lineRule="atLeast"/>
+        <w:ind w:left="240"/>
+        <w:jc w:val="left"/>
+      </w:pPr>
+      <w:r>
+        <w:rPr>
+          <w:rFonts w:ascii="Courier New" w:cs="Courier New" w:eastAsia="Microsoft YaHei" w:hAnsi="Courier New"/>
+          <w:color w:val="24343C"/>
+          <w:sz w:val="18"/>
+          <w:szCs w:val="18"/>
+        </w:rPr>
+        <w:t xml:space="preserve"> </w:t>
+      </w:r>
+    </w:p>
+    <w:p>
+      <w:pPr>
+        <w:pBdr>
+          <w:left w:val="single" w:color="8FA6AD" w:sz="10" w:space="8"/>
+        </w:pBdr>
+        <w:shd w:fill="F4F6F7" w:val="clear"/>
+        <w:spacing w:after="0" w:before="0" w:line="276" w:lineRule="atLeast"/>
+        <w:ind w:left="240"/>
+        <w:jc w:val="left"/>
+      </w:pPr>
+      <w:r>
+        <w:rPr>
+          <w:rFonts w:ascii="Courier New" w:cs="Courier New" w:eastAsia="Microsoft YaHei" w:hAnsi="Courier New"/>
+          <w:color w:val="24343C"/>
+          <w:sz w:val="18"/>
+          <w:szCs w:val="18"/>
+        </w:rPr>
+        <w:t xml:space="preserve">    def _truncate(self, text: str, max_t: int) -&gt; str:</w:t>
+      </w:r>
+    </w:p>
+    <w:p>
+      <w:pPr>
+        <w:pBdr>
+          <w:left w:val="single" w:color="8FA6AD" w:sz="10" w:space="8"/>
+        </w:pBdr>
+        <w:shd w:fill="F4F6F7" w:val="clear"/>
+        <w:spacing w:after="0" w:before="0" w:line="276" w:lineRule="atLeast"/>
+        <w:ind w:left="240"/>
+        <w:jc w:val="left"/>
+      </w:pPr>
+      <w:r>
+        <w:rPr>
+          <w:rFonts w:ascii="Courier New" w:cs="Courier New" w:eastAsia="Microsoft YaHei" w:hAnsi="Courier New"/>
+          <w:color w:val="24343C"/>
+          <w:sz w:val="18"/>
+          <w:szCs w:val="18"/>
+        </w:rPr>
+        <w:t xml:space="preserve">        toks = self.encoder.encode(text)</w:t>
+      </w:r>
+    </w:p>
+    <w:p>
+      <w:pPr>
+        <w:pBdr>
+          <w:left w:val="single" w:color="8FA6AD" w:sz="10" w:space="8"/>
+        </w:pBdr>
+        <w:shd w:fill="F4F6F7" w:val="clear"/>
+        <w:spacing w:after="0" w:before="0" w:line="276" w:lineRule="atLeast"/>
+        <w:ind w:left="240"/>
+        <w:jc w:val="left"/>
+      </w:pPr>
+      <w:r>
+        <w:rPr>
+          <w:rFonts w:ascii="Courier New" w:cs="Courier New" w:eastAsia="Microsoft YaHei" w:hAnsi="Courier New"/>
+          <w:color w:val="24343C"/>
+          <w:sz w:val="18"/>
+          <w:szCs w:val="18"/>
+        </w:rPr>
+        <w:t xml:space="preserve">        if len(toks) &lt;= max_t:</w:t>
+      </w:r>
+    </w:p>
+    <w:p>
+      <w:pPr>
+        <w:pBdr>
+          <w:left w:val="single" w:color="8FA6AD" w:sz="10" w:space="8"/>
+        </w:pBdr>
+        <w:shd w:fill="F4F6F7" w:val="clear"/>
+        <w:spacing w:after="0" w:before="0" w:line="276" w:lineRule="atLeast"/>
+        <w:ind w:left="240"/>
+        <w:jc w:val="left"/>
+      </w:pPr>
+      <w:r>
+        <w:rPr>
+          <w:rFonts w:ascii="Courier New" w:cs="Courier New" w:eastAsia="Microsoft YaHei" w:hAnsi="Courier New"/>
+          <w:color w:val="24343C"/>
+          <w:sz w:val="18"/>
+          <w:szCs w:val="18"/>
+        </w:rPr>
+        <w:t xml:space="preserve">            return text</w:t>
+      </w:r>
+    </w:p>
+    <w:p>
+      <w:pPr>
+        <w:pBdr>
+          <w:left w:val="single" w:color="8FA6AD" w:sz="10" w:space="8"/>
+        </w:pBdr>
+        <w:shd w:fill="F4F6F7" w:val="clear"/>
+        <w:spacing w:after="0" w:before="0" w:line="276" w:lineRule="atLeast"/>
+        <w:ind w:left="240"/>
+        <w:jc w:val="left"/>
+      </w:pPr>
+      <w:r>
+        <w:rPr>
+          <w:rFonts w:ascii="Courier New" w:cs="Courier New" w:eastAsia="Microsoft YaHei" w:hAnsi="Courier New"/>
+          <w:color w:val="24343C"/>
+          <w:sz w:val="18"/>
+          <w:szCs w:val="18"/>
+        </w:rPr>
+        <w:t xml:space="preserve">        return self.encoder.decode(toks[:max_t])</w:t>
+      </w:r>
+    </w:p>
+    <w:p>
+      <w:pPr>
+        <w:pBdr>
+          <w:left w:val="single" w:color="8FA6AD" w:sz="10" w:space="8"/>
+        </w:pBdr>
+        <w:shd w:fill="F4F6F7" w:val="clear"/>
+        <w:spacing w:after="0" w:before="0" w:line="276" w:lineRule="atLeast"/>
+        <w:ind w:left="240"/>
+        <w:jc w:val="left"/>
+      </w:pPr>
+      <w:r>
+        <w:rPr>
+          <w:rFonts w:ascii="Courier New" w:cs="Courier New" w:eastAsia="Microsoft YaHei" w:hAnsi="Courier New"/>
+          <w:color w:val="24343C"/>
+          <w:sz w:val="18"/>
+          <w:szCs w:val="18"/>
+        </w:rPr>
+        <w:t xml:space="preserve"> </w:t>
+      </w:r>
+    </w:p>
+    <w:p>
+      <w:pPr>
+        <w:pBdr>
+          <w:left w:val="single" w:color="8FA6AD" w:sz="10" w:space="8"/>
+        </w:pBdr>
+        <w:shd w:fill="F4F6F7" w:val="clear"/>
+        <w:spacing w:after="0" w:before="0" w:line="276" w:lineRule="atLeast"/>
+        <w:ind w:left="240"/>
+        <w:jc w:val="left"/>
+      </w:pPr>
+      <w:r>
+        <w:rPr>
+          <w:rFonts w:ascii="Courier New" w:cs="Courier New" w:eastAsia="Microsoft YaHei" w:hAnsi="Courier New"/>
+          <w:color w:val="24343C"/>
+          <w:sz w:val="18"/>
+          <w:szCs w:val="18"/>
+        </w:rPr>
+        <w:t xml:space="preserve">    def _count_history(self, history: List[Dict]) -&gt; int:</w:t>
+      </w:r>
+    </w:p>
+    <w:p>
+      <w:pPr>
+        <w:pBdr>
+          <w:left w:val="single" w:color="8FA6AD" w:sz="10" w:space="8"/>
+        </w:pBdr>
+        <w:shd w:fill="F4F6F7" w:val="clear"/>
+        <w:spacing w:after="0" w:before="0" w:line="276" w:lineRule="atLeast"/>
+        <w:ind w:left="240"/>
+        <w:jc w:val="left"/>
+      </w:pPr>
+      <w:r>
+        <w:rPr>
+          <w:rFonts w:ascii="Courier New" w:cs="Courier New" w:eastAsia="Microsoft YaHei" w:hAnsi="Courier New"/>
+          <w:color w:val="24343C"/>
+          <w:sz w:val="18"/>
+          <w:szCs w:val="18"/>
+        </w:rPr>
+        <w:t xml:space="preserve">        return sum(self.count_tokens(m.get("content", "")) + 4 for m in history)</w:t>
       </w:r>
     </w:p>
     <w:p>
@@ -6784,7 +5421,7 @@
         <w:keepNext/>
         <w:spacing w:after="140" w:before="280" w:line="360" w:lineRule="atLeast"/>
       </w:pPr>
-      <w:bookmarkStart w:id="100025" w:name="_Toc100025"/>
+      <w:bookmarkStart w:id="100012" w:name="_Toc100012"/>
       <w:r>
         <w:rPr>
           <w:rFonts w:ascii="Calibri" w:eastAsia="SimHei"/>
@@ -6794,9 +5431,9 @@
           <w:sz w:val="28"/>
           <w:szCs w:val="28"/>
         </w:rPr>
-        <w:t xml:space="preserve">4.5 框架选型与定位差异</w:t>
-      </w:r>
-      <w:bookmarkEnd w:id="100025"/>
+        <w:t xml:space="preserve">2.5 LangChain Memory 组件速览与 LangGraph 演进</w:t>
+      </w:r>
+      <w:bookmarkEnd w:id="100012"/>
     </w:p>
     <w:p>
       <w:pPr>
@@ -6811,7 +5448,7 @@
           <w:sz w:val="24"/>
           <w:szCs w:val="24"/>
         </w:rPr>
-        <w:t xml:space="preserve">2025 到 2026 年的记忆框架生态中，Letta 与 Mem0 是两个最常被一起提及但定位完全不同的产品。Letta 是"Agent 自己的记忆"——强调 Agent 的可控状态与自编辑能力；Mem0 是"用户的记忆库"——强调跨 Agent 共享的用户级记忆。两者并非竞争关系，生产环境中可以组合使用：Mem0 做用户级记忆，Letta 做 Agent 内部状态。</w:t>
+        <w:t xml:space="preserve">LangChain 是最早将 LLM 应用工程化的框架，它提供了一套经过大量实战验证的记忆管理组件。在 LangChain 0.x 时代，记忆系统的核心是三个组件：ConversationBufferMemory（全量记忆，不做任何裁剪）、ConversationBufferWindowMemory（滑动窗口，保留最近 K 轮）、ConversationSummaryMemory（摘要压缩，调用 LLM 生成结构化摘要）。三者各有侧重：BufferMemory 适合短对话与精确依赖场景，WindowMemory 适合成本敏感的客服问答，SummaryMemory 适合长期伴侣式助手。</w:t>
       </w:r>
     </w:p>
     <w:p>
@@ -6827,7 +5464,23 @@
           <w:sz w:val="24"/>
           <w:szCs w:val="24"/>
         </w:rPr>
-        <w:t xml:space="preserve">其他主流框架各有侧重。Zep 专注时序知识图谱（Graphiti），会话级图谱与事实合并能力突出，在 LongMemEval 取得 SOTA 之一。Cognee 是知识图谱 ETL 流水线，强项是实体关系建模与多跳推理。LangMem 是 LangGraph 原生的 Memory 模块，与 LangGraph 集成最佳，但功能相对基础。选型建议：追求快速集成与跨 Agent 通用记忆选 Mem0；追求 Agent 自身具备可控状态选 Letta；已有 LangGraph 栈直接用 LangMem；需要复杂时序推理选 Zep；以图谱为优先选 Cognee。</w:t>
+        <w:t xml:space="preserve">三种组件可以组合使用形成更强大的混合架构。最常见的组合是窗口加摘要：近期对话用窗口保留原文以保证精确性，远期对话压缩为摘要以保留长期记忆。再叠加上长期向量存储，就构成了短期加长期、精确与持久并存的完整记忆栈。这种分层思路正是后续 Mem0、Letta 等框架的设计蓝本。</w:t>
+      </w:r>
+    </w:p>
+    <w:p>
+      <w:pPr>
+        <w:spacing w:line="312"/>
+        <w:ind w:firstLine="480"/>
+        <w:jc w:val="both"/>
+      </w:pPr>
+      <w:r>
+        <w:rPr>
+          <w:rFonts w:ascii="Calibri" w:eastAsia="Microsoft YaHei"/>
+          <w:color w:val="1A2B33"/>
+          <w:sz w:val="24"/>
+          <w:szCs w:val="24"/>
+        </w:rPr>
+        <w:t xml:space="preserve">然而，LangChain 1.x（当前稳定版 1.3.x）已不再主推独立的 Memory 组件，而是统一推荐使用 LangGraph 的 Checkpointer 机制来管理对话历史。这种"图优先"的设计哲学让记忆管理与工作流编排融为一体。迁移思路是：把"记忆管理"从组件层移到图节点层，用 LangGraph 的 Checkpointer 统一管理状态持久化。老 API（如 ConversationBufferMemory）已迁移至 langchain-classic 包，主线 langchain 1.x 推荐改用 BaseCheckpointSaver（如 MemorySaver、PostgresSaver）加 thread_id 来管理对话状态。新写法天然支持时间旅行回放、分支探索与 HITL 中断恢复，每个 thread_id 对应一个完整的对话会话。</w:t>
       </w:r>
     </w:p>
     <w:tbl>
@@ -6873,7 +5526,7 @@
                 <w:sz w:val="22"/>
                 <w:szCs w:val="22"/>
               </w:rPr>
-              <w:t xml:space="preserve">◆ 选型经验</w:t>
+              <w:t xml:space="preserve">◆ 工程经验</w:t>
             </w:r>
           </w:p>
           <w:p>
@@ -6888,7 +5541,7 @@
                 <w:sz w:val="22"/>
                 <w:szCs w:val="22"/>
               </w:rPr>
-              <w:t xml:space="preserve">框架选型没有银弹，关键是匹配场景特征。如果你的 Agent 是单一应用内的长期助手，Mem0 的轻量与即插即用特性最适合；如果你在构建复杂的自定义 Agent 框架，需要 Agent 自身具备自主记忆管理能力，Letta 提供的三层记忆与 Sleep-time Compute 是更强的起点；如果你的 Agent 工作流已经基于 LangGraph，LangMem 是阻力最小的选择。</w:t>
+              <w:t xml:space="preserve">从 LangChain 老 API 迁移时，最常见的踩坑是把记忆组件当作"状态机外部的容器"继续使用。LangGraph 的范式完全不同：记忆不再是外部组件，而是图状态的一部分，每个节点的输入与输出都通过共享 State 流动。理解这个范式转变，比记住新 API 名称更重要。</w:t>
             </w:r>
           </w:p>
         </w:tc>
@@ -6906,7 +5559,7 @@
         <w:pageBreakBefore/>
         <w:spacing w:after="200" w:before="360" w:line="400" w:lineRule="atLeast"/>
       </w:pPr>
-      <w:bookmarkStart w:id="100026" w:name="_Toc100026"/>
+      <w:bookmarkStart w:id="100013" w:name="_Toc100013"/>
       <w:r>
         <w:rPr>
           <w:rFonts w:ascii="Calibri" w:eastAsia="SimHei"/>
@@ -6916,9 +5569,9 @@
           <w:sz w:val="32"/>
           <w:szCs w:val="32"/>
         </w:rPr>
-        <w:t xml:space="preserve">第五章 状态持久化与工程实践</w:t>
-      </w:r>
-      <w:bookmarkEnd w:id="100026"/>
+        <w:t xml:space="preserve">第三章 长期记忆：跨越会话边界</w:t>
+      </w:r>
+      <w:bookmarkEnd w:id="100013"/>
     </w:p>
     <w:p>
       <w:pPr>
@@ -6926,7 +5579,7 @@
         <w:keepNext/>
         <w:spacing w:after="140" w:before="280" w:line="360" w:lineRule="atLeast"/>
       </w:pPr>
-      <w:bookmarkStart w:id="100027" w:name="_Toc100027"/>
+      <w:bookmarkStart w:id="100014" w:name="_Toc100014"/>
       <w:r>
         <w:rPr>
           <w:rFonts w:ascii="Calibri" w:eastAsia="SimHei"/>
@@ -6936,9 +5589,9 @@
           <w:sz w:val="28"/>
           <w:szCs w:val="28"/>
         </w:rPr>
-        <w:t xml:space="preserve">5.1 LangGraph Checkpointer：状态快照与时间旅行</w:t>
-      </w:r>
-      <w:bookmarkEnd w:id="100027"/>
+        <w:t xml:space="preserve">3.1 向量存储：语义记忆的基石</w:t>
+      </w:r>
+      <w:bookmarkEnd w:id="100014"/>
     </w:p>
     <w:p>
       <w:pPr>
@@ -6953,7 +5606,7 @@
           <w:sz w:val="24"/>
           <w:szCs w:val="24"/>
         </w:rPr>
-        <w:t xml:space="preserve">LangGraph 是 LangChain 生态中的图编排框架，用于构建复杂的多步骤 Agent 工作流。它不仅定义节点与边的执行流程，还提供了强大的状态持久化机制：Checkpointing。这是 LangGraph 区别于其他编排框架的核心特性，也是工程实践中构建可恢复、可调试、可审计 Agent 的基础。</w:t>
+        <w:t xml:space="preserve">长期记忆解决了 Agent 最核心的问题：如何让信息跨越会话边界持久化保存。当用户今天关闭应用、明天再次打开时，Agent 能否记得用户是谁、喜欢什么、之前聊过什么？长期记忆由两件事构成：存储（把信息写到能持久化的介质）与检索（需要时把信息找回来）。</w:t>
       </w:r>
     </w:p>
     <w:p>
@@ -6969,7 +5622,7 @@
           <w:sz w:val="24"/>
           <w:szCs w:val="24"/>
         </w:rPr>
-        <w:t xml:space="preserve">Checkpointing 的工作原理是：每个图节点执行后会更新状态（State），Checkpointing 机制在关键节点执行完成后将状态写入后端存储。这个状态包括消息历史、中间变量、工具调用结果、用户输入等。每个 Checkpoint 包含：thread_id（会话唯一标识）、checkpoint_id（检查点唯一标识）、parent_checkpoint_id（父检查点 ID，支持回溯历史链）、state（图完整状态）、metadata（步骤编号、节点名称、执行时间等元数据）。这种自包含的状态快照使得从任意检查点恢复时，不需要重新执行之前的节点，只需加载快照后从下一个节点继续。</w:t>
+        <w:t xml:space="preserve">向量数据库是长期记忆的基础设施。它的核心能力是把文本、图像等非结构数据转化为高维向量，并通过相似度计算实现语义检索。这与传统数据库的精确匹配截然不同——向量数据库找的是"意思相近"的内容，而非"字面相同"。例如，用户今天说"我喜欢吃辣的"，明天说"我偏好麻辣口味"，传统关键词搜索可能无法关联这两句话（"辣的"和"麻辣"不完全相同），但向量数据库能通过语义相似度把它们关联起来。</w:t>
       </w:r>
     </w:p>
     <w:p>
@@ -6985,7 +5638,717 @@
           <w:sz w:val="24"/>
           <w:szCs w:val="24"/>
         </w:rPr>
-        <w:t xml:space="preserve">时间旅行（Time Travel）是基于 Checkpointing 的高级调试能力。回放允许从任意检查点重新执行后续节点（之前的节点结果已保存，无需重跑）；分支允许修改某检查点的状态后从该点继续执行，保留原历史的同时测试替代方案。这对生产调试至关重要——传统日志分析难以定位长链路中的错误，时间旅行可以让开发者精确回退到问题节点前重新观察。</w:t>
+        <w:t xml:space="preserve">当前主流向量数据库各有侧重：ChromaDB 轻量易用，适合原型开发与小团队；Qdrant 用 Rust 实现性能强劲，适合生产级应用；Weaviate 模块化、GraphQL 接口，适合复杂查询场景；Pinecone 全托管零运维，适合快速上线但不想运维的团队；Milvus/Zilliz 分布式超大规模，适合企业级海量数据；pgvector 是 PostgreSQL 扩展，适合已有 PG 基础设施的团队。选择标准包括数据规模（万级用 ChromaDB，千万级用 Milvus）、查询延迟要求、部署成本与运维复杂度。</w:t>
+      </w:r>
+    </w:p>
+    <w:p>
+      <w:pPr>
+        <w:pStyle w:val="Heading2"/>
+        <w:keepNext/>
+        <w:spacing w:after="140" w:before="280" w:line="360" w:lineRule="atLeast"/>
+      </w:pPr>
+      <w:bookmarkStart w:id="100015" w:name="_Toc100015"/>
+      <w:r>
+        <w:rPr>
+          <w:rFonts w:ascii="Calibri" w:eastAsia="SimHei"/>
+          <w:b/>
+          <w:bCs/>
+          <w:color w:val="1B4A5C"/>
+          <w:sz w:val="28"/>
+          <w:szCs w:val="28"/>
+        </w:rPr>
+        <w:t xml:space="preserve">3.2 Embedding 模型：记忆的编码器</w:t>
+      </w:r>
+      <w:bookmarkEnd w:id="100015"/>
+    </w:p>
+    <w:p>
+      <w:pPr>
+        <w:spacing w:line="312"/>
+        <w:ind w:firstLine="480"/>
+        <w:jc w:val="both"/>
+      </w:pPr>
+      <w:r>
+        <w:rPr>
+          <w:rFonts w:ascii="Calibri" w:eastAsia="Microsoft YaHei"/>
+          <w:color w:val="1A2B33"/>
+          <w:sz w:val="24"/>
+          <w:szCs w:val="24"/>
+        </w:rPr>
+        <w:t xml:space="preserve">向量数据库本身只是存储容器，真正决定记忆质量的是 Embedding 模型。它负责把文本转化为向量，不同模型在语义理解能力、支持语言、向量维度、推理速度等方面差异巨大。Embedding 模型的选择是记忆系统的第一道门槛——选错了模型，再好的向量库与检索策略也救不回来。</w:t>
+      </w:r>
+    </w:p>
+    <w:p>
+      <w:pPr>
+        <w:spacing w:line="312"/>
+        <w:ind w:firstLine="480"/>
+        <w:jc w:val="both"/>
+      </w:pPr>
+      <w:r>
+        <w:rPr>
+          <w:rFonts w:ascii="Calibri" w:eastAsia="Microsoft YaHei"/>
+          <w:color w:val="1A2B33"/>
+          <w:sz w:val="24"/>
+          <w:szCs w:val="24"/>
+        </w:rPr>
+        <w:t xml:space="preserve">2025 到 2026 年的主流 Embedding 模型可分为三类。闭源 API 标杆：OpenAI 的 text-embedding-3-small（1536 维，速度快成本低）与 text-embedding-3-large（3077 维，质量最高），仍是闭源场景的首选。开源多语 SOTA：Qwen3-Embedding-8B 在 C-MTEB（中文 73.84 分）与 MTEB Multilingual（70.58 分）双榜第一，是中文与多语场景的新王者；BGE-M3（1024 维，支持中英与多粒度）是另一成熟开源选择。边缘与本地化：mxbai-embed-large、voyage-3、cohere-embed-v4 等模型适合不同垂直场景。</w:t>
+      </w:r>
+    </w:p>
+    <w:p>
+      <w:pPr>
+        <w:spacing w:line="312"/>
+        <w:ind w:firstLine="480"/>
+        <w:jc w:val="both"/>
+      </w:pPr>
+      <w:r>
+        <w:rPr>
+          <w:rFonts w:ascii="Calibri" w:eastAsia="Microsoft YaHei"/>
+          <w:color w:val="1A2B33"/>
+          <w:sz w:val="24"/>
+          <w:szCs w:val="24"/>
+        </w:rPr>
+        <w:t xml:space="preserve">选型建议是：中文场景优先 Qwen3-Embedding-8B 或 BGE-large-zh-v1.5；多语场景优先 Qwen3-Embedding-8B；英文场景 text-embedding-3-large 仍是质量标杆；需要私有化部署时选择 Qwen3-Embedding 或 BGE 系列开源模型。向量维度的选择也有讲究：维度越高表达能力越强但存储与计算成本线性增加，可通过降维技术（如 OpenAI Embedding 支持的 dimensions 参数）压缩到 1024 维换取性价比。</w:t>
+      </w:r>
+    </w:p>
+    <w:p>
+      <w:pPr>
+        <w:pStyle w:val="Heading2"/>
+        <w:keepNext/>
+        <w:spacing w:after="140" w:before="280" w:line="360" w:lineRule="atLeast"/>
+      </w:pPr>
+      <w:bookmarkStart w:id="100016" w:name="_Toc100016"/>
+      <w:r>
+        <w:rPr>
+          <w:rFonts w:ascii="Calibri" w:eastAsia="SimHei"/>
+          <w:b/>
+          <w:bCs/>
+          <w:color w:val="1B4A5C"/>
+          <w:sz w:val="28"/>
+          <w:szCs w:val="28"/>
+        </w:rPr>
+        <w:t xml:space="preserve">3.3 写入-嵌入-检索管线</w:t>
+      </w:r>
+      <w:bookmarkEnd w:id="100016"/>
+    </w:p>
+    <w:p>
+      <w:pPr>
+        <w:spacing w:line="312"/>
+        <w:ind w:firstLine="480"/>
+        <w:jc w:val="both"/>
+      </w:pPr>
+      <w:r>
+        <w:rPr>
+          <w:rFonts w:ascii="Calibri" w:eastAsia="Microsoft YaHei"/>
+          <w:color w:val="1A2B33"/>
+          <w:sz w:val="24"/>
+          <w:szCs w:val="24"/>
+        </w:rPr>
+        <w:t xml:space="preserve">一个完整的长期记忆系统遵循五步 Pipeline：信息提取、向量化、存储、检索、注入。每一步都直接影响最终的记忆质量，任意一步出错都会让前面的努力付诸东流。</w:t>
+      </w:r>
+    </w:p>
+    <w:p>
+      <w:pPr>
+        <w:spacing w:line="312"/>
+        <w:ind w:firstLine="480"/>
+        <w:jc w:val="both"/>
+      </w:pPr>
+      <w:r>
+        <w:rPr>
+          <w:rFonts w:ascii="Calibri" w:eastAsia="Microsoft YaHei"/>
+          <w:color w:val="1A2B33"/>
+          <w:sz w:val="24"/>
+          <w:szCs w:val="24"/>
+        </w:rPr>
+        <w:t xml:space="preserve">第一步是信息提取。当用户输入新消息时，系统使用 LLM 分析内容，提取关键事实。这不是简单地存储原始文本，而是提炼出结构化的信息单元。例如，用户说"我明天要去北京出差，住希尔顿酒店"，提取的事实可能是"用户计划明天前往北京出差"、"用户偏好入住希尔顿酒店"。提取的质量决定了存储的是"知识"还是"噪声"。</w:t>
+      </w:r>
+    </w:p>
+    <w:p>
+      <w:pPr>
+        <w:spacing w:line="312"/>
+        <w:ind w:firstLine="480"/>
+        <w:jc w:val="both"/>
+      </w:pPr>
+      <w:r>
+        <w:rPr>
+          <w:rFonts w:ascii="Calibri" w:eastAsia="Microsoft YaHei"/>
+          <w:color w:val="1A2B33"/>
+          <w:sz w:val="24"/>
+          <w:szCs w:val="24"/>
+        </w:rPr>
+        <w:t xml:space="preserve">第二步是向量化。把提取的事实文本送入 Embedding 模型，生成高维向量。这是语义检索的基础——只有把文本转化为向量，才能在数据库中进行相似度计算。第三步是存储。将向量、原始文本、元数据（时间戳、用户 ID、重要性评分、来源等）一同写入向量数据库。如果启用了图记忆，还需要把实体与关系写入图数据库。</w:t>
+      </w:r>
+    </w:p>
+    <w:p>
+      <w:pPr>
+        <w:spacing w:line="312"/>
+        <w:ind w:firstLine="480"/>
+        <w:jc w:val="both"/>
+      </w:pPr>
+      <w:r>
+        <w:rPr>
+          <w:rFonts w:ascii="Calibri" w:eastAsia="Microsoft YaHei"/>
+          <w:color w:val="1A2B33"/>
+          <w:sz w:val="24"/>
+          <w:szCs w:val="24"/>
+        </w:rPr>
+        <w:t xml:space="preserve">第四步是检索。当用户发出新查询时，将查询向量化，在向量数据库中搜索相似度最高的 Top-K 条记忆。检索结果需要进一步排序、去重、过滤，最终选择最相关的记忆注入上下文。第五步是注入。将检索到的记忆格式化为提示词的一部分，插入到当前对话的上下文中。这一步需要控制注入的 Token 数量，避免占用过多窗口空间。</w:t>
+      </w:r>
+    </w:p>
+    <w:p>
+      <w:pPr>
+        <w:pStyle w:val="Heading2"/>
+        <w:keepNext/>
+        <w:spacing w:after="140" w:before="280" w:line="360" w:lineRule="atLeast"/>
+      </w:pPr>
+      <w:bookmarkStart w:id="100017" w:name="_Toc100017"/>
+      <w:r>
+        <w:rPr>
+          <w:rFonts w:ascii="Calibri" w:eastAsia="SimHei"/>
+          <w:b/>
+          <w:bCs/>
+          <w:color w:val="1B4A5C"/>
+          <w:sz w:val="28"/>
+          <w:szCs w:val="28"/>
+        </w:rPr>
+        <w:t xml:space="preserve">3.4 图记忆：超越向量的关系建模</w:t>
+      </w:r>
+      <w:bookmarkEnd w:id="100017"/>
+    </w:p>
+    <w:p>
+      <w:pPr>
+        <w:spacing w:line="312"/>
+        <w:ind w:firstLine="480"/>
+        <w:jc w:val="both"/>
+      </w:pPr>
+      <w:r>
+        <w:rPr>
+          <w:rFonts w:ascii="Calibri" w:eastAsia="Microsoft YaHei"/>
+          <w:color w:val="1A2B33"/>
+          <w:sz w:val="24"/>
+          <w:szCs w:val="24"/>
+        </w:rPr>
+        <w:t xml:space="preserve">向量数据库擅长回答"这段话和哪段话意思相近"，但不擅长回答"张三和这个项目是什么关系"。当记忆信息之间存在复杂的关联关系时，向量检索的局限性就显现了。图记忆通过引入图数据库（如 Neo4j、Memgraph）来显式建模实体之间的关系，弥补了向量检索的不足。</w:t>
+      </w:r>
+    </w:p>
+    <w:p>
+      <w:pPr>
+        <w:spacing w:line="312"/>
+        <w:ind w:firstLine="480"/>
+        <w:jc w:val="both"/>
+      </w:pPr>
+      <w:r>
+        <w:rPr>
+          <w:rFonts w:ascii="Calibri" w:eastAsia="Microsoft YaHei"/>
+          <w:color w:val="1A2B33"/>
+          <w:sz w:val="24"/>
+          <w:szCs w:val="24"/>
+        </w:rPr>
+        <w:t xml:space="preserve">用一个例子说明。用户提供以下信息：我叫张三，是 OpenAI 的工程师；我正在负责一个名为 Alpha 的项目；Alpha 项目的目标客户是教育机构。向量数据库会把三句话存为三个独立的向量，关联关系（张三负责 Alpha，Alpha 目标客户是教育机构）在向量空间中是隐式的。图记忆则显式存储这些关系，使查询"Alpha 项目的负责人是谁"时能沿着关系链直接定位答案，而不是依赖语义相似度的模糊匹配。</w:t>
+      </w:r>
+    </w:p>
+    <w:p>
+      <w:pPr>
+        <w:spacing w:line="312"/>
+        <w:ind w:firstLine="480"/>
+        <w:jc w:val="both"/>
+      </w:pPr>
+      <w:r>
+        <w:rPr>
+          <w:rFonts w:ascii="Calibri" w:eastAsia="Microsoft YaHei"/>
+          <w:color w:val="1A2B33"/>
+          <w:sz w:val="24"/>
+          <w:szCs w:val="24"/>
+        </w:rPr>
+        <w:t xml:space="preserve">Mem0 的图记忆实现示例很好地展示了工程模式：配置 Neo4j 作为图存储后，调用 m.add 添加消息时系统自动提取实体和关系；后续搜索"Alpha 项目的团队成员"时返回的是基于图关系推导的结果，而非文本匹配。图记忆的价值在于：它让 Agent 不仅能"记住事实"，还能"理解关系"。当用户问"我上次提到的那个项目的负责人邮箱是什么"时，图记忆可以通过实体链（项目→负责人→邮箱）精准定位答案。</w:t>
+      </w:r>
+    </w:p>
+    <w:p>
+      <w:pPr>
+        <w:spacing w:line="312"/>
+        <w:ind w:firstLine="480"/>
+        <w:jc w:val="both"/>
+      </w:pPr>
+      <w:r>
+        <w:rPr>
+          <w:rFonts w:ascii="Calibri" w:eastAsia="Microsoft YaHei"/>
+          <w:color w:val="1A2B33"/>
+          <w:sz w:val="24"/>
+          <w:szCs w:val="24"/>
+        </w:rPr>
+        <w:t xml:space="preserve">在实际工程中，向量记忆与图记忆通常是互补的——向量负责语义召回，图负责关系推理。一个常见的工程模式是用向量库做粗筛（按相似度召回 Top-50），再用图库做精排（沿实体链验证关系）。这种"向量+图"的双层架构已成为复杂 Agent 系统的标准做法。</w:t>
+      </w:r>
+    </w:p>
+    <w:p>
+      <w:pPr>
+        <w:keepNext/>
+        <w:spacing w:after="40" w:before="160"/>
+        <w:jc w:val="center"/>
+      </w:pPr>
+      <w:r>
+        <w:drawing>
+          <wp:inline distT="0" distB="0" distL="0" distR="0">
+            <wp:extent cx="5305425" cy="3181350"/>
+            <wp:effectExtent t="0" r="0" b="0" l="0"/>
+            <wp:docPr id="1" name="" descr="" title=""/>
+            <wp:cNvGraphicFramePr>
+              <a:graphicFrameLocks xmlns:a="http://schemas.openxmlformats.org/drawingml/2006/main" noChangeAspect="1"/>
+            </wp:cNvGraphicFramePr>
+            <a:graphic xmlns:a="http://schemas.openxmlformats.org/drawingml/2006/main">
+              <a:graphicData uri="http://schemas.openxmlformats.org/drawingml/2006/picture">
+                <pic:pic xmlns:pic="http://schemas.openxmlformats.org/drawingml/2006/picture">
+                  <pic:nvPicPr>
+                    <pic:cNvPr id="0" name="" descr=""/>
+                    <pic:cNvPicPr>
+                      <a:picLocks noChangeAspect="1" noChangeArrowheads="1"/>
+                    </pic:cNvPicPr>
+                  </pic:nvPicPr>
+                  <pic:blipFill>
+                    <a:blip r:embed="rId15" cstate="none"/>
+                    <a:srcRect/>
+                    <a:stretch>
+                      <a:fillRect/>
+                    </a:stretch>
+                  </pic:blipFill>
+                  <pic:spPr bwMode="auto">
+                    <a:xfrm>
+                      <a:off x="0" y="0"/>
+                      <a:ext cx="5305425" cy="3181350"/>
+                    </a:xfrm>
+                    <a:prstGeom prst="rect">
+                      <a:avLst/>
+                    </a:prstGeom>
+                  </pic:spPr>
+                </pic:pic>
+              </a:graphicData>
+            </a:graphic>
+          </wp:inline>
+        </w:drawing>
+      </w:r>
+    </w:p>
+    <w:p>
+      <w:pPr>
+        <w:keepNext w:val="false"/>
+        <w:spacing w:after="200" w:before="60" w:line="312"/>
+        <w:jc w:val="center"/>
+      </w:pPr>
+      <w:r>
+        <w:rPr>
+          <w:rFonts w:ascii="Calibri" w:eastAsia="Microsoft YaHei"/>
+          <w:b/>
+          <w:bCs/>
+          <w:color w:val="5A6B76"/>
+          <w:sz w:val="21"/>
+          <w:szCs w:val="21"/>
+        </w:rPr>
+        <w:t xml:space="preserve">图3-1 分层记忆架构（工作台/抽屉/档案室）</w:t>
+      </w:r>
+    </w:p>
+    <w:p>
+      <w:pPr>
+        <w:pStyle w:val="Heading2"/>
+        <w:keepNext/>
+        <w:spacing w:after="140" w:before="280" w:line="360" w:lineRule="atLeast"/>
+      </w:pPr>
+      <w:bookmarkStart w:id="100018" w:name="_Toc100018"/>
+      <w:r>
+        <w:rPr>
+          <w:rFonts w:ascii="Calibri" w:eastAsia="SimHei"/>
+          <w:b/>
+          <w:bCs/>
+          <w:color w:val="1B4A5C"/>
+          <w:sz w:val="28"/>
+          <w:szCs w:val="28"/>
+        </w:rPr>
+        <w:t xml:space="preserve">3.5 写入策略：什么值得记、去重、冲突更新</w:t>
+      </w:r>
+      <w:bookmarkEnd w:id="100018"/>
+    </w:p>
+    <w:p>
+      <w:pPr>
+        <w:spacing w:line="312"/>
+        <w:ind w:firstLine="480"/>
+        <w:jc w:val="both"/>
+      </w:pPr>
+      <w:r>
+        <w:rPr>
+          <w:rFonts w:ascii="Calibri" w:eastAsia="Microsoft YaHei"/>
+          <w:color w:val="1A2B33"/>
+          <w:sz w:val="24"/>
+          <w:szCs w:val="24"/>
+        </w:rPr>
+        <w:t xml:space="preserve">长期记忆系统最容易踩的坑不是存储不够大，而是写入太随意。如果每条对话、每个细节都被原样存入向量库，几周后记忆库就会膨胀成噪声海，检索质量急剧下降。设计写入策略需要回答三个核心问题。</w:t>
+      </w:r>
+    </w:p>
+    <w:p>
+      <w:pPr>
+        <w:spacing w:line="312"/>
+        <w:ind w:firstLine="480"/>
+        <w:jc w:val="both"/>
+      </w:pPr>
+      <w:r>
+        <w:rPr>
+          <w:rFonts w:ascii="Calibri" w:eastAsia="Microsoft YaHei"/>
+          <w:color w:val="1A2B33"/>
+          <w:sz w:val="24"/>
+          <w:szCs w:val="24"/>
+        </w:rPr>
+        <w:t xml:space="preserve">第一个问题是什么值得记。判断标准有三条：稳定性（这条信息未来还会用吗？比如"我最喜欢的颜色是蓝色"会持续相关，而"今天下午三点的会议"很快失效）、独特性（这条信息有别于已知记忆吗？重复存储同一事实是浪费）、可执行性（记住这条信息后能改变行为吗？如果不能则为噪声）。实践中常让 LLM 做一次筛选判断，对每条候选记忆给出 0 到 1 的重要性评分，低于阈值（如 0.3）则不写入。</w:t>
+      </w:r>
+    </w:p>
+    <w:p>
+      <w:pPr>
+        <w:spacing w:line="312"/>
+        <w:ind w:firstLine="480"/>
+        <w:jc w:val="both"/>
+      </w:pPr>
+      <w:r>
+        <w:rPr>
+          <w:rFonts w:ascii="Calibri" w:eastAsia="Microsoft YaHei"/>
+          <w:color w:val="1A2B33"/>
+          <w:sz w:val="24"/>
+          <w:szCs w:val="24"/>
+        </w:rPr>
+        <w:t xml:space="preserve">第二个问题是去重。当用户多次提到同一偏好时（"我喜欢 Python"、"Python 是我的首选语言"），系统应该识别为同一条记忆，而不是存储三条重复记录。常用方法是计算新记忆与现有记忆的余弦相似度，超过阈值（如 0.95）则合并或更新旧记忆，而非新增。去重阈值需要仔细调优：太高（如 0.99）会漏掉真正的重复；太低（如 0.85）会误合并不同的记忆。</w:t>
+      </w:r>
+    </w:p>
+    <w:p>
+      <w:pPr>
+        <w:spacing w:line="312"/>
+        <w:ind w:firstLine="480"/>
+        <w:jc w:val="both"/>
+      </w:pPr>
+      <w:r>
+        <w:rPr>
+          <w:rFonts w:ascii="Calibri" w:eastAsia="Microsoft YaHei"/>
+          <w:color w:val="1A2B33"/>
+          <w:sz w:val="24"/>
+          <w:szCs w:val="24"/>
+        </w:rPr>
+        <w:t xml:space="preserve">第三个问题是冲突解决。当新旧记忆矛盾时（"我喜欢红色"vs"我讨厌红色"），系统需要判断哪个是有效的。常见策略包括：时间优先（最新记忆覆盖旧记忆，是默认策略）、用户确认（检测到冲突时主动询问）、上下文推断（基于对话上下文判断哪个陈述更符合当前情境）、概率合并（保留两个观点但降低旧记忆置信度）。冲突解决策略的选择取决于业务风险等级——高风险场景宁可多问一句也不要盲目覆盖。</w:t>
+      </w:r>
+    </w:p>
+    <w:p>
+      <w:pPr>
+        <w:pStyle w:val="Heading2"/>
+        <w:keepNext/>
+        <w:spacing w:after="140" w:before="280" w:line="360" w:lineRule="atLeast"/>
+      </w:pPr>
+      <w:bookmarkStart w:id="100019" w:name="_Toc100019"/>
+      <w:r>
+        <w:rPr>
+          <w:rFonts w:ascii="Calibri" w:eastAsia="SimHei"/>
+          <w:b/>
+          <w:bCs/>
+          <w:color w:val="1B4A5C"/>
+          <w:sz w:val="28"/>
+          <w:szCs w:val="28"/>
+        </w:rPr>
+        <w:t xml:space="preserve">3.6 遗忘与衰减：主动遗忘是智慧</w:t>
+      </w:r>
+      <w:bookmarkEnd w:id="100019"/>
+    </w:p>
+    <w:p>
+      <w:pPr>
+        <w:spacing w:line="312"/>
+        <w:ind w:firstLine="480"/>
+        <w:jc w:val="both"/>
+      </w:pPr>
+      <w:r>
+        <w:rPr>
+          <w:rFonts w:ascii="Calibri" w:eastAsia="Microsoft YaHei"/>
+          <w:color w:val="1A2B33"/>
+          <w:sz w:val="24"/>
+          <w:szCs w:val="24"/>
+        </w:rPr>
+        <w:t xml:space="preserve">人类记忆的本质不是记住一切，而是选择性地记住重要的、遗忘不重要的。AI 记忆系统也应如此。一个没有遗忘机制的记忆库会不断膨胀，检索质量下降，存储成本飙升。遗忘策略应至少包含三种机制。</w:t>
+      </w:r>
+    </w:p>
+    <w:p>
+      <w:pPr>
+        <w:spacing w:line="312"/>
+        <w:ind w:firstLine="480"/>
+        <w:jc w:val="both"/>
+      </w:pPr>
+      <w:r>
+        <w:rPr>
+          <w:rFonts w:ascii="Calibri" w:eastAsia="Microsoft YaHei"/>
+          <w:color w:val="1A2B33"/>
+          <w:sz w:val="24"/>
+          <w:szCs w:val="24"/>
+        </w:rPr>
+        <w:t xml:space="preserve">第一种是基于时间的 TTL（Time To Live）：为每类记忆设置默认过期时间。语义记忆（用户偏好）TTL 30 到 90 天；情景记忆（某次对话）TTL 7 到 30 天；程序记忆（操作流程）永久保留。第二种是 LRU（Least Recently Used）：当记忆库达到容量上限时，删除最久未访问的记忆。这类似于操作系统的页面置换算法。第三种是重要性加权遗忘：低重要性记忆优先删除。但需注意，某些当前看似不重要的记忆未来可能变得重要，因此删除前最好让 LLM 做一次"重要性重评估"。</w:t>
+      </w:r>
+    </w:p>
+    <w:p>
+      <w:pPr>
+        <w:spacing w:line="312"/>
+        <w:ind w:firstLine="480"/>
+        <w:jc w:val="both"/>
+      </w:pPr>
+      <w:r>
+        <w:rPr>
+          <w:rFonts w:ascii="Calibri" w:eastAsia="Microsoft YaHei"/>
+          <w:color w:val="1A2B33"/>
+          <w:sz w:val="24"/>
+          <w:szCs w:val="24"/>
+        </w:rPr>
+        <w:t xml:space="preserve">遗忘调度的实现并不复杂，可以是后台定时任务，也可以是每次写入时触发。ForgettingScheduler 类封装了 TTL 与 LRU 两层判断：先按 TTL 删除过期记忆，再按 LRU 在仍超限时淘汰最旧访问的记忆。生产环境部署时建议结合"被遗忘权"合规要求，提供用户主动删除记忆的接口（Mem0 与 Zep 都提供 delete_all 接口），实现完整的数据治理闭环。</w:t>
+      </w:r>
+    </w:p>
+    <w:p>
+      <w:pPr>
+        <w:pStyle w:val="Heading1"/>
+        <w:keepNext/>
+        <w:pageBreakBefore/>
+        <w:spacing w:after="200" w:before="360" w:line="400" w:lineRule="atLeast"/>
+      </w:pPr>
+      <w:bookmarkStart w:id="100020" w:name="_Toc100020"/>
+      <w:r>
+        <w:rPr>
+          <w:rFonts w:ascii="Calibri" w:eastAsia="SimHei"/>
+          <w:b/>
+          <w:bCs/>
+          <w:color w:val="16324A"/>
+          <w:sz w:val="32"/>
+          <w:szCs w:val="32"/>
+        </w:rPr>
+        <w:t xml:space="preserve">第四章 自主记忆与记忆框架</w:t>
+      </w:r>
+      <w:bookmarkEnd w:id="100020"/>
+    </w:p>
+    <w:p>
+      <w:pPr>
+        <w:pStyle w:val="Heading2"/>
+        <w:keepNext/>
+        <w:spacing w:after="140" w:before="280" w:line="360" w:lineRule="atLeast"/>
+      </w:pPr>
+      <w:bookmarkStart w:id="100021" w:name="_Toc100021"/>
+      <w:r>
+        <w:rPr>
+          <w:rFonts w:ascii="Calibri" w:eastAsia="SimHei"/>
+          <w:b/>
+          <w:bCs/>
+          <w:color w:val="1B4A5C"/>
+          <w:sz w:val="28"/>
+          <w:szCs w:val="28"/>
+        </w:rPr>
+        <w:t xml:space="preserve">4.1 从被动到主动：记忆管理自主权</w:t>
+      </w:r>
+      <w:bookmarkEnd w:id="100021"/>
+    </w:p>
+    <w:p>
+      <w:pPr>
+        <w:spacing w:line="312"/>
+        <w:ind w:firstLine="480"/>
+        <w:jc w:val="both"/>
+      </w:pPr>
+      <w:r>
+        <w:rPr>
+          <w:rFonts w:ascii="Calibri" w:eastAsia="Microsoft YaHei"/>
+          <w:color w:val="1A2B33"/>
+          <w:sz w:val="24"/>
+          <w:szCs w:val="24"/>
+        </w:rPr>
+        <w:t xml:space="preserve">在传统记忆系统中，记忆的写入、更新、删除都是由开发者预先定义的规则控制。例如，每轮对话结束后提取关键信息并存入数据库；当记忆超过 100 条时删除最旧的一半。这种硬编码策略虽然简单，但缺乏灵活性——它无法根据对话内容的实际重要性做出动态决策。</w:t>
+      </w:r>
+    </w:p>
+    <w:p>
+      <w:pPr>
+        <w:spacing w:line="312"/>
+        <w:ind w:firstLine="480"/>
+        <w:jc w:val="both"/>
+      </w:pPr>
+      <w:r>
+        <w:rPr>
+          <w:rFonts w:ascii="Calibri" w:eastAsia="Microsoft YaHei"/>
+          <w:color w:val="1A2B33"/>
+          <w:sz w:val="24"/>
+          <w:szCs w:val="24"/>
+        </w:rPr>
+        <w:t xml:space="preserve">记忆管理自主权是一种更先进的范式：让 Agent 自己决定什么值得记住、什么应该更新、什么可以遗忘。Agent 通过 LLM 的函数调用能力主动操作自己的记忆系统，就像人类在笔记本上记录、划掉、整理一样。这种"自编辑记忆"是 Letta 等框架的核心理念，也是 Mem0 在后台实现的逻辑。</w:t>
+      </w:r>
+    </w:p>
+    <w:p>
+      <w:pPr>
+        <w:spacing w:line="312"/>
+        <w:ind w:firstLine="480"/>
+        <w:jc w:val="both"/>
+      </w:pPr>
+      <w:r>
+        <w:rPr>
+          <w:rFonts w:ascii="Calibri" w:eastAsia="Microsoft YaHei"/>
+          <w:color w:val="1A2B33"/>
+          <w:sz w:val="24"/>
+          <w:szCs w:val="24"/>
+        </w:rPr>
+        <w:t xml:space="preserve">自主记忆管理相对传统方案有三个核心优势。动态判断：Agent 可以根据对话上下文判断信息的重要性。同样的信息在不同场景下价值不同——"我对坚果过敏"在点餐场景至关重要，在讨论编程时无关紧要。主动更新：当用户说"我之前的说法有误，实际预算不是 10 万而是 15 万"时，Agent 应该定位并修改旧记忆而非简单新增。冲突解决：当新旧记忆矛盾时，Agent 使用时间戳、上下文线索来仲裁冲突，而非盲目保留所有信息。</w:t>
+      </w:r>
+    </w:p>
+    <w:p>
+      <w:pPr>
+        <w:spacing w:line="312"/>
+        <w:ind w:firstLine="480"/>
+        <w:jc w:val="both"/>
+      </w:pPr>
+      <w:r>
+        <w:rPr>
+          <w:rFonts w:ascii="Calibri" w:eastAsia="Microsoft YaHei"/>
+          <w:color w:val="1A2B33"/>
+          <w:sz w:val="24"/>
+          <w:szCs w:val="24"/>
+        </w:rPr>
+        <w:t xml:space="preserve">工程实现上，自主记忆管理通过 Tool Calling 完成：把 memory_add、memory_update、memory_delete、memory_search 等操作封装为工具，让 LLM 在推理过程中自主调用。系统提示中明确告诉 LLM 何时该用哪个工具、何时不该用（如临时性、情绪化的低价值信息不记忆）。这种设计把"记忆管理"的决策权从硬编码规则移交给模型的推理能力，比人工规则更 nuanced、更准确。</w:t>
+      </w:r>
+    </w:p>
+    <w:p>
+      <w:pPr>
+        <w:pStyle w:val="Heading2"/>
+        <w:keepNext/>
+        <w:spacing w:after="140" w:before="280" w:line="360" w:lineRule="atLeast"/>
+      </w:pPr>
+      <w:bookmarkStart w:id="100022" w:name="_Toc100022"/>
+      <w:r>
+        <w:rPr>
+          <w:rFonts w:ascii="Calibri" w:eastAsia="SimHei"/>
+          <w:b/>
+          <w:bCs/>
+          <w:color w:val="1B4A5C"/>
+          <w:sz w:val="28"/>
+          <w:szCs w:val="28"/>
+        </w:rPr>
+        <w:t xml:space="preserve">4.2 MemGPT 与 Letta 的分层分页思想</w:t>
+      </w:r>
+      <w:bookmarkEnd w:id="100022"/>
+    </w:p>
+    <w:p>
+      <w:pPr>
+        <w:spacing w:line="312"/>
+        <w:ind w:firstLine="480"/>
+        <w:jc w:val="both"/>
+      </w:pPr>
+      <w:r>
+        <w:rPr>
+          <w:rFonts w:ascii="Calibri" w:eastAsia="Microsoft YaHei"/>
+          <w:color w:val="1A2B33"/>
+          <w:sz w:val="24"/>
+          <w:szCs w:val="24"/>
+        </w:rPr>
+        <w:t xml:space="preserve">MemGPT（2023 年由 UC Berkeley 发布，2024 年融资后 rebranded 为 Letta）的核心理念是把 LLM 视为运行在有限内存约束下的操作系统进程，通过虚拟内存式的分页机制让 Agent 管理远超上下文窗口大小的记忆。它的设计哲学是：一个 Agent 应该能自主决定记住什么、忘记什么、何时从长期存储中检索信息，而不是被动接收开发者预设的记忆注入。</w:t>
+      </w:r>
+    </w:p>
+    <w:p>
+      <w:pPr>
+        <w:spacing w:line="312"/>
+        <w:ind w:firstLine="480"/>
+        <w:jc w:val="both"/>
+      </w:pPr>
+      <w:r>
+        <w:rPr>
+          <w:rFonts w:ascii="Calibri" w:eastAsia="Microsoft YaHei"/>
+          <w:color w:val="1A2B33"/>
+          <w:sz w:val="24"/>
+          <w:szCs w:val="24"/>
+        </w:rPr>
+        <w:t xml:space="preserve">Letta 的记忆架构分为三层，对应操作系统的 RAM、SSD、磁盘。核心记忆（Core Memory）是常驻上下文窗口内的记忆，由多个可编辑的记忆块（Memory Blocks）组成，每个块有标签（如 persona、human、system、task）和内容。核心记忆块可以被 Agent 自己修改——这就是自编辑能力。回忆记忆（Recall Memory）存储完整的对话历史，不在每次推理的上下文中，但 Agent 可以通过 conversation_search 工具按需检索。档案记忆（Archival Memory）是长期知识库，Agent 通过 archival_memory_search 进行语义检索，按需加载到核心记忆。</w:t>
+      </w:r>
+    </w:p>
+    <w:p>
+      <w:pPr>
+        <w:spacing w:line="312"/>
+        <w:ind w:firstLine="480"/>
+        <w:jc w:val="both"/>
+      </w:pPr>
+      <w:r>
+        <w:rPr>
+          <w:rFonts w:ascii="Calibri" w:eastAsia="Microsoft YaHei"/>
+          <w:color w:val="1A2B33"/>
+          <w:sz w:val="24"/>
+          <w:szCs w:val="24"/>
+        </w:rPr>
+        <w:t xml:space="preserve">Sleep-time Compute 是 Letta 在 2025 年的重大创新（自 v0.7.0 起 GA）。它模仿人类的睡眠记忆巩固过程，由一个后台 Agent 在主 Agent 空闲时执行记忆整理：处理对话记录提取长期事实、压缩核心记忆块、检测解决矛盾记忆、将详细信息归档到档案记忆、对档案去重归档。这种"实时推理+离线整理"的设计让记忆整理不占用主 Agent 的 Token 预算，且因不受延迟约束可使用更强大的模型，确保整理质量高于实时推理。</w:t>
+      </w:r>
+    </w:p>
+    <w:p>
+      <w:pPr>
+        <w:spacing w:line="312"/>
+        <w:ind w:firstLine="480"/>
+        <w:jc w:val="both"/>
+      </w:pPr>
+      <w:r>
+        <w:rPr>
+          <w:rFonts w:ascii="Calibri" w:eastAsia="Microsoft YaHei"/>
+          <w:color w:val="1A2B33"/>
+          <w:sz w:val="24"/>
+          <w:szCs w:val="24"/>
+        </w:rPr>
+        <w:t xml:space="preserve">Letta 的适用场景包括：长期个人助手（记住用户数月甚至数年的偏好与历史）、多会话客服（用户在不同时间通过不同渠道联系时能延续上下文）、知识积累型 Agent（需要持续学习的研助手）。不适合的场景：一次性问答（记忆管理是过度设计）、简单工作流（LangGraph 更合适）、低延迟要求（记忆管理开销不可接受）。</w:t>
+      </w:r>
+    </w:p>
+    <w:p>
+      <w:pPr>
+        <w:pStyle w:val="Heading2"/>
+        <w:keepNext/>
+        <w:spacing w:after="140" w:before="280" w:line="360" w:lineRule="atLeast"/>
+      </w:pPr>
+      <w:bookmarkStart w:id="100023" w:name="_Toc100023"/>
+      <w:r>
+        <w:rPr>
+          <w:rFonts w:ascii="Calibri" w:eastAsia="SimHei"/>
+          <w:b/>
+          <w:bCs/>
+          <w:color w:val="1B4A5C"/>
+          <w:sz w:val="28"/>
+          <w:szCs w:val="28"/>
+        </w:rPr>
+        <w:t xml:space="preserve">4.3 Mem0：三层模型与工作流程</w:t>
+      </w:r>
+      <w:bookmarkEnd w:id="100023"/>
+    </w:p>
+    <w:p>
+      <w:pPr>
+        <w:spacing w:line="312"/>
+        <w:ind w:firstLine="480"/>
+        <w:jc w:val="both"/>
+      </w:pPr>
+      <w:r>
+        <w:rPr>
+          <w:rFonts w:ascii="Calibri" w:eastAsia="Microsoft YaHei"/>
+          <w:color w:val="1A2B33"/>
+          <w:sz w:val="24"/>
+          <w:szCs w:val="24"/>
+        </w:rPr>
+        <w:t xml:space="preserve">Mem0 是 2024 年由来自 OpenAI、Google、Meta 的工程师创立的开源记忆层框架。它的定位是"记忆基础设施"——不是对话框架、不是 Agent 编排工具，而是专注解决"如何让 Agent 记住事情"这一单一问题的底层组件。这种单一职责的定位让它可以与任何 Agent 框架（LangChain、LangGraph、CrewAI 等）即插即用集成。</w:t>
+      </w:r>
+    </w:p>
+    <w:p>
+      <w:pPr>
+        <w:spacing w:line="312"/>
+        <w:ind w:firstLine="480"/>
+        <w:jc w:val="both"/>
+      </w:pPr>
+      <w:r>
+        <w:rPr>
+          <w:rFonts w:ascii="Calibri" w:eastAsia="Microsoft YaHei"/>
+          <w:color w:val="1A2B33"/>
+          <w:sz w:val="24"/>
+          <w:szCs w:val="24"/>
+        </w:rPr>
+        <w:t xml:space="preserve">Mem0 采用三层记忆架构：用户级记忆存储跨会话跨应用的个人档案，使用向量数据库与图数据库，容量几乎无限；会话级记忆存储当前对话的快照，会话结束后压缩并提炼到用户级；智能体级记忆是 Agent 自身的知识储备，对所有用户共享。用户级记忆是 Mem0 最核心的能力——它意味着如果用户在一个基于 Mem0 的聊天机器人里说了"我是素食主义者"，切换到另一个同样基于 Mem0 的助手时，新助手也会知道这一点。这种跨应用的统一记忆是 Mem0 区别于其他方案的关键。</w:t>
+      </w:r>
+    </w:p>
+    <w:p>
+      <w:pPr>
+        <w:spacing w:line="312"/>
+        <w:ind w:firstLine="480"/>
+        <w:jc w:val="both"/>
+      </w:pPr>
+      <w:r>
+        <w:rPr>
+          <w:rFonts w:ascii="Calibri" w:eastAsia="Microsoft YaHei"/>
+          <w:color w:val="1A2B33"/>
+          <w:sz w:val="24"/>
+          <w:szCs w:val="24"/>
+        </w:rPr>
+        <w:t xml:space="preserve">Mem0 的工作流程是一条完整的提取-存储-检索-注入管线。以用户输入"我怕辣，吃火锅只选清汤锅底，偏爱番茄味"为例：Mem0 用 LLM（默认 gpt-5-mini）深度分析对话内容，抓取关键事实；用 Embedding 模型（默认 text-embedding-3-small）将事实转为高维向量；存入向量数据库（Qdrant、Chroma 或 pgvector），同时将实体关系存入图数据库（Memgraph 或 Neo4j）。当用户再次提问"推荐适合我的火锅锅底"时，查询被向量化并在数据库中匹配到"怕辣、番茄清汤"等记忆，最终生成个性化回复。</w:t>
       </w:r>
     </w:p>
     <w:p>
@@ -7013,7 +6376,806 @@
                     </pic:cNvPicPr>
                   </pic:nvPicPr>
                   <pic:blipFill>
-                    <a:blip r:embed="rId15" cstate="none"/>
+                    <a:blip r:embed="rId16" cstate="none"/>
+                    <a:srcRect/>
+                    <a:stretch>
+                      <a:fillRect/>
+                    </a:stretch>
+                  </pic:blipFill>
+                  <pic:spPr bwMode="auto">
+                    <a:xfrm>
+                      <a:off x="0" y="0"/>
+                      <a:ext cx="5124450" cy="3076575"/>
+                    </a:xfrm>
+                    <a:prstGeom prst="rect">
+                      <a:avLst/>
+                    </a:prstGeom>
+                  </pic:spPr>
+                </pic:pic>
+              </a:graphicData>
+            </a:graphic>
+          </wp:inline>
+        </w:drawing>
+      </w:r>
+    </w:p>
+    <w:p>
+      <w:pPr>
+        <w:keepNext w:val="false"/>
+        <w:spacing w:after="200" w:before="60" w:line="312"/>
+        <w:jc w:val="center"/>
+      </w:pPr>
+      <w:r>
+        <w:rPr>
+          <w:rFonts w:ascii="Calibri" w:eastAsia="Microsoft YaHei"/>
+          <w:b/>
+          <w:bCs/>
+          <w:color w:val="5A6B76"/>
+          <w:sz w:val="21"/>
+          <w:szCs w:val="21"/>
+        </w:rPr>
+        <w:t xml:space="preserve">图4-1 Mem0 提取-存储-检索流程</w:t>
+      </w:r>
+    </w:p>
+    <w:p>
+      <w:pPr>
+        <w:spacing w:line="312"/>
+        <w:ind w:firstLine="480"/>
+        <w:jc w:val="both"/>
+      </w:pPr>
+      <w:r>
+        <w:rPr>
+          <w:rFonts w:ascii="Calibri" w:eastAsia="Microsoft YaHei"/>
+          <w:color w:val="1A2B33"/>
+          <w:sz w:val="24"/>
+          <w:szCs w:val="24"/>
+        </w:rPr>
+        <w:t xml:space="preserve">Mem0 的快速上手非常简洁：pip install mem0ai，配置 API Key，初始化 Memory 对象，即可调用 memory.add 添加记忆、memory.search 检索记忆、memory.get_all 获取全部记忆。高级配置允许深度自定义 LLM、Embedding、向量库、图数据库后端，实现完全私有化部署。Mem0 团队在 2025 年发表了技术报告（arXiv:2504.19413），并在 LoCoMo、LongMemEval、BEAM 三套基准上分别取得 92.5%、94.4%、64.1% 的成绩。</w:t>
+      </w:r>
+    </w:p>
+    <w:p>
+      <w:pPr>
+        <w:pBdr>
+          <w:left w:val="single" w:color="8FA6AD" w:sz="10" w:space="8"/>
+        </w:pBdr>
+        <w:shd w:fill="F4F6F7" w:val="clear"/>
+        <w:spacing w:after="0" w:before="0" w:line="276" w:lineRule="atLeast"/>
+        <w:ind w:left="240"/>
+        <w:jc w:val="left"/>
+      </w:pPr>
+      <w:r>
+        <w:rPr>
+          <w:rFonts w:ascii="Courier New" w:cs="Courier New" w:eastAsia="Microsoft YaHei" w:hAnsi="Courier New"/>
+          <w:color w:val="24343C"/>
+          <w:sz w:val="18"/>
+          <w:szCs w:val="18"/>
+        </w:rPr>
+        <w:t xml:space="preserve">import os</w:t>
+      </w:r>
+    </w:p>
+    <w:p>
+      <w:pPr>
+        <w:pBdr>
+          <w:left w:val="single" w:color="8FA6AD" w:sz="10" w:space="8"/>
+        </w:pBdr>
+        <w:shd w:fill="F4F6F7" w:val="clear"/>
+        <w:spacing w:after="0" w:before="0" w:line="276" w:lineRule="atLeast"/>
+        <w:ind w:left="240"/>
+        <w:jc w:val="left"/>
+      </w:pPr>
+      <w:r>
+        <w:rPr>
+          <w:rFonts w:ascii="Courier New" w:cs="Courier New" w:eastAsia="Microsoft YaHei" w:hAnsi="Courier New"/>
+          <w:color w:val="24343C"/>
+          <w:sz w:val="18"/>
+          <w:szCs w:val="18"/>
+        </w:rPr>
+        <w:t xml:space="preserve">from mem0 import Memory</w:t>
+      </w:r>
+    </w:p>
+    <w:p>
+      <w:pPr>
+        <w:pBdr>
+          <w:left w:val="single" w:color="8FA6AD" w:sz="10" w:space="8"/>
+        </w:pBdr>
+        <w:shd w:fill="F4F6F7" w:val="clear"/>
+        <w:spacing w:after="0" w:before="0" w:line="276" w:lineRule="atLeast"/>
+        <w:ind w:left="240"/>
+        <w:jc w:val="left"/>
+      </w:pPr>
+      <w:r>
+        <w:rPr>
+          <w:rFonts w:ascii="Courier New" w:cs="Courier New" w:eastAsia="Microsoft YaHei" w:hAnsi="Courier New"/>
+          <w:color w:val="24343C"/>
+          <w:sz w:val="18"/>
+          <w:szCs w:val="18"/>
+        </w:rPr>
+        <w:t xml:space="preserve"> </w:t>
+      </w:r>
+    </w:p>
+    <w:p>
+      <w:pPr>
+        <w:pBdr>
+          <w:left w:val="single" w:color="8FA6AD" w:sz="10" w:space="8"/>
+        </w:pBdr>
+        <w:shd w:fill="F4F6F7" w:val="clear"/>
+        <w:spacing w:after="0" w:before="0" w:line="276" w:lineRule="atLeast"/>
+        <w:ind w:left="240"/>
+        <w:jc w:val="left"/>
+      </w:pPr>
+      <w:r>
+        <w:rPr>
+          <w:rFonts w:ascii="Courier New" w:cs="Courier New" w:eastAsia="Microsoft YaHei" w:hAnsi="Courier New"/>
+          <w:color w:val="24343C"/>
+          <w:sz w:val="18"/>
+          <w:szCs w:val="18"/>
+        </w:rPr>
+        <w:t xml:space="preserve">os.environ["OPENAI_API_KEY"] = "sk-..."</w:t>
+      </w:r>
+    </w:p>
+    <w:p>
+      <w:pPr>
+        <w:pBdr>
+          <w:left w:val="single" w:color="8FA6AD" w:sz="10" w:space="8"/>
+        </w:pBdr>
+        <w:shd w:fill="F4F6F7" w:val="clear"/>
+        <w:spacing w:after="0" w:before="0" w:line="276" w:lineRule="atLeast"/>
+        <w:ind w:left="240"/>
+        <w:jc w:val="left"/>
+      </w:pPr>
+      <w:r>
+        <w:rPr>
+          <w:rFonts w:ascii="Courier New" w:cs="Courier New" w:eastAsia="Microsoft YaHei" w:hAnsi="Courier New"/>
+          <w:color w:val="24343C"/>
+          <w:sz w:val="18"/>
+          <w:szCs w:val="18"/>
+        </w:rPr>
+        <w:t xml:space="preserve"> </w:t>
+      </w:r>
+    </w:p>
+    <w:p>
+      <w:pPr>
+        <w:pBdr>
+          <w:left w:val="single" w:color="8FA6AD" w:sz="10" w:space="8"/>
+        </w:pBdr>
+        <w:shd w:fill="F4F6F7" w:val="clear"/>
+        <w:spacing w:after="0" w:before="0" w:line="276" w:lineRule="atLeast"/>
+        <w:ind w:left="240"/>
+        <w:jc w:val="left"/>
+      </w:pPr>
+      <w:r>
+        <w:rPr>
+          <w:rFonts w:ascii="Courier New" w:cs="Courier New" w:eastAsia="Microsoft YaHei" w:hAnsi="Courier New"/>
+          <w:color w:val="24343C"/>
+          <w:sz w:val="18"/>
+          <w:szCs w:val="18"/>
+        </w:rPr>
+        <w:t xml:space="preserve"># 默认配置：OpenAI Embedding + Qdrant 向量库</w:t>
+      </w:r>
+    </w:p>
+    <w:p>
+      <w:pPr>
+        <w:pBdr>
+          <w:left w:val="single" w:color="8FA6AD" w:sz="10" w:space="8"/>
+        </w:pBdr>
+        <w:shd w:fill="F4F6F7" w:val="clear"/>
+        <w:spacing w:after="0" w:before="0" w:line="276" w:lineRule="atLeast"/>
+        <w:ind w:left="240"/>
+        <w:jc w:val="left"/>
+      </w:pPr>
+      <w:r>
+        <w:rPr>
+          <w:rFonts w:ascii="Courier New" w:cs="Courier New" w:eastAsia="Microsoft YaHei" w:hAnsi="Courier New"/>
+          <w:color w:val="24343C"/>
+          <w:sz w:val="18"/>
+          <w:szCs w:val="18"/>
+        </w:rPr>
+        <w:t xml:space="preserve">memory = Memory()</w:t>
+      </w:r>
+    </w:p>
+    <w:p>
+      <w:pPr>
+        <w:pBdr>
+          <w:left w:val="single" w:color="8FA6AD" w:sz="10" w:space="8"/>
+        </w:pBdr>
+        <w:shd w:fill="F4F6F7" w:val="clear"/>
+        <w:spacing w:after="0" w:before="0" w:line="276" w:lineRule="atLeast"/>
+        <w:ind w:left="240"/>
+        <w:jc w:val="left"/>
+      </w:pPr>
+      <w:r>
+        <w:rPr>
+          <w:rFonts w:ascii="Courier New" w:cs="Courier New" w:eastAsia="Microsoft YaHei" w:hAnsi="Courier New"/>
+          <w:color w:val="24343C"/>
+          <w:sz w:val="18"/>
+          <w:szCs w:val="18"/>
+        </w:rPr>
+        <w:t xml:space="preserve"> </w:t>
+      </w:r>
+    </w:p>
+    <w:p>
+      <w:pPr>
+        <w:pBdr>
+          <w:left w:val="single" w:color="8FA6AD" w:sz="10" w:space="8"/>
+        </w:pBdr>
+        <w:shd w:fill="F4F6F7" w:val="clear"/>
+        <w:spacing w:after="0" w:before="0" w:line="276" w:lineRule="atLeast"/>
+        <w:ind w:left="240"/>
+        <w:jc w:val="left"/>
+      </w:pPr>
+      <w:r>
+        <w:rPr>
+          <w:rFonts w:ascii="Courier New" w:cs="Courier New" w:eastAsia="Microsoft YaHei" w:hAnsi="Courier New"/>
+          <w:color w:val="24343C"/>
+          <w:sz w:val="18"/>
+          <w:szCs w:val="18"/>
+        </w:rPr>
+        <w:t xml:space="preserve"># 添加记忆（自动提取关键事实）</w:t>
+      </w:r>
+    </w:p>
+    <w:p>
+      <w:pPr>
+        <w:pBdr>
+          <w:left w:val="single" w:color="8FA6AD" w:sz="10" w:space="8"/>
+        </w:pBdr>
+        <w:shd w:fill="F4F6F7" w:val="clear"/>
+        <w:spacing w:after="0" w:before="0" w:line="276" w:lineRule="atLeast"/>
+        <w:ind w:left="240"/>
+        <w:jc w:val="left"/>
+      </w:pPr>
+      <w:r>
+        <w:rPr>
+          <w:rFonts w:ascii="Courier New" w:cs="Courier New" w:eastAsia="Microsoft YaHei" w:hAnsi="Courier New"/>
+          <w:color w:val="24343C"/>
+          <w:sz w:val="18"/>
+          <w:szCs w:val="18"/>
+        </w:rPr>
+        <w:t xml:space="preserve">messages = [</w:t>
+      </w:r>
+    </w:p>
+    <w:p>
+      <w:pPr>
+        <w:pBdr>
+          <w:left w:val="single" w:color="8FA6AD" w:sz="10" w:space="8"/>
+        </w:pBdr>
+        <w:shd w:fill="F4F6F7" w:val="clear"/>
+        <w:spacing w:after="0" w:before="0" w:line="276" w:lineRule="atLeast"/>
+        <w:ind w:left="240"/>
+        <w:jc w:val="left"/>
+      </w:pPr>
+      <w:r>
+        <w:rPr>
+          <w:rFonts w:ascii="Courier New" w:cs="Courier New" w:eastAsia="Microsoft YaHei" w:hAnsi="Courier New"/>
+          <w:color w:val="24343C"/>
+          <w:sz w:val="18"/>
+          <w:szCs w:val="18"/>
+        </w:rPr>
+        <w:t xml:space="preserve">    {"role": "user", "content": "我叫张三，是 Python 开发者，平时喜欢 hiking"},</w:t>
+      </w:r>
+    </w:p>
+    <w:p>
+      <w:pPr>
+        <w:pBdr>
+          <w:left w:val="single" w:color="8FA6AD" w:sz="10" w:space="8"/>
+        </w:pBdr>
+        <w:shd w:fill="F4F6F7" w:val="clear"/>
+        <w:spacing w:after="0" w:before="0" w:line="276" w:lineRule="atLeast"/>
+        <w:ind w:left="240"/>
+        <w:jc w:val="left"/>
+      </w:pPr>
+      <w:r>
+        <w:rPr>
+          <w:rFonts w:ascii="Courier New" w:cs="Courier New" w:eastAsia="Microsoft YaHei" w:hAnsi="Courier New"/>
+          <w:color w:val="24343C"/>
+          <w:sz w:val="18"/>
+          <w:szCs w:val="18"/>
+        </w:rPr>
+        <w:t xml:space="preserve">    {"role": "assistant", "content": "很高兴认识你，张三！我会记住你的职业和爱好。"}</w:t>
+      </w:r>
+    </w:p>
+    <w:p>
+      <w:pPr>
+        <w:pBdr>
+          <w:left w:val="single" w:color="8FA6AD" w:sz="10" w:space="8"/>
+        </w:pBdr>
+        <w:shd w:fill="F4F6F7" w:val="clear"/>
+        <w:spacing w:after="0" w:before="0" w:line="276" w:lineRule="atLeast"/>
+        <w:ind w:left="240"/>
+        <w:jc w:val="left"/>
+      </w:pPr>
+      <w:r>
+        <w:rPr>
+          <w:rFonts w:ascii="Courier New" w:cs="Courier New" w:eastAsia="Microsoft YaHei" w:hAnsi="Courier New"/>
+          <w:color w:val="24343C"/>
+          <w:sz w:val="18"/>
+          <w:szCs w:val="18"/>
+        </w:rPr>
+        <w:t xml:space="preserve">]</w:t>
+      </w:r>
+    </w:p>
+    <w:p>
+      <w:pPr>
+        <w:pBdr>
+          <w:left w:val="single" w:color="8FA6AD" w:sz="10" w:space="8"/>
+        </w:pBdr>
+        <w:shd w:fill="F4F6F7" w:val="clear"/>
+        <w:spacing w:after="0" w:before="0" w:line="276" w:lineRule="atLeast"/>
+        <w:ind w:left="240"/>
+        <w:jc w:val="left"/>
+      </w:pPr>
+      <w:r>
+        <w:rPr>
+          <w:rFonts w:ascii="Courier New" w:cs="Courier New" w:eastAsia="Microsoft YaHei" w:hAnsi="Courier New"/>
+          <w:color w:val="24343C"/>
+          <w:sz w:val="18"/>
+          <w:szCs w:val="18"/>
+        </w:rPr>
+        <w:t xml:space="preserve">memory.add(messages, user_id="user_001")</w:t>
+      </w:r>
+    </w:p>
+    <w:p>
+      <w:pPr>
+        <w:pBdr>
+          <w:left w:val="single" w:color="8FA6AD" w:sz="10" w:space="8"/>
+        </w:pBdr>
+        <w:shd w:fill="F4F6F7" w:val="clear"/>
+        <w:spacing w:after="0" w:before="0" w:line="276" w:lineRule="atLeast"/>
+        <w:ind w:left="240"/>
+        <w:jc w:val="left"/>
+      </w:pPr>
+      <w:r>
+        <w:rPr>
+          <w:rFonts w:ascii="Courier New" w:cs="Courier New" w:eastAsia="Microsoft YaHei" w:hAnsi="Courier New"/>
+          <w:color w:val="24343C"/>
+          <w:sz w:val="18"/>
+          <w:szCs w:val="18"/>
+        </w:rPr>
+        <w:t xml:space="preserve"> </w:t>
+      </w:r>
+    </w:p>
+    <w:p>
+      <w:pPr>
+        <w:pBdr>
+          <w:left w:val="single" w:color="8FA6AD" w:sz="10" w:space="8"/>
+        </w:pBdr>
+        <w:shd w:fill="F4F6F7" w:val="clear"/>
+        <w:spacing w:after="0" w:before="0" w:line="276" w:lineRule="atLeast"/>
+        <w:ind w:left="240"/>
+        <w:jc w:val="left"/>
+      </w:pPr>
+      <w:r>
+        <w:rPr>
+          <w:rFonts w:ascii="Courier New" w:cs="Courier New" w:eastAsia="Microsoft YaHei" w:hAnsi="Courier New"/>
+          <w:color w:val="24343C"/>
+          <w:sz w:val="18"/>
+          <w:szCs w:val="18"/>
+        </w:rPr>
+        <w:t xml:space="preserve"># 语义检索：自然语言查询</w:t>
+      </w:r>
+    </w:p>
+    <w:p>
+      <w:pPr>
+        <w:pBdr>
+          <w:left w:val="single" w:color="8FA6AD" w:sz="10" w:space="8"/>
+        </w:pBdr>
+        <w:shd w:fill="F4F6F7" w:val="clear"/>
+        <w:spacing w:after="0" w:before="0" w:line="276" w:lineRule="atLeast"/>
+        <w:ind w:left="240"/>
+        <w:jc w:val="left"/>
+      </w:pPr>
+      <w:r>
+        <w:rPr>
+          <w:rFonts w:ascii="Courier New" w:cs="Courier New" w:eastAsia="Microsoft YaHei" w:hAnsi="Courier New"/>
+          <w:color w:val="24343C"/>
+          <w:sz w:val="18"/>
+          <w:szCs w:val="18"/>
+        </w:rPr>
+        <w:t xml:space="preserve">results = memory.search("用户的职业是什么？", user_id="user_001")</w:t>
+      </w:r>
+    </w:p>
+    <w:p>
+      <w:pPr>
+        <w:pBdr>
+          <w:left w:val="single" w:color="8FA6AD" w:sz="10" w:space="8"/>
+        </w:pBdr>
+        <w:shd w:fill="F4F6F7" w:val="clear"/>
+        <w:spacing w:after="0" w:before="0" w:line="276" w:lineRule="atLeast"/>
+        <w:ind w:left="240"/>
+        <w:jc w:val="left"/>
+      </w:pPr>
+      <w:r>
+        <w:rPr>
+          <w:rFonts w:ascii="Courier New" w:cs="Courier New" w:eastAsia="Microsoft YaHei" w:hAnsi="Courier New"/>
+          <w:color w:val="24343C"/>
+          <w:sz w:val="18"/>
+          <w:szCs w:val="18"/>
+        </w:rPr>
+        <w:t xml:space="preserve">print(results)</w:t>
+      </w:r>
+    </w:p>
+    <w:p>
+      <w:pPr>
+        <w:pBdr>
+          <w:left w:val="single" w:color="8FA6AD" w:sz="10" w:space="8"/>
+        </w:pBdr>
+        <w:shd w:fill="F4F6F7" w:val="clear"/>
+        <w:spacing w:after="0" w:before="0" w:line="276" w:lineRule="atLeast"/>
+        <w:ind w:left="240"/>
+        <w:jc w:val="left"/>
+      </w:pPr>
+      <w:r>
+        <w:rPr>
+          <w:rFonts w:ascii="Courier New" w:cs="Courier New" w:eastAsia="Microsoft YaHei" w:hAnsi="Courier New"/>
+          <w:color w:val="24343C"/>
+          <w:sz w:val="18"/>
+          <w:szCs w:val="18"/>
+        </w:rPr>
+        <w:t xml:space="preserve"> </w:t>
+      </w:r>
+    </w:p>
+    <w:p>
+      <w:pPr>
+        <w:pBdr>
+          <w:left w:val="single" w:color="8FA6AD" w:sz="10" w:space="8"/>
+        </w:pBdr>
+        <w:shd w:fill="F4F6F7" w:val="clear"/>
+        <w:spacing w:after="0" w:before="0" w:line="276" w:lineRule="atLeast"/>
+        <w:ind w:left="240"/>
+        <w:jc w:val="left"/>
+      </w:pPr>
+      <w:r>
+        <w:rPr>
+          <w:rFonts w:ascii="Courier New" w:cs="Courier New" w:eastAsia="Microsoft YaHei" w:hAnsi="Courier New"/>
+          <w:color w:val="24343C"/>
+          <w:sz w:val="18"/>
+          <w:szCs w:val="18"/>
+        </w:rPr>
+        <w:t xml:space="preserve"># 获取全部记忆</w:t>
+      </w:r>
+    </w:p>
+    <w:p>
+      <w:pPr>
+        <w:pBdr>
+          <w:left w:val="single" w:color="8FA6AD" w:sz="10" w:space="8"/>
+        </w:pBdr>
+        <w:shd w:fill="F4F6F7" w:val="clear"/>
+        <w:spacing w:after="0" w:before="0" w:line="276" w:lineRule="atLeast"/>
+        <w:ind w:left="240"/>
+        <w:jc w:val="left"/>
+      </w:pPr>
+      <w:r>
+        <w:rPr>
+          <w:rFonts w:ascii="Courier New" w:cs="Courier New" w:eastAsia="Microsoft YaHei" w:hAnsi="Courier New"/>
+          <w:color w:val="24343C"/>
+          <w:sz w:val="18"/>
+          <w:szCs w:val="18"/>
+        </w:rPr>
+        <w:t xml:space="preserve">all_memories = memory.get_all(user_id="user_001")</w:t>
+      </w:r>
+    </w:p>
+    <w:p>
+      <w:pPr>
+        <w:pBdr>
+          <w:left w:val="single" w:color="8FA6AD" w:sz="10" w:space="8"/>
+        </w:pBdr>
+        <w:shd w:fill="F4F6F7" w:val="clear"/>
+        <w:spacing w:after="0" w:before="0" w:line="276" w:lineRule="atLeast"/>
+        <w:ind w:left="240"/>
+        <w:jc w:val="left"/>
+      </w:pPr>
+      <w:r>
+        <w:rPr>
+          <w:rFonts w:ascii="Courier New" w:cs="Courier New" w:eastAsia="Microsoft YaHei" w:hAnsi="Courier New"/>
+          <w:color w:val="24343C"/>
+          <w:sz w:val="18"/>
+          <w:szCs w:val="18"/>
+        </w:rPr>
+        <w:t xml:space="preserve">print(all_memories)</w:t>
+      </w:r>
+    </w:p>
+    <w:p>
+      <w:pPr>
+        <w:pStyle w:val="Heading2"/>
+        <w:keepNext/>
+        <w:spacing w:after="140" w:before="280" w:line="360" w:lineRule="atLeast"/>
+      </w:pPr>
+      <w:bookmarkStart w:id="100024" w:name="_Toc100024"/>
+      <w:r>
+        <w:rPr>
+          <w:rFonts w:ascii="Calibri" w:eastAsia="SimHei"/>
+          <w:b/>
+          <w:bCs/>
+          <w:color w:val="1B4A5C"/>
+          <w:sz w:val="28"/>
+          <w:szCs w:val="28"/>
+        </w:rPr>
+        <w:t xml:space="preserve">4.4 Mem0 的图记忆扩展</w:t>
+      </w:r>
+      <w:bookmarkEnd w:id="100024"/>
+    </w:p>
+    <w:p>
+      <w:pPr>
+        <w:spacing w:line="312"/>
+        <w:ind w:firstLine="480"/>
+        <w:jc w:val="both"/>
+      </w:pPr>
+      <w:r>
+        <w:rPr>
+          <w:rFonts w:ascii="Calibri" w:eastAsia="Microsoft YaHei"/>
+          <w:color w:val="1A2B33"/>
+          <w:sz w:val="24"/>
+          <w:szCs w:val="24"/>
+        </w:rPr>
+        <w:t xml:space="preserve">传统向量记忆把每条信息存为独立向量，关联是隐式的；图记忆则显式存储实体与关系，使 Agent 能进行关系推理。Mem0 的图记忆功能是其最强大的特性之一，与向量记忆形成完美互补。配置图存储后，调用 m.add 时系统自动提取实体和关系，构建知识图谱。后续搜索不仅返回相似度匹配的记忆，还能沿实体链进行推理。</w:t>
+      </w:r>
+    </w:p>
+    <w:p>
+      <w:pPr>
+        <w:spacing w:line="312"/>
+        <w:ind w:firstLine="480"/>
+        <w:jc w:val="both"/>
+      </w:pPr>
+      <w:r>
+        <w:rPr>
+          <w:rFonts w:ascii="Calibri" w:eastAsia="Microsoft YaHei"/>
+          <w:color w:val="1A2B33"/>
+          <w:sz w:val="24"/>
+          <w:szCs w:val="24"/>
+        </w:rPr>
+        <w:t xml:space="preserve">一个典型的图记忆应用是项目协作场景。用户陆续输入："我叫张三"、"我负责 Alpha 项目"、"Alpha 项目的目标客户是教育机构"、"李四是我的同事，也参与了 Alpha 项目"。Mem0 自动构建出图：节点（张三、李四、Alpha 项目、教育机构），关系（张三负责 Alpha、Alpha 目标客户教育机构、李四参与 Alpha）。当查询"Alpha 项目的团队成员有哪些"时，图记忆返回张三和李四——这是基于关系推理的结果，不是文本匹配。</w:t>
+      </w:r>
+    </w:p>
+    <w:p>
+      <w:pPr>
+        <w:spacing w:line="312"/>
+        <w:ind w:firstLine="480"/>
+        <w:jc w:val="both"/>
+      </w:pPr>
+      <w:r>
+        <w:rPr>
+          <w:rFonts w:ascii="Calibri" w:eastAsia="Microsoft YaHei"/>
+          <w:color w:val="1A2B33"/>
+          <w:sz w:val="24"/>
+          <w:szCs w:val="24"/>
+        </w:rPr>
+        <w:t xml:space="preserve">图记忆的工程价值在两个场景特别突出。一是关系查询（如"我上次提到的那个项目的负责人邮箱是什么"），图记忆可沿实体链直接定位，而向量检索可能因文本表述差异失效。二是冲突更新（用户从"喜欢羽毛球"改为"讨厌羽毛球"），图记忆能精准定位旧节点并替换属性，向量检索则可能同时保留两条相互矛盾的记忆。建议同时启用向量记忆与图记忆：向量负责语义召回，图负责关系推理，两者互补。</w:t>
+      </w:r>
+    </w:p>
+    <w:p>
+      <w:pPr>
+        <w:pStyle w:val="Heading2"/>
+        <w:keepNext/>
+        <w:spacing w:after="140" w:before="280" w:line="360" w:lineRule="atLeast"/>
+      </w:pPr>
+      <w:bookmarkStart w:id="100025" w:name="_Toc100025"/>
+      <w:r>
+        <w:rPr>
+          <w:rFonts w:ascii="Calibri" w:eastAsia="SimHei"/>
+          <w:b/>
+          <w:bCs/>
+          <w:color w:val="1B4A5C"/>
+          <w:sz w:val="28"/>
+          <w:szCs w:val="28"/>
+        </w:rPr>
+        <w:t xml:space="preserve">4.5 框架选型与定位差异</w:t>
+      </w:r>
+      <w:bookmarkEnd w:id="100025"/>
+    </w:p>
+    <w:p>
+      <w:pPr>
+        <w:spacing w:line="312"/>
+        <w:ind w:firstLine="480"/>
+        <w:jc w:val="both"/>
+      </w:pPr>
+      <w:r>
+        <w:rPr>
+          <w:rFonts w:ascii="Calibri" w:eastAsia="Microsoft YaHei"/>
+          <w:color w:val="1A2B33"/>
+          <w:sz w:val="24"/>
+          <w:szCs w:val="24"/>
+        </w:rPr>
+        <w:t xml:space="preserve">2025 到 2026 年的记忆框架生态中，Letta 与 Mem0 是两个最常被一起提及但定位完全不同的产品。Letta 是"Agent 自己的记忆"——强调 Agent 的可控状态与自编辑能力；Mem0 是"用户的记忆库"——强调跨 Agent 共享的用户级记忆。两者并非竞争关系，生产环境中可以组合使用：Mem0 做用户级记忆，Letta 做 Agent 内部状态。</w:t>
+      </w:r>
+    </w:p>
+    <w:p>
+      <w:pPr>
+        <w:spacing w:line="312"/>
+        <w:ind w:firstLine="480"/>
+        <w:jc w:val="both"/>
+      </w:pPr>
+      <w:r>
+        <w:rPr>
+          <w:rFonts w:ascii="Calibri" w:eastAsia="Microsoft YaHei"/>
+          <w:color w:val="1A2B33"/>
+          <w:sz w:val="24"/>
+          <w:szCs w:val="24"/>
+        </w:rPr>
+        <w:t xml:space="preserve">其他主流框架各有侧重。Zep 专注时序知识图谱（Graphiti），会话级图谱与事实合并能力突出，在 LongMemEval 取得 SOTA 之一。Cognee 是知识图谱 ETL 流水线，强项是实体关系建模与多跳推理。LangMem 是 LangGraph 原生的 Memory 模块，与 LangGraph 集成最佳，但功能相对基础。选型建议：追求快速集成与跨 Agent 通用记忆选 Mem0；追求 Agent 自身具备可控状态选 Letta；已有 LangGraph 栈直接用 LangMem；需要复杂时序推理选 Zep；以图谱为优先选 Cognee。</w:t>
+      </w:r>
+    </w:p>
+    <w:tbl>
+      <w:tblPr>
+        <w:tblW w:type="dxa" w:w="8788"/>
+        <w:tblBorders>
+          <w:top w:val="single" w:color="C8DDE2" w:sz="4"/>
+          <w:left w:val="single" w:color="1B6B7A" w:sz="32"/>
+          <w:bottom w:val="single" w:color="C8DDE2" w:sz="4"/>
+          <w:right w:val="single" w:color="C8DDE2" w:sz="4"/>
+          <w:insideH w:val="none" w:color="FFFFFF" w:sz="0"/>
+          <w:insideV w:val="none" w:color="FFFFFF" w:sz="0"/>
+        </w:tblBorders>
+        <w:tblLayout w:type="fixed"/>
+      </w:tblPr>
+      <w:tblGrid>
+        <w:gridCol w:w="8788"/>
+      </w:tblGrid>
+      <w:tr>
+        <w:trPr>
+          <w:cantSplit/>
+        </w:trPr>
+        <w:tc>
+          <w:tcPr>
+            <w:shd w:fill="EEF5F7" w:val="clear"/>
+            <w:tcMar>
+              <w:top w:type="dxa" w:w="160"/>
+              <w:left w:type="dxa" w:w="240"/>
+              <w:bottom w:type="dxa" w:w="160"/>
+              <w:right w:type="dxa" w:w="200"/>
+            </w:tcMar>
+          </w:tcPr>
+          <w:p>
+            <w:pPr>
+              <w:spacing w:after="80" w:line="312"/>
+            </w:pPr>
+            <w:r>
+              <w:rPr>
+                <w:rFonts w:ascii="Calibri" w:eastAsia="SimHei"/>
+                <w:b/>
+                <w:bCs/>
+                <w:color w:val="1B6B7A"/>
+                <w:sz w:val="22"/>
+                <w:szCs w:val="22"/>
+              </w:rPr>
+              <w:t xml:space="preserve">◆ 选型经验</w:t>
+            </w:r>
+          </w:p>
+          <w:p>
+            <w:pPr>
+              <w:spacing w:line="312"/>
+              <w:jc w:val="both"/>
+            </w:pPr>
+            <w:r>
+              <w:rPr>
+                <w:rFonts w:ascii="Calibri" w:eastAsia="Microsoft YaHei"/>
+                <w:color w:val="1A2B33"/>
+                <w:sz w:val="22"/>
+                <w:szCs w:val="22"/>
+              </w:rPr>
+              <w:t xml:space="preserve">框架选型没有银弹，关键是匹配场景特征。如果你的 Agent 是单一应用内的长期助手，Mem0 的轻量与即插即用特性最适合；如果你在构建复杂的自定义 Agent 框架，需要 Agent 自身具备自主记忆管理能力，Letta 提供的三层记忆与 Sleep-time Compute 是更强的起点；如果你的 Agent 工作流已经基于 LangGraph，LangMem 是阻力最小的选择。</w:t>
+            </w:r>
+          </w:p>
+        </w:tc>
+      </w:tr>
+    </w:tbl>
+    <w:p>
+      <w:pPr>
+        <w:spacing w:after="100"/>
+      </w:pPr>
+    </w:p>
+    <w:p>
+      <w:pPr>
+        <w:pStyle w:val="Heading1"/>
+        <w:keepNext/>
+        <w:pageBreakBefore/>
+        <w:spacing w:after="200" w:before="360" w:line="400" w:lineRule="atLeast"/>
+      </w:pPr>
+      <w:bookmarkStart w:id="100026" w:name="_Toc100026"/>
+      <w:r>
+        <w:rPr>
+          <w:rFonts w:ascii="Calibri" w:eastAsia="SimHei"/>
+          <w:b/>
+          <w:bCs/>
+          <w:color w:val="16324A"/>
+          <w:sz w:val="32"/>
+          <w:szCs w:val="32"/>
+        </w:rPr>
+        <w:t xml:space="preserve">第五章 状态持久化与工程实践</w:t>
+      </w:r>
+      <w:bookmarkEnd w:id="100026"/>
+    </w:p>
+    <w:p>
+      <w:pPr>
+        <w:pStyle w:val="Heading2"/>
+        <w:keepNext/>
+        <w:spacing w:after="140" w:before="280" w:line="360" w:lineRule="atLeast"/>
+      </w:pPr>
+      <w:bookmarkStart w:id="100027" w:name="_Toc100027"/>
+      <w:r>
+        <w:rPr>
+          <w:rFonts w:ascii="Calibri" w:eastAsia="SimHei"/>
+          <w:b/>
+          <w:bCs/>
+          <w:color w:val="1B4A5C"/>
+          <w:sz w:val="28"/>
+          <w:szCs w:val="28"/>
+        </w:rPr>
+        <w:t xml:space="preserve">5.1 LangGraph Checkpointer：状态快照与时间旅行</w:t>
+      </w:r>
+      <w:bookmarkEnd w:id="100027"/>
+    </w:p>
+    <w:p>
+      <w:pPr>
+        <w:spacing w:line="312"/>
+        <w:ind w:firstLine="480"/>
+        <w:jc w:val="both"/>
+      </w:pPr>
+      <w:r>
+        <w:rPr>
+          <w:rFonts w:ascii="Calibri" w:eastAsia="Microsoft YaHei"/>
+          <w:color w:val="1A2B33"/>
+          <w:sz w:val="24"/>
+          <w:szCs w:val="24"/>
+        </w:rPr>
+        <w:t xml:space="preserve">LangGraph 是 LangChain 生态中的图编排框架，用于构建复杂的多步骤 Agent 工作流。它不仅定义节点与边的执行流程，还提供了强大的状态持久化机制：Checkpointing。这是 LangGraph 区别于其他编排框架的核心特性，也是工程实践中构建可恢复、可调试、可审计 Agent 的基础。</w:t>
+      </w:r>
+    </w:p>
+    <w:p>
+      <w:pPr>
+        <w:spacing w:line="312"/>
+        <w:ind w:firstLine="480"/>
+        <w:jc w:val="both"/>
+      </w:pPr>
+      <w:r>
+        <w:rPr>
+          <w:rFonts w:ascii="Calibri" w:eastAsia="Microsoft YaHei"/>
+          <w:color w:val="1A2B33"/>
+          <w:sz w:val="24"/>
+          <w:szCs w:val="24"/>
+        </w:rPr>
+        <w:t xml:space="preserve">Checkpointing 的工作原理是：每个图节点执行后会更新状态（State），Checkpointing 机制在关键节点执行完成后将状态写入后端存储。这个状态包括消息历史、中间变量、工具调用结果、用户输入等。每个 Checkpoint 包含：thread_id（会话唯一标识）、checkpoint_id（检查点唯一标识）、parent_checkpoint_id（父检查点 ID，支持回溯历史链）、state（图完整状态）、metadata（步骤编号、节点名称、执行时间等元数据）。这种自包含的状态快照使得从任意检查点恢复时，不需要重新执行之前的节点，只需加载快照后从下一个节点继续。</w:t>
+      </w:r>
+    </w:p>
+    <w:p>
+      <w:pPr>
+        <w:spacing w:line="312"/>
+        <w:ind w:firstLine="480"/>
+        <w:jc w:val="both"/>
+      </w:pPr>
+      <w:r>
+        <w:rPr>
+          <w:rFonts w:ascii="Calibri" w:eastAsia="Microsoft YaHei"/>
+          <w:color w:val="1A2B33"/>
+          <w:sz w:val="24"/>
+          <w:szCs w:val="24"/>
+        </w:rPr>
+        <w:t xml:space="preserve">时间旅行（Time Travel）是基于 Checkpointing 的高级调试能力。回放允许从任意检查点重新执行后续节点（之前的节点结果已保存，无需重跑）；分支允许修改某检查点的状态后从该点继续执行，保留原历史的同时测试替代方案。这对生产调试至关重要——传统日志分析难以定位长链路中的错误，时间旅行可以让开发者精确回退到问题节点前重新观察。</w:t>
+      </w:r>
+    </w:p>
+    <w:p>
+      <w:pPr>
+        <w:keepNext/>
+        <w:spacing w:after="40" w:before="160"/>
+        <w:jc w:val="center"/>
+      </w:pPr>
+      <w:r>
+        <w:drawing>
+          <wp:inline distT="0" distB="0" distL="0" distR="0">
+            <wp:extent cx="5124450" cy="3076575"/>
+            <wp:effectExtent t="0" r="0" b="0" l="0"/>
+            <wp:docPr id="1" name="" descr="" title=""/>
+            <wp:cNvGraphicFramePr>
+              <a:graphicFrameLocks xmlns:a="http://schemas.openxmlformats.org/drawingml/2006/main" noChangeAspect="1"/>
+            </wp:cNvGraphicFramePr>
+            <a:graphic xmlns:a="http://schemas.openxmlformats.org/drawingml/2006/main">
+              <a:graphicData uri="http://schemas.openxmlformats.org/drawingml/2006/picture">
+                <pic:pic xmlns:pic="http://schemas.openxmlformats.org/drawingml/2006/picture">
+                  <pic:nvPicPr>
+                    <pic:cNvPr id="0" name="" descr=""/>
+                    <pic:cNvPicPr>
+                      <a:picLocks noChangeAspect="1" noChangeArrowheads="1"/>
+                    </pic:cNvPicPr>
+                  </pic:nvPicPr>
+                  <pic:blipFill>
+                    <a:blip r:embed="rId17" cstate="none"/>
                     <a:srcRect/>
                     <a:stretch>
                       <a:fillRect/>
@@ -10634,7 +10796,7 @@
                     </pic:cNvPicPr>
                   </pic:nvPicPr>
                   <pic:blipFill>
-                    <a:blip r:embed="rId16" cstate="none"/>
+                    <a:blip r:embed="rId18" cstate="none"/>
                     <a:srcRect/>
                     <a:stretch>
                       <a:fillRect/>
@@ -12632,7 +12794,7 @@
                     </pic:cNvPicPr>
                   </pic:nvPicPr>
                   <pic:blipFill>
-                    <a:blip r:embed="rId17" cstate="none"/>
+                    <a:blip r:embed="rId19" cstate="none"/>
                     <a:srcRect/>
                     <a:stretch>
                       <a:fillRect/>

--- a/downloads/卷11 记忆篇：记忆系统与状态持久化.docx
+++ b/downloads/卷11 记忆篇：记忆系统与状态持久化.docx
@@ -2086,7 +2086,7 @@
               <w:rPr>
                 <w:rStyle w:val="Hyperlink"/>
               </w:rPr>
-              <w:t>思考与练习</w:t>
+              <w:t>本卷实战实验室</w:t>
             </w:r>
             <w:r>
               <w:tab/>
@@ -2096,6 +2096,78 @@
             </w:r>
             <w:r>
               <w:instrText xml:space="preserve"> PAGEREF _Toc100043 \h </w:instrText>
+            </w:r>
+            <w:r>
+              <w:fldChar w:fldCharType="separate"/>
+            </w:r>
+            <w:r>
+              <w:t>53</w:t>
+            </w:r>
+            <w:r>
+              <w:fldChar w:fldCharType="end"/>
+            </w:r>
+          </w:hyperlink>
+        </w:p>
+        <w:p>
+          <w:pPr>
+            <w:pStyle w:val="11"/>
+            <w:ind w:left="360"/>
+            <w:tabs>
+              <w:tab w:val="right" w:leader="dot" w:pos="9026"/>
+            </w:tabs>
+            <w:spacing w:before="120" w:after="60"/>
+          </w:pPr>
+          <w:hyperlink w:anchor="_Toc100044" w:history="1">
+            <w:r>
+              <w:rPr>
+                <w:rStyle w:val="Hyperlink"/>
+              </w:rPr>
+              <w:t>实验 1：亲眼看见滑动窗口丢信息（30 分钟）</w:t>
+            </w:r>
+            <w:r>
+              <w:tab/>
+            </w:r>
+            <w:r>
+              <w:fldChar w:fldCharType="begin"/>
+            </w:r>
+            <w:r>
+              <w:instrText xml:space="preserve"> PAGEREF _Toc100044 \h </w:instrText>
+            </w:r>
+            <w:r>
+              <w:fldChar w:fldCharType="separate"/>
+            </w:r>
+            <w:r>
+              <w:t>53</w:t>
+            </w:r>
+            <w:r>
+              <w:fldChar w:fldCharType="end"/>
+            </w:r>
+          </w:hyperlink>
+        </w:p>
+        <w:p>
+          <w:pPr>
+            <w:pStyle w:val="11"/>
+            <w:ind w:left="360"/>
+            <w:tabs>
+              <w:tab w:val="right" w:leader="dot" w:pos="9026"/>
+            </w:tabs>
+            <w:spacing w:before="120" w:after="60"/>
+          </w:pPr>
+          <w:hyperlink w:anchor="_Toc100045" w:history="1">
+            <w:r>
+              <w:rPr>
+                <w:rStyle w:val="Hyperlink"/>
+              </w:rPr>
+              <w:t>实验 2：摘要压缩能不能救回来？（30 分钟）</w:t>
+            </w:r>
+            <w:r>
+              <w:tab/>
+            </w:r>
+            <w:r>
+              <w:fldChar w:fldCharType="begin"/>
+            </w:r>
+            <w:r>
+              <w:instrText xml:space="preserve"> PAGEREF _Toc100045 \h </w:instrText>
             </w:r>
             <w:r>
               <w:fldChar w:fldCharType="separate"/>
@@ -2116,11 +2188,441 @@
             </w:tabs>
             <w:spacing w:before="120" w:after="60"/>
           </w:pPr>
-          <w:hyperlink w:anchor="_Toc100044" w:history="1">
+          <w:hyperlink w:anchor="_Toc100046" w:history="1">
             <w:r>
               <w:rPr>
                 <w:rStyle w:val="Hyperlink"/>
               </w:rPr>
+              <w:t>思考与练习</w:t>
+            </w:r>
+            <w:r>
+              <w:tab/>
+            </w:r>
+            <w:r>
+              <w:fldChar w:fldCharType="begin"/>
+            </w:r>
+            <w:r>
+              <w:instrText xml:space="preserve"> PAGEREF _Toc100046 \h </w:instrText>
+            </w:r>
+            <w:r>
+              <w:fldChar w:fldCharType="separate"/>
+            </w:r>
+            <w:r>
+              <w:t>55</w:t>
+            </w:r>
+            <w:r>
+              <w:fldChar w:fldCharType="end"/>
+            </w:r>
+          </w:hyperlink>
+        </w:p>
+        <w:p>
+          <w:pPr>
+            <w:pStyle w:val="9"/>
+            <w:tabs>
+              <w:tab w:val="right" w:leader="dot" w:pos="9026"/>
+            </w:tabs>
+            <w:spacing w:before="120" w:after="60"/>
+          </w:pPr>
+          <w:hyperlink w:anchor="_Toc100047" w:history="1">
+            <w:r>
+              <w:rPr>
+                <w:rStyle w:val="Hyperlink"/>
+              </w:rPr>
+              <w:t>面试题精选（附参考答案）</w:t>
+            </w:r>
+            <w:r>
+              <w:tab/>
+            </w:r>
+            <w:r>
+              <w:fldChar w:fldCharType="begin"/>
+            </w:r>
+            <w:r>
+              <w:instrText xml:space="preserve"> PAGEREF _Toc100047 \h </w:instrText>
+            </w:r>
+            <w:r>
+              <w:fldChar w:fldCharType="separate"/>
+            </w:r>
+            <w:r>
+              <w:t>55</w:t>
+            </w:r>
+            <w:r>
+              <w:fldChar w:fldCharType="end"/>
+            </w:r>
+          </w:hyperlink>
+        </w:p>
+        <w:p>
+          <w:pPr>
+            <w:pStyle w:val="11"/>
+            <w:ind w:left="360"/>
+            <w:tabs>
+              <w:tab w:val="right" w:leader="dot" w:pos="9026"/>
+            </w:tabs>
+            <w:spacing w:before="120" w:after="60"/>
+          </w:pPr>
+          <w:hyperlink w:anchor="_Toc100048" w:history="1">
+            <w:r>
+              <w:rPr>
+                <w:rStyle w:val="Hyperlink"/>
+              </w:rPr>
+              <w:t>题1　为什么 Agent 需要记忆系统？</w:t>
+            </w:r>
+            <w:r>
+              <w:tab/>
+            </w:r>
+            <w:r>
+              <w:fldChar w:fldCharType="begin"/>
+            </w:r>
+            <w:r>
+              <w:instrText xml:space="preserve"> PAGEREF _Toc100048 \h </w:instrText>
+            </w:r>
+            <w:r>
+              <w:fldChar w:fldCharType="separate"/>
+            </w:r>
+            <w:r>
+              <w:t>56</w:t>
+            </w:r>
+            <w:r>
+              <w:fldChar w:fldCharType="end"/>
+            </w:r>
+          </w:hyperlink>
+        </w:p>
+        <w:p>
+          <w:pPr>
+            <w:pStyle w:val="11"/>
+            <w:ind w:left="360"/>
+            <w:tabs>
+              <w:tab w:val="right" w:leader="dot" w:pos="9026"/>
+            </w:tabs>
+            <w:spacing w:before="120" w:after="60"/>
+          </w:pPr>
+          <w:hyperlink w:anchor="_Toc100049" w:history="1">
+            <w:r>
+              <w:rPr>
+                <w:rStyle w:val="Hyperlink"/>
+              </w:rPr>
+              <w:t>题2　Agent 记忆系统分为哪几层？</w:t>
+            </w:r>
+            <w:r>
+              <w:tab/>
+            </w:r>
+            <w:r>
+              <w:fldChar w:fldCharType="begin"/>
+            </w:r>
+            <w:r>
+              <w:instrText xml:space="preserve"> PAGEREF _Toc100049 \h </w:instrText>
+            </w:r>
+            <w:r>
+              <w:fldChar w:fldCharType="separate"/>
+            </w:r>
+            <w:r>
+              <w:t>56</w:t>
+            </w:r>
+            <w:r>
+              <w:fldChar w:fldCharType="end"/>
+            </w:r>
+          </w:hyperlink>
+        </w:p>
+        <w:p>
+          <w:pPr>
+            <w:pStyle w:val="11"/>
+            <w:ind w:left="360"/>
+            <w:tabs>
+              <w:tab w:val="right" w:leader="dot" w:pos="9026"/>
+            </w:tabs>
+            <w:spacing w:before="120" w:after="60"/>
+          </w:pPr>
+          <w:hyperlink w:anchor="_Toc100050" w:history="1">
+            <w:r>
+              <w:rPr>
+                <w:rStyle w:val="Hyperlink"/>
+              </w:rPr>
+              <w:t>题3　Lost in the Middle 是什么？有何影响？</w:t>
+            </w:r>
+            <w:r>
+              <w:tab/>
+            </w:r>
+            <w:r>
+              <w:fldChar w:fldCharType="begin"/>
+            </w:r>
+            <w:r>
+              <w:instrText xml:space="preserve"> PAGEREF _Toc100050 \h </w:instrText>
+            </w:r>
+            <w:r>
+              <w:fldChar w:fldCharType="separate"/>
+            </w:r>
+            <w:r>
+              <w:t>57</w:t>
+            </w:r>
+            <w:r>
+              <w:fldChar w:fldCharType="end"/>
+            </w:r>
+          </w:hyperlink>
+        </w:p>
+        <w:p>
+          <w:pPr>
+            <w:pStyle w:val="11"/>
+            <w:ind w:left="360"/>
+            <w:tabs>
+              <w:tab w:val="right" w:leader="dot" w:pos="9026"/>
+            </w:tabs>
+            <w:spacing w:before="120" w:after="60"/>
+          </w:pPr>
+          <w:hyperlink w:anchor="_Toc100051" w:history="1">
+            <w:r>
+              <w:rPr>
+                <w:rStyle w:val="Hyperlink"/>
+              </w:rPr>
+              <w:t>题4　滑动窗口为何需要双约束？</w:t>
+            </w:r>
+            <w:r>
+              <w:tab/>
+            </w:r>
+            <w:r>
+              <w:fldChar w:fldCharType="begin"/>
+            </w:r>
+            <w:r>
+              <w:instrText xml:space="preserve"> PAGEREF _Toc100051 \h </w:instrText>
+            </w:r>
+            <w:r>
+              <w:fldChar w:fldCharType="separate"/>
+            </w:r>
+            <w:r>
+              <w:t>57</w:t>
+            </w:r>
+            <w:r>
+              <w:fldChar w:fldCharType="end"/>
+            </w:r>
+          </w:hyperlink>
+        </w:p>
+        <w:p>
+          <w:pPr>
+            <w:pStyle w:val="11"/>
+            <w:ind w:left="360"/>
+            <w:tabs>
+              <w:tab w:val="right" w:leader="dot" w:pos="9026"/>
+            </w:tabs>
+            <w:spacing w:before="120" w:after="60"/>
+          </w:pPr>
+          <w:hyperlink w:anchor="_Toc100052" w:history="1">
+            <w:r>
+              <w:rPr>
+                <w:rStyle w:val="Hyperlink"/>
+              </w:rPr>
+              <w:t>题5　摘要压缩如何工作？好摘要的标准是什么？</w:t>
+            </w:r>
+            <w:r>
+              <w:tab/>
+            </w:r>
+            <w:r>
+              <w:fldChar w:fldCharType="begin"/>
+            </w:r>
+            <w:r>
+              <w:instrText xml:space="preserve"> PAGEREF _Toc100052 \h </w:instrText>
+            </w:r>
+            <w:r>
+              <w:fldChar w:fldCharType="separate"/>
+            </w:r>
+            <w:r>
+              <w:t>58</w:t>
+            </w:r>
+            <w:r>
+              <w:fldChar w:fldCharType="end"/>
+            </w:r>
+          </w:hyperlink>
+        </w:p>
+        <w:p>
+          <w:pPr>
+            <w:pStyle w:val="11"/>
+            <w:ind w:left="360"/>
+            <w:tabs>
+              <w:tab w:val="right" w:leader="dot" w:pos="9026"/>
+            </w:tabs>
+            <w:spacing w:before="120" w:after="60"/>
+          </w:pPr>
+          <w:hyperlink w:anchor="_Toc100053" w:history="1">
+            <w:r>
+              <w:rPr>
+                <w:rStyle w:val="Hyperlink"/>
+              </w:rPr>
+              <w:t>题6　图记忆如何弥补向量检索的不足？</w:t>
+            </w:r>
+            <w:r>
+              <w:tab/>
+            </w:r>
+            <w:r>
+              <w:fldChar w:fldCharType="begin"/>
+            </w:r>
+            <w:r>
+              <w:instrText xml:space="preserve"> PAGEREF _Toc100053 \h </w:instrText>
+            </w:r>
+            <w:r>
+              <w:fldChar w:fldCharType="separate"/>
+            </w:r>
+            <w:r>
+              <w:t>58</w:t>
+            </w:r>
+            <w:r>
+              <w:fldChar w:fldCharType="end"/>
+            </w:r>
+          </w:hyperlink>
+        </w:p>
+        <w:p>
+          <w:pPr>
+            <w:pStyle w:val="11"/>
+            <w:ind w:left="360"/>
+            <w:tabs>
+              <w:tab w:val="right" w:leader="dot" w:pos="9026"/>
+            </w:tabs>
+            <w:spacing w:before="120" w:after="60"/>
+          </w:pPr>
+          <w:hyperlink w:anchor="_Toc100054" w:history="1">
+            <w:r>
+              <w:rPr>
+                <w:rStyle w:val="Hyperlink"/>
+              </w:rPr>
+              <w:t>题7　Letta 与 Mem0 有何定位差异？如何选型？</w:t>
+            </w:r>
+            <w:r>
+              <w:tab/>
+            </w:r>
+            <w:r>
+              <w:fldChar w:fldCharType="begin"/>
+            </w:r>
+            <w:r>
+              <w:instrText xml:space="preserve"> PAGEREF _Toc100054 \h </w:instrText>
+            </w:r>
+            <w:r>
+              <w:fldChar w:fldCharType="separate"/>
+            </w:r>
+            <w:r>
+              <w:t>58</w:t>
+            </w:r>
+            <w:r>
+              <w:fldChar w:fldCharType="end"/>
+            </w:r>
+          </w:hyperlink>
+        </w:p>
+        <w:p>
+          <w:pPr>
+            <w:pStyle w:val="11"/>
+            <w:ind w:left="360"/>
+            <w:tabs>
+              <w:tab w:val="right" w:leader="dot" w:pos="9026"/>
+            </w:tabs>
+            <w:spacing w:before="120" w:after="60"/>
+          </w:pPr>
+          <w:hyperlink w:anchor="_Toc100055" w:history="1">
+            <w:r>
+              <w:rPr>
+                <w:rStyle w:val="Hyperlink"/>
+              </w:rPr>
+              <w:t>题8　LangGraph Checkpointing 的核心概念？</w:t>
+            </w:r>
+            <w:r>
+              <w:tab/>
+            </w:r>
+            <w:r>
+              <w:fldChar w:fldCharType="begin"/>
+            </w:r>
+            <w:r>
+              <w:instrText xml:space="preserve"> PAGEREF _Toc100055 \h </w:instrText>
+            </w:r>
+            <w:r>
+              <w:fldChar w:fldCharType="separate"/>
+            </w:r>
+            <w:r>
+              <w:t>59</w:t>
+            </w:r>
+            <w:r>
+              <w:fldChar w:fldCharType="end"/>
+            </w:r>
+          </w:hyperlink>
+        </w:p>
+        <w:p>
+          <w:pPr>
+            <w:pStyle w:val="11"/>
+            <w:ind w:left="360"/>
+            <w:tabs>
+              <w:tab w:val="right" w:leader="dot" w:pos="9026"/>
+            </w:tabs>
+            <w:spacing w:before="120" w:after="60"/>
+          </w:pPr>
+          <w:hyperlink w:anchor="_Toc100056" w:history="1">
+            <w:r>
+              <w:rPr>
+                <w:rStyle w:val="Hyperlink"/>
+              </w:rPr>
+              <w:t>题9　生产级记忆系统如何做多用户隔离与隐私保护？</w:t>
+            </w:r>
+            <w:r>
+              <w:tab/>
+            </w:r>
+            <w:r>
+              <w:fldChar w:fldCharType="begin"/>
+            </w:r>
+            <w:r>
+              <w:instrText xml:space="preserve"> PAGEREF _Toc100056 \h </w:instrText>
+            </w:r>
+            <w:r>
+              <w:fldChar w:fldCharType="separate"/>
+            </w:r>
+            <w:r>
+              <w:t>59</w:t>
+            </w:r>
+            <w:r>
+              <w:fldChar w:fldCharType="end"/>
+            </w:r>
+          </w:hyperlink>
+        </w:p>
+        <w:p>
+          <w:pPr>
+            <w:pStyle w:val="11"/>
+            <w:ind w:left="360"/>
+            <w:tabs>
+              <w:tab w:val="right" w:leader="dot" w:pos="9026"/>
+            </w:tabs>
+            <w:spacing w:before="120" w:after="60"/>
+          </w:pPr>
+          <w:hyperlink w:anchor="_Toc100057" w:history="1">
+            <w:r>
+              <w:rPr>
+                <w:rStyle w:val="Hyperlink"/>
+              </w:rPr>
+              <w:t>题10　HITL 有哪四种介入模式？审批点如何落地？</w:t>
+            </w:r>
+            <w:r>
+              <w:tab/>
+            </w:r>
+            <w:r>
+              <w:fldChar w:fldCharType="begin"/>
+            </w:r>
+            <w:r>
+              <w:instrText xml:space="preserve"> PAGEREF _Toc100057 \h </w:instrText>
+            </w:r>
+            <w:r>
+              <w:fldChar w:fldCharType="separate"/>
+            </w:r>
+            <w:r>
+              <w:t>60</w:t>
+            </w:r>
+            <w:r>
+              <w:fldChar w:fldCharType="end"/>
+            </w:r>
+          </w:hyperlink>
+        </w:p>
+        <w:p>
+          <w:pPr>
+            <w:pStyle w:val="9"/>
+            <w:tabs>
+              <w:tab w:val="right" w:leader="dot" w:pos="9026"/>
+            </w:tabs>
+            <w:spacing w:before="120" w:after="60"/>
+          </w:pPr>
+          <w:hyperlink w:anchor="_Toc100058" w:history="1">
+            <w:r>
+              <w:rPr>
+                <w:rStyle w:val="Hyperlink"/>
+              </w:rPr>
               <w:t>下一卷预告</w:t>
             </w:r>
             <w:r>
@@ -2130,13 +2632,13 @@
               <w:fldChar w:fldCharType="begin"/>
             </w:r>
             <w:r>
-              <w:instrText xml:space="preserve"> PAGEREF _Toc100044 \h </w:instrText>
+              <w:instrText xml:space="preserve"> PAGEREF _Toc100058 \h </w:instrText>
             </w:r>
             <w:r>
               <w:fldChar w:fldCharType="separate"/>
             </w:r>
             <w:r>
-              <w:t>54</w:t>
+              <w:t>61</w:t>
             </w:r>
             <w:r>
               <w:fldChar w:fldCharType="end"/>
@@ -14029,104 +14531,306 @@
           <w:sz w:val="32"/>
           <w:szCs w:val="32"/>
         </w:rPr>
-        <w:t xml:space="preserve">思考与练习</w:t>
+        <w:t xml:space="preserve">本卷实战实验室</w:t>
       </w:r>
       <w:bookmarkEnd w:id="100043"/>
     </w:p>
     <w:p>
       <w:pPr>
-        <w:pStyle w:val="ListParagraph"/>
-        <w:numPr>
-          <w:ilvl w:val="0"/>
-          <w:numId w:val="3"/>
-        </w:numPr>
-        <w:spacing w:line="312"/>
-      </w:pPr>
-      <w:r>
-        <w:rPr>
-          <w:rFonts w:ascii="Calibri" w:eastAsia="Microsoft YaHei"/>
-          <w:color w:val="1A2B33"/>
-          <w:sz w:val="24"/>
-          <w:szCs w:val="24"/>
-        </w:rPr>
-        <w:t xml:space="preserve">选一个你熟悉的对话型应用（如客服或助手），用 1.4 节的三大挑战（上下文有限、跨会话持久、检索准确）逐项评估它当前的记忆设计，写出三个最严重的缺陷与改进方向。</w:t>
-      </w:r>
-    </w:p>
-    <w:p>
-      <w:pPr>
-        <w:pStyle w:val="ListParagraph"/>
-        <w:numPr>
-          <w:ilvl w:val="0"/>
-          <w:numId w:val="3"/>
-        </w:numPr>
-        <w:spacing w:line="312"/>
-      </w:pPr>
-      <w:r>
-        <w:rPr>
-          <w:rFonts w:ascii="Calibri" w:eastAsia="Microsoft YaHei"/>
-          <w:color w:val="1A2B33"/>
-          <w:sz w:val="24"/>
-          <w:szCs w:val="24"/>
-        </w:rPr>
-        <w:t xml:space="preserve">用 2.4 节的 Token 预算分配方法，为 GPT-4o（128K 窗口）设计一个适合代码审查 Agent 的预算分配方案，说明每个组件的占比理由，并标注裁剪优先级。</w:t>
-      </w:r>
-    </w:p>
-    <w:p>
-      <w:pPr>
-        <w:pStyle w:val="ListParagraph"/>
-        <w:numPr>
-          <w:ilvl w:val="0"/>
-          <w:numId w:val="3"/>
-        </w:numPr>
-        <w:spacing w:line="312"/>
-      </w:pPr>
-      <w:r>
-        <w:rPr>
-          <w:rFonts w:ascii="Calibri" w:eastAsia="Microsoft YaHei"/>
-          <w:color w:val="1A2B33"/>
-          <w:sz w:val="24"/>
-          <w:szCs w:val="24"/>
-        </w:rPr>
-        <w:t xml:space="preserve">基于 3.3 节的五步 Pipeline，实现一个最小可用的长期记忆管理器（至少包含信息提取、向量化、存储、检索四个步骤），用 5 条测试消息评估检索准确率。</w:t>
-      </w:r>
-    </w:p>
-    <w:p>
-      <w:pPr>
-        <w:pStyle w:val="ListParagraph"/>
-        <w:numPr>
-          <w:ilvl w:val="0"/>
-          <w:numId w:val="3"/>
-        </w:numPr>
-        <w:spacing w:line="312"/>
-      </w:pPr>
-      <w:r>
-        <w:rPr>
-          <w:rFonts w:ascii="Calibri" w:eastAsia="Microsoft YaHei"/>
-          <w:color w:val="1A2B33"/>
-          <w:sz w:val="24"/>
-          <w:szCs w:val="24"/>
-        </w:rPr>
-        <w:t xml:space="preserve">对比 Mem0 与 Letta 在"自编辑能力""图记忆""Sleep-time Compute""状态持久化""跨 Agent 共享"五个维度上的差异，画出一张雷达图，并给出你的选型建议。</w:t>
-      </w:r>
-    </w:p>
-    <w:p>
-      <w:pPr>
-        <w:pStyle w:val="ListParagraph"/>
-        <w:numPr>
-          <w:ilvl w:val="0"/>
-          <w:numId w:val="3"/>
-        </w:numPr>
-        <w:spacing w:line="312"/>
-      </w:pPr>
-      <w:r>
-        <w:rPr>
-          <w:rFonts w:ascii="Calibri" w:eastAsia="Microsoft YaHei"/>
-          <w:color w:val="1A2B33"/>
-          <w:sz w:val="24"/>
-          <w:szCs w:val="24"/>
-        </w:rPr>
-        <w:t xml:space="preserve">设计一个 LangGraph Checkpointer 驱动的 HITL 工作流（参考 5.4 节代码），要求包含自动草稿节点、人工审批 interrupt 节点、审批通过与驳回两条分支、完整的时间旅行历史回放。</w:t>
-      </w:r>
+        <w:spacing w:line="312"/>
+        <w:ind w:firstLine="480"/>
+        <w:jc w:val="both"/>
+      </w:pPr>
+      <w:r>
+        <w:rPr>
+          <w:rFonts w:ascii="Calibri" w:eastAsia="Microsoft YaHei"/>
+          <w:color w:val="1A2B33"/>
+          <w:sz w:val="24"/>
+          <w:szCs w:val="24"/>
+        </w:rPr>
+        <w:t xml:space="preserve">本卷实验：亲眼看见"记忆消失"与"记忆恢复"的差别。总耗时约 60 分钟；复用卷19 项目二的记忆组件思路，极简实现。</w:t>
+      </w:r>
+    </w:p>
+    <w:p>
+      <w:pPr>
+        <w:pStyle w:val="Heading2"/>
+        <w:keepNext/>
+        <w:spacing w:after="140" w:before="280" w:line="360" w:lineRule="atLeast"/>
+      </w:pPr>
+      <w:bookmarkStart w:id="100044" w:name="_Toc100044"/>
+      <w:r>
+        <w:rPr>
+          <w:rFonts w:ascii="Calibri" w:eastAsia="SimHei"/>
+          <w:b/>
+          <w:bCs/>
+          <w:color w:val="1B4A5C"/>
+          <w:sz w:val="28"/>
+          <w:szCs w:val="28"/>
+        </w:rPr>
+        <w:t xml:space="preserve">实验 1：亲眼看见滑动窗口丢信息（30 分钟）</w:t>
+      </w:r>
+      <w:bookmarkEnd w:id="100044"/>
+    </w:p>
+    <w:p>
+      <w:pPr>
+        <w:spacing w:line="312"/>
+        <w:ind w:firstLine="480"/>
+        <w:jc w:val="both"/>
+      </w:pPr>
+      <w:r>
+        <w:rPr>
+          <w:rFonts w:ascii="Calibri" w:eastAsia="Microsoft YaHei"/>
+          <w:color w:val="1A2B33"/>
+          <w:sz w:val="24"/>
+          <w:szCs w:val="24"/>
+        </w:rPr>
+        <w:t xml:space="preserve">构造 12 轮对话：第 1 轮用户声明"我对花生过敏"，第 6 轮聊别的，第 12 轮问"推荐个零食"。分别用"全量历史"与"只留最近 5 轮"两种策略调用模型，对比回答。验收标准：复现"滑动窗口把过敏约束丢了"的现象，并说出三种补救方案（加大窗口/摘要压缩/长期记忆）各自的代价。</w:t>
+      </w:r>
+    </w:p>
+    <w:p>
+      <w:pPr>
+        <w:pStyle w:val="Heading2"/>
+        <w:keepNext/>
+        <w:spacing w:after="140" w:before="280" w:line="360" w:lineRule="atLeast"/>
+      </w:pPr>
+      <w:bookmarkStart w:id="100045" w:name="_Toc100045"/>
+      <w:r>
+        <w:rPr>
+          <w:rFonts w:ascii="Calibri" w:eastAsia="SimHei"/>
+          <w:b/>
+          <w:bCs/>
+          <w:color w:val="1B4A5C"/>
+          <w:sz w:val="28"/>
+          <w:szCs w:val="28"/>
+        </w:rPr>
+        <w:t xml:space="preserve">实验 2：摘要压缩能不能救回来？（30 分钟）</w:t>
+      </w:r>
+      <w:bookmarkEnd w:id="100045"/>
+    </w:p>
+    <w:p>
+      <w:pPr>
+        <w:pBdr>
+          <w:left w:val="single" w:color="8FA6AD" w:sz="10" w:space="8"/>
+        </w:pBdr>
+        <w:shd w:fill="F4F6F7" w:val="clear"/>
+        <w:spacing w:after="0" w:before="0" w:line="276" w:lineRule="atLeast"/>
+        <w:ind w:left="240"/>
+        <w:jc w:val="left"/>
+      </w:pPr>
+      <w:r>
+        <w:rPr>
+          <w:rFonts w:ascii="Courier New" w:cs="Courier New" w:eastAsia="Microsoft YaHei" w:hAnsi="Courier New"/>
+          <w:color w:val="24343C"/>
+          <w:sz w:val="18"/>
+          <w:szCs w:val="18"/>
+        </w:rPr>
+        <w:t xml:space="preserve">summary = client.chat.completions.create(</w:t>
+      </w:r>
+    </w:p>
+    <w:p>
+      <w:pPr>
+        <w:pBdr>
+          <w:left w:val="single" w:color="8FA6AD" w:sz="10" w:space="8"/>
+        </w:pBdr>
+        <w:shd w:fill="F4F6F7" w:val="clear"/>
+        <w:spacing w:after="0" w:before="0" w:line="276" w:lineRule="atLeast"/>
+        <w:ind w:left="240"/>
+        <w:jc w:val="left"/>
+      </w:pPr>
+      <w:r>
+        <w:rPr>
+          <w:rFonts w:ascii="Courier New" w:cs="Courier New" w:eastAsia="Microsoft YaHei" w:hAnsi="Courier New"/>
+          <w:color w:val="24343C"/>
+          <w:sz w:val="18"/>
+          <w:szCs w:val="18"/>
+        </w:rPr>
+        <w:t xml:space="preserve">    model="gpt-4o-mini",</w:t>
+      </w:r>
+    </w:p>
+    <w:p>
+      <w:pPr>
+        <w:pBdr>
+          <w:left w:val="single" w:color="8FA6AD" w:sz="10" w:space="8"/>
+        </w:pBdr>
+        <w:shd w:fill="F4F6F7" w:val="clear"/>
+        <w:spacing w:after="0" w:before="0" w:line="276" w:lineRule="atLeast"/>
+        <w:ind w:left="240"/>
+        <w:jc w:val="left"/>
+      </w:pPr>
+      <w:r>
+        <w:rPr>
+          <w:rFonts w:ascii="Courier New" w:cs="Courier New" w:eastAsia="Microsoft YaHei" w:hAnsi="Courier New"/>
+          <w:color w:val="24343C"/>
+          <w:sz w:val="18"/>
+          <w:szCs w:val="18"/>
+        </w:rPr>
+        <w:t xml:space="preserve">    messages=[{"role": "system", "content":</w:t>
+      </w:r>
+    </w:p>
+    <w:p>
+      <w:pPr>
+        <w:pBdr>
+          <w:left w:val="single" w:color="8FA6AD" w:sz="10" w:space="8"/>
+        </w:pBdr>
+        <w:shd w:fill="F4F6F7" w:val="clear"/>
+        <w:spacing w:after="0" w:before="0" w:line="276" w:lineRule="atLeast"/>
+        <w:ind w:left="240"/>
+        <w:jc w:val="left"/>
+      </w:pPr>
+      <w:r>
+        <w:rPr>
+          <w:rFonts w:ascii="Courier New" w:cs="Courier New" w:eastAsia="Microsoft YaHei" w:hAnsi="Courier New"/>
+          <w:color w:val="24343C"/>
+          <w:sz w:val="18"/>
+          <w:szCs w:val="18"/>
+        </w:rPr>
+        <w:t xml:space="preserve">        "把以下对话压缩成要点纪要，必须保留所有硬约束（过敏、预算、时间）。"},</w:t>
+      </w:r>
+    </w:p>
+    <w:p>
+      <w:pPr>
+        <w:pBdr>
+          <w:left w:val="single" w:color="8FA6AD" w:sz="10" w:space="8"/>
+        </w:pBdr>
+        <w:shd w:fill="F4F6F7" w:val="clear"/>
+        <w:spacing w:after="0" w:before="0" w:line="276" w:lineRule="atLeast"/>
+        <w:ind w:left="240"/>
+        <w:jc w:val="left"/>
+      </w:pPr>
+      <w:r>
+        <w:rPr>
+          <w:rFonts w:ascii="Courier New" w:cs="Courier New" w:eastAsia="Microsoft YaHei" w:hAnsi="Courier New"/>
+          <w:color w:val="24343C"/>
+          <w:sz w:val="18"/>
+          <w:szCs w:val="18"/>
+        </w:rPr>
+        <w:t xml:space="preserve">              {"role": "user", "content": full_history}]</w:t>
+      </w:r>
+    </w:p>
+    <w:p>
+      <w:pPr>
+        <w:pBdr>
+          <w:left w:val="single" w:color="8FA6AD" w:sz="10" w:space="8"/>
+        </w:pBdr>
+        <w:shd w:fill="F4F6F7" w:val="clear"/>
+        <w:spacing w:after="0" w:before="0" w:line="276" w:lineRule="atLeast"/>
+        <w:ind w:left="240"/>
+        <w:jc w:val="left"/>
+      </w:pPr>
+      <w:r>
+        <w:rPr>
+          <w:rFonts w:ascii="Courier New" w:cs="Courier New" w:eastAsia="Microsoft YaHei" w:hAnsi="Courier New"/>
+          <w:color w:val="24343C"/>
+          <w:sz w:val="18"/>
+          <w:szCs w:val="18"/>
+        </w:rPr>
+        <w:t xml:space="preserve">).choices[0].message.content</w:t>
+      </w:r>
+    </w:p>
+    <w:p>
+      <w:pPr>
+        <w:pBdr>
+          <w:left w:val="single" w:color="8FA6AD" w:sz="10" w:space="8"/>
+        </w:pBdr>
+        <w:shd w:fill="F4F6F7" w:val="clear"/>
+        <w:spacing w:after="0" w:before="0" w:line="276" w:lineRule="atLeast"/>
+        <w:ind w:left="240"/>
+        <w:jc w:val="left"/>
+      </w:pPr>
+      <w:r>
+        <w:rPr>
+          <w:rFonts w:ascii="Courier New" w:cs="Courier New" w:eastAsia="Microsoft YaHei" w:hAnsi="Courier New"/>
+          <w:color w:val="24343C"/>
+          <w:sz w:val="18"/>
+          <w:szCs w:val="18"/>
+        </w:rPr>
+        <w:t xml:space="preserve"># 用 summary 替换原始历史，再问"推荐个零食"</w:t>
+      </w:r>
+    </w:p>
+    <w:p>
+      <w:pPr>
+        <w:spacing w:line="312"/>
+        <w:ind w:firstLine="480"/>
+        <w:jc w:val="both"/>
+      </w:pPr>
+      <w:r>
+        <w:rPr>
+          <w:rFonts w:ascii="Calibri" w:eastAsia="Microsoft YaHei"/>
+          <w:color w:val="1A2B33"/>
+          <w:sz w:val="24"/>
+          <w:szCs w:val="24"/>
+        </w:rPr>
+        <w:t xml:space="preserve">验收标准：压缩后 Agent 主动避开花生——若仍失败，检查纪要里是否真的保留了约束（最常见根因：摘要提示词没点名要保留什么）。把两种策略的结果与 token 消耗记入对比表。</w:t>
+      </w:r>
+    </w:p>
+    <w:tbl>
+      <w:tblPr>
+        <w:tblW w:type="dxa" w:w="8788"/>
+        <w:tblBorders>
+          <w:top w:val="single" w:color="C8DDE2" w:sz="4"/>
+          <w:left w:val="single" w:color="1B6B7A" w:sz="32"/>
+          <w:bottom w:val="single" w:color="C8DDE2" w:sz="4"/>
+          <w:right w:val="single" w:color="C8DDE2" w:sz="4"/>
+          <w:insideH w:val="none" w:color="FFFFFF" w:sz="0"/>
+          <w:insideV w:val="none" w:color="FFFFFF" w:sz="0"/>
+        </w:tblBorders>
+        <w:tblLayout w:type="fixed"/>
+      </w:tblPr>
+      <w:tblGrid>
+        <w:gridCol w:w="8788"/>
+      </w:tblGrid>
+      <w:tr>
+        <w:trPr>
+          <w:cantSplit/>
+        </w:trPr>
+        <w:tc>
+          <w:tcPr>
+            <w:shd w:fill="EEF5F7" w:val="clear"/>
+            <w:tcMar>
+              <w:top w:type="dxa" w:w="160"/>
+              <w:left w:type="dxa" w:w="240"/>
+              <w:bottom w:type="dxa" w:w="160"/>
+              <w:right w:type="dxa" w:w="200"/>
+            </w:tcMar>
+          </w:tcPr>
+          <w:p>
+            <w:pPr>
+              <w:spacing w:after="80" w:line="312"/>
+            </w:pPr>
+            <w:r>
+              <w:rPr>
+                <w:rFonts w:ascii="Calibri" w:eastAsia="SimHei"/>
+                <w:b/>
+                <w:bCs/>
+                <w:color w:val="1B6B7A"/>
+                <w:sz w:val="22"/>
+                <w:szCs w:val="22"/>
+              </w:rPr>
+              <w:t xml:space="preserve">◆ 常见翻车</w:t>
+            </w:r>
+          </w:p>
+          <w:p>
+            <w:pPr>
+              <w:spacing w:line="312"/>
+              <w:jc w:val="both"/>
+            </w:pPr>
+            <w:r>
+              <w:rPr>
+                <w:rFonts w:ascii="Calibri" w:eastAsia="Microsoft YaHei"/>
+                <w:color w:val="1A2B33"/>
+                <w:sz w:val="22"/>
+                <w:szCs w:val="22"/>
+              </w:rPr>
+              <w:t xml:space="preserve">摘要有损：硬约束漏掉的根因几乎都是"摘要提示词没点名要保留什么"；按信息类型（约束/事实/偏好）分别要求保留，命中率会显著提升。</w:t>
+            </w:r>
+          </w:p>
+        </w:tc>
+      </w:tr>
+    </w:tbl>
+    <w:p>
+      <w:pPr>
+        <w:spacing w:after="100"/>
+      </w:pPr>
     </w:p>
     <w:p>
       <w:pPr>
@@ -14134,7 +14838,7 @@
         <w:keepNext/>
         <w:spacing w:after="200" w:before="360" w:line="400" w:lineRule="atLeast"/>
       </w:pPr>
-      <w:bookmarkStart w:id="100044" w:name="_Toc100044"/>
+      <w:bookmarkStart w:id="100046" w:name="_Toc100046"/>
       <w:r>
         <w:rPr>
           <w:rFonts w:ascii="Calibri" w:eastAsia="SimHei"/>
@@ -14144,9 +14848,929 @@
           <w:sz w:val="32"/>
           <w:szCs w:val="32"/>
         </w:rPr>
+        <w:t xml:space="preserve">思考与练习</w:t>
+      </w:r>
+      <w:bookmarkEnd w:id="100046"/>
+    </w:p>
+    <w:p>
+      <w:pPr>
+        <w:pStyle w:val="ListParagraph"/>
+        <w:numPr>
+          <w:ilvl w:val="0"/>
+          <w:numId w:val="3"/>
+        </w:numPr>
+        <w:spacing w:line="312"/>
+      </w:pPr>
+      <w:r>
+        <w:rPr>
+          <w:rFonts w:ascii="Calibri" w:eastAsia="Microsoft YaHei"/>
+          <w:color w:val="1A2B33"/>
+          <w:sz w:val="24"/>
+          <w:szCs w:val="24"/>
+        </w:rPr>
+        <w:t xml:space="preserve">选一个你熟悉的对话型应用（如客服或助手），用 1.4 节的三大挑战（上下文有限、跨会话持久、检索准确）逐项评估它当前的记忆设计，写出三个最严重的缺陷与改进方向。</w:t>
+      </w:r>
+    </w:p>
+    <w:p>
+      <w:pPr>
+        <w:pStyle w:val="ListParagraph"/>
+        <w:numPr>
+          <w:ilvl w:val="0"/>
+          <w:numId w:val="3"/>
+        </w:numPr>
+        <w:spacing w:line="312"/>
+      </w:pPr>
+      <w:r>
+        <w:rPr>
+          <w:rFonts w:ascii="Calibri" w:eastAsia="Microsoft YaHei"/>
+          <w:color w:val="1A2B33"/>
+          <w:sz w:val="24"/>
+          <w:szCs w:val="24"/>
+        </w:rPr>
+        <w:t xml:space="preserve">用 2.4 节的 Token 预算分配方法，为 GPT-4o（128K 窗口）设计一个适合代码审查 Agent 的预算分配方案，说明每个组件的占比理由，并标注裁剪优先级。</w:t>
+      </w:r>
+    </w:p>
+    <w:p>
+      <w:pPr>
+        <w:pStyle w:val="ListParagraph"/>
+        <w:numPr>
+          <w:ilvl w:val="0"/>
+          <w:numId w:val="3"/>
+        </w:numPr>
+        <w:spacing w:line="312"/>
+      </w:pPr>
+      <w:r>
+        <w:rPr>
+          <w:rFonts w:ascii="Calibri" w:eastAsia="Microsoft YaHei"/>
+          <w:color w:val="1A2B33"/>
+          <w:sz w:val="24"/>
+          <w:szCs w:val="24"/>
+        </w:rPr>
+        <w:t xml:space="preserve">基于 3.3 节的五步 Pipeline，实现一个最小可用的长期记忆管理器（至少包含信息提取、向量化、存储、检索四个步骤），用 5 条测试消息评估检索准确率。</w:t>
+      </w:r>
+    </w:p>
+    <w:p>
+      <w:pPr>
+        <w:pStyle w:val="ListParagraph"/>
+        <w:numPr>
+          <w:ilvl w:val="0"/>
+          <w:numId w:val="3"/>
+        </w:numPr>
+        <w:spacing w:line="312"/>
+      </w:pPr>
+      <w:r>
+        <w:rPr>
+          <w:rFonts w:ascii="Calibri" w:eastAsia="Microsoft YaHei"/>
+          <w:color w:val="1A2B33"/>
+          <w:sz w:val="24"/>
+          <w:szCs w:val="24"/>
+        </w:rPr>
+        <w:t xml:space="preserve">对比 Mem0 与 Letta 在"自编辑能力""图记忆""Sleep-time Compute""状态持久化""跨 Agent 共享"五个维度上的差异，画出一张雷达图，并给出你的选型建议。</w:t>
+      </w:r>
+    </w:p>
+    <w:p>
+      <w:pPr>
+        <w:pStyle w:val="ListParagraph"/>
+        <w:numPr>
+          <w:ilvl w:val="0"/>
+          <w:numId w:val="3"/>
+        </w:numPr>
+        <w:spacing w:line="312"/>
+      </w:pPr>
+      <w:r>
+        <w:rPr>
+          <w:rFonts w:ascii="Calibri" w:eastAsia="Microsoft YaHei"/>
+          <w:color w:val="1A2B33"/>
+          <w:sz w:val="24"/>
+          <w:szCs w:val="24"/>
+        </w:rPr>
+        <w:t xml:space="preserve">设计一个 LangGraph Checkpointer 驱动的 HITL 工作流（参考 5.4 节代码），要求包含自动草稿节点、人工审批 interrupt 节点、审批通过与驳回两条分支、完整的时间旅行历史回放。</w:t>
+      </w:r>
+    </w:p>
+    <w:p>
+      <w:pPr>
+        <w:pStyle w:val="Heading1"/>
+        <w:keepNext/>
+        <w:spacing w:after="200" w:before="360" w:line="400" w:lineRule="atLeast"/>
+      </w:pPr>
+      <w:bookmarkStart w:id="100047" w:name="_Toc100047"/>
+      <w:r>
+        <w:rPr>
+          <w:rFonts w:ascii="Calibri" w:eastAsia="SimHei"/>
+          <w:b/>
+          <w:bCs/>
+          <w:color w:val="16324A"/>
+          <w:sz w:val="32"/>
+          <w:szCs w:val="32"/>
+        </w:rPr>
+        <w:t xml:space="preserve">面试题精选（附参考答案）</w:t>
+      </w:r>
+      <w:bookmarkEnd w:id="100047"/>
+    </w:p>
+    <w:p>
+      <w:pPr>
+        <w:spacing w:line="312"/>
+        <w:ind w:firstLine="480"/>
+        <w:jc w:val="both"/>
+      </w:pPr>
+      <w:r>
+        <w:rPr>
+          <w:rFonts w:ascii="Calibri" w:eastAsia="Microsoft YaHei"/>
+          <w:color w:val="1A2B33"/>
+          <w:sz w:val="24"/>
+          <w:szCs w:val="24"/>
+        </w:rPr>
+        <w:t xml:space="preserve">本节共 10 道题，主要改编自配套面试题集，并依据本卷内容压缩改写为要点式参考答案，其中题 9 与题 10 为结合本卷第五、六章新编的补充题。题目按由浅入深排列，覆盖记忆分层、短期与长期记忆管理、记忆框架、状态持久化与人类在环等核心考点，供面试准备与自测使用。建议先自行作答，再对照参考答案查漏补缺。</w:t>
+      </w:r>
+    </w:p>
+    <w:p>
+      <w:pPr>
+        <w:pStyle w:val="Heading2"/>
+        <w:keepNext/>
+        <w:spacing w:after="140" w:before="280" w:line="360" w:lineRule="atLeast"/>
+      </w:pPr>
+      <w:bookmarkStart w:id="100048" w:name="_Toc100048"/>
+      <w:r>
+        <w:rPr>
+          <w:rFonts w:ascii="Calibri" w:eastAsia="SimHei"/>
+          <w:b/>
+          <w:bCs/>
+          <w:color w:val="1B4A5C"/>
+          <w:sz w:val="28"/>
+          <w:szCs w:val="28"/>
+        </w:rPr>
+        <w:t xml:space="preserve">题1　为什么 Agent 需要记忆系统？</w:t>
+      </w:r>
+      <w:bookmarkEnd w:id="100048"/>
+    </w:p>
+    <w:p>
+      <w:pPr>
+        <w:spacing w:line="312"/>
+        <w:ind w:firstLine="480"/>
+        <w:jc w:val="both"/>
+      </w:pPr>
+      <w:r>
+        <w:rPr>
+          <w:rFonts w:ascii="Calibri" w:eastAsia="Microsoft YaHei"/>
+          <w:color w:val="1A2B33"/>
+          <w:sz w:val="24"/>
+          <w:szCs w:val="24"/>
+        </w:rPr>
+        <w:t xml:space="preserve">LLM 本质上无状态：每次 API 调用都是一次独立的函数调用，输出完成后状态归零，模型不会记住上周的对话，这就是"金鱼脑"特性。上下文窗口只是单次推理的视野而非记忆，会话结束即失忆，看似"记得"的体验只是开发者把历史重新塞进提示词的伪装（见本卷 1.1、1.2 节）。对 Agent 而言这是根本短板，因为其核心价值正是承接上次进度继续做下去。真正的记忆须满足选择性、持久性、可检索性三个特征，工程上通过瞬时、短期、长期的分层记忆架构实现（见本卷 1.5 节）。</w:t>
+      </w:r>
+    </w:p>
+    <w:p>
+      <w:pPr>
+        <w:pStyle w:val="Heading2"/>
+        <w:keepNext/>
+        <w:spacing w:after="140" w:before="280" w:line="360" w:lineRule="atLeast"/>
+      </w:pPr>
+      <w:bookmarkStart w:id="100049" w:name="_Toc100049"/>
+      <w:r>
+        <w:rPr>
+          <w:rFonts w:ascii="Calibri" w:eastAsia="SimHei"/>
+          <w:b/>
+          <w:bCs/>
+          <w:color w:val="1B4A5C"/>
+          <w:sz w:val="28"/>
+          <w:szCs w:val="28"/>
+        </w:rPr>
+        <w:t xml:space="preserve">题2　Agent 记忆系统分为哪几层？</w:t>
+      </w:r>
+      <w:bookmarkEnd w:id="100049"/>
+    </w:p>
+    <w:p>
+      <w:pPr>
+        <w:spacing w:line="312"/>
+        <w:ind w:firstLine="480"/>
+        <w:jc w:val="both"/>
+      </w:pPr>
+      <w:r>
+        <w:rPr>
+          <w:rFonts w:ascii="Calibri" w:eastAsia="Microsoft YaHei"/>
+          <w:color w:val="1A2B33"/>
+          <w:sz w:val="24"/>
+          <w:szCs w:val="24"/>
+        </w:rPr>
+        <w:t xml:space="preserve">借鉴认知科学的工作记忆与长期记忆类比，Agent 记忆通常分三层（见本卷 1.3 节）。</w:t>
+      </w:r>
+    </w:p>
+    <w:p>
+      <w:pPr>
+        <w:pStyle w:val="ListParagraph"/>
+        <w:numPr>
+          <w:ilvl w:val="0"/>
+          <w:numId w:val="1"/>
+        </w:numPr>
+        <w:spacing w:line="312"/>
+      </w:pPr>
+      <w:r>
+        <w:rPr>
+          <w:rFonts w:ascii="Calibri" w:eastAsia="Microsoft YaHei"/>
+          <w:color w:val="1A2B33"/>
+          <w:sz w:val="24"/>
+          <w:szCs w:val="24"/>
+        </w:rPr>
+        <w:t xml:space="preserve">瞬时记忆层：对应内存与 Redis 缓存，承接原始数据流，仅保留 0.1 到 30 秒，自动清除。</w:t>
+      </w:r>
+    </w:p>
+    <w:p>
+      <w:pPr>
+        <w:pStyle w:val="ListParagraph"/>
+        <w:numPr>
+          <w:ilvl w:val="0"/>
+          <w:numId w:val="1"/>
+        </w:numPr>
+        <w:spacing w:line="312"/>
+      </w:pPr>
+      <w:r>
+        <w:rPr>
+          <w:rFonts w:ascii="Calibri" w:eastAsia="Microsoft YaHei"/>
+          <w:color w:val="1A2B33"/>
+          <w:sz w:val="24"/>
+          <w:szCs w:val="24"/>
+        </w:rPr>
+        <w:t xml:space="preserve">短期记忆层：对应上下文窗口与 LangGraph Checkpointer，会话内有效，靠滑动窗口与摘要压缩管理。</w:t>
+      </w:r>
+    </w:p>
+    <w:p>
+      <w:pPr>
+        <w:pStyle w:val="ListParagraph"/>
+        <w:numPr>
+          <w:ilvl w:val="0"/>
+          <w:numId w:val="1"/>
+        </w:numPr>
+        <w:spacing w:line="312"/>
+      </w:pPr>
+      <w:r>
+        <w:rPr>
+          <w:rFonts w:ascii="Calibri" w:eastAsia="Microsoft YaHei"/>
+          <w:color w:val="1A2B33"/>
+          <w:sz w:val="24"/>
+          <w:szCs w:val="24"/>
+        </w:rPr>
+        <w:t xml:space="preserve">长期记忆层：对应向量数据库加图数据库等外部存储，容量近乎无限，保留月到年，靠语义检索与遗忘机制维护。</w:t>
+      </w:r>
+    </w:p>
+    <w:p>
+      <w:pPr>
+        <w:spacing w:line="312"/>
+        <w:ind w:firstLine="480"/>
+        <w:jc w:val="both"/>
+      </w:pPr>
+      <w:r>
+        <w:rPr>
+          <w:rFonts w:ascii="Calibri" w:eastAsia="Microsoft YaHei"/>
+          <w:color w:val="1A2B33"/>
+          <w:sz w:val="24"/>
+          <w:szCs w:val="24"/>
+        </w:rPr>
+        <w:t xml:space="preserve">三层是互补而非替代关系：高频近期对话留在短期层，重要偏好与历史归档长期层，会话快照放 Checkpointer 供断点恢复与时间旅行。混淆层级是记忆系统混乱的根源（见本卷 1.5 节）。</w:t>
+      </w:r>
+    </w:p>
+    <w:p>
+      <w:pPr>
+        <w:pStyle w:val="Heading2"/>
+        <w:keepNext/>
+        <w:spacing w:after="140" w:before="280" w:line="360" w:lineRule="atLeast"/>
+      </w:pPr>
+      <w:bookmarkStart w:id="100050" w:name="_Toc100050"/>
+      <w:r>
+        <w:rPr>
+          <w:rFonts w:ascii="Calibri" w:eastAsia="SimHei"/>
+          <w:b/>
+          <w:bCs/>
+          <w:color w:val="1B4A5C"/>
+          <w:sz w:val="28"/>
+          <w:szCs w:val="28"/>
+        </w:rPr>
+        <w:t xml:space="preserve">题3　Lost in the Middle 是什么？有何影响？</w:t>
+      </w:r>
+      <w:bookmarkEnd w:id="100050"/>
+    </w:p>
+    <w:p>
+      <w:pPr>
+        <w:spacing w:line="312"/>
+        <w:ind w:firstLine="480"/>
+        <w:jc w:val="both"/>
+      </w:pPr>
+      <w:r>
+        <w:rPr>
+          <w:rFonts w:ascii="Calibri" w:eastAsia="Microsoft YaHei"/>
+          <w:color w:val="1A2B33"/>
+          <w:sz w:val="24"/>
+          <w:szCs w:val="24"/>
+        </w:rPr>
+        <w:t xml:space="preserve">指上下文超过 32K Token 后，模型对中段信息的注意力显著下降的现象：注意力权重偏向序列两端，中段被稀释，这不是模型 bug 而是注意力机制的统计特性。即使 128K 窗口的模型，真正能可靠利用的可能只有前后各 32K（见本卷 1.1、2.1 节）。</w:t>
+      </w:r>
+    </w:p>
+    <w:p>
+      <w:pPr>
+        <w:pStyle w:val="ListParagraph"/>
+        <w:numPr>
+          <w:ilvl w:val="0"/>
+          <w:numId w:val="1"/>
+        </w:numPr>
+        <w:spacing w:line="312"/>
+      </w:pPr>
+      <w:r>
+        <w:rPr>
+          <w:rFonts w:ascii="Calibri" w:eastAsia="Microsoft YaHei"/>
+          <w:color w:val="1A2B33"/>
+          <w:sz w:val="24"/>
+          <w:szCs w:val="24"/>
+        </w:rPr>
+        <w:t xml:space="preserve">窗口大小不等于有效记忆容量，并非越大越好。</w:t>
+      </w:r>
+    </w:p>
+    <w:p>
+      <w:pPr>
+        <w:pStyle w:val="ListParagraph"/>
+        <w:numPr>
+          <w:ilvl w:val="0"/>
+          <w:numId w:val="1"/>
+        </w:numPr>
+        <w:spacing w:line="312"/>
+      </w:pPr>
+      <w:r>
+        <w:rPr>
+          <w:rFonts w:ascii="Calibri" w:eastAsia="Microsoft YaHei"/>
+          <w:color w:val="1A2B33"/>
+          <w:sz w:val="24"/>
+          <w:szCs w:val="24"/>
+        </w:rPr>
+        <w:t xml:space="preserve">关键信息放首尾：系统提示放最前，当前用户消息与最近对话放最后。</w:t>
+      </w:r>
+    </w:p>
+    <w:p>
+      <w:pPr>
+        <w:pStyle w:val="ListParagraph"/>
+        <w:numPr>
+          <w:ilvl w:val="0"/>
+          <w:numId w:val="1"/>
+        </w:numPr>
+        <w:spacing w:line="312"/>
+      </w:pPr>
+      <w:r>
+        <w:rPr>
+          <w:rFonts w:ascii="Calibri" w:eastAsia="Microsoft YaHei"/>
+          <w:color w:val="1A2B33"/>
+          <w:sz w:val="24"/>
+          <w:szCs w:val="24"/>
+        </w:rPr>
+        <w:t xml:space="preserve">必须主动管理上下文密度，用滑动窗口与摘要压缩控制注入内容，而非被动堆叠。</w:t>
+      </w:r>
+    </w:p>
+    <w:p>
+      <w:pPr>
+        <w:pStyle w:val="ListParagraph"/>
+        <w:numPr>
+          <w:ilvl w:val="0"/>
+          <w:numId w:val="1"/>
+        </w:numPr>
+        <w:spacing w:line="312"/>
+      </w:pPr>
+      <w:r>
+        <w:rPr>
+          <w:rFonts w:ascii="Calibri" w:eastAsia="Microsoft YaHei"/>
+          <w:color w:val="1A2B33"/>
+          <w:sz w:val="24"/>
+          <w:szCs w:val="24"/>
+        </w:rPr>
+        <w:t xml:space="preserve">有效使用建议控制在窗口的 60% 到 80%；且每增加 1000 Token 输入，首 Token 延迟约增加 50 到 100 毫秒，成本线性上涨。</w:t>
+      </w:r>
+    </w:p>
+    <w:p>
+      <w:pPr>
+        <w:pStyle w:val="Heading2"/>
+        <w:keepNext/>
+        <w:spacing w:after="140" w:before="280" w:line="360" w:lineRule="atLeast"/>
+      </w:pPr>
+      <w:bookmarkStart w:id="100051" w:name="_Toc100051"/>
+      <w:r>
+        <w:rPr>
+          <w:rFonts w:ascii="Calibri" w:eastAsia="SimHei"/>
+          <w:b/>
+          <w:bCs/>
+          <w:color w:val="1B4A5C"/>
+          <w:sz w:val="28"/>
+          <w:szCs w:val="28"/>
+        </w:rPr>
+        <w:t xml:space="preserve">题4　滑动窗口为何需要双约束？</w:t>
+      </w:r>
+      <w:bookmarkEnd w:id="100051"/>
+    </w:p>
+    <w:p>
+      <w:pPr>
+        <w:spacing w:line="312"/>
+        <w:ind w:firstLine="480"/>
+        <w:jc w:val="both"/>
+      </w:pPr>
+      <w:r>
+        <w:rPr>
+          <w:rFonts w:ascii="Calibri" w:eastAsia="Microsoft YaHei"/>
+          <w:color w:val="1A2B33"/>
+          <w:sz w:val="24"/>
+          <w:szCs w:val="24"/>
+        </w:rPr>
+        <w:t xml:space="preserve">滑动窗口只保留最近 N 轮对话、超出即丢弃，实现简单、Token 消耗可预测，适合每轮相对独立的客服与问答场景（见本卷 2.2 节）。生产级实现需同时设消息轮数上限与 Token 数量上限：只限轮数，单轮消息过长（如工具返回大量数据）会溢出窗口；只限 Token 数，可能保留过多轮数而每轮内容不足。通常先按 Token 裁剪、再按轮数兜底。其最大缺陷是暴力遗忘：用户早期设定的硬约束（如过敏、预算上限）超出窗口即丢失，需用摘要压缩补救，或将硬约束提升写入长期记忆——Mem0 正是以自动识别硬约束并写入长期记忆来缓解此问题。</w:t>
+      </w:r>
+    </w:p>
+    <w:p>
+      <w:pPr>
+        <w:pStyle w:val="Heading2"/>
+        <w:keepNext/>
+        <w:spacing w:after="140" w:before="280" w:line="360" w:lineRule="atLeast"/>
+      </w:pPr>
+      <w:bookmarkStart w:id="100052" w:name="_Toc100052"/>
+      <w:r>
+        <w:rPr>
+          <w:rFonts w:ascii="Calibri" w:eastAsia="SimHei"/>
+          <w:b/>
+          <w:bCs/>
+          <w:color w:val="1B4A5C"/>
+          <w:sz w:val="28"/>
+          <w:szCs w:val="28"/>
+        </w:rPr>
+        <w:t xml:space="preserve">题5　摘要压缩如何工作？好摘要的标准是什么？</w:t>
+      </w:r>
+      <w:bookmarkEnd w:id="100052"/>
+    </w:p>
+    <w:p>
+      <w:pPr>
+        <w:spacing w:line="312"/>
+        <w:ind w:firstLine="480"/>
+        <w:jc w:val="both"/>
+      </w:pPr>
+      <w:r>
+        <w:rPr>
+          <w:rFonts w:ascii="Calibri" w:eastAsia="Microsoft YaHei"/>
+          <w:color w:val="1A2B33"/>
+          <w:sz w:val="24"/>
+          <w:szCs w:val="24"/>
+        </w:rPr>
+        <w:t xml:space="preserve">对话过长时不丢弃旧消息，而是让 LLM 生成几百 Token 的结构化摘要替代几千 Token 的原文，本质是有损压缩，以 Token 节省换信息保真度（见本卷 2.3 节）。触发采用双阈值：约 60% 容量触发轻量压缩，80% 触发完整摘要；摘要作为特殊系统消息插入历史最前面。实现要点：系统提示与最近一轮用户消息永不裁剪；摘要模型推荐主 LLM 或 gpt-4o-mini 级别，过弱会产生幻觉或遗漏；增量摘要省算力但会累积偏差，建议每 50 轮做一次全量重新摘要校准。</w:t>
+      </w:r>
+    </w:p>
+    <w:p>
+      <w:pPr>
+        <w:pStyle w:val="ListParagraph"/>
+        <w:numPr>
+          <w:ilvl w:val="0"/>
+          <w:numId w:val="1"/>
+        </w:numPr>
+        <w:spacing w:line="312"/>
+      </w:pPr>
+      <w:r>
+        <w:rPr>
+          <w:rFonts w:ascii="Calibri" w:eastAsia="Microsoft YaHei"/>
+          <w:color w:val="1A2B33"/>
+          <w:sz w:val="24"/>
+          <w:szCs w:val="24"/>
+        </w:rPr>
+        <w:t xml:space="preserve">应包含：用户原始需求、关键决策、待办事项、硬性约束与用户偏好。</w:t>
+      </w:r>
+    </w:p>
+    <w:p>
+      <w:pPr>
+        <w:pStyle w:val="ListParagraph"/>
+        <w:numPr>
+          <w:ilvl w:val="0"/>
+          <w:numId w:val="1"/>
+        </w:numPr>
+        <w:spacing w:line="312"/>
+      </w:pPr>
+      <w:r>
+        <w:rPr>
+          <w:rFonts w:ascii="Calibri" w:eastAsia="Microsoft YaHei"/>
+          <w:color w:val="1A2B33"/>
+          <w:sz w:val="24"/>
+          <w:szCs w:val="24"/>
+        </w:rPr>
+        <w:t xml:space="preserve">不应包含：寒暄客套、重复确认、中间试错。硬约束丢失的常见根因是摘要提示词没点名要保留什么。</w:t>
+      </w:r>
+    </w:p>
+    <w:p>
+      <w:pPr>
+        <w:pStyle w:val="Heading2"/>
+        <w:keepNext/>
+        <w:spacing w:after="140" w:before="280" w:line="360" w:lineRule="atLeast"/>
+      </w:pPr>
+      <w:bookmarkStart w:id="100053" w:name="_Toc100053"/>
+      <w:r>
+        <w:rPr>
+          <w:rFonts w:ascii="Calibri" w:eastAsia="SimHei"/>
+          <w:b/>
+          <w:bCs/>
+          <w:color w:val="1B4A5C"/>
+          <w:sz w:val="28"/>
+          <w:szCs w:val="28"/>
+        </w:rPr>
+        <w:t xml:space="preserve">题6　图记忆如何弥补向量检索的不足？</w:t>
+      </w:r>
+      <w:bookmarkEnd w:id="100053"/>
+    </w:p>
+    <w:p>
+      <w:pPr>
+        <w:spacing w:line="312"/>
+        <w:ind w:firstLine="480"/>
+        <w:jc w:val="both"/>
+      </w:pPr>
+      <w:r>
+        <w:rPr>
+          <w:rFonts w:ascii="Calibri" w:eastAsia="Microsoft YaHei"/>
+          <w:color w:val="1A2B33"/>
+          <w:sz w:val="24"/>
+          <w:szCs w:val="24"/>
+        </w:rPr>
+        <w:t xml:space="preserve">向量库擅长语义召回，回答"哪段话与哪段话意思相近"，但不擅长关系查询，如"张三和这个项目是什么关系"。图记忆引入 Neo4j、Memgraph 等图数据库显式存储实体与关系（见本卷 3.4、4.4 节）：向量库会把"张三负责 Alpha 项目"等三句话存为三条独立向量，关系是隐式的；图记忆显式建边，查询"Alpha 项目负责人是谁"沿实体链直接定位，而非依赖相似度模糊匹配。图记忆还擅长冲突更新：用户从"喜欢羽毛球"改为"讨厌"，可定位旧节点替换属性，向量检索可能同时保留两条矛盾记忆。工程上两者互补：向量库粗筛召回 Top-50，图库精排验证关系，"向量加图"双层架构是复杂 Agent 的标准做法。</w:t>
+      </w:r>
+    </w:p>
+    <w:p>
+      <w:pPr>
+        <w:pStyle w:val="Heading2"/>
+        <w:keepNext/>
+        <w:spacing w:after="140" w:before="280" w:line="360" w:lineRule="atLeast"/>
+      </w:pPr>
+      <w:bookmarkStart w:id="100054" w:name="_Toc100054"/>
+      <w:r>
+        <w:rPr>
+          <w:rFonts w:ascii="Calibri" w:eastAsia="SimHei"/>
+          <w:b/>
+          <w:bCs/>
+          <w:color w:val="1B4A5C"/>
+          <w:sz w:val="28"/>
+          <w:szCs w:val="28"/>
+        </w:rPr>
+        <w:t xml:space="preserve">题7　Letta 与 Mem0 有何定位差异？如何选型？</w:t>
+      </w:r>
+      <w:bookmarkEnd w:id="100054"/>
+    </w:p>
+    <w:p>
+      <w:pPr>
+        <w:spacing w:line="312"/>
+        <w:ind w:firstLine="480"/>
+        <w:jc w:val="both"/>
+      </w:pPr>
+      <w:r>
+        <w:rPr>
+          <w:rFonts w:ascii="Calibri" w:eastAsia="Microsoft YaHei"/>
+          <w:color w:val="1A2B33"/>
+          <w:sz w:val="24"/>
+          <w:szCs w:val="24"/>
+        </w:rPr>
+        <w:t xml:space="preserve">一句话概括：Letta 是"Agent 自己的记忆"，Mem0 是"用户的记忆库"，生产中两者可组合使用（见本卷 4.2 至 4.5 节）。Letta 源自 MemGPT，把 LLM 视为运行在有限内存约束下的操作系统进程，分核心记忆（常驻上下文、可被 Agent 自编辑的记忆块）、回忆记忆（完整对话历史，经 conversation_search 按需检索）、档案记忆（长期知识库）三层，并由 Sleep-time Compute 让后台 Agent 在空闲时整理记忆，不占主 Agent 的 Token 预算。Mem0 定位记忆基础设施，分用户级、会话级、智能体级三层，即插即用，在 LoCoMo、LongMemEval、BEAM 三套基准分别取得 92.5%、94.4%、64.1%。选型：跨 Agent 通用用户记忆选 Mem0，Agent 自身可控状态选 Letta。</w:t>
+      </w:r>
+    </w:p>
+    <w:p>
+      <w:pPr>
+        <w:pStyle w:val="Heading2"/>
+        <w:keepNext/>
+        <w:spacing w:after="140" w:before="280" w:line="360" w:lineRule="atLeast"/>
+      </w:pPr>
+      <w:bookmarkStart w:id="100055" w:name="_Toc100055"/>
+      <w:r>
+        <w:rPr>
+          <w:rFonts w:ascii="Calibri" w:eastAsia="SimHei"/>
+          <w:b/>
+          <w:bCs/>
+          <w:color w:val="1B4A5C"/>
+          <w:sz w:val="28"/>
+          <w:szCs w:val="28"/>
+        </w:rPr>
+        <w:t xml:space="preserve">题8　LangGraph Checkpointing 的核心概念？</w:t>
+      </w:r>
+      <w:bookmarkEnd w:id="100055"/>
+    </w:p>
+    <w:p>
+      <w:pPr>
+        <w:spacing w:line="312"/>
+        <w:ind w:firstLine="480"/>
+        <w:jc w:val="both"/>
+      </w:pPr>
+      <w:r>
+        <w:rPr>
+          <w:rFonts w:ascii="Calibri" w:eastAsia="Microsoft YaHei"/>
+          <w:color w:val="1A2B33"/>
+          <w:sz w:val="24"/>
+          <w:szCs w:val="24"/>
+        </w:rPr>
+        <w:t xml:space="preserve">Checkpointing 是 LangGraph 的状态持久化机制：每个图节点执行后更新状态，关键节点完成后将完整状态写入后端存储，使 Agent 可暂停恢复、断点续跑（见本卷 5.1 节）。每个 Checkpoint 是自包含快照，包含 thread_id（会话唯一标识）、checkpoint_id、parent_checkpoint_id（父检查点，支持回溯历史链）、state（图完整状态）与 metadata（步骤编号、节点名、执行时间）。从任意检查点恢复无需重跑之前节点，加载快照后从下一节点继续即可。</w:t>
+      </w:r>
+    </w:p>
+    <w:p>
+      <w:pPr>
+        <w:pStyle w:val="ListParagraph"/>
+        <w:numPr>
+          <w:ilvl w:val="0"/>
+          <w:numId w:val="1"/>
+        </w:numPr>
+        <w:spacing w:line="312"/>
+      </w:pPr>
+      <w:r>
+        <w:rPr>
+          <w:rFonts w:ascii="Calibri" w:eastAsia="Microsoft YaHei"/>
+          <w:color w:val="1A2B33"/>
+          <w:sz w:val="24"/>
+          <w:szCs w:val="24"/>
+        </w:rPr>
+        <w:t xml:space="preserve">时间旅行：可从任意检查点回放后续节点，或修改某检查点状态后分支出替代方案并保留原历史，是生产调试利器。</w:t>
+      </w:r>
+    </w:p>
+    <w:p>
+      <w:pPr>
+        <w:pStyle w:val="ListParagraph"/>
+        <w:numPr>
+          <w:ilvl w:val="0"/>
+          <w:numId w:val="1"/>
+        </w:numPr>
+        <w:spacing w:line="312"/>
+      </w:pPr>
+      <w:r>
+        <w:rPr>
+          <w:rFonts w:ascii="Calibri" w:eastAsia="Microsoft YaHei"/>
+          <w:color w:val="1A2B33"/>
+          <w:sz w:val="24"/>
+          <w:szCs w:val="24"/>
+        </w:rPr>
+        <w:t xml:space="preserve">后端可插拔：开发测试用 InMemorySaver，单机用 SQLite，生产多用户首选 Postgres，高性能与 TTL 需求叠加 Redis（见本卷 5.2 节）。</w:t>
+      </w:r>
+    </w:p>
+    <w:p>
+      <w:pPr>
+        <w:pStyle w:val="Heading2"/>
+        <w:keepNext/>
+        <w:spacing w:after="140" w:before="280" w:line="360" w:lineRule="atLeast"/>
+      </w:pPr>
+      <w:bookmarkStart w:id="100056" w:name="_Toc100056"/>
+      <w:r>
+        <w:rPr>
+          <w:rFonts w:ascii="Calibri" w:eastAsia="SimHei"/>
+          <w:b/>
+          <w:bCs/>
+          <w:color w:val="1B4A5C"/>
+          <w:sz w:val="28"/>
+          <w:szCs w:val="28"/>
+        </w:rPr>
+        <w:t xml:space="preserve">题9　生产级记忆系统如何做多用户隔离与隐私保护？</w:t>
+      </w:r>
+      <w:bookmarkEnd w:id="100056"/>
+    </w:p>
+    <w:p>
+      <w:pPr>
+        <w:spacing w:line="312"/>
+        <w:ind w:firstLine="480"/>
+        <w:jc w:val="both"/>
+      </w:pPr>
+      <w:r>
+        <w:rPr>
+          <w:rFonts w:ascii="Calibri" w:eastAsia="Microsoft YaHei"/>
+          <w:color w:val="1A2B33"/>
+          <w:sz w:val="24"/>
+          <w:szCs w:val="24"/>
+        </w:rPr>
+        <w:t xml:space="preserve">隔离的基础是 thread_id 与 user_id：前者隔离会话、后者隔离用户；向量检索必须在过滤条件中强制加入 user_id，否则会发生跨用户信息泄露，这是最常见也最严重的安全漏洞（见本卷 5.3 节）。隐私防护共四层：</w:t>
+      </w:r>
+    </w:p>
+    <w:p>
+      <w:pPr>
+        <w:pStyle w:val="ListParagraph"/>
+        <w:numPr>
+          <w:ilvl w:val="0"/>
+          <w:numId w:val="1"/>
+        </w:numPr>
+        <w:spacing w:line="312"/>
+      </w:pPr>
+      <w:r>
+        <w:rPr>
+          <w:rFonts w:ascii="Calibri" w:eastAsia="Microsoft YaHei"/>
+          <w:color w:val="1A2B33"/>
+          <w:sz w:val="24"/>
+          <w:szCs w:val="24"/>
+        </w:rPr>
+        <w:t xml:space="preserve">PII 过滤：写入前用正则或 NER 识别手机号、证件号等敏感信息，脱敏后写入。</w:t>
+      </w:r>
+    </w:p>
+    <w:p>
+      <w:pPr>
+        <w:pStyle w:val="ListParagraph"/>
+        <w:numPr>
+          <w:ilvl w:val="0"/>
+          <w:numId w:val="1"/>
+        </w:numPr>
+        <w:spacing w:line="312"/>
+      </w:pPr>
+      <w:r>
+        <w:rPr>
+          <w:rFonts w:ascii="Calibri" w:eastAsia="Microsoft YaHei"/>
+          <w:color w:val="1A2B33"/>
+          <w:sz w:val="24"/>
+          <w:szCs w:val="24"/>
+        </w:rPr>
+        <w:t xml:space="preserve">加密存储：每用户独立密钥加密，删除时销毁密钥，实现不可恢复的删除。</w:t>
+      </w:r>
+    </w:p>
+    <w:p>
+      <w:pPr>
+        <w:pStyle w:val="ListParagraph"/>
+        <w:numPr>
+          <w:ilvl w:val="0"/>
+          <w:numId w:val="1"/>
+        </w:numPr>
+        <w:spacing w:line="312"/>
+      </w:pPr>
+      <w:r>
+        <w:rPr>
+          <w:rFonts w:ascii="Calibri" w:eastAsia="Microsoft YaHei"/>
+          <w:color w:val="1A2B33"/>
+          <w:sz w:val="24"/>
+          <w:szCs w:val="24"/>
+        </w:rPr>
+        <w:t xml:space="preserve">访问控制：记忆读取必须经权限校验，工具调用遵循最小授权。</w:t>
+      </w:r>
+    </w:p>
+    <w:p>
+      <w:pPr>
+        <w:pStyle w:val="ListParagraph"/>
+        <w:numPr>
+          <w:ilvl w:val="0"/>
+          <w:numId w:val="1"/>
+        </w:numPr>
+        <w:spacing w:line="312"/>
+      </w:pPr>
+      <w:r>
+        <w:rPr>
+          <w:rFonts w:ascii="Calibri" w:eastAsia="Microsoft YaHei"/>
+          <w:color w:val="1A2B33"/>
+          <w:sz w:val="24"/>
+          <w:szCs w:val="24"/>
+        </w:rPr>
+        <w:t xml:space="preserve">审计日志：所有记忆读写记录不可篡改地保存，便于事后追溯。</w:t>
+      </w:r>
+    </w:p>
+    <w:p>
+      <w:pPr>
+        <w:spacing w:line="312"/>
+        <w:ind w:firstLine="480"/>
+        <w:jc w:val="both"/>
+      </w:pPr>
+      <w:r>
+        <w:rPr>
+          <w:rFonts w:ascii="Calibri" w:eastAsia="Microsoft YaHei"/>
+          <w:color w:val="1A2B33"/>
+          <w:sz w:val="24"/>
+          <w:szCs w:val="24"/>
+        </w:rPr>
+        <w:t xml:space="preserve">合规上须支持 GDPR 被遗忘权，提供 delete_all 类接口并级联清理所有存储层；OWASP 2025 将记忆投毒（LLM04）与向量嵌入弱点（LLM08）列入 LLM 应用十大威胁，需以来源隔离、重要性评分加人工审核、速率限制等手段防御。</w:t>
+      </w:r>
+    </w:p>
+    <w:p>
+      <w:pPr>
+        <w:pStyle w:val="Heading2"/>
+        <w:keepNext/>
+        <w:spacing w:after="140" w:before="280" w:line="360" w:lineRule="atLeast"/>
+      </w:pPr>
+      <w:bookmarkStart w:id="100057" w:name="_Toc100057"/>
+      <w:r>
+        <w:rPr>
+          <w:rFonts w:ascii="Calibri" w:eastAsia="SimHei"/>
+          <w:b/>
+          <w:bCs/>
+          <w:color w:val="1B4A5C"/>
+          <w:sz w:val="28"/>
+          <w:szCs w:val="28"/>
+        </w:rPr>
+        <w:t xml:space="preserve">题10　HITL 有哪四种介入模式？审批点如何落地？</w:t>
+      </w:r>
+      <w:bookmarkEnd w:id="100057"/>
+    </w:p>
+    <w:p>
+      <w:pPr>
+        <w:spacing w:line="312"/>
+        <w:ind w:firstLine="480"/>
+        <w:jc w:val="both"/>
+      </w:pPr>
+      <w:r>
+        <w:rPr>
+          <w:rFonts w:ascii="Calibri" w:eastAsia="Microsoft YaHei"/>
+          <w:color w:val="1A2B33"/>
+          <w:sz w:val="24"/>
+          <w:szCs w:val="24"/>
+        </w:rPr>
+        <w:t xml:space="preserve">错误成本不可逆、合规要求人工确认、信任建立期，这三类场景必须留人在环（见本卷 6.1 节）。四种介入模式：</w:t>
+      </w:r>
+    </w:p>
+    <w:p>
+      <w:pPr>
+        <w:pStyle w:val="ListParagraph"/>
+        <w:numPr>
+          <w:ilvl w:val="0"/>
+          <w:numId w:val="1"/>
+        </w:numPr>
+        <w:spacing w:line="312"/>
+      </w:pPr>
+      <w:r>
+        <w:rPr>
+          <w:rFonts w:ascii="Calibri" w:eastAsia="Microsoft YaHei"/>
+          <w:color w:val="1A2B33"/>
+          <w:sz w:val="24"/>
+          <w:szCs w:val="24"/>
+        </w:rPr>
+        <w:t xml:space="preserve">审批点：高风险不可逆动作执行前暂停等确认，成本最高、兜底最稳。</w:t>
+      </w:r>
+    </w:p>
+    <w:p>
+      <w:pPr>
+        <w:pStyle w:val="ListParagraph"/>
+        <w:numPr>
+          <w:ilvl w:val="0"/>
+          <w:numId w:val="1"/>
+        </w:numPr>
+        <w:spacing w:line="312"/>
+      </w:pPr>
+      <w:r>
+        <w:rPr>
+          <w:rFonts w:ascii="Calibri" w:eastAsia="Microsoft YaHei"/>
+          <w:color w:val="1A2B33"/>
+          <w:sz w:val="24"/>
+          <w:szCs w:val="24"/>
+        </w:rPr>
+        <w:t xml:space="preserve">事后抽查：低风险动作执行后按比例抽样复核，成本低但错误滞后暴露。</w:t>
+      </w:r>
+    </w:p>
+    <w:p>
+      <w:pPr>
+        <w:pStyle w:val="ListParagraph"/>
+        <w:numPr>
+          <w:ilvl w:val="0"/>
+          <w:numId w:val="1"/>
+        </w:numPr>
+        <w:spacing w:line="312"/>
+      </w:pPr>
+      <w:r>
+        <w:rPr>
+          <w:rFonts w:ascii="Calibri" w:eastAsia="Microsoft YaHei"/>
+          <w:color w:val="1A2B33"/>
+          <w:sz w:val="24"/>
+          <w:szCs w:val="24"/>
+        </w:rPr>
+        <w:t xml:space="preserve">升级转人工：Agent 无法判断、连续失败或置信度过低时携带上下文即时上报。</w:t>
+      </w:r>
+    </w:p>
+    <w:p>
+      <w:pPr>
+        <w:pStyle w:val="ListParagraph"/>
+        <w:numPr>
+          <w:ilvl w:val="0"/>
+          <w:numId w:val="1"/>
+        </w:numPr>
+        <w:spacing w:line="312"/>
+      </w:pPr>
+      <w:r>
+        <w:rPr>
+          <w:rFonts w:ascii="Calibri" w:eastAsia="Microsoft YaHei"/>
+          <w:color w:val="1A2B33"/>
+          <w:sz w:val="24"/>
+          <w:szCs w:val="24"/>
+        </w:rPr>
+        <w:t xml:space="preserve">会话接管：用户随时主动打断、修正后让 Agent 继续或结束。</w:t>
+      </w:r>
+    </w:p>
+    <w:p>
+      <w:pPr>
+        <w:spacing w:line="312"/>
+        <w:ind w:firstLine="480"/>
+        <w:jc w:val="both"/>
+      </w:pPr>
+      <w:r>
+        <w:rPr>
+          <w:rFonts w:ascii="Calibri" w:eastAsia="Microsoft YaHei"/>
+          <w:color w:val="1A2B33"/>
+          <w:sz w:val="24"/>
+          <w:szCs w:val="24"/>
+        </w:rPr>
+        <w:t xml:space="preserve">审批点本质是记忆系统的特殊用例：节点调用 interrupt 时，图状态完整写入 Checkpointer，审批平台凭 thread_id 读取挂起状态，用户经 Command(resume=...) 携带结论恢复执行（见本卷 6.3 节）。审批上下文按动作描述、影响范围、风险提示、撤销方式四个维度组织，超时时刻与超时默认动作须成对设置；审批结束后归档为审批记忆，成为按动作类型逐条灰度放开自动化（从 L3 到 L4）的信任依据。</w:t>
+      </w:r>
+    </w:p>
+    <w:p>
+      <w:pPr>
+        <w:pStyle w:val="Heading1"/>
+        <w:keepNext/>
+        <w:spacing w:after="200" w:before="360" w:line="400" w:lineRule="atLeast"/>
+      </w:pPr>
+      <w:bookmarkStart w:id="100058" w:name="_Toc100058"/>
+      <w:r>
+        <w:rPr>
+          <w:rFonts w:ascii="Calibri" w:eastAsia="SimHei"/>
+          <w:b/>
+          <w:bCs/>
+          <w:color w:val="16324A"/>
+          <w:sz w:val="32"/>
+          <w:szCs w:val="32"/>
+        </w:rPr>
         <w:t xml:space="preserve">下一卷预告</w:t>
       </w:r>
-      <w:bookmarkEnd w:id="100044"/>
+      <w:bookmarkEnd w:id="100058"/>
     </w:p>
     <w:p>
       <w:pPr>
